--- a/docs/reports/KP_report.docx
+++ b/docs/reports/KP_report.docx
@@ -2990,7 +2990,7 @@
         <w:tabs>
           <w:tab w:pos="9354" w:val="right" w:leader="dot"/>
         </w:tabs>
-        <w:spacing w:line="360" w:lineRule="auto"/>
+        <w:spacing w:line="300" w:lineRule="auto"/>
         <w:ind w:firstLine="0" w:left="0"/>
         <w:jc w:val="left"/>
       </w:pPr>
@@ -3002,7 +3002,7 @@
           <w:sz w:val="28"/>
           <w:u w:val="none"/>
         </w:rPr>
-        <w:t>Введение</w:t>
+        <w:t>Термины и определения</w:t>
         <w:tab/>
         <w:t>5</w:t>
       </w:r>
@@ -3012,7 +3012,7 @@
         <w:tabs>
           <w:tab w:pos="9354" w:val="right" w:leader="dot"/>
         </w:tabs>
-        <w:spacing w:line="360" w:lineRule="auto"/>
+        <w:spacing w:line="300" w:lineRule="auto"/>
         <w:ind w:firstLine="0" w:left="0"/>
         <w:jc w:val="left"/>
       </w:pPr>
@@ -3024,7 +3024,7 @@
           <w:sz w:val="28"/>
           <w:u w:val="none"/>
         </w:rPr>
-        <w:t>Постановка задачи</w:t>
+        <w:t>Введение</w:t>
         <w:tab/>
         <w:t>6</w:t>
       </w:r>
@@ -3034,7 +3034,7 @@
         <w:tabs>
           <w:tab w:pos="9354" w:val="right" w:leader="dot"/>
         </w:tabs>
-        <w:spacing w:line="360" w:lineRule="auto"/>
+        <w:spacing w:line="300" w:lineRule="auto"/>
         <w:ind w:firstLine="0" w:left="0"/>
         <w:jc w:val="left"/>
       </w:pPr>
@@ -3046,7 +3046,7 @@
           <w:sz w:val="28"/>
           <w:u w:val="none"/>
         </w:rPr>
-        <w:t>1 Частотные методы анализа устойчивости</w:t>
+        <w:t>Постановка задачи</w:t>
         <w:tab/>
         <w:t>7</w:t>
       </w:r>
@@ -3056,21 +3056,21 @@
         <w:tabs>
           <w:tab w:pos="9354" w:val="right" w:leader="dot"/>
         </w:tabs>
-        <w:spacing w:line="360" w:lineRule="auto"/>
-        <w:ind w:firstLine="0" w:left="340"/>
+        <w:spacing w:line="300" w:lineRule="auto"/>
+        <w:ind w:firstLine="0" w:left="0"/>
         <w:jc w:val="left"/>
       </w:pPr>
       <w:r>
         <w:rPr>
           <w:rFonts w:ascii="Times New Roman" w:hAnsi="Times New Roman" w:cs="Times New Roman" w:eastAsia="Times New Roman"/>
-          <w:b w:val="0"/>
+          <w:b/>
           <w:i w:val="0"/>
           <w:sz w:val="28"/>
           <w:u w:val="none"/>
         </w:rPr>
-        <w:t>1.1 Разомкнутый контур и характеристическое уравнение</w:t>
+        <w:t>1 Частотные методы анализа устойчивости</w:t>
         <w:tab/>
-        <w:t>7</w:t>
+        <w:t>8</w:t>
       </w:r>
     </w:p>
     <w:p>
@@ -3078,7 +3078,7 @@
         <w:tabs>
           <w:tab w:pos="9354" w:val="right" w:leader="dot"/>
         </w:tabs>
-        <w:spacing w:line="360" w:lineRule="auto"/>
+        <w:spacing w:line="300" w:lineRule="auto"/>
         <w:ind w:firstLine="0" w:left="340"/>
         <w:jc w:val="left"/>
       </w:pPr>
@@ -3090,9 +3090,9 @@
           <w:sz w:val="28"/>
           <w:u w:val="none"/>
         </w:rPr>
-        <w:t>1.2 Частотные характеристики разомкнутого контура</w:t>
+        <w:t>1.1 Разомкнутый контур и характеристическое уравнение</w:t>
         <w:tab/>
-        <w:t>7</w:t>
+        <w:t>8</w:t>
       </w:r>
     </w:p>
     <w:p>
@@ -3100,7 +3100,7 @@
         <w:tabs>
           <w:tab w:pos="9354" w:val="right" w:leader="dot"/>
         </w:tabs>
-        <w:spacing w:line="360" w:lineRule="auto"/>
+        <w:spacing w:line="300" w:lineRule="auto"/>
         <w:ind w:firstLine="0" w:left="340"/>
         <w:jc w:val="left"/>
       </w:pPr>
@@ -3112,7 +3112,7 @@
           <w:sz w:val="28"/>
           <w:u w:val="none"/>
         </w:rPr>
-        <w:t>1.3 Критерий Найквиста</w:t>
+        <w:t>1.2 Частотные характеристики разомкнутого контура</w:t>
         <w:tab/>
         <w:t>8</w:t>
       </w:r>
@@ -3122,7 +3122,7 @@
         <w:tabs>
           <w:tab w:pos="9354" w:val="right" w:leader="dot"/>
         </w:tabs>
-        <w:spacing w:line="360" w:lineRule="auto"/>
+        <w:spacing w:line="300" w:lineRule="auto"/>
         <w:ind w:firstLine="0" w:left="340"/>
         <w:jc w:val="left"/>
       </w:pPr>
@@ -3134,9 +3134,9 @@
           <w:sz w:val="28"/>
           <w:u w:val="none"/>
         </w:rPr>
-        <w:t>1.4 Запасы устойчивости</w:t>
+        <w:t>1.3 Критерий Найквиста</w:t>
         <w:tab/>
-        <w:t>8</w:t>
+        <w:t>9</w:t>
       </w:r>
     </w:p>
     <w:p>
@@ -3144,7 +3144,7 @@
         <w:tabs>
           <w:tab w:pos="9354" w:val="right" w:leader="dot"/>
         </w:tabs>
-        <w:spacing w:line="360" w:lineRule="auto"/>
+        <w:spacing w:line="300" w:lineRule="auto"/>
         <w:ind w:firstLine="0" w:left="340"/>
         <w:jc w:val="left"/>
       </w:pPr>
@@ -3156,7 +3156,7 @@
           <w:sz w:val="28"/>
           <w:u w:val="none"/>
         </w:rPr>
-        <w:t>1.5 Критерий Гурвица</w:t>
+        <w:t>1.4 Запасы устойчивости</w:t>
         <w:tab/>
         <w:t>9</w:t>
       </w:r>
@@ -3166,19 +3166,19 @@
         <w:tabs>
           <w:tab w:pos="9354" w:val="right" w:leader="dot"/>
         </w:tabs>
-        <w:spacing w:line="360" w:lineRule="auto"/>
-        <w:ind w:firstLine="0" w:left="0"/>
+        <w:spacing w:line="300" w:lineRule="auto"/>
+        <w:ind w:firstLine="0" w:left="340"/>
         <w:jc w:val="left"/>
       </w:pPr>
       <w:r>
         <w:rPr>
           <w:rFonts w:ascii="Times New Roman" w:hAnsi="Times New Roman" w:cs="Times New Roman" w:eastAsia="Times New Roman"/>
-          <w:b/>
+          <w:b w:val="0"/>
           <w:i w:val="0"/>
           <w:sz w:val="28"/>
           <w:u w:val="none"/>
         </w:rPr>
-        <w:t>2 Алгоритмы модуля</w:t>
+        <w:t>1.5 Критерий Гурвица</w:t>
         <w:tab/>
         <w:t>10</w:t>
       </w:r>
@@ -3188,21 +3188,21 @@
         <w:tabs>
           <w:tab w:pos="9354" w:val="right" w:leader="dot"/>
         </w:tabs>
-        <w:spacing w:line="360" w:lineRule="auto"/>
-        <w:ind w:firstLine="0" w:left="340"/>
+        <w:spacing w:line="300" w:lineRule="auto"/>
+        <w:ind w:firstLine="0" w:left="0"/>
         <w:jc w:val="left"/>
       </w:pPr>
       <w:r>
         <w:rPr>
           <w:rFonts w:ascii="Times New Roman" w:hAnsi="Times New Roman" w:cs="Times New Roman" w:eastAsia="Times New Roman"/>
-          <w:b w:val="0"/>
+          <w:b/>
           <w:i w:val="0"/>
           <w:sz w:val="28"/>
           <w:u w:val="none"/>
         </w:rPr>
-        <w:t>2.1 Поиск связей, лежащих на контуре</w:t>
+        <w:t>2 Алгоритмы модуля</w:t>
         <w:tab/>
-        <w:t>10</w:t>
+        <w:t>11</w:t>
       </w:r>
     </w:p>
     <w:p>
@@ -3210,7 +3210,7 @@
         <w:tabs>
           <w:tab w:pos="9354" w:val="right" w:leader="dot"/>
         </w:tabs>
-        <w:spacing w:line="360" w:lineRule="auto"/>
+        <w:spacing w:line="300" w:lineRule="auto"/>
         <w:ind w:firstLine="0" w:left="340"/>
         <w:jc w:val="left"/>
       </w:pPr>
@@ -3222,9 +3222,9 @@
           <w:sz w:val="28"/>
           <w:u w:val="none"/>
         </w:rPr>
-        <w:t>2.2 Построение L(s) по схеме</w:t>
+        <w:t>2.1 Поиск связей, лежащих на контуре</w:t>
         <w:tab/>
-        <w:t>10</w:t>
+        <w:t>11</w:t>
       </w:r>
     </w:p>
     <w:p>
@@ -3232,7 +3232,7 @@
         <w:tabs>
           <w:tab w:pos="9354" w:val="right" w:leader="dot"/>
         </w:tabs>
-        <w:spacing w:line="360" w:lineRule="auto"/>
+        <w:spacing w:line="300" w:lineRule="auto"/>
         <w:ind w:firstLine="0" w:left="340"/>
         <w:jc w:val="left"/>
       </w:pPr>
@@ -3244,7 +3244,7 @@
           <w:sz w:val="28"/>
           <w:u w:val="none"/>
         </w:rPr>
-        <w:t>2.3 Расчёт частотных характеристик</w:t>
+        <w:t>2.2 Построение L(s) по схеме</w:t>
         <w:tab/>
         <w:t>11</w:t>
       </w:r>
@@ -3254,7 +3254,7 @@
         <w:tabs>
           <w:tab w:pos="9354" w:val="right" w:leader="dot"/>
         </w:tabs>
-        <w:spacing w:line="360" w:lineRule="auto"/>
+        <w:spacing w:line="300" w:lineRule="auto"/>
         <w:ind w:firstLine="0" w:left="340"/>
         <w:jc w:val="left"/>
       </w:pPr>
@@ -3266,9 +3266,9 @@
           <w:sz w:val="28"/>
           <w:u w:val="none"/>
         </w:rPr>
-        <w:t>2.4 Частоты среза и переворота фазы</w:t>
+        <w:t>2.3 Расчёт частотных характеристик</w:t>
         <w:tab/>
-        <w:t>11</w:t>
+        <w:t>12</w:t>
       </w:r>
     </w:p>
     <w:p>
@@ -3276,7 +3276,7 @@
         <w:tabs>
           <w:tab w:pos="9354" w:val="right" w:leader="dot"/>
         </w:tabs>
-        <w:spacing w:line="360" w:lineRule="auto"/>
+        <w:spacing w:line="300" w:lineRule="auto"/>
         <w:ind w:firstLine="0" w:left="340"/>
         <w:jc w:val="left"/>
       </w:pPr>
@@ -3288,9 +3288,9 @@
           <w:sz w:val="28"/>
           <w:u w:val="none"/>
         </w:rPr>
-        <w:t>2.5 Подсчёт обходов точки −1</w:t>
+        <w:t>2.4 Частоты среза и переворота фазы</w:t>
         <w:tab/>
-        <w:t>11</w:t>
+        <w:t>12</w:t>
       </w:r>
     </w:p>
     <w:p>
@@ -3298,7 +3298,7 @@
         <w:tabs>
           <w:tab w:pos="9354" w:val="right" w:leader="dot"/>
         </w:tabs>
-        <w:spacing w:line="360" w:lineRule="auto"/>
+        <w:spacing w:line="300" w:lineRule="auto"/>
         <w:ind w:firstLine="0" w:left="340"/>
         <w:jc w:val="left"/>
       </w:pPr>
@@ -3310,7 +3310,7 @@
           <w:sz w:val="28"/>
           <w:u w:val="none"/>
         </w:rPr>
-        <w:t>2.6 Независимая проверка</w:t>
+        <w:t>2.5 Подсчёт обходов точки −1</w:t>
         <w:tab/>
         <w:t>12</w:t>
       </w:r>
@@ -3320,19 +3320,19 @@
         <w:tabs>
           <w:tab w:pos="9354" w:val="right" w:leader="dot"/>
         </w:tabs>
-        <w:spacing w:line="360" w:lineRule="auto"/>
-        <w:ind w:firstLine="0" w:left="0"/>
+        <w:spacing w:line="300" w:lineRule="auto"/>
+        <w:ind w:firstLine="0" w:left="340"/>
         <w:jc w:val="left"/>
       </w:pPr>
       <w:r>
         <w:rPr>
           <w:rFonts w:ascii="Times New Roman" w:hAnsi="Times New Roman" w:cs="Times New Roman" w:eastAsia="Times New Roman"/>
-          <w:b/>
+          <w:b w:val="0"/>
           <w:i w:val="0"/>
           <w:sz w:val="28"/>
           <w:u w:val="none"/>
         </w:rPr>
-        <w:t>3 Реализация модуля</w:t>
+        <w:t>2.6 Независимая проверка</w:t>
         <w:tab/>
         <w:t>13</w:t>
       </w:r>
@@ -3342,21 +3342,21 @@
         <w:tabs>
           <w:tab w:pos="9354" w:val="right" w:leader="dot"/>
         </w:tabs>
-        <w:spacing w:line="360" w:lineRule="auto"/>
-        <w:ind w:firstLine="0" w:left="340"/>
+        <w:spacing w:line="300" w:lineRule="auto"/>
+        <w:ind w:firstLine="0" w:left="0"/>
         <w:jc w:val="left"/>
       </w:pPr>
       <w:r>
         <w:rPr>
           <w:rFonts w:ascii="Times New Roman" w:hAnsi="Times New Roman" w:cs="Times New Roman" w:eastAsia="Times New Roman"/>
-          <w:b w:val="0"/>
+          <w:b/>
           <w:i w:val="0"/>
           <w:sz w:val="28"/>
           <w:u w:val="none"/>
         </w:rPr>
-        <w:t>3.1 Структура модуля</w:t>
+        <w:t>3 Реализация модуля</w:t>
         <w:tab/>
-        <w:t>13</w:t>
+        <w:t>14</w:t>
       </w:r>
     </w:p>
     <w:p>
@@ -3364,7 +3364,7 @@
         <w:tabs>
           <w:tab w:pos="9354" w:val="right" w:leader="dot"/>
         </w:tabs>
-        <w:spacing w:line="360" w:lineRule="auto"/>
+        <w:spacing w:line="300" w:lineRule="auto"/>
         <w:ind w:firstLine="0" w:left="340"/>
         <w:jc w:val="left"/>
       </w:pPr>
@@ -3376,9 +3376,9 @@
           <w:sz w:val="28"/>
           <w:u w:val="none"/>
         </w:rPr>
-        <w:t>3.2 Серверная часть</w:t>
+        <w:t>3.1 Структура модуля</w:t>
         <w:tab/>
-        <w:t>13</w:t>
+        <w:t>14</w:t>
       </w:r>
     </w:p>
     <w:p>
@@ -3386,7 +3386,7 @@
         <w:tabs>
           <w:tab w:pos="9354" w:val="right" w:leader="dot"/>
         </w:tabs>
-        <w:spacing w:line="360" w:lineRule="auto"/>
+        <w:spacing w:line="300" w:lineRule="auto"/>
         <w:ind w:firstLine="0" w:left="340"/>
         <w:jc w:val="left"/>
       </w:pPr>
@@ -3398,7 +3398,7 @@
           <w:sz w:val="28"/>
           <w:u w:val="none"/>
         </w:rPr>
-        <w:t>3.3 Клиентская часть</w:t>
+        <w:t>3.2 Серверная часть</w:t>
         <w:tab/>
         <w:t>14</w:t>
       </w:r>
@@ -3408,21 +3408,21 @@
         <w:tabs>
           <w:tab w:pos="9354" w:val="right" w:leader="dot"/>
         </w:tabs>
-        <w:spacing w:line="360" w:lineRule="auto"/>
-        <w:ind w:firstLine="0" w:left="0"/>
+        <w:spacing w:line="300" w:lineRule="auto"/>
+        <w:ind w:firstLine="0" w:left="340"/>
         <w:jc w:val="left"/>
       </w:pPr>
       <w:r>
         <w:rPr>
           <w:rFonts w:ascii="Times New Roman" w:hAnsi="Times New Roman" w:cs="Times New Roman" w:eastAsia="Times New Roman"/>
-          <w:b/>
+          <w:b w:val="0"/>
           <w:i w:val="0"/>
           <w:sz w:val="28"/>
           <w:u w:val="none"/>
         </w:rPr>
-        <w:t>4 Проверка работы модуля</w:t>
+        <w:t>3.3 Клиентская часть</w:t>
         <w:tab/>
-        <w:t>16</w:t>
+        <w:t>15</w:t>
       </w:r>
     </w:p>
     <w:p>
@@ -3430,21 +3430,21 @@
         <w:tabs>
           <w:tab w:pos="9354" w:val="right" w:leader="dot"/>
         </w:tabs>
-        <w:spacing w:line="360" w:lineRule="auto"/>
-        <w:ind w:firstLine="0" w:left="340"/>
+        <w:spacing w:line="300" w:lineRule="auto"/>
+        <w:ind w:firstLine="0" w:left="0"/>
         <w:jc w:val="left"/>
       </w:pPr>
       <w:r>
         <w:rPr>
           <w:rFonts w:ascii="Times New Roman" w:hAnsi="Times New Roman" w:cs="Times New Roman" w:eastAsia="Times New Roman"/>
-          <w:b w:val="0"/>
+          <w:b/>
           <w:i w:val="0"/>
           <w:sz w:val="28"/>
           <w:u w:val="none"/>
         </w:rPr>
-        <w:t>4.1 Контур K/(s(s+1)(s+2))</w:t>
+        <w:t>4 Проверка работы модуля</w:t>
         <w:tab/>
-        <w:t>16</w:t>
+        <w:t>17</w:t>
       </w:r>
     </w:p>
     <w:p>
@@ -3452,7 +3452,7 @@
         <w:tabs>
           <w:tab w:pos="9354" w:val="right" w:leader="dot"/>
         </w:tabs>
-        <w:spacing w:line="360" w:lineRule="auto"/>
+        <w:spacing w:line="300" w:lineRule="auto"/>
         <w:ind w:firstLine="0" w:left="340"/>
         <w:jc w:val="left"/>
       </w:pPr>
@@ -3464,9 +3464,9 @@
           <w:sz w:val="28"/>
           <w:u w:val="none"/>
         </w:rPr>
-        <w:t>4.2 Контур K/(s(s+1))</w:t>
+        <w:t>4.1 Контур K/(s(s+1)(s+2))</w:t>
         <w:tab/>
-        <w:t>18</w:t>
+        <w:t>17</w:t>
       </w:r>
     </w:p>
     <w:p>
@@ -3474,7 +3474,7 @@
         <w:tabs>
           <w:tab w:pos="9354" w:val="right" w:leader="dot"/>
         </w:tabs>
-        <w:spacing w:line="360" w:lineRule="auto"/>
+        <w:spacing w:line="300" w:lineRule="auto"/>
         <w:ind w:firstLine="0" w:left="340"/>
         <w:jc w:val="left"/>
       </w:pPr>
@@ -3486,9 +3486,9 @@
           <w:sz w:val="28"/>
           <w:u w:val="none"/>
         </w:rPr>
-        <w:t>4.3 Неустойчивый объект K/(s − 1)</w:t>
+        <w:t>4.2 Контур K/(s(s+1))</w:t>
         <w:tab/>
-        <w:t>18</w:t>
+        <w:t>19</w:t>
       </w:r>
     </w:p>
     <w:p>
@@ -3496,7 +3496,7 @@
         <w:tabs>
           <w:tab w:pos="9354" w:val="right" w:leader="dot"/>
         </w:tabs>
-        <w:spacing w:line="360" w:lineRule="auto"/>
+        <w:spacing w:line="300" w:lineRule="auto"/>
         <w:ind w:firstLine="0" w:left="340"/>
         <w:jc w:val="left"/>
       </w:pPr>
@@ -3508,9 +3508,9 @@
           <w:sz w:val="28"/>
           <w:u w:val="none"/>
         </w:rPr>
-        <w:t>4.4 Независимость от места разреза</w:t>
+        <w:t>4.3 Неустойчивый объект K/(s − 1)</w:t>
         <w:tab/>
-        <w:t>18</w:t>
+        <w:t>19</w:t>
       </w:r>
     </w:p>
     <w:p>
@@ -3518,7 +3518,7 @@
         <w:tabs>
           <w:tab w:pos="9354" w:val="right" w:leader="dot"/>
         </w:tabs>
-        <w:spacing w:line="360" w:lineRule="auto"/>
+        <w:spacing w:line="300" w:lineRule="auto"/>
         <w:ind w:firstLine="0" w:left="340"/>
         <w:jc w:val="left"/>
       </w:pPr>
@@ -3530,7 +3530,7 @@
           <w:sz w:val="28"/>
           <w:u w:val="none"/>
         </w:rPr>
-        <w:t>4.5 Граница устойчивости при увеличении усиления в GM раз</w:t>
+        <w:t>4.4 Независимость от места разреза</w:t>
         <w:tab/>
         <w:t>19</w:t>
       </w:r>
@@ -3540,19 +3540,19 @@
         <w:tabs>
           <w:tab w:pos="9354" w:val="right" w:leader="dot"/>
         </w:tabs>
-        <w:spacing w:line="360" w:lineRule="auto"/>
-        <w:ind w:firstLine="0" w:left="0"/>
+        <w:spacing w:line="300" w:lineRule="auto"/>
+        <w:ind w:firstLine="0" w:left="340"/>
         <w:jc w:val="left"/>
       </w:pPr>
       <w:r>
         <w:rPr>
           <w:rFonts w:ascii="Times New Roman" w:hAnsi="Times New Roman" w:cs="Times New Roman" w:eastAsia="Times New Roman"/>
-          <w:b/>
+          <w:b w:val="0"/>
           <w:i w:val="0"/>
           <w:sz w:val="28"/>
           <w:u w:val="none"/>
         </w:rPr>
-        <w:t>5 Руководство пользователя</w:t>
+        <w:t>4.5 Граница устойчивости при увеличении усиления в GM раз</w:t>
         <w:tab/>
         <w:t>20</w:t>
       </w:r>
@@ -3562,7 +3562,29 @@
         <w:tabs>
           <w:tab w:pos="9354" w:val="right" w:leader="dot"/>
         </w:tabs>
-        <w:spacing w:line="360" w:lineRule="auto"/>
+        <w:spacing w:line="300" w:lineRule="auto"/>
+        <w:ind w:firstLine="0" w:left="0"/>
+        <w:jc w:val="left"/>
+      </w:pPr>
+      <w:r>
+        <w:rPr>
+          <w:rFonts w:ascii="Times New Roman" w:hAnsi="Times New Roman" w:cs="Times New Roman" w:eastAsia="Times New Roman"/>
+          <w:b/>
+          <w:i w:val="0"/>
+          <w:sz w:val="28"/>
+          <w:u w:val="none"/>
+        </w:rPr>
+        <w:t>5 Руководство пользователя</w:t>
+        <w:tab/>
+        <w:t>21</w:t>
+      </w:r>
+    </w:p>
+    <w:p>
+      <w:pPr>
+        <w:tabs>
+          <w:tab w:pos="9354" w:val="right" w:leader="dot"/>
+        </w:tabs>
+        <w:spacing w:line="300" w:lineRule="auto"/>
         <w:ind w:firstLine="0" w:left="0"/>
         <w:jc w:val="left"/>
       </w:pPr>
@@ -3584,7 +3606,7 @@
         <w:tabs>
           <w:tab w:pos="9354" w:val="right" w:leader="dot"/>
         </w:tabs>
-        <w:spacing w:line="360" w:lineRule="auto"/>
+        <w:spacing w:line="300" w:lineRule="auto"/>
         <w:ind w:firstLine="0" w:left="0"/>
         <w:jc w:val="left"/>
       </w:pPr>
@@ -3606,7 +3628,7 @@
         <w:tabs>
           <w:tab w:pos="9354" w:val="right" w:leader="dot"/>
         </w:tabs>
-        <w:spacing w:line="360" w:lineRule="auto"/>
+        <w:spacing w:line="300" w:lineRule="auto"/>
         <w:ind w:firstLine="0" w:left="0"/>
         <w:jc w:val="left"/>
       </w:pPr>
@@ -3622,6 +3644,995 @@
         <w:tab/>
         <w:t>24</w:t>
       </w:r>
+    </w:p>
+    <w:p>
+      <w:pPr>
+        <w:keepNext/>
+        <w:pageBreakBefore/>
+        <w:spacing w:line="360" w:lineRule="auto" w:before="0" w:after="240"/>
+        <w:ind w:firstLine="0"/>
+        <w:jc w:val="center"/>
+      </w:pPr>
+      <w:r>
+        <w:rPr>
+          <w:rFonts w:ascii="Times New Roman" w:hAnsi="Times New Roman" w:cs="Times New Roman" w:eastAsia="Times New Roman"/>
+          <w:b/>
+          <w:i w:val="0"/>
+          <w:sz w:val="28"/>
+          <w:u w:val="none"/>
+        </w:rPr>
+        <w:t>Термины и определения</w:t>
+      </w:r>
+    </w:p>
+    <w:p>
+      <w:pPr>
+        <w:keepNext w:val="0"/>
+        <w:spacing w:line="360" w:lineRule="auto" w:before="0" w:after="0"/>
+        <w:ind w:firstLine="709"/>
+        <w:jc w:val="both"/>
+      </w:pPr>
+      <w:r>
+        <w:rPr>
+          <w:rFonts w:ascii="Times New Roman" w:hAnsi="Times New Roman" w:cs="Times New Roman" w:eastAsia="Times New Roman"/>
+          <w:b w:val="0"/>
+          <w:i w:val="0"/>
+          <w:sz w:val="28"/>
+          <w:u w:val="none"/>
+        </w:rPr>
+        <w:t>В записке используются следующие термины. Пояснения даны простыми словами; строгие определения приведены в учебниках [1, 2].</w:t>
+      </w:r>
+    </w:p>
+    <w:p>
+      <w:pPr>
+        <w:keepNext/>
+        <w:spacing w:line="360" w:lineRule="auto" w:before="120" w:after="0"/>
+        <w:ind w:firstLine="0"/>
+        <w:jc w:val="right"/>
+      </w:pPr>
+      <w:r>
+        <w:rPr>
+          <w:rFonts w:ascii="Times New Roman" w:hAnsi="Times New Roman" w:cs="Times New Roman" w:eastAsia="Times New Roman"/>
+          <w:b w:val="0"/>
+          <w:i w:val="0"/>
+          <w:sz w:val="28"/>
+          <w:u w:val="none"/>
+        </w:rPr>
+        <w:t>Таблица 1 – Термины и определения</w:t>
+      </w:r>
+    </w:p>
+    <w:tbl>
+      <w:tblPr>
+        <w:tblStyle w:val="TableGrid"/>
+        <w:tblW w:type="auto" w:w="0"/>
+        <w:jc w:val="center"/>
+        <w:tblLayout w:type="fixed"/>
+        <w:tblLook w:firstColumn="1" w:firstRow="1" w:lastColumn="0" w:lastRow="0" w:noHBand="0" w:noVBand="1" w:val="04A0"/>
+        <w:tblLayout w:type="fixed"/>
+      </w:tblPr>
+      <w:tblGrid>
+        <w:gridCol w:w="2835"/>
+        <w:gridCol w:w="6520"/>
+      </w:tblGrid>
+      <w:tr>
+        <w:tc>
+          <w:tcPr>
+            <w:tcW w:type="dxa" w:w="2835"/>
+          </w:tcPr>
+          <w:p>
+            <w:pPr>
+              <w:spacing w:line="240" w:lineRule="auto"/>
+              <w:ind w:firstLine="0"/>
+              <w:jc w:val="center"/>
+            </w:pPr>
+            <w:r/>
+            <w:r>
+              <w:rPr>
+                <w:rFonts w:ascii="Times New Roman" w:hAnsi="Times New Roman" w:cs="Times New Roman" w:eastAsia="Times New Roman"/>
+                <w:b/>
+                <w:i w:val="0"/>
+                <w:sz w:val="24"/>
+                <w:u w:val="none"/>
+              </w:rPr>
+              <w:t>Термин</w:t>
+            </w:r>
+          </w:p>
+        </w:tc>
+        <w:tc>
+          <w:tcPr>
+            <w:tcW w:type="dxa" w:w="6520"/>
+          </w:tcPr>
+          <w:p>
+            <w:pPr>
+              <w:spacing w:line="240" w:lineRule="auto"/>
+              <w:ind w:firstLine="0"/>
+              <w:jc w:val="center"/>
+            </w:pPr>
+            <w:r/>
+            <w:r>
+              <w:rPr>
+                <w:rFonts w:ascii="Times New Roman" w:hAnsi="Times New Roman" w:cs="Times New Roman" w:eastAsia="Times New Roman"/>
+                <w:b/>
+                <w:i w:val="0"/>
+                <w:sz w:val="24"/>
+                <w:u w:val="none"/>
+              </w:rPr>
+              <w:t>Пояснение</w:t>
+            </w:r>
+          </w:p>
+        </w:tc>
+      </w:tr>
+      <w:tr>
+        <w:tc>
+          <w:tcPr>
+            <w:tcW w:type="dxa" w:w="2835"/>
+          </w:tcPr>
+          <w:p>
+            <w:pPr>
+              <w:spacing w:line="240" w:lineRule="auto"/>
+              <w:ind w:firstLine="0"/>
+              <w:jc w:val="left"/>
+            </w:pPr>
+            <w:r/>
+            <w:r>
+              <w:rPr>
+                <w:rFonts w:ascii="Times New Roman" w:hAnsi="Times New Roman" w:cs="Times New Roman" w:eastAsia="Times New Roman"/>
+                <w:b w:val="0"/>
+                <w:i w:val="0"/>
+                <w:sz w:val="24"/>
+                <w:u w:val="none"/>
+              </w:rPr>
+              <w:t>Замкнутая система</w:t>
+            </w:r>
+          </w:p>
+        </w:tc>
+        <w:tc>
+          <w:tcPr>
+            <w:tcW w:type="dxa" w:w="6520"/>
+          </w:tcPr>
+          <w:p>
+            <w:pPr>
+              <w:spacing w:line="240" w:lineRule="auto"/>
+              <w:ind w:firstLine="0"/>
+              <w:jc w:val="center"/>
+            </w:pPr>
+            <w:r/>
+            <w:r>
+              <w:rPr>
+                <w:rFonts w:ascii="Times New Roman" w:hAnsi="Times New Roman" w:cs="Times New Roman" w:eastAsia="Times New Roman"/>
+                <w:b w:val="0"/>
+                <w:i w:val="0"/>
+                <w:sz w:val="24"/>
+                <w:u w:val="none"/>
+              </w:rPr>
+              <w:t>Система с обратной связью: выход сравнивается с заданием, и разница подаётся на регулятор</w:t>
+            </w:r>
+          </w:p>
+        </w:tc>
+      </w:tr>
+      <w:tr>
+        <w:tc>
+          <w:tcPr>
+            <w:tcW w:type="dxa" w:w="2835"/>
+          </w:tcPr>
+          <w:p>
+            <w:pPr>
+              <w:spacing w:line="240" w:lineRule="auto"/>
+              <w:ind w:firstLine="0"/>
+              <w:jc w:val="left"/>
+            </w:pPr>
+            <w:r/>
+            <w:r>
+              <w:rPr>
+                <w:rFonts w:ascii="Times New Roman" w:hAnsi="Times New Roman" w:cs="Times New Roman" w:eastAsia="Times New Roman"/>
+                <w:b w:val="0"/>
+                <w:i w:val="0"/>
+                <w:sz w:val="24"/>
+                <w:u w:val="none"/>
+              </w:rPr>
+              <w:t>Разомкнутый контур</w:t>
+            </w:r>
+          </w:p>
+        </w:tc>
+        <w:tc>
+          <w:tcPr>
+            <w:tcW w:type="dxa" w:w="6520"/>
+          </w:tcPr>
+          <w:p>
+            <w:pPr>
+              <w:spacing w:line="240" w:lineRule="auto"/>
+              <w:ind w:firstLine="0"/>
+              <w:jc w:val="center"/>
+            </w:pPr>
+            <w:r/>
+            <w:r>
+              <w:rPr>
+                <w:rFonts w:ascii="Times New Roman" w:hAnsi="Times New Roman" w:cs="Times New Roman" w:eastAsia="Times New Roman"/>
+                <w:b w:val="0"/>
+                <w:i w:val="0"/>
+                <w:sz w:val="24"/>
+                <w:u w:val="none"/>
+              </w:rPr>
+              <w:t>Тот же контур, мысленно разрезанный в одной точке: сигнал проходит по кругу один раз и обратно не возвращается</w:t>
+            </w:r>
+          </w:p>
+        </w:tc>
+      </w:tr>
+      <w:tr>
+        <w:tc>
+          <w:tcPr>
+            <w:tcW w:type="dxa" w:w="2835"/>
+          </w:tcPr>
+          <w:p>
+            <w:pPr>
+              <w:spacing w:line="240" w:lineRule="auto"/>
+              <w:ind w:firstLine="0"/>
+              <w:jc w:val="left"/>
+            </w:pPr>
+            <w:r/>
+            <w:r>
+              <w:rPr>
+                <w:rFonts w:ascii="Times New Roman" w:hAnsi="Times New Roman" w:cs="Times New Roman" w:eastAsia="Times New Roman"/>
+                <w:b w:val="0"/>
+                <w:i w:val="0"/>
+                <w:sz w:val="24"/>
+                <w:u w:val="none"/>
+              </w:rPr>
+              <w:t>Разрез контура</w:t>
+            </w:r>
+          </w:p>
+        </w:tc>
+        <w:tc>
+          <w:tcPr>
+            <w:tcW w:type="dxa" w:w="6520"/>
+          </w:tcPr>
+          <w:p>
+            <w:pPr>
+              <w:spacing w:line="240" w:lineRule="auto"/>
+              <w:ind w:firstLine="0"/>
+              <w:jc w:val="center"/>
+            </w:pPr>
+            <w:r/>
+            <w:r>
+              <w:rPr>
+                <w:rFonts w:ascii="Times New Roman" w:hAnsi="Times New Roman" w:cs="Times New Roman" w:eastAsia="Times New Roman"/>
+                <w:b w:val="0"/>
+                <w:i w:val="0"/>
+                <w:sz w:val="24"/>
+                <w:u w:val="none"/>
+              </w:rPr>
+              <w:t>Выбранная связь схемы, в которой контур разомкнут для анализа</w:t>
+            </w:r>
+          </w:p>
+        </w:tc>
+      </w:tr>
+      <w:tr>
+        <w:tc>
+          <w:tcPr>
+            <w:tcW w:type="dxa" w:w="2835"/>
+          </w:tcPr>
+          <w:p>
+            <w:pPr>
+              <w:spacing w:line="240" w:lineRule="auto"/>
+              <w:ind w:firstLine="0"/>
+              <w:jc w:val="left"/>
+            </w:pPr>
+            <w:r/>
+            <w:r>
+              <w:rPr>
+                <w:rFonts w:ascii="Times New Roman" w:hAnsi="Times New Roman" w:cs="Times New Roman" w:eastAsia="Times New Roman"/>
+                <w:b w:val="0"/>
+                <w:i w:val="0"/>
+                <w:sz w:val="24"/>
+                <w:u w:val="none"/>
+              </w:rPr>
+              <w:t>Передаточная функция L(s)</w:t>
+            </w:r>
+          </w:p>
+        </w:tc>
+        <w:tc>
+          <w:tcPr>
+            <w:tcW w:type="dxa" w:w="6520"/>
+          </w:tcPr>
+          <w:p>
+            <w:pPr>
+              <w:spacing w:line="240" w:lineRule="auto"/>
+              <w:ind w:firstLine="0"/>
+              <w:jc w:val="center"/>
+            </w:pPr>
+            <w:r/>
+            <w:r>
+              <w:rPr>
+                <w:rFonts w:ascii="Times New Roman" w:hAnsi="Times New Roman" w:cs="Times New Roman" w:eastAsia="Times New Roman"/>
+                <w:b w:val="0"/>
+                <w:i w:val="0"/>
+                <w:sz w:val="24"/>
+                <w:u w:val="none"/>
+              </w:rPr>
+              <w:t>Описывает, что вернётся к месту разреза после обхода контура; замкнутая система устойчива или нет в зависимости от L(s)</w:t>
+            </w:r>
+          </w:p>
+        </w:tc>
+      </w:tr>
+      <w:tr>
+        <w:tc>
+          <w:tcPr>
+            <w:tcW w:type="dxa" w:w="2835"/>
+          </w:tcPr>
+          <w:p>
+            <w:pPr>
+              <w:spacing w:line="240" w:lineRule="auto"/>
+              <w:ind w:firstLine="0"/>
+              <w:jc w:val="left"/>
+            </w:pPr>
+            <w:r/>
+            <w:r>
+              <w:rPr>
+                <w:rFonts w:ascii="Times New Roman" w:hAnsi="Times New Roman" w:cs="Times New Roman" w:eastAsia="Times New Roman"/>
+                <w:b w:val="0"/>
+                <w:i w:val="0"/>
+                <w:sz w:val="24"/>
+                <w:u w:val="none"/>
+              </w:rPr>
+              <w:t>Полюс</w:t>
+            </w:r>
+          </w:p>
+        </w:tc>
+        <w:tc>
+          <w:tcPr>
+            <w:tcW w:type="dxa" w:w="6520"/>
+          </w:tcPr>
+          <w:p>
+            <w:pPr>
+              <w:spacing w:line="240" w:lineRule="auto"/>
+              <w:ind w:firstLine="0"/>
+              <w:jc w:val="center"/>
+            </w:pPr>
+            <w:r/>
+            <w:r>
+              <w:rPr>
+                <w:rFonts w:ascii="Times New Roman" w:hAnsi="Times New Roman" w:cs="Times New Roman" w:eastAsia="Times New Roman"/>
+                <w:b w:val="0"/>
+                <w:i w:val="0"/>
+                <w:sz w:val="24"/>
+                <w:u w:val="none"/>
+              </w:rPr>
+              <w:t>Число, определяющее характер движения системы; если у всех полюсов вещественная часть отрицательна, колебания и отклонения затухают — система устойчива</w:t>
+            </w:r>
+          </w:p>
+        </w:tc>
+      </w:tr>
+      <w:tr>
+        <w:tc>
+          <w:tcPr>
+            <w:tcW w:type="dxa" w:w="2835"/>
+          </w:tcPr>
+          <w:p>
+            <w:pPr>
+              <w:spacing w:line="240" w:lineRule="auto"/>
+              <w:ind w:firstLine="0"/>
+              <w:jc w:val="left"/>
+            </w:pPr>
+            <w:r/>
+            <w:r>
+              <w:rPr>
+                <w:rFonts w:ascii="Times New Roman" w:hAnsi="Times New Roman" w:cs="Times New Roman" w:eastAsia="Times New Roman"/>
+                <w:b w:val="0"/>
+                <w:i w:val="0"/>
+                <w:sz w:val="24"/>
+                <w:u w:val="none"/>
+              </w:rPr>
+              <w:t>Частота ω</w:t>
+            </w:r>
+          </w:p>
+        </w:tc>
+        <w:tc>
+          <w:tcPr>
+            <w:tcW w:type="dxa" w:w="6520"/>
+          </w:tcPr>
+          <w:p>
+            <w:pPr>
+              <w:spacing w:line="240" w:lineRule="auto"/>
+              <w:ind w:firstLine="0"/>
+              <w:jc w:val="center"/>
+            </w:pPr>
+            <w:r/>
+            <w:r>
+              <w:rPr>
+                <w:rFonts w:ascii="Times New Roman" w:hAnsi="Times New Roman" w:cs="Times New Roman" w:eastAsia="Times New Roman"/>
+                <w:b w:val="0"/>
+                <w:i w:val="0"/>
+                <w:sz w:val="24"/>
+                <w:u w:val="none"/>
+              </w:rPr>
+              <w:t>Скорость колебаний синусоидального сигнала, рад/с; 1 рад/с ≈ один период за 6,3 с</w:t>
+            </w:r>
+          </w:p>
+        </w:tc>
+      </w:tr>
+      <w:tr>
+        <w:tc>
+          <w:tcPr>
+            <w:tcW w:type="dxa" w:w="2835"/>
+          </w:tcPr>
+          <w:p>
+            <w:pPr>
+              <w:spacing w:line="240" w:lineRule="auto"/>
+              <w:ind w:firstLine="0"/>
+              <w:jc w:val="left"/>
+            </w:pPr>
+            <w:r/>
+            <w:r>
+              <w:rPr>
+                <w:rFonts w:ascii="Times New Roman" w:hAnsi="Times New Roman" w:cs="Times New Roman" w:eastAsia="Times New Roman"/>
+                <w:b w:val="0"/>
+                <w:i w:val="0"/>
+                <w:sz w:val="24"/>
+                <w:u w:val="none"/>
+              </w:rPr>
+              <w:t>Частотная характеристика</w:t>
+            </w:r>
+          </w:p>
+        </w:tc>
+        <w:tc>
+          <w:tcPr>
+            <w:tcW w:type="dxa" w:w="6520"/>
+          </w:tcPr>
+          <w:p>
+            <w:pPr>
+              <w:spacing w:line="240" w:lineRule="auto"/>
+              <w:ind w:firstLine="0"/>
+              <w:jc w:val="center"/>
+            </w:pPr>
+            <w:r/>
+            <w:r>
+              <w:rPr>
+                <w:rFonts w:ascii="Times New Roman" w:hAnsi="Times New Roman" w:cs="Times New Roman" w:eastAsia="Times New Roman"/>
+                <w:b w:val="0"/>
+                <w:i w:val="0"/>
+                <w:sz w:val="24"/>
+                <w:u w:val="none"/>
+              </w:rPr>
+              <w:t>Показывает, как контур пропускает синусоиды разной частоты: во сколько раз усиливает (амплитуда) и насколько запаздывает (фаза)</w:t>
+            </w:r>
+          </w:p>
+        </w:tc>
+      </w:tr>
+      <w:tr>
+        <w:tc>
+          <w:tcPr>
+            <w:tcW w:type="dxa" w:w="2835"/>
+          </w:tcPr>
+          <w:p>
+            <w:pPr>
+              <w:spacing w:line="240" w:lineRule="auto"/>
+              <w:ind w:firstLine="0"/>
+              <w:jc w:val="left"/>
+            </w:pPr>
+            <w:r/>
+            <w:r>
+              <w:rPr>
+                <w:rFonts w:ascii="Times New Roman" w:hAnsi="Times New Roman" w:cs="Times New Roman" w:eastAsia="Times New Roman"/>
+                <w:b w:val="0"/>
+                <w:i w:val="0"/>
+                <w:sz w:val="24"/>
+                <w:u w:val="none"/>
+              </w:rPr>
+              <w:t>Фаза</w:t>
+            </w:r>
+          </w:p>
+        </w:tc>
+        <w:tc>
+          <w:tcPr>
+            <w:tcW w:type="dxa" w:w="6520"/>
+          </w:tcPr>
+          <w:p>
+            <w:pPr>
+              <w:spacing w:line="240" w:lineRule="auto"/>
+              <w:ind w:firstLine="0"/>
+              <w:jc w:val="center"/>
+            </w:pPr>
+            <w:r/>
+            <w:r>
+              <w:rPr>
+                <w:rFonts w:ascii="Times New Roman" w:hAnsi="Times New Roman" w:cs="Times New Roman" w:eastAsia="Times New Roman"/>
+                <w:b w:val="0"/>
+                <w:i w:val="0"/>
+                <w:sz w:val="24"/>
+                <w:u w:val="none"/>
+              </w:rPr>
+              <w:t>Запаздывание выходной синусоиды относительно входной, в градусах; −180° — выход в противофазе со входом</w:t>
+            </w:r>
+          </w:p>
+        </w:tc>
+      </w:tr>
+      <w:tr>
+        <w:tc>
+          <w:tcPr>
+            <w:tcW w:type="dxa" w:w="2835"/>
+          </w:tcPr>
+          <w:p>
+            <w:pPr>
+              <w:spacing w:line="240" w:lineRule="auto"/>
+              <w:ind w:firstLine="0"/>
+              <w:jc w:val="left"/>
+            </w:pPr>
+            <w:r/>
+            <w:r>
+              <w:rPr>
+                <w:rFonts w:ascii="Times New Roman" w:hAnsi="Times New Roman" w:cs="Times New Roman" w:eastAsia="Times New Roman"/>
+                <w:b w:val="0"/>
+                <w:i w:val="0"/>
+                <w:sz w:val="24"/>
+                <w:u w:val="none"/>
+              </w:rPr>
+              <w:t>Децибел (дБ)</w:t>
+            </w:r>
+          </w:p>
+        </w:tc>
+        <w:tc>
+          <w:tcPr>
+            <w:tcW w:type="dxa" w:w="6520"/>
+          </w:tcPr>
+          <w:p>
+            <w:pPr>
+              <w:spacing w:line="240" w:lineRule="auto"/>
+              <w:ind w:firstLine="0"/>
+              <w:jc w:val="center"/>
+            </w:pPr>
+            <w:r/>
+            <w:r>
+              <w:rPr>
+                <w:rFonts w:ascii="Times New Roman" w:hAnsi="Times New Roman" w:cs="Times New Roman" w:eastAsia="Times New Roman"/>
+                <w:b w:val="0"/>
+                <w:i w:val="0"/>
+                <w:sz w:val="24"/>
+                <w:u w:val="none"/>
+              </w:rPr>
+              <w:t>Логарифмическая мера усиления: 20·lg(усиление); 0 дБ — усиление 1, +20 дБ — в 10 раз, −20 дБ — в 10 раз меньше</w:t>
+            </w:r>
+          </w:p>
+        </w:tc>
+      </w:tr>
+      <w:tr>
+        <w:tc>
+          <w:tcPr>
+            <w:tcW w:type="dxa" w:w="2835"/>
+          </w:tcPr>
+          <w:p>
+            <w:pPr>
+              <w:spacing w:line="240" w:lineRule="auto"/>
+              <w:ind w:firstLine="0"/>
+              <w:jc w:val="left"/>
+            </w:pPr>
+            <w:r/>
+            <w:r>
+              <w:rPr>
+                <w:rFonts w:ascii="Times New Roman" w:hAnsi="Times New Roman" w:cs="Times New Roman" w:eastAsia="Times New Roman"/>
+                <w:b w:val="0"/>
+                <w:i w:val="0"/>
+                <w:sz w:val="24"/>
+                <w:u w:val="none"/>
+              </w:rPr>
+              <w:t>ЛАЧХ и ЛФЧХ</w:t>
+            </w:r>
+          </w:p>
+        </w:tc>
+        <w:tc>
+          <w:tcPr>
+            <w:tcW w:type="dxa" w:w="6520"/>
+          </w:tcPr>
+          <w:p>
+            <w:pPr>
+              <w:spacing w:line="240" w:lineRule="auto"/>
+              <w:ind w:firstLine="0"/>
+              <w:jc w:val="center"/>
+            </w:pPr>
+            <w:r/>
+            <w:r>
+              <w:rPr>
+                <w:rFonts w:ascii="Times New Roman" w:hAnsi="Times New Roman" w:cs="Times New Roman" w:eastAsia="Times New Roman"/>
+                <w:b w:val="0"/>
+                <w:i w:val="0"/>
+                <w:sz w:val="24"/>
+                <w:u w:val="none"/>
+              </w:rPr>
+              <w:t>Графики усиления в дБ и фазы в градусах по логарифмической оси частот</w:t>
+            </w:r>
+          </w:p>
+        </w:tc>
+      </w:tr>
+      <w:tr>
+        <w:tc>
+          <w:tcPr>
+            <w:tcW w:type="dxa" w:w="2835"/>
+          </w:tcPr>
+          <w:p>
+            <w:pPr>
+              <w:spacing w:line="240" w:lineRule="auto"/>
+              <w:ind w:firstLine="0"/>
+              <w:jc w:val="left"/>
+            </w:pPr>
+            <w:r/>
+            <w:r>
+              <w:rPr>
+                <w:rFonts w:ascii="Times New Roman" w:hAnsi="Times New Roman" w:cs="Times New Roman" w:eastAsia="Times New Roman"/>
+                <w:b w:val="0"/>
+                <w:i w:val="0"/>
+                <w:sz w:val="24"/>
+                <w:u w:val="none"/>
+              </w:rPr>
+              <w:t>Годограф Найквиста (АФЧХ)</w:t>
+            </w:r>
+          </w:p>
+        </w:tc>
+        <w:tc>
+          <w:tcPr>
+            <w:tcW w:type="dxa" w:w="6520"/>
+          </w:tcPr>
+          <w:p>
+            <w:pPr>
+              <w:spacing w:line="240" w:lineRule="auto"/>
+              <w:ind w:firstLine="0"/>
+              <w:jc w:val="center"/>
+            </w:pPr>
+            <w:r/>
+            <w:r>
+              <w:rPr>
+                <w:rFonts w:ascii="Times New Roman" w:hAnsi="Times New Roman" w:cs="Times New Roman" w:eastAsia="Times New Roman"/>
+                <w:b w:val="0"/>
+                <w:i w:val="0"/>
+                <w:sz w:val="24"/>
+                <w:u w:val="none"/>
+              </w:rPr>
+              <w:t>Кривая, которую рисует конец вектора L(jω) на комплексной плоскости при изменении частоты</w:t>
+            </w:r>
+          </w:p>
+        </w:tc>
+      </w:tr>
+      <w:tr>
+        <w:tc>
+          <w:tcPr>
+            <w:tcW w:type="dxa" w:w="2835"/>
+          </w:tcPr>
+          <w:p>
+            <w:pPr>
+              <w:spacing w:line="240" w:lineRule="auto"/>
+              <w:ind w:firstLine="0"/>
+              <w:jc w:val="left"/>
+            </w:pPr>
+            <w:r/>
+            <w:r>
+              <w:rPr>
+                <w:rFonts w:ascii="Times New Roman" w:hAnsi="Times New Roman" w:cs="Times New Roman" w:eastAsia="Times New Roman"/>
+                <w:b w:val="0"/>
+                <w:i w:val="0"/>
+                <w:sz w:val="24"/>
+                <w:u w:val="none"/>
+              </w:rPr>
+              <w:t>Критическая точка −1</w:t>
+            </w:r>
+          </w:p>
+        </w:tc>
+        <w:tc>
+          <w:tcPr>
+            <w:tcW w:type="dxa" w:w="6520"/>
+          </w:tcPr>
+          <w:p>
+            <w:pPr>
+              <w:spacing w:line="240" w:lineRule="auto"/>
+              <w:ind w:firstLine="0"/>
+              <w:jc w:val="center"/>
+            </w:pPr>
+            <w:r/>
+            <w:r>
+              <w:rPr>
+                <w:rFonts w:ascii="Times New Roman" w:hAnsi="Times New Roman" w:cs="Times New Roman" w:eastAsia="Times New Roman"/>
+                <w:b w:val="0"/>
+                <w:i w:val="0"/>
+                <w:sz w:val="24"/>
+                <w:u w:val="none"/>
+              </w:rPr>
+              <w:t>Точка, при прохождении годографа через которую система оказывается на границе устойчивости</w:t>
+            </w:r>
+          </w:p>
+        </w:tc>
+      </w:tr>
+      <w:tr>
+        <w:tc>
+          <w:tcPr>
+            <w:tcW w:type="dxa" w:w="2835"/>
+          </w:tcPr>
+          <w:p>
+            <w:pPr>
+              <w:spacing w:line="240" w:lineRule="auto"/>
+              <w:ind w:firstLine="0"/>
+              <w:jc w:val="left"/>
+            </w:pPr>
+            <w:r/>
+            <w:r>
+              <w:rPr>
+                <w:rFonts w:ascii="Times New Roman" w:hAnsi="Times New Roman" w:cs="Times New Roman" w:eastAsia="Times New Roman"/>
+                <w:b w:val="0"/>
+                <w:i w:val="0"/>
+                <w:sz w:val="24"/>
+                <w:u w:val="none"/>
+              </w:rPr>
+              <w:t>Критерий Найквиста</w:t>
+            </w:r>
+          </w:p>
+        </w:tc>
+        <w:tc>
+          <w:tcPr>
+            <w:tcW w:type="dxa" w:w="6520"/>
+          </w:tcPr>
+          <w:p>
+            <w:pPr>
+              <w:spacing w:line="240" w:lineRule="auto"/>
+              <w:ind w:firstLine="0"/>
+              <w:jc w:val="center"/>
+            </w:pPr>
+            <w:r/>
+            <w:r>
+              <w:rPr>
+                <w:rFonts w:ascii="Times New Roman" w:hAnsi="Times New Roman" w:cs="Times New Roman" w:eastAsia="Times New Roman"/>
+                <w:b w:val="0"/>
+                <w:i w:val="0"/>
+                <w:sz w:val="24"/>
+                <w:u w:val="none"/>
+              </w:rPr>
+              <w:t>Правило, по которому устойчивость замкнутой системы определяется по тому, как годограф обходит точку −1</w:t>
+            </w:r>
+          </w:p>
+        </w:tc>
+      </w:tr>
+      <w:tr>
+        <w:tc>
+          <w:tcPr>
+            <w:tcW w:type="dxa" w:w="2835"/>
+          </w:tcPr>
+          <w:p>
+            <w:pPr>
+              <w:spacing w:line="240" w:lineRule="auto"/>
+              <w:ind w:firstLine="0"/>
+              <w:jc w:val="left"/>
+            </w:pPr>
+            <w:r/>
+            <w:r>
+              <w:rPr>
+                <w:rFonts w:ascii="Times New Roman" w:hAnsi="Times New Roman" w:cs="Times New Roman" w:eastAsia="Times New Roman"/>
+                <w:b w:val="0"/>
+                <w:i w:val="0"/>
+                <w:sz w:val="24"/>
+                <w:u w:val="none"/>
+              </w:rPr>
+              <w:t>Частота среза ω_с</w:t>
+            </w:r>
+          </w:p>
+        </w:tc>
+        <w:tc>
+          <w:tcPr>
+            <w:tcW w:type="dxa" w:w="6520"/>
+          </w:tcPr>
+          <w:p>
+            <w:pPr>
+              <w:spacing w:line="240" w:lineRule="auto"/>
+              <w:ind w:firstLine="0"/>
+              <w:jc w:val="center"/>
+            </w:pPr>
+            <w:r/>
+            <w:r>
+              <w:rPr>
+                <w:rFonts w:ascii="Times New Roman" w:hAnsi="Times New Roman" w:cs="Times New Roman" w:eastAsia="Times New Roman"/>
+                <w:b w:val="0"/>
+                <w:i w:val="0"/>
+                <w:sz w:val="24"/>
+                <w:u w:val="none"/>
+              </w:rPr>
+              <w:t>Частота, на которой усиление контура равно 1 (0 дБ)</w:t>
+            </w:r>
+          </w:p>
+        </w:tc>
+      </w:tr>
+      <w:tr>
+        <w:tc>
+          <w:tcPr>
+            <w:tcW w:type="dxa" w:w="2835"/>
+          </w:tcPr>
+          <w:p>
+            <w:pPr>
+              <w:spacing w:line="240" w:lineRule="auto"/>
+              <w:ind w:firstLine="0"/>
+              <w:jc w:val="left"/>
+            </w:pPr>
+            <w:r/>
+            <w:r>
+              <w:rPr>
+                <w:rFonts w:ascii="Times New Roman" w:hAnsi="Times New Roman" w:cs="Times New Roman" w:eastAsia="Times New Roman"/>
+                <w:b w:val="0"/>
+                <w:i w:val="0"/>
+                <w:sz w:val="24"/>
+                <w:u w:val="none"/>
+              </w:rPr>
+              <w:t>Частота переворота фазы ω_π</w:t>
+            </w:r>
+          </w:p>
+        </w:tc>
+        <w:tc>
+          <w:tcPr>
+            <w:tcW w:type="dxa" w:w="6520"/>
+          </w:tcPr>
+          <w:p>
+            <w:pPr>
+              <w:spacing w:line="240" w:lineRule="auto"/>
+              <w:ind w:firstLine="0"/>
+              <w:jc w:val="center"/>
+            </w:pPr>
+            <w:r/>
+            <w:r>
+              <w:rPr>
+                <w:rFonts w:ascii="Times New Roman" w:hAnsi="Times New Roman" w:cs="Times New Roman" w:eastAsia="Times New Roman"/>
+                <w:b w:val="0"/>
+                <w:i w:val="0"/>
+                <w:sz w:val="24"/>
+                <w:u w:val="none"/>
+              </w:rPr>
+              <w:t>Частота, на которой фаза контура равна −180°</w:t>
+            </w:r>
+          </w:p>
+        </w:tc>
+      </w:tr>
+      <w:tr>
+        <w:tc>
+          <w:tcPr>
+            <w:tcW w:type="dxa" w:w="2835"/>
+          </w:tcPr>
+          <w:p>
+            <w:pPr>
+              <w:spacing w:line="240" w:lineRule="auto"/>
+              <w:ind w:firstLine="0"/>
+              <w:jc w:val="left"/>
+            </w:pPr>
+            <w:r/>
+            <w:r>
+              <w:rPr>
+                <w:rFonts w:ascii="Times New Roman" w:hAnsi="Times New Roman" w:cs="Times New Roman" w:eastAsia="Times New Roman"/>
+                <w:b w:val="0"/>
+                <w:i w:val="0"/>
+                <w:sz w:val="24"/>
+                <w:u w:val="none"/>
+              </w:rPr>
+              <w:t>Запас по амплитуде GM</w:t>
+            </w:r>
+          </w:p>
+        </w:tc>
+        <w:tc>
+          <w:tcPr>
+            <w:tcW w:type="dxa" w:w="6520"/>
+          </w:tcPr>
+          <w:p>
+            <w:pPr>
+              <w:spacing w:line="240" w:lineRule="auto"/>
+              <w:ind w:firstLine="0"/>
+              <w:jc w:val="center"/>
+            </w:pPr>
+            <w:r/>
+            <w:r>
+              <w:rPr>
+                <w:rFonts w:ascii="Times New Roman" w:hAnsi="Times New Roman" w:cs="Times New Roman" w:eastAsia="Times New Roman"/>
+                <w:b w:val="0"/>
+                <w:i w:val="0"/>
+                <w:sz w:val="24"/>
+                <w:u w:val="none"/>
+              </w:rPr>
+              <w:t>Во сколько раз можно увеличить усиление контура до потери устойчивости</w:t>
+            </w:r>
+          </w:p>
+        </w:tc>
+      </w:tr>
+      <w:tr>
+        <w:tc>
+          <w:tcPr>
+            <w:tcW w:type="dxa" w:w="2835"/>
+          </w:tcPr>
+          <w:p>
+            <w:pPr>
+              <w:spacing w:line="240" w:lineRule="auto"/>
+              <w:ind w:firstLine="0"/>
+              <w:jc w:val="left"/>
+            </w:pPr>
+            <w:r/>
+            <w:r>
+              <w:rPr>
+                <w:rFonts w:ascii="Times New Roman" w:hAnsi="Times New Roman" w:cs="Times New Roman" w:eastAsia="Times New Roman"/>
+                <w:b w:val="0"/>
+                <w:i w:val="0"/>
+                <w:sz w:val="24"/>
+                <w:u w:val="none"/>
+              </w:rPr>
+              <w:t>Запас по фазе PM</w:t>
+            </w:r>
+          </w:p>
+        </w:tc>
+        <w:tc>
+          <w:tcPr>
+            <w:tcW w:type="dxa" w:w="6520"/>
+          </w:tcPr>
+          <w:p>
+            <w:pPr>
+              <w:spacing w:line="240" w:lineRule="auto"/>
+              <w:ind w:firstLine="0"/>
+              <w:jc w:val="center"/>
+            </w:pPr>
+            <w:r/>
+            <w:r>
+              <w:rPr>
+                <w:rFonts w:ascii="Times New Roman" w:hAnsi="Times New Roman" w:cs="Times New Roman" w:eastAsia="Times New Roman"/>
+                <w:b w:val="0"/>
+                <w:i w:val="0"/>
+                <w:sz w:val="24"/>
+                <w:u w:val="none"/>
+              </w:rPr>
+              <w:t>Сколько градусов дополнительного запаздывания выдержит контур до потери устойчивости</w:t>
+            </w:r>
+          </w:p>
+        </w:tc>
+      </w:tr>
+      <w:tr>
+        <w:tc>
+          <w:tcPr>
+            <w:tcW w:type="dxa" w:w="2835"/>
+          </w:tcPr>
+          <w:p>
+            <w:pPr>
+              <w:spacing w:line="240" w:lineRule="auto"/>
+              <w:ind w:firstLine="0"/>
+              <w:jc w:val="left"/>
+            </w:pPr>
+            <w:r/>
+            <w:r>
+              <w:rPr>
+                <w:rFonts w:ascii="Times New Roman" w:hAnsi="Times New Roman" w:cs="Times New Roman" w:eastAsia="Times New Roman"/>
+                <w:b w:val="0"/>
+                <w:i w:val="0"/>
+                <w:sz w:val="24"/>
+                <w:u w:val="none"/>
+              </w:rPr>
+              <w:t>Критерий Гурвица</w:t>
+            </w:r>
+          </w:p>
+        </w:tc>
+        <w:tc>
+          <w:tcPr>
+            <w:tcW w:type="dxa" w:w="6520"/>
+          </w:tcPr>
+          <w:p>
+            <w:pPr>
+              <w:spacing w:line="240" w:lineRule="auto"/>
+              <w:ind w:firstLine="0"/>
+              <w:jc w:val="center"/>
+            </w:pPr>
+            <w:r/>
+            <w:r>
+              <w:rPr>
+                <w:rFonts w:ascii="Times New Roman" w:hAnsi="Times New Roman" w:cs="Times New Roman" w:eastAsia="Times New Roman"/>
+                <w:b w:val="0"/>
+                <w:i w:val="0"/>
+                <w:sz w:val="24"/>
+                <w:u w:val="none"/>
+              </w:rPr>
+              <w:t>Проверка устойчивости по коэффициентам характеристического уравнения без вычисления корней</w:t>
+            </w:r>
+          </w:p>
+        </w:tc>
+      </w:tr>
+    </w:tbl>
+    <w:p>
+      <w:pPr>
+        <w:keepNext w:val="0"/>
+        <w:spacing w:line="240" w:lineRule="auto" w:before="0" w:after="0"/>
+        <w:ind w:firstLine="709"/>
+        <w:jc w:val="both"/>
+      </w:pPr>
     </w:p>
     <w:p>
       <w:pPr>
@@ -4032,7 +5043,7 @@
           <w:sz w:val="28"/>
           <w:u w:val="none"/>
         </w:rPr>
-        <w:t>Подставив s = jω, получаем комплексное число L(jω) для каждой частоты ω. Его модуль показывает, во сколько раз контур усиливает синусоиду этой частоты, а аргумент — на сколько градусов сдвигает её фазу. Используются три представления:</w:t>
+        <w:t>Представим, что на вход разомкнутого контура подаётся синусоида частоты ω. На выходе тоже будет синусоида той же частоты, но с другой амплитудой и сдвинутая по времени. Именно эти два числа — усиление и сдвиг фазы — и описывает частотная характеристика. Математически они получаются подстановкой s = jω в L(s): получаем комплексное число L(jω) для каждой частоты ω. Его модуль показывает, во сколько раз контур усиливает синусоиду этой частоты, а аргумент — на сколько градусов сдвигает её фазу. Используются три представления:</w:t>
       </w:r>
     </w:p>
     <w:p>
@@ -4546,7 +5557,67 @@
           <w:sz w:val="28"/>
           <w:u w:val="none"/>
         </w:rPr>
-        <w:t>Модуль не просит пользователя выписывать L(s) вручную. Вместо этого он изменяет копию схемы:</w:t>
+        <w:t>Модуль не просит пользователя выписывать L(s) вручную. Вместо этого он изменяет копию схемы (рисунок 3):</w:t>
+      </w:r>
+    </w:p>
+    <w:p>
+      <w:pPr>
+        <w:keepNext/>
+        <w:spacing w:line="240" w:lineRule="auto" w:before="120" w:after="0"/>
+        <w:ind w:firstLine="0"/>
+        <w:jc w:val="center"/>
+      </w:pPr>
+      <w:r>
+        <w:drawing>
+          <wp:inline xmlns:a="http://schemas.openxmlformats.org/drawingml/2006/main" xmlns:pic="http://schemas.openxmlformats.org/drawingml/2006/picture">
+            <wp:extent cx="5760000" cy="1728000"/>
+            <wp:docPr id="4" name="Picture 4"/>
+            <wp:cNvGraphicFramePr>
+              <a:graphicFrameLocks noChangeAspect="1"/>
+            </wp:cNvGraphicFramePr>
+            <a:graphic>
+              <a:graphicData uri="http://schemas.openxmlformats.org/drawingml/2006/picture">
+                <pic:pic>
+                  <pic:nvPicPr>
+                    <pic:cNvPr id="0" name="loop_third_order.png"/>
+                    <pic:cNvPicPr/>
+                  </pic:nvPicPr>
+                  <pic:blipFill>
+                    <a:blip r:embed="rId14"/>
+                    <a:stretch>
+                      <a:fillRect/>
+                    </a:stretch>
+                  </pic:blipFill>
+                  <pic:spPr>
+                    <a:xfrm>
+                      <a:off x="0" y="0"/>
+                      <a:ext cx="5760000" cy="1728000"/>
+                    </a:xfrm>
+                    <a:prstGeom prst="rect"/>
+                  </pic:spPr>
+                </pic:pic>
+              </a:graphicData>
+            </a:graphic>
+          </wp:inline>
+        </w:drawing>
+      </w:r>
+    </w:p>
+    <w:p>
+      <w:pPr>
+        <w:keepNext w:val="0"/>
+        <w:spacing w:line="360" w:lineRule="auto" w:before="0" w:after="120"/>
+        <w:ind w:firstLine="0"/>
+        <w:jc w:val="center"/>
+      </w:pPr>
+      <w:r>
+        <w:rPr>
+          <w:rFonts w:ascii="Times New Roman" w:hAnsi="Times New Roman" w:cs="Times New Roman" w:eastAsia="Times New Roman"/>
+          <w:b w:val="0"/>
+          <w:i w:val="0"/>
+          <w:sz w:val="28"/>
+          <w:u w:val="none"/>
+        </w:rPr>
+        <w:t>Рисунок 3 – Размыкание контура: связь удаляется, в разрез подаётся пробный вход u, а выход y измеряется</w:t>
       </w:r>
     </w:p>
     <w:p>
@@ -5011,7 +6082,7 @@
           <w:sz w:val="28"/>
           <w:u w:val="none"/>
         </w:rPr>
-        <w:t>Файлы модуля перечислены в таблице 1.</w:t>
+        <w:t>Файлы модуля перечислены в таблице 2.</w:t>
       </w:r>
     </w:p>
     <w:p>
@@ -5029,7 +6100,7 @@
           <w:sz w:val="28"/>
           <w:u w:val="none"/>
         </w:rPr>
-        <w:t>Таблица 1 – Файлы модуля</w:t>
+        <w:t>Таблица 2 – Файлы модуля</w:t>
       </w:r>
     </w:p>
     <w:tbl>
@@ -5471,7 +6542,7 @@
           <w:sz w:val="28"/>
           <w:u w:val="none"/>
         </w:rPr>
-        <w:t>Модуль написан на Python с использованием NumPy и SciPy [4, 5]. Класс LoopRealization строит изменённую схему и хранит реализацию (A, b, c, d) канала через разрез (листинг 1 приложения А). Функция analyze_loop рассчитывает характеристики, запасы и критерии (листинг 2). Без указания разреза метод POST /analyze/loop возвращает только список связей на контурах; с разрезом — полный результат. Поля ответа приведены в таблице 2.</w:t>
+        <w:t>Модуль написан на Python с использованием NumPy и SciPy [4, 5]. Класс LoopRealization строит изменённую схему и хранит реализацию (A, b, c, d) канала через разрез (листинг 1 приложения А). Функция analyze_loop рассчитывает характеристики, запасы и критерии (листинг 2). Без указания разреза метод POST /analyze/loop возвращает только список связей на контурах; с разрезом — полный результат. Поля ответа приведены в таблице 3.</w:t>
       </w:r>
     </w:p>
     <w:p>
@@ -5489,7 +6560,7 @@
           <w:sz w:val="28"/>
           <w:u w:val="none"/>
         </w:rPr>
-        <w:t>Таблица 2 – Основные поля ответа /analyze/loop</w:t>
+        <w:t>Таблица 3 – Основные поля ответа /analyze/loop</w:t>
       </w:r>
     </w:p>
     <w:tbl>
@@ -6027,7 +7098,7 @@
           <w:sz w:val="28"/>
           <w:u w:val="none"/>
         </w:rPr>
-        <w:t>Во вкладке «Частоты» под характеристиками замкнутых каналов появился раздел «Запасы устойчивости» (рисунок 3). В выпадающем списке «Разомкнуть контур в связи» перечислены связи на контурах; выбранная связь подсвечивается на схеме голубым пунктиром. Над графиками выводятся запас по амплитуде (в разах и децибелах) с частотой ω_π, запас по фазе с частотой ω_с, вывод критерия Найквиста с числами P, N, Z и результат проверки по полюсам и критерию Гурвица. Красным выделяется только неустойчивость.</w:t>
+        <w:t>Во вкладке «Частоты» под характеристиками замкнутых каналов появился раздел «Запасы устойчивости» (рисунок 4). В выпадающем списке «Разомкнуть контур в связи» перечислены связи на контурах; выбранная связь показывается на схеме пунктиром. Над графиками выводятся запас по амплитуде (в разах и децибелах) с частотой ω_π, запас по фазе с частотой ω_с, вывод критерия Найквиста с числами P, N, Z и результат проверки по полюсам и критерию Гурвица.</w:t>
       </w:r>
     </w:p>
     <w:p>
@@ -6040,85 +7111,7 @@
       <w:r>
         <w:drawing>
           <wp:inline xmlns:a="http://schemas.openxmlformats.org/drawingml/2006/main" xmlns:pic="http://schemas.openxmlformats.org/drawingml/2006/picture">
-            <wp:extent cx="5760000" cy="1440000"/>
-            <wp:docPr id="4" name="Picture 4"/>
-            <wp:cNvGraphicFramePr>
-              <a:graphicFrameLocks noChangeAspect="1"/>
-            </wp:cNvGraphicFramePr>
-            <a:graphic>
-              <a:graphicData uri="http://schemas.openxmlformats.org/drawingml/2006/picture">
-                <pic:pic>
-                  <pic:nvPicPr>
-                    <pic:cNvPr id="0" name="loop-thirdOrderLoop.png"/>
-                    <pic:cNvPicPr/>
-                  </pic:nvPicPr>
-                  <pic:blipFill>
-                    <a:blip r:embed="rId14"/>
-                    <a:stretch>
-                      <a:fillRect/>
-                    </a:stretch>
-                  </pic:blipFill>
-                  <pic:spPr>
-                    <a:xfrm>
-                      <a:off x="0" y="0"/>
-                      <a:ext cx="5760000" cy="1440000"/>
-                    </a:xfrm>
-                    <a:prstGeom prst="rect"/>
-                  </pic:spPr>
-                </pic:pic>
-              </a:graphicData>
-            </a:graphic>
-          </wp:inline>
-        </w:drawing>
-      </w:r>
-    </w:p>
-    <w:p>
-      <w:pPr>
-        <w:keepNext w:val="0"/>
-        <w:spacing w:line="360" w:lineRule="auto" w:before="0" w:after="120"/>
-        <w:ind w:firstLine="0"/>
-        <w:jc w:val="center"/>
-      </w:pPr>
-      <w:r>
-        <w:rPr>
-          <w:rFonts w:ascii="Times New Roman" w:hAnsi="Times New Roman" w:cs="Times New Roman" w:eastAsia="Times New Roman"/>
-          <w:b w:val="0"/>
-          <w:i w:val="0"/>
-          <w:sz w:val="28"/>
-          <w:u w:val="none"/>
-        </w:rPr>
-        <w:t>Рисунок 3 – Запасы устойчивости контура 3-го порядка, K = 2</w:t>
-      </w:r>
-    </w:p>
-    <w:p>
-      <w:pPr>
-        <w:keepNext w:val="0"/>
-        <w:spacing w:line="360" w:lineRule="auto" w:before="0" w:after="0"/>
-        <w:ind w:firstLine="709"/>
-        <w:jc w:val="both"/>
-      </w:pPr>
-      <w:r>
-        <w:rPr>
-          <w:rFonts w:ascii="Times New Roman" w:hAnsi="Times New Roman" w:cs="Times New Roman" w:eastAsia="Times New Roman"/>
-          <w:b w:val="0"/>
-          <w:i w:val="0"/>
-          <w:sz w:val="28"/>
-          <w:u w:val="none"/>
-        </w:rPr>
-        <w:t>На годографе Найквиста сплошная линия соответствует ω &gt; 0, пунктирная — ω &lt; 0 (зеркальное отражение), крестом отмечена точка −1. На ЛАЧХ и ЛФЧХ пунктиром отмечены уровни 0 дБ и −180° и частоты ω_с и ω_π. Для неустойчивого объекта (рисунок 4) видно, что годограф обходит точку −1 против часовой стрелки (N = −1), и система устойчива при P = 1.</w:t>
-      </w:r>
-    </w:p>
-    <w:p>
-      <w:pPr>
-        <w:keepNext/>
-        <w:spacing w:line="240" w:lineRule="auto" w:before="120" w:after="0"/>
-        <w:ind w:firstLine="0"/>
-        <w:jc w:val="center"/>
-      </w:pPr>
-      <w:r>
-        <w:drawing>
-          <wp:inline xmlns:a="http://schemas.openxmlformats.org/drawingml/2006/main" xmlns:pic="http://schemas.openxmlformats.org/drawingml/2006/picture">
-            <wp:extent cx="5760000" cy="3420000"/>
+            <wp:extent cx="5760000" cy="1109508"/>
             <wp:docPr id="5" name="Picture 5"/>
             <wp:cNvGraphicFramePr>
               <a:graphicFrameLocks noChangeAspect="1"/>
@@ -6127,7 +7120,7 @@
               <a:graphicData uri="http://schemas.openxmlformats.org/drawingml/2006/picture">
                 <pic:pic>
                   <pic:nvPicPr>
-                    <pic:cNvPr id="0" name="loop-unstablePlantFeedback-full.png"/>
+                    <pic:cNvPr id="0" name="thirdOrderLoop-summary.png"/>
                     <pic:cNvPicPr/>
                   </pic:nvPicPr>
                   <pic:blipFill>
@@ -6139,7 +7132,7 @@
                   <pic:spPr>
                     <a:xfrm>
                       <a:off x="0" y="0"/>
-                      <a:ext cx="5760000" cy="3420000"/>
+                      <a:ext cx="5760000" cy="1109508"/>
                     </a:xfrm>
                     <a:prstGeom prst="rect"/>
                   </pic:spPr>
@@ -6165,7 +7158,85 @@
           <w:sz w:val="28"/>
           <w:u w:val="none"/>
         </w:rPr>
-        <w:t>Рисунок 4 – Стабилизация неустойчивого объекта: разомкнутая связь на схеме и годограф, охватывающий −1</w:t>
+        <w:t>Рисунок 4 – Выбор места разреза и запасы устойчивости контура 3-го порядка, K = 2</w:t>
+      </w:r>
+    </w:p>
+    <w:p>
+      <w:pPr>
+        <w:keepNext w:val="0"/>
+        <w:spacing w:line="360" w:lineRule="auto" w:before="0" w:after="0"/>
+        <w:ind w:firstLine="709"/>
+        <w:jc w:val="both"/>
+      </w:pPr>
+      <w:r>
+        <w:rPr>
+          <w:rFonts w:ascii="Times New Roman" w:hAnsi="Times New Roman" w:cs="Times New Roman" w:eastAsia="Times New Roman"/>
+          <w:b w:val="0"/>
+          <w:i w:val="0"/>
+          <w:sz w:val="28"/>
+          <w:u w:val="none"/>
+        </w:rPr>
+        <w:t>На годографе Найквиста сплошная линия соответствует ω &gt; 0, пунктирная — ω &lt; 0 (зеркальное отражение), крестом отмечена точка −1. На ЛАЧХ и ЛФЧХ пунктиром отмечены уровни 0 дБ и −180° и частоты ω_с и ω_π. Для неустойчивого объекта 3/(s − 1) (рисунок 5) видно, что годограф обходит точку −1 против часовой стрелки (N = −1), и система устойчива при P = 1.</w:t>
+      </w:r>
+    </w:p>
+    <w:p>
+      <w:pPr>
+        <w:keepNext/>
+        <w:spacing w:line="240" w:lineRule="auto" w:before="120" w:after="0"/>
+        <w:ind w:firstLine="0"/>
+        <w:jc w:val="center"/>
+      </w:pPr>
+      <w:r>
+        <w:drawing>
+          <wp:inline xmlns:a="http://schemas.openxmlformats.org/drawingml/2006/main" xmlns:pic="http://schemas.openxmlformats.org/drawingml/2006/picture">
+            <wp:extent cx="3960000" cy="2659576"/>
+            <wp:docPr id="6" name="Picture 6"/>
+            <wp:cNvGraphicFramePr>
+              <a:graphicFrameLocks noChangeAspect="1"/>
+            </wp:cNvGraphicFramePr>
+            <a:graphic>
+              <a:graphicData uri="http://schemas.openxmlformats.org/drawingml/2006/picture">
+                <pic:pic>
+                  <pic:nvPicPr>
+                    <pic:cNvPr id="0" name="unstablePlantFeedback-nyquist.png"/>
+                    <pic:cNvPicPr/>
+                  </pic:nvPicPr>
+                  <pic:blipFill>
+                    <a:blip r:embed="rId16"/>
+                    <a:stretch>
+                      <a:fillRect/>
+                    </a:stretch>
+                  </pic:blipFill>
+                  <pic:spPr>
+                    <a:xfrm>
+                      <a:off x="0" y="0"/>
+                      <a:ext cx="3960000" cy="2659576"/>
+                    </a:xfrm>
+                    <a:prstGeom prst="rect"/>
+                  </pic:spPr>
+                </pic:pic>
+              </a:graphicData>
+            </a:graphic>
+          </wp:inline>
+        </w:drawing>
+      </w:r>
+    </w:p>
+    <w:p>
+      <w:pPr>
+        <w:keepNext w:val="0"/>
+        <w:spacing w:line="360" w:lineRule="auto" w:before="0" w:after="120"/>
+        <w:ind w:firstLine="0"/>
+        <w:jc w:val="center"/>
+      </w:pPr>
+      <w:r>
+        <w:rPr>
+          <w:rFonts w:ascii="Times New Roman" w:hAnsi="Times New Roman" w:cs="Times New Roman" w:eastAsia="Times New Roman"/>
+          <w:b w:val="0"/>
+          <w:i w:val="0"/>
+          <w:sz w:val="28"/>
+          <w:u w:val="none"/>
+        </w:rPr>
+        <w:t>Рисунок 5 – Годограф Найквиста для неустойчивого объекта 3/(s − 1): окружность охватывает точку −1</w:t>
       </w:r>
     </w:p>
     <w:p>
@@ -6274,7 +7345,7 @@
           <w:sz w:val="28"/>
           <w:u w:val="none"/>
         </w:rPr>
-        <w:t>Для L(s) = K/(s(s+1)(s+2)) фаза равна −180° при ω_π = √2, где |L| = K/6, поэтому GM = 6/K, а граница устойчивости — K = 6 (как и по критерию Гурвица из раздела 1.5). Запас по фазе вычислялся отдельно: частота среза — корень уравнения ω²(ω² + 1)(ω² + 4) = K², PM = 90° − arctg ω_с − arctg(ω_с/2). Результаты приведены в таблице 3 и на рисунке 5.</w:t>
+        <w:t>Для L(s) = K/(s(s+1)(s+2)) фаза равна −180° при ω_π = √2, где |L| = K/6, поэтому GM = 6/K, а граница устойчивости — K = 6 (как и по критерию Гурвица из раздела 1.5). Запас по фазе вычислялся отдельно: частота среза — корень уравнения ω²(ω² + 1)(ω² + 4) = K², PM = 90° − arctg ω_с − arctg(ω_с/2). Результаты приведены в таблице 4 и на рисунке 6.</w:t>
       </w:r>
     </w:p>
     <w:p>
@@ -6292,7 +7363,7 @@
           <w:sz w:val="28"/>
           <w:u w:val="none"/>
         </w:rPr>
-        <w:t>Таблица 3 – Контур K/(s(s+1)(s+2)): программа и аналитический расчёт</w:t>
+        <w:t>Таблица 4 – Контур K/(s(s+1)(s+2)): программа и аналитический расчёт</w:t>
       </w:r>
     </w:p>
     <w:tbl>
@@ -7822,7 +8893,7 @@
         <w:drawing>
           <wp:inline xmlns:a="http://schemas.openxmlformats.org/drawingml/2006/main" xmlns:pic="http://schemas.openxmlformats.org/drawingml/2006/picture">
             <wp:extent cx="5760000" cy="2918400"/>
-            <wp:docPr id="6" name="Picture 6"/>
+            <wp:docPr id="7" name="Picture 7"/>
             <wp:cNvGraphicFramePr>
               <a:graphicFrameLocks noChangeAspect="1"/>
             </wp:cNvGraphicFramePr>
@@ -7834,7 +8905,7 @@
                     <pic:cNvPicPr/>
                   </pic:nvPicPr>
                   <pic:blipFill>
-                    <a:blip r:embed="rId16"/>
+                    <a:blip r:embed="rId17"/>
                     <a:stretch>
                       <a:fillRect/>
                     </a:stretch>
@@ -7868,7 +8939,7 @@
           <w:sz w:val="28"/>
           <w:u w:val="none"/>
         </w:rPr>
-        <w:t>Рисунок 5 – Запас по амплитуде в зависимости от K</w:t>
+        <w:t>Рисунок 6 – Запас по амплитуде в зависимости от K</w:t>
       </w:r>
     </w:p>
     <w:p>
@@ -7886,7 +8957,7 @@
           <w:sz w:val="28"/>
           <w:u w:val="none"/>
         </w:rPr>
-        <w:t>Запас по амплитуде и частота ω_π совпадают с формулами до шестого знака, запас по фазе — до тысячных долей градуса. При K = 6,5 и K = 8 запасы становятся меньше единицы и нуля, и критерий Найквиста, критерий Гурвица и теория одинаково показывают неустойчивость. Годографы для устойчивого и неустойчивого случаев показаны на рисунке 6: при K = 6,5 годограф пересекает ось левее −1 и охватывает критическую точку (N = 2, два неустойчивых полюса).</w:t>
+        <w:t>Запас по амплитуде и частота ω_π совпадают с формулами до шестого знака, запас по фазе — до тысячных долей градуса. При K = 6,5 и K = 8 запасы становятся меньше единицы и нуля, и критерий Найквиста, критерий Гурвица и теория одинаково показывают неустойчивость. Годографы для устойчивого и неустойчивого случаев показаны на рисунке 7: при K = 6,5 годограф пересекает ось левее −1 и охватывает критическую точку (N = 2, два неустойчивых полюса).</w:t>
       </w:r>
     </w:p>
     <w:p>
@@ -7900,7 +8971,7 @@
         <w:drawing>
           <wp:inline xmlns:a="http://schemas.openxmlformats.org/drawingml/2006/main" xmlns:pic="http://schemas.openxmlformats.org/drawingml/2006/picture">
             <wp:extent cx="5760000" cy="2408727"/>
-            <wp:docPr id="7" name="Picture 7"/>
+            <wp:docPr id="8" name="Picture 8"/>
             <wp:cNvGraphicFramePr>
               <a:graphicFrameLocks noChangeAspect="1"/>
             </wp:cNvGraphicFramePr>
@@ -7912,7 +8983,7 @@
                     <pic:cNvPicPr/>
                   </pic:nvPicPr>
                   <pic:blipFill>
-                    <a:blip r:embed="rId17"/>
+                    <a:blip r:embed="rId18"/>
                     <a:stretch>
                       <a:fillRect/>
                     </a:stretch>
@@ -7946,7 +9017,7 @@
           <w:sz w:val="28"/>
           <w:u w:val="none"/>
         </w:rPr>
-        <w:t>Рисунок 6 – Годографы Найквиста при K = 2 и K = 6,5</w:t>
+        <w:t>Рисунок 7 – Годографы Найквиста при K = 2 и K = 6,5</w:t>
       </w:r>
     </w:p>
     <w:p>
@@ -7982,7 +9053,7 @@
           <w:sz w:val="28"/>
           <w:u w:val="none"/>
         </w:rPr>
-        <w:t>У контура второго порядка фаза не достигает −180°, поэтому запас по амплитуде бесконечен, а запас по фазе вычисляется по формуле PM = 90° − arctg ω_с, где ω_с² = (√(1 + 4K²) − 1)/2 (таблица 4).</w:t>
+        <w:t>У контура второго порядка фаза не достигает −180°, поэтому запас по амплитуде бесконечен, а запас по фазе вычисляется по формуле PM = 90° − arctg ω_с, где ω_с² = (√(1 + 4K²) − 1)/2 (таблица 5).</w:t>
       </w:r>
     </w:p>
     <w:p>
@@ -8000,7 +9071,7 @@
           <w:sz w:val="28"/>
           <w:u w:val="none"/>
         </w:rPr>
-        <w:t>Таблица 4 – Контур K/(s(s+1)): запас по фазе</w:t>
+        <w:t>Таблица 5 – Контур K/(s(s+1)): запас по фазе</w:t>
       </w:r>
     </w:p>
     <w:tbl>
@@ -8762,7 +9833,7 @@
           <w:sz w:val="28"/>
           <w:u w:val="none"/>
         </w:rPr>
-        <w:t>Объект 1/(s − 1) неустойчив (P = 1). Замкнутая система с усилителем K имеет полюс 1 − K и устойчива при K &gt; 1. Результаты приведены в таблице 5.</w:t>
+        <w:t>Объект 1/(s − 1) неустойчив (P = 1). Замкнутая система с усилителем K имеет полюс 1 − K и устойчива при K &gt; 1. Результаты приведены в таблице 6.</w:t>
       </w:r>
     </w:p>
     <w:p>
@@ -8780,7 +9851,7 @@
           <w:sz w:val="28"/>
           <w:u w:val="none"/>
         </w:rPr>
-        <w:t>Таблица 5 – Неустойчивый объект: критерий Найквиста</w:t>
+        <w:t>Таблица 6 – Неустойчивый объект: критерий Найквиста</w:t>
       </w:r>
     </w:p>
     <w:tbl>
@@ -10117,7 +11188,7 @@
           <w:sz w:val="28"/>
           <w:u w:val="none"/>
         </w:rPr>
-        <w:t>Запасы устойчивости — свойство контура, а не места, где его разрезали. Контур K/(s(s+1)(s+2)) при K = 2 разрезался в каждой из трёх его связей (таблица 6).</w:t>
+        <w:t>Запасы устойчивости — свойство контура, а не места, где его разрезали. Контур K/(s(s+1)(s+2)) при K = 2 разрезался в каждой из трёх его связей (таблица 7).</w:t>
       </w:r>
     </w:p>
     <w:p>
@@ -10135,7 +11206,7 @@
           <w:sz w:val="28"/>
           <w:u w:val="none"/>
         </w:rPr>
-        <w:t>Таблица 6 – Разрез в разных связях контура</w:t>
+        <w:t>Таблица 7 – Разрез в разных связях контура</w:t>
       </w:r>
     </w:p>
     <w:tbl>
@@ -10682,7 +11753,7 @@
           <w:sz w:val="28"/>
           <w:u w:val="none"/>
         </w:rPr>
-        <w:t>Если увеличить усиление контура ровно в GM раз, система должна оказаться на границе устойчивости: полюс выходит на мнимую ось на частоте ω_π. Проверка для четырёх контуров приведена в таблице 7.</w:t>
+        <w:t>Если увеличить усиление контура ровно в GM раз, система должна оказаться на границе устойчивости: полюс выходит на мнимую ось на частоте ω_π. Проверка для четырёх контуров приведена в таблице 8.</w:t>
       </w:r>
     </w:p>
     <w:p>
@@ -10700,7 +11771,7 @@
           <w:sz w:val="28"/>
           <w:u w:val="none"/>
         </w:rPr>
-        <w:t>Таблица 7 – Полюс замкнутой системы при усилении в GM раз</w:t>
+        <w:t>Таблица 8 – Полюс замкнутой системы при усилении в GM раз</w:t>
       </w:r>
     </w:p>
     <w:tbl>
@@ -11450,67 +12521,7 @@
       <w:r>
         <w:drawing>
           <wp:inline xmlns:a="http://schemas.openxmlformats.org/drawingml/2006/main" xmlns:pic="http://schemas.openxmlformats.org/drawingml/2006/picture">
-            <wp:extent cx="5760000" cy="3420000"/>
-            <wp:docPr id="8" name="Picture 8"/>
-            <wp:cNvGraphicFramePr>
-              <a:graphicFrameLocks noChangeAspect="1"/>
-            </wp:cNvGraphicFramePr>
-            <a:graphic>
-              <a:graphicData uri="http://schemas.openxmlformats.org/drawingml/2006/picture">
-                <pic:pic>
-                  <pic:nvPicPr>
-                    <pic:cNvPr id="0" name="loop-thirdOrderLoop-full.png"/>
-                    <pic:cNvPicPr/>
-                  </pic:nvPicPr>
-                  <pic:blipFill>
-                    <a:blip r:embed="rId18"/>
-                    <a:stretch>
-                      <a:fillRect/>
-                    </a:stretch>
-                  </pic:blipFill>
-                  <pic:spPr>
-                    <a:xfrm>
-                      <a:off x="0" y="0"/>
-                      <a:ext cx="5760000" cy="3420000"/>
-                    </a:xfrm>
-                    <a:prstGeom prst="rect"/>
-                  </pic:spPr>
-                </pic:pic>
-              </a:graphicData>
-            </a:graphic>
-          </wp:inline>
-        </w:drawing>
-      </w:r>
-    </w:p>
-    <w:p>
-      <w:pPr>
-        <w:keepNext w:val="0"/>
-        <w:spacing w:line="360" w:lineRule="auto" w:before="0" w:after="120"/>
-        <w:ind w:firstLine="0"/>
-        <w:jc w:val="center"/>
-      </w:pPr>
-      <w:r>
-        <w:rPr>
-          <w:rFonts w:ascii="Times New Roman" w:hAnsi="Times New Roman" w:cs="Times New Roman" w:eastAsia="Times New Roman"/>
-          <w:b w:val="0"/>
-          <w:i w:val="0"/>
-          <w:sz w:val="28"/>
-          <w:u w:val="none"/>
-        </w:rPr>
-        <w:t>Рисунок 7 – Контур 3-го порядка: схема с разомкнутой связью и запасы</w:t>
-      </w:r>
-    </w:p>
-    <w:p>
-      <w:pPr>
-        <w:keepNext/>
-        <w:spacing w:line="240" w:lineRule="auto" w:before="120" w:after="0"/>
-        <w:ind w:firstLine="0"/>
-        <w:jc w:val="center"/>
-      </w:pPr>
-      <w:r>
-        <w:drawing>
-          <wp:inline xmlns:a="http://schemas.openxmlformats.org/drawingml/2006/main" xmlns:pic="http://schemas.openxmlformats.org/drawingml/2006/picture">
-            <wp:extent cx="5760000" cy="3420000"/>
+            <wp:extent cx="3600000" cy="415884"/>
             <wp:docPr id="9" name="Picture 9"/>
             <wp:cNvGraphicFramePr>
               <a:graphicFrameLocks noChangeAspect="1"/>
@@ -11519,7 +12530,7 @@
               <a:graphicData uri="http://schemas.openxmlformats.org/drawingml/2006/picture">
                 <pic:pic>
                   <pic:nvPicPr>
-                    <pic:cNvPr id="0" name="loop-other-cut-full.png"/>
+                    <pic:cNvPr id="0" name="tabs.png"/>
                     <pic:cNvPicPr/>
                   </pic:nvPicPr>
                   <pic:blipFill>
@@ -11531,7 +12542,7 @@
                   <pic:spPr>
                     <a:xfrm>
                       <a:off x="0" y="0"/>
-                      <a:ext cx="5760000" cy="3420000"/>
+                      <a:ext cx="3600000" cy="415884"/>
                     </a:xfrm>
                     <a:prstGeom prst="rect"/>
                   </pic:spPr>
@@ -11557,7 +12568,67 @@
           <w:sz w:val="28"/>
           <w:u w:val="none"/>
         </w:rPr>
-        <w:t>Рисунок 8 – Разрез в другой связи того же контура</w:t>
+        <w:t>Рисунок 8 – Вкладки панели результатов: запасы устойчивости — во вкладке «Частоты»</w:t>
+      </w:r>
+    </w:p>
+    <w:p>
+      <w:pPr>
+        <w:keepNext/>
+        <w:spacing w:line="240" w:lineRule="auto" w:before="120" w:after="0"/>
+        <w:ind w:firstLine="0"/>
+        <w:jc w:val="center"/>
+      </w:pPr>
+      <w:r>
+        <w:drawing>
+          <wp:inline xmlns:a="http://schemas.openxmlformats.org/drawingml/2006/main" xmlns:pic="http://schemas.openxmlformats.org/drawingml/2006/picture">
+            <wp:extent cx="2880000" cy="2340000"/>
+            <wp:docPr id="10" name="Picture 10"/>
+            <wp:cNvGraphicFramePr>
+              <a:graphicFrameLocks noChangeAspect="1"/>
+            </wp:cNvGraphicFramePr>
+            <a:graphic>
+              <a:graphicData uri="http://schemas.openxmlformats.org/drawingml/2006/picture">
+                <pic:pic>
+                  <pic:nvPicPr>
+                    <pic:cNvPr id="0" name="inspector.png"/>
+                    <pic:cNvPicPr/>
+                  </pic:nvPicPr>
+                  <pic:blipFill>
+                    <a:blip r:embed="rId20"/>
+                    <a:stretch>
+                      <a:fillRect/>
+                    </a:stretch>
+                  </pic:blipFill>
+                  <pic:spPr>
+                    <a:xfrm>
+                      <a:off x="0" y="0"/>
+                      <a:ext cx="2880000" cy="2340000"/>
+                    </a:xfrm>
+                    <a:prstGeom prst="rect"/>
+                  </pic:spPr>
+                </pic:pic>
+              </a:graphicData>
+            </a:graphic>
+          </wp:inline>
+        </w:drawing>
+      </w:r>
+    </w:p>
+    <w:p>
+      <w:pPr>
+        <w:keepNext w:val="0"/>
+        <w:spacing w:line="360" w:lineRule="auto" w:before="0" w:after="120"/>
+        <w:ind w:firstLine="0"/>
+        <w:jc w:val="center"/>
+      </w:pPr>
+      <w:r>
+        <w:rPr>
+          <w:rFonts w:ascii="Times New Roman" w:hAnsi="Times New Roman" w:cs="Times New Roman" w:eastAsia="Times New Roman"/>
+          <w:b w:val="0"/>
+          <w:i w:val="0"/>
+          <w:sz w:val="28"/>
+          <w:u w:val="none"/>
+        </w:rPr>
+        <w:t>Рисунок 9 – Изменение коэффициента усиления K в панели параметров</w:t>
       </w:r>
     </w:p>
     <w:p>

--- a/docs/reports/KP_report.docx
+++ b/docs/reports/KP_report.docx
@@ -3002,7 +3002,7 @@
           <w:sz w:val="28"/>
           <w:u w:val="none"/>
         </w:rPr>
-        <w:t>Термины и определения</w:t>
+        <w:t>Перечень сокращений и обозначений</w:t>
         <w:tab/>
         <w:t>5</w:t>
       </w:r>
@@ -3661,15 +3661,15 @@
           <w:sz w:val="28"/>
           <w:u w:val="none"/>
         </w:rPr>
-        <w:t>Термины и определения</w:t>
+        <w:t>Перечень сокращений и обозначений</w:t>
       </w:r>
     </w:p>
     <w:p>
       <w:pPr>
         <w:keepNext w:val="0"/>
         <w:spacing w:line="360" w:lineRule="auto" w:before="0" w:after="0"/>
-        <w:ind w:firstLine="709"/>
-        <w:jc w:val="both"/>
+        <w:ind w:firstLine="0"/>
+        <w:jc w:val="left"/>
       </w:pPr>
       <w:r>
         <w:rPr>
@@ -3679,15 +3679,15 @@
           <w:sz w:val="28"/>
           <w:u w:val="none"/>
         </w:rPr>
-        <w:t>В записке используются следующие термины. Пояснения даны простыми словами; строгие определения приведены в учебниках [1, 2].</w:t>
-      </w:r>
-    </w:p>
-    <w:p>
-      <w:pPr>
-        <w:keepNext/>
-        <w:spacing w:line="360" w:lineRule="auto" w:before="120" w:after="0"/>
+        <w:t>САУ – система автоматического управления</w:t>
+      </w:r>
+    </w:p>
+    <w:p>
+      <w:pPr>
+        <w:keepNext w:val="0"/>
+        <w:spacing w:line="360" w:lineRule="auto" w:before="0" w:after="0"/>
         <w:ind w:firstLine="0"/>
-        <w:jc w:val="right"/>
+        <w:jc w:val="left"/>
       </w:pPr>
       <w:r>
         <w:rPr>
@@ -3697,942 +3697,224 @@
           <w:sz w:val="28"/>
           <w:u w:val="none"/>
         </w:rPr>
-        <w:t>Таблица 1 – Термины и определения</w:t>
-      </w:r>
-    </w:p>
-    <w:tbl>
-      <w:tblPr>
-        <w:tblStyle w:val="TableGrid"/>
-        <w:tblW w:type="auto" w:w="0"/>
-        <w:jc w:val="center"/>
-        <w:tblLayout w:type="fixed"/>
-        <w:tblLook w:firstColumn="1" w:firstRow="1" w:lastColumn="0" w:lastRow="0" w:noHBand="0" w:noVBand="1" w:val="04A0"/>
-        <w:tblLayout w:type="fixed"/>
-      </w:tblPr>
-      <w:tblGrid>
-        <w:gridCol w:w="2835"/>
-        <w:gridCol w:w="6520"/>
-      </w:tblGrid>
-      <w:tr>
-        <w:tc>
-          <w:tcPr>
-            <w:tcW w:type="dxa" w:w="2835"/>
-          </w:tcPr>
-          <w:p>
-            <w:pPr>
-              <w:spacing w:line="240" w:lineRule="auto"/>
-              <w:ind w:firstLine="0"/>
-              <w:jc w:val="center"/>
-            </w:pPr>
-            <w:r/>
-            <w:r>
-              <w:rPr>
-                <w:rFonts w:ascii="Times New Roman" w:hAnsi="Times New Roman" w:cs="Times New Roman" w:eastAsia="Times New Roman"/>
-                <w:b/>
-                <w:i w:val="0"/>
-                <w:sz w:val="24"/>
-                <w:u w:val="none"/>
-              </w:rPr>
-              <w:t>Термин</w:t>
-            </w:r>
-          </w:p>
-        </w:tc>
-        <w:tc>
-          <w:tcPr>
-            <w:tcW w:type="dxa" w:w="6520"/>
-          </w:tcPr>
-          <w:p>
-            <w:pPr>
-              <w:spacing w:line="240" w:lineRule="auto"/>
-              <w:ind w:firstLine="0"/>
-              <w:jc w:val="center"/>
-            </w:pPr>
-            <w:r/>
-            <w:r>
-              <w:rPr>
-                <w:rFonts w:ascii="Times New Roman" w:hAnsi="Times New Roman" w:cs="Times New Roman" w:eastAsia="Times New Roman"/>
-                <w:b/>
-                <w:i w:val="0"/>
-                <w:sz w:val="24"/>
-                <w:u w:val="none"/>
-              </w:rPr>
-              <w:t>Пояснение</w:t>
-            </w:r>
-          </w:p>
-        </w:tc>
-      </w:tr>
-      <w:tr>
-        <w:tc>
-          <w:tcPr>
-            <w:tcW w:type="dxa" w:w="2835"/>
-          </w:tcPr>
-          <w:p>
-            <w:pPr>
-              <w:spacing w:line="240" w:lineRule="auto"/>
-              <w:ind w:firstLine="0"/>
-              <w:jc w:val="left"/>
-            </w:pPr>
-            <w:r/>
-            <w:r>
-              <w:rPr>
-                <w:rFonts w:ascii="Times New Roman" w:hAnsi="Times New Roman" w:cs="Times New Roman" w:eastAsia="Times New Roman"/>
-                <w:b w:val="0"/>
-                <w:i w:val="0"/>
-                <w:sz w:val="24"/>
-                <w:u w:val="none"/>
-              </w:rPr>
-              <w:t>Замкнутая система</w:t>
-            </w:r>
-          </w:p>
-        </w:tc>
-        <w:tc>
-          <w:tcPr>
-            <w:tcW w:type="dxa" w:w="6520"/>
-          </w:tcPr>
-          <w:p>
-            <w:pPr>
-              <w:spacing w:line="240" w:lineRule="auto"/>
-              <w:ind w:firstLine="0"/>
-              <w:jc w:val="center"/>
-            </w:pPr>
-            <w:r/>
-            <w:r>
-              <w:rPr>
-                <w:rFonts w:ascii="Times New Roman" w:hAnsi="Times New Roman" w:cs="Times New Roman" w:eastAsia="Times New Roman"/>
-                <w:b w:val="0"/>
-                <w:i w:val="0"/>
-                <w:sz w:val="24"/>
-                <w:u w:val="none"/>
-              </w:rPr>
-              <w:t>Система с обратной связью: выход сравнивается с заданием, и разница подаётся на регулятор</w:t>
-            </w:r>
-          </w:p>
-        </w:tc>
-      </w:tr>
-      <w:tr>
-        <w:tc>
-          <w:tcPr>
-            <w:tcW w:type="dxa" w:w="2835"/>
-          </w:tcPr>
-          <w:p>
-            <w:pPr>
-              <w:spacing w:line="240" w:lineRule="auto"/>
-              <w:ind w:firstLine="0"/>
-              <w:jc w:val="left"/>
-            </w:pPr>
-            <w:r/>
-            <w:r>
-              <w:rPr>
-                <w:rFonts w:ascii="Times New Roman" w:hAnsi="Times New Roman" w:cs="Times New Roman" w:eastAsia="Times New Roman"/>
-                <w:b w:val="0"/>
-                <w:i w:val="0"/>
-                <w:sz w:val="24"/>
-                <w:u w:val="none"/>
-              </w:rPr>
-              <w:t>Разомкнутый контур</w:t>
-            </w:r>
-          </w:p>
-        </w:tc>
-        <w:tc>
-          <w:tcPr>
-            <w:tcW w:type="dxa" w:w="6520"/>
-          </w:tcPr>
-          <w:p>
-            <w:pPr>
-              <w:spacing w:line="240" w:lineRule="auto"/>
-              <w:ind w:firstLine="0"/>
-              <w:jc w:val="center"/>
-            </w:pPr>
-            <w:r/>
-            <w:r>
-              <w:rPr>
-                <w:rFonts w:ascii="Times New Roman" w:hAnsi="Times New Roman" w:cs="Times New Roman" w:eastAsia="Times New Roman"/>
-                <w:b w:val="0"/>
-                <w:i w:val="0"/>
-                <w:sz w:val="24"/>
-                <w:u w:val="none"/>
-              </w:rPr>
-              <w:t>Тот же контур, мысленно разрезанный в одной точке: сигнал проходит по кругу один раз и обратно не возвращается</w:t>
-            </w:r>
-          </w:p>
-        </w:tc>
-      </w:tr>
-      <w:tr>
-        <w:tc>
-          <w:tcPr>
-            <w:tcW w:type="dxa" w:w="2835"/>
-          </w:tcPr>
-          <w:p>
-            <w:pPr>
-              <w:spacing w:line="240" w:lineRule="auto"/>
-              <w:ind w:firstLine="0"/>
-              <w:jc w:val="left"/>
-            </w:pPr>
-            <w:r/>
-            <w:r>
-              <w:rPr>
-                <w:rFonts w:ascii="Times New Roman" w:hAnsi="Times New Roman" w:cs="Times New Roman" w:eastAsia="Times New Roman"/>
-                <w:b w:val="0"/>
-                <w:i w:val="0"/>
-                <w:sz w:val="24"/>
-                <w:u w:val="none"/>
-              </w:rPr>
-              <w:t>Разрез контура</w:t>
-            </w:r>
-          </w:p>
-        </w:tc>
-        <w:tc>
-          <w:tcPr>
-            <w:tcW w:type="dxa" w:w="6520"/>
-          </w:tcPr>
-          <w:p>
-            <w:pPr>
-              <w:spacing w:line="240" w:lineRule="auto"/>
-              <w:ind w:firstLine="0"/>
-              <w:jc w:val="center"/>
-            </w:pPr>
-            <w:r/>
-            <w:r>
-              <w:rPr>
-                <w:rFonts w:ascii="Times New Roman" w:hAnsi="Times New Roman" w:cs="Times New Roman" w:eastAsia="Times New Roman"/>
-                <w:b w:val="0"/>
-                <w:i w:val="0"/>
-                <w:sz w:val="24"/>
-                <w:u w:val="none"/>
-              </w:rPr>
-              <w:t>Выбранная связь схемы, в которой контур разомкнут для анализа</w:t>
-            </w:r>
-          </w:p>
-        </w:tc>
-      </w:tr>
-      <w:tr>
-        <w:tc>
-          <w:tcPr>
-            <w:tcW w:type="dxa" w:w="2835"/>
-          </w:tcPr>
-          <w:p>
-            <w:pPr>
-              <w:spacing w:line="240" w:lineRule="auto"/>
-              <w:ind w:firstLine="0"/>
-              <w:jc w:val="left"/>
-            </w:pPr>
-            <w:r/>
-            <w:r>
-              <w:rPr>
-                <w:rFonts w:ascii="Times New Roman" w:hAnsi="Times New Roman" w:cs="Times New Roman" w:eastAsia="Times New Roman"/>
-                <w:b w:val="0"/>
-                <w:i w:val="0"/>
-                <w:sz w:val="24"/>
-                <w:u w:val="none"/>
-              </w:rPr>
-              <w:t>Передаточная функция L(s)</w:t>
-            </w:r>
-          </w:p>
-        </w:tc>
-        <w:tc>
-          <w:tcPr>
-            <w:tcW w:type="dxa" w:w="6520"/>
-          </w:tcPr>
-          <w:p>
-            <w:pPr>
-              <w:spacing w:line="240" w:lineRule="auto"/>
-              <w:ind w:firstLine="0"/>
-              <w:jc w:val="center"/>
-            </w:pPr>
-            <w:r/>
-            <w:r>
-              <w:rPr>
-                <w:rFonts w:ascii="Times New Roman" w:hAnsi="Times New Roman" w:cs="Times New Roman" w:eastAsia="Times New Roman"/>
-                <w:b w:val="0"/>
-                <w:i w:val="0"/>
-                <w:sz w:val="24"/>
-                <w:u w:val="none"/>
-              </w:rPr>
-              <w:t>Описывает, что вернётся к месту разреза после обхода контура; замкнутая система устойчива или нет в зависимости от L(s)</w:t>
-            </w:r>
-          </w:p>
-        </w:tc>
-      </w:tr>
-      <w:tr>
-        <w:tc>
-          <w:tcPr>
-            <w:tcW w:type="dxa" w:w="2835"/>
-          </w:tcPr>
-          <w:p>
-            <w:pPr>
-              <w:spacing w:line="240" w:lineRule="auto"/>
-              <w:ind w:firstLine="0"/>
-              <w:jc w:val="left"/>
-            </w:pPr>
-            <w:r/>
-            <w:r>
-              <w:rPr>
-                <w:rFonts w:ascii="Times New Roman" w:hAnsi="Times New Roman" w:cs="Times New Roman" w:eastAsia="Times New Roman"/>
-                <w:b w:val="0"/>
-                <w:i w:val="0"/>
-                <w:sz w:val="24"/>
-                <w:u w:val="none"/>
-              </w:rPr>
-              <w:t>Полюс</w:t>
-            </w:r>
-          </w:p>
-        </w:tc>
-        <w:tc>
-          <w:tcPr>
-            <w:tcW w:type="dxa" w:w="6520"/>
-          </w:tcPr>
-          <w:p>
-            <w:pPr>
-              <w:spacing w:line="240" w:lineRule="auto"/>
-              <w:ind w:firstLine="0"/>
-              <w:jc w:val="center"/>
-            </w:pPr>
-            <w:r/>
-            <w:r>
-              <w:rPr>
-                <w:rFonts w:ascii="Times New Roman" w:hAnsi="Times New Roman" w:cs="Times New Roman" w:eastAsia="Times New Roman"/>
-                <w:b w:val="0"/>
-                <w:i w:val="0"/>
-                <w:sz w:val="24"/>
-                <w:u w:val="none"/>
-              </w:rPr>
-              <w:t>Число, определяющее характер движения системы; если у всех полюсов вещественная часть отрицательна, колебания и отклонения затухают — система устойчива</w:t>
-            </w:r>
-          </w:p>
-        </w:tc>
-      </w:tr>
-      <w:tr>
-        <w:tc>
-          <w:tcPr>
-            <w:tcW w:type="dxa" w:w="2835"/>
-          </w:tcPr>
-          <w:p>
-            <w:pPr>
-              <w:spacing w:line="240" w:lineRule="auto"/>
-              <w:ind w:firstLine="0"/>
-              <w:jc w:val="left"/>
-            </w:pPr>
-            <w:r/>
-            <w:r>
-              <w:rPr>
-                <w:rFonts w:ascii="Times New Roman" w:hAnsi="Times New Roman" w:cs="Times New Roman" w:eastAsia="Times New Roman"/>
-                <w:b w:val="0"/>
-                <w:i w:val="0"/>
-                <w:sz w:val="24"/>
-                <w:u w:val="none"/>
-              </w:rPr>
-              <w:t>Частота ω</w:t>
-            </w:r>
-          </w:p>
-        </w:tc>
-        <w:tc>
-          <w:tcPr>
-            <w:tcW w:type="dxa" w:w="6520"/>
-          </w:tcPr>
-          <w:p>
-            <w:pPr>
-              <w:spacing w:line="240" w:lineRule="auto"/>
-              <w:ind w:firstLine="0"/>
-              <w:jc w:val="center"/>
-            </w:pPr>
-            <w:r/>
-            <w:r>
-              <w:rPr>
-                <w:rFonts w:ascii="Times New Roman" w:hAnsi="Times New Roman" w:cs="Times New Roman" w:eastAsia="Times New Roman"/>
-                <w:b w:val="0"/>
-                <w:i w:val="0"/>
-                <w:sz w:val="24"/>
-                <w:u w:val="none"/>
-              </w:rPr>
-              <w:t>Скорость колебаний синусоидального сигнала, рад/с; 1 рад/с ≈ один период за 6,3 с</w:t>
-            </w:r>
-          </w:p>
-        </w:tc>
-      </w:tr>
-      <w:tr>
-        <w:tc>
-          <w:tcPr>
-            <w:tcW w:type="dxa" w:w="2835"/>
-          </w:tcPr>
-          <w:p>
-            <w:pPr>
-              <w:spacing w:line="240" w:lineRule="auto"/>
-              <w:ind w:firstLine="0"/>
-              <w:jc w:val="left"/>
-            </w:pPr>
-            <w:r/>
-            <w:r>
-              <w:rPr>
-                <w:rFonts w:ascii="Times New Roman" w:hAnsi="Times New Roman" w:cs="Times New Roman" w:eastAsia="Times New Roman"/>
-                <w:b w:val="0"/>
-                <w:i w:val="0"/>
-                <w:sz w:val="24"/>
-                <w:u w:val="none"/>
-              </w:rPr>
-              <w:t>Частотная характеристика</w:t>
-            </w:r>
-          </w:p>
-        </w:tc>
-        <w:tc>
-          <w:tcPr>
-            <w:tcW w:type="dxa" w:w="6520"/>
-          </w:tcPr>
-          <w:p>
-            <w:pPr>
-              <w:spacing w:line="240" w:lineRule="auto"/>
-              <w:ind w:firstLine="0"/>
-              <w:jc w:val="center"/>
-            </w:pPr>
-            <w:r/>
-            <w:r>
-              <w:rPr>
-                <w:rFonts w:ascii="Times New Roman" w:hAnsi="Times New Roman" w:cs="Times New Roman" w:eastAsia="Times New Roman"/>
-                <w:b w:val="0"/>
-                <w:i w:val="0"/>
-                <w:sz w:val="24"/>
-                <w:u w:val="none"/>
-              </w:rPr>
-              <w:t>Показывает, как контур пропускает синусоиды разной частоты: во сколько раз усиливает (амплитуда) и насколько запаздывает (фаза)</w:t>
-            </w:r>
-          </w:p>
-        </w:tc>
-      </w:tr>
-      <w:tr>
-        <w:tc>
-          <w:tcPr>
-            <w:tcW w:type="dxa" w:w="2835"/>
-          </w:tcPr>
-          <w:p>
-            <w:pPr>
-              <w:spacing w:line="240" w:lineRule="auto"/>
-              <w:ind w:firstLine="0"/>
-              <w:jc w:val="left"/>
-            </w:pPr>
-            <w:r/>
-            <w:r>
-              <w:rPr>
-                <w:rFonts w:ascii="Times New Roman" w:hAnsi="Times New Roman" w:cs="Times New Roman" w:eastAsia="Times New Roman"/>
-                <w:b w:val="0"/>
-                <w:i w:val="0"/>
-                <w:sz w:val="24"/>
-                <w:u w:val="none"/>
-              </w:rPr>
-              <w:t>Фаза</w:t>
-            </w:r>
-          </w:p>
-        </w:tc>
-        <w:tc>
-          <w:tcPr>
-            <w:tcW w:type="dxa" w:w="6520"/>
-          </w:tcPr>
-          <w:p>
-            <w:pPr>
-              <w:spacing w:line="240" w:lineRule="auto"/>
-              <w:ind w:firstLine="0"/>
-              <w:jc w:val="center"/>
-            </w:pPr>
-            <w:r/>
-            <w:r>
-              <w:rPr>
-                <w:rFonts w:ascii="Times New Roman" w:hAnsi="Times New Roman" w:cs="Times New Roman" w:eastAsia="Times New Roman"/>
-                <w:b w:val="0"/>
-                <w:i w:val="0"/>
-                <w:sz w:val="24"/>
-                <w:u w:val="none"/>
-              </w:rPr>
-              <w:t>Запаздывание выходной синусоиды относительно входной, в градусах; −180° — выход в противофазе со входом</w:t>
-            </w:r>
-          </w:p>
-        </w:tc>
-      </w:tr>
-      <w:tr>
-        <w:tc>
-          <w:tcPr>
-            <w:tcW w:type="dxa" w:w="2835"/>
-          </w:tcPr>
-          <w:p>
-            <w:pPr>
-              <w:spacing w:line="240" w:lineRule="auto"/>
-              <w:ind w:firstLine="0"/>
-              <w:jc w:val="left"/>
-            </w:pPr>
-            <w:r/>
-            <w:r>
-              <w:rPr>
-                <w:rFonts w:ascii="Times New Roman" w:hAnsi="Times New Roman" w:cs="Times New Roman" w:eastAsia="Times New Roman"/>
-                <w:b w:val="0"/>
-                <w:i w:val="0"/>
-                <w:sz w:val="24"/>
-                <w:u w:val="none"/>
-              </w:rPr>
-              <w:t>Децибел (дБ)</w:t>
-            </w:r>
-          </w:p>
-        </w:tc>
-        <w:tc>
-          <w:tcPr>
-            <w:tcW w:type="dxa" w:w="6520"/>
-          </w:tcPr>
-          <w:p>
-            <w:pPr>
-              <w:spacing w:line="240" w:lineRule="auto"/>
-              <w:ind w:firstLine="0"/>
-              <w:jc w:val="center"/>
-            </w:pPr>
-            <w:r/>
-            <w:r>
-              <w:rPr>
-                <w:rFonts w:ascii="Times New Roman" w:hAnsi="Times New Roman" w:cs="Times New Roman" w:eastAsia="Times New Roman"/>
-                <w:b w:val="0"/>
-                <w:i w:val="0"/>
-                <w:sz w:val="24"/>
-                <w:u w:val="none"/>
-              </w:rPr>
-              <w:t>Логарифмическая мера усиления: 20·lg(усиление); 0 дБ — усиление 1, +20 дБ — в 10 раз, −20 дБ — в 10 раз меньше</w:t>
-            </w:r>
-          </w:p>
-        </w:tc>
-      </w:tr>
-      <w:tr>
-        <w:tc>
-          <w:tcPr>
-            <w:tcW w:type="dxa" w:w="2835"/>
-          </w:tcPr>
-          <w:p>
-            <w:pPr>
-              <w:spacing w:line="240" w:lineRule="auto"/>
-              <w:ind w:firstLine="0"/>
-              <w:jc w:val="left"/>
-            </w:pPr>
-            <w:r/>
-            <w:r>
-              <w:rPr>
-                <w:rFonts w:ascii="Times New Roman" w:hAnsi="Times New Roman" w:cs="Times New Roman" w:eastAsia="Times New Roman"/>
-                <w:b w:val="0"/>
-                <w:i w:val="0"/>
-                <w:sz w:val="24"/>
-                <w:u w:val="none"/>
-              </w:rPr>
-              <w:t>ЛАЧХ и ЛФЧХ</w:t>
-            </w:r>
-          </w:p>
-        </w:tc>
-        <w:tc>
-          <w:tcPr>
-            <w:tcW w:type="dxa" w:w="6520"/>
-          </w:tcPr>
-          <w:p>
-            <w:pPr>
-              <w:spacing w:line="240" w:lineRule="auto"/>
-              <w:ind w:firstLine="0"/>
-              <w:jc w:val="center"/>
-            </w:pPr>
-            <w:r/>
-            <w:r>
-              <w:rPr>
-                <w:rFonts w:ascii="Times New Roman" w:hAnsi="Times New Roman" w:cs="Times New Roman" w:eastAsia="Times New Roman"/>
-                <w:b w:val="0"/>
-                <w:i w:val="0"/>
-                <w:sz w:val="24"/>
-                <w:u w:val="none"/>
-              </w:rPr>
-              <w:t>Графики усиления в дБ и фазы в градусах по логарифмической оси частот</w:t>
-            </w:r>
-          </w:p>
-        </w:tc>
-      </w:tr>
-      <w:tr>
-        <w:tc>
-          <w:tcPr>
-            <w:tcW w:type="dxa" w:w="2835"/>
-          </w:tcPr>
-          <w:p>
-            <w:pPr>
-              <w:spacing w:line="240" w:lineRule="auto"/>
-              <w:ind w:firstLine="0"/>
-              <w:jc w:val="left"/>
-            </w:pPr>
-            <w:r/>
-            <w:r>
-              <w:rPr>
-                <w:rFonts w:ascii="Times New Roman" w:hAnsi="Times New Roman" w:cs="Times New Roman" w:eastAsia="Times New Roman"/>
-                <w:b w:val="0"/>
-                <w:i w:val="0"/>
-                <w:sz w:val="24"/>
-                <w:u w:val="none"/>
-              </w:rPr>
-              <w:t>Годограф Найквиста (АФЧХ)</w:t>
-            </w:r>
-          </w:p>
-        </w:tc>
-        <w:tc>
-          <w:tcPr>
-            <w:tcW w:type="dxa" w:w="6520"/>
-          </w:tcPr>
-          <w:p>
-            <w:pPr>
-              <w:spacing w:line="240" w:lineRule="auto"/>
-              <w:ind w:firstLine="0"/>
-              <w:jc w:val="center"/>
-            </w:pPr>
-            <w:r/>
-            <w:r>
-              <w:rPr>
-                <w:rFonts w:ascii="Times New Roman" w:hAnsi="Times New Roman" w:cs="Times New Roman" w:eastAsia="Times New Roman"/>
-                <w:b w:val="0"/>
-                <w:i w:val="0"/>
-                <w:sz w:val="24"/>
-                <w:u w:val="none"/>
-              </w:rPr>
-              <w:t>Кривая, которую рисует конец вектора L(jω) на комплексной плоскости при изменении частоты</w:t>
-            </w:r>
-          </w:p>
-        </w:tc>
-      </w:tr>
-      <w:tr>
-        <w:tc>
-          <w:tcPr>
-            <w:tcW w:type="dxa" w:w="2835"/>
-          </w:tcPr>
-          <w:p>
-            <w:pPr>
-              <w:spacing w:line="240" w:lineRule="auto"/>
-              <w:ind w:firstLine="0"/>
-              <w:jc w:val="left"/>
-            </w:pPr>
-            <w:r/>
-            <w:r>
-              <w:rPr>
-                <w:rFonts w:ascii="Times New Roman" w:hAnsi="Times New Roman" w:cs="Times New Roman" w:eastAsia="Times New Roman"/>
-                <w:b w:val="0"/>
-                <w:i w:val="0"/>
-                <w:sz w:val="24"/>
-                <w:u w:val="none"/>
-              </w:rPr>
-              <w:t>Критическая точка −1</w:t>
-            </w:r>
-          </w:p>
-        </w:tc>
-        <w:tc>
-          <w:tcPr>
-            <w:tcW w:type="dxa" w:w="6520"/>
-          </w:tcPr>
-          <w:p>
-            <w:pPr>
-              <w:spacing w:line="240" w:lineRule="auto"/>
-              <w:ind w:firstLine="0"/>
-              <w:jc w:val="center"/>
-            </w:pPr>
-            <w:r/>
-            <w:r>
-              <w:rPr>
-                <w:rFonts w:ascii="Times New Roman" w:hAnsi="Times New Roman" w:cs="Times New Roman" w:eastAsia="Times New Roman"/>
-                <w:b w:val="0"/>
-                <w:i w:val="0"/>
-                <w:sz w:val="24"/>
-                <w:u w:val="none"/>
-              </w:rPr>
-              <w:t>Точка, при прохождении годографа через которую система оказывается на границе устойчивости</w:t>
-            </w:r>
-          </w:p>
-        </w:tc>
-      </w:tr>
-      <w:tr>
-        <w:tc>
-          <w:tcPr>
-            <w:tcW w:type="dxa" w:w="2835"/>
-          </w:tcPr>
-          <w:p>
-            <w:pPr>
-              <w:spacing w:line="240" w:lineRule="auto"/>
-              <w:ind w:firstLine="0"/>
-              <w:jc w:val="left"/>
-            </w:pPr>
-            <w:r/>
-            <w:r>
-              <w:rPr>
-                <w:rFonts w:ascii="Times New Roman" w:hAnsi="Times New Roman" w:cs="Times New Roman" w:eastAsia="Times New Roman"/>
-                <w:b w:val="0"/>
-                <w:i w:val="0"/>
-                <w:sz w:val="24"/>
-                <w:u w:val="none"/>
-              </w:rPr>
-              <w:t>Критерий Найквиста</w:t>
-            </w:r>
-          </w:p>
-        </w:tc>
-        <w:tc>
-          <w:tcPr>
-            <w:tcW w:type="dxa" w:w="6520"/>
-          </w:tcPr>
-          <w:p>
-            <w:pPr>
-              <w:spacing w:line="240" w:lineRule="auto"/>
-              <w:ind w:firstLine="0"/>
-              <w:jc w:val="center"/>
-            </w:pPr>
-            <w:r/>
-            <w:r>
-              <w:rPr>
-                <w:rFonts w:ascii="Times New Roman" w:hAnsi="Times New Roman" w:cs="Times New Roman" w:eastAsia="Times New Roman"/>
-                <w:b w:val="0"/>
-                <w:i w:val="0"/>
-                <w:sz w:val="24"/>
-                <w:u w:val="none"/>
-              </w:rPr>
-              <w:t>Правило, по которому устойчивость замкнутой системы определяется по тому, как годограф обходит точку −1</w:t>
-            </w:r>
-          </w:p>
-        </w:tc>
-      </w:tr>
-      <w:tr>
-        <w:tc>
-          <w:tcPr>
-            <w:tcW w:type="dxa" w:w="2835"/>
-          </w:tcPr>
-          <w:p>
-            <w:pPr>
-              <w:spacing w:line="240" w:lineRule="auto"/>
-              <w:ind w:firstLine="0"/>
-              <w:jc w:val="left"/>
-            </w:pPr>
-            <w:r/>
-            <w:r>
-              <w:rPr>
-                <w:rFonts w:ascii="Times New Roman" w:hAnsi="Times New Roman" w:cs="Times New Roman" w:eastAsia="Times New Roman"/>
-                <w:b w:val="0"/>
-                <w:i w:val="0"/>
-                <w:sz w:val="24"/>
-                <w:u w:val="none"/>
-              </w:rPr>
-              <w:t>Частота среза ω_с</w:t>
-            </w:r>
-          </w:p>
-        </w:tc>
-        <w:tc>
-          <w:tcPr>
-            <w:tcW w:type="dxa" w:w="6520"/>
-          </w:tcPr>
-          <w:p>
-            <w:pPr>
-              <w:spacing w:line="240" w:lineRule="auto"/>
-              <w:ind w:firstLine="0"/>
-              <w:jc w:val="center"/>
-            </w:pPr>
-            <w:r/>
-            <w:r>
-              <w:rPr>
-                <w:rFonts w:ascii="Times New Roman" w:hAnsi="Times New Roman" w:cs="Times New Roman" w:eastAsia="Times New Roman"/>
-                <w:b w:val="0"/>
-                <w:i w:val="0"/>
-                <w:sz w:val="24"/>
-                <w:u w:val="none"/>
-              </w:rPr>
-              <w:t>Частота, на которой усиление контура равно 1 (0 дБ)</w:t>
-            </w:r>
-          </w:p>
-        </w:tc>
-      </w:tr>
-      <w:tr>
-        <w:tc>
-          <w:tcPr>
-            <w:tcW w:type="dxa" w:w="2835"/>
-          </w:tcPr>
-          <w:p>
-            <w:pPr>
-              <w:spacing w:line="240" w:lineRule="auto"/>
-              <w:ind w:firstLine="0"/>
-              <w:jc w:val="left"/>
-            </w:pPr>
-            <w:r/>
-            <w:r>
-              <w:rPr>
-                <w:rFonts w:ascii="Times New Roman" w:hAnsi="Times New Roman" w:cs="Times New Roman" w:eastAsia="Times New Roman"/>
-                <w:b w:val="0"/>
-                <w:i w:val="0"/>
-                <w:sz w:val="24"/>
-                <w:u w:val="none"/>
-              </w:rPr>
-              <w:t>Частота переворота фазы ω_π</w:t>
-            </w:r>
-          </w:p>
-        </w:tc>
-        <w:tc>
-          <w:tcPr>
-            <w:tcW w:type="dxa" w:w="6520"/>
-          </w:tcPr>
-          <w:p>
-            <w:pPr>
-              <w:spacing w:line="240" w:lineRule="auto"/>
-              <w:ind w:firstLine="0"/>
-              <w:jc w:val="center"/>
-            </w:pPr>
-            <w:r/>
-            <w:r>
-              <w:rPr>
-                <w:rFonts w:ascii="Times New Roman" w:hAnsi="Times New Roman" w:cs="Times New Roman" w:eastAsia="Times New Roman"/>
-                <w:b w:val="0"/>
-                <w:i w:val="0"/>
-                <w:sz w:val="24"/>
-                <w:u w:val="none"/>
-              </w:rPr>
-              <w:t>Частота, на которой фаза контура равна −180°</w:t>
-            </w:r>
-          </w:p>
-        </w:tc>
-      </w:tr>
-      <w:tr>
-        <w:tc>
-          <w:tcPr>
-            <w:tcW w:type="dxa" w:w="2835"/>
-          </w:tcPr>
-          <w:p>
-            <w:pPr>
-              <w:spacing w:line="240" w:lineRule="auto"/>
-              <w:ind w:firstLine="0"/>
-              <w:jc w:val="left"/>
-            </w:pPr>
-            <w:r/>
-            <w:r>
-              <w:rPr>
-                <w:rFonts w:ascii="Times New Roman" w:hAnsi="Times New Roman" w:cs="Times New Roman" w:eastAsia="Times New Roman"/>
-                <w:b w:val="0"/>
-                <w:i w:val="0"/>
-                <w:sz w:val="24"/>
-                <w:u w:val="none"/>
-              </w:rPr>
-              <w:t>Запас по амплитуде GM</w:t>
-            </w:r>
-          </w:p>
-        </w:tc>
-        <w:tc>
-          <w:tcPr>
-            <w:tcW w:type="dxa" w:w="6520"/>
-          </w:tcPr>
-          <w:p>
-            <w:pPr>
-              <w:spacing w:line="240" w:lineRule="auto"/>
-              <w:ind w:firstLine="0"/>
-              <w:jc w:val="center"/>
-            </w:pPr>
-            <w:r/>
-            <w:r>
-              <w:rPr>
-                <w:rFonts w:ascii="Times New Roman" w:hAnsi="Times New Roman" w:cs="Times New Roman" w:eastAsia="Times New Roman"/>
-                <w:b w:val="0"/>
-                <w:i w:val="0"/>
-                <w:sz w:val="24"/>
-                <w:u w:val="none"/>
-              </w:rPr>
-              <w:t>Во сколько раз можно увеличить усиление контура до потери устойчивости</w:t>
-            </w:r>
-          </w:p>
-        </w:tc>
-      </w:tr>
-      <w:tr>
-        <w:tc>
-          <w:tcPr>
-            <w:tcW w:type="dxa" w:w="2835"/>
-          </w:tcPr>
-          <w:p>
-            <w:pPr>
-              <w:spacing w:line="240" w:lineRule="auto"/>
-              <w:ind w:firstLine="0"/>
-              <w:jc w:val="left"/>
-            </w:pPr>
-            <w:r/>
-            <w:r>
-              <w:rPr>
-                <w:rFonts w:ascii="Times New Roman" w:hAnsi="Times New Roman" w:cs="Times New Roman" w:eastAsia="Times New Roman"/>
-                <w:b w:val="0"/>
-                <w:i w:val="0"/>
-                <w:sz w:val="24"/>
-                <w:u w:val="none"/>
-              </w:rPr>
-              <w:t>Запас по фазе PM</w:t>
-            </w:r>
-          </w:p>
-        </w:tc>
-        <w:tc>
-          <w:tcPr>
-            <w:tcW w:type="dxa" w:w="6520"/>
-          </w:tcPr>
-          <w:p>
-            <w:pPr>
-              <w:spacing w:line="240" w:lineRule="auto"/>
-              <w:ind w:firstLine="0"/>
-              <w:jc w:val="center"/>
-            </w:pPr>
-            <w:r/>
-            <w:r>
-              <w:rPr>
-                <w:rFonts w:ascii="Times New Roman" w:hAnsi="Times New Roman" w:cs="Times New Roman" w:eastAsia="Times New Roman"/>
-                <w:b w:val="0"/>
-                <w:i w:val="0"/>
-                <w:sz w:val="24"/>
-                <w:u w:val="none"/>
-              </w:rPr>
-              <w:t>Сколько градусов дополнительного запаздывания выдержит контур до потери устойчивости</w:t>
-            </w:r>
-          </w:p>
-        </w:tc>
-      </w:tr>
-      <w:tr>
-        <w:tc>
-          <w:tcPr>
-            <w:tcW w:type="dxa" w:w="2835"/>
-          </w:tcPr>
-          <w:p>
-            <w:pPr>
-              <w:spacing w:line="240" w:lineRule="auto"/>
-              <w:ind w:firstLine="0"/>
-              <w:jc w:val="left"/>
-            </w:pPr>
-            <w:r/>
-            <w:r>
-              <w:rPr>
-                <w:rFonts w:ascii="Times New Roman" w:hAnsi="Times New Roman" w:cs="Times New Roman" w:eastAsia="Times New Roman"/>
-                <w:b w:val="0"/>
-                <w:i w:val="0"/>
-                <w:sz w:val="24"/>
-                <w:u w:val="none"/>
-              </w:rPr>
-              <w:t>Критерий Гурвица</w:t>
-            </w:r>
-          </w:p>
-        </w:tc>
-        <w:tc>
-          <w:tcPr>
-            <w:tcW w:type="dxa" w:w="6520"/>
-          </w:tcPr>
-          <w:p>
-            <w:pPr>
-              <w:spacing w:line="240" w:lineRule="auto"/>
-              <w:ind w:firstLine="0"/>
-              <w:jc w:val="center"/>
-            </w:pPr>
-            <w:r/>
-            <w:r>
-              <w:rPr>
-                <w:rFonts w:ascii="Times New Roman" w:hAnsi="Times New Roman" w:cs="Times New Roman" w:eastAsia="Times New Roman"/>
-                <w:b w:val="0"/>
-                <w:i w:val="0"/>
-                <w:sz w:val="24"/>
-                <w:u w:val="none"/>
-              </w:rPr>
-              <w:t>Проверка устойчивости по коэффициентам характеристического уравнения без вычисления корней</w:t>
-            </w:r>
-          </w:p>
-        </w:tc>
-      </w:tr>
-    </w:tbl>
+        <w:t>ПФ – передаточная функция</w:t>
+      </w:r>
+    </w:p>
     <w:p>
       <w:pPr>
         <w:keepNext w:val="0"/>
-        <w:spacing w:line="240" w:lineRule="auto" w:before="0" w:after="0"/>
-        <w:ind w:firstLine="709"/>
-        <w:jc w:val="both"/>
-      </w:pPr>
+        <w:spacing w:line="360" w:lineRule="auto" w:before="0" w:after="0"/>
+        <w:ind w:firstLine="0"/>
+        <w:jc w:val="left"/>
+      </w:pPr>
+      <w:r>
+        <w:rPr>
+          <w:rFonts w:ascii="Times New Roman" w:hAnsi="Times New Roman" w:cs="Times New Roman" w:eastAsia="Times New Roman"/>
+          <w:b w:val="0"/>
+          <w:i w:val="0"/>
+          <w:sz w:val="28"/>
+          <w:u w:val="none"/>
+        </w:rPr>
+        <w:t>L(s) – передаточная функция разомкнутого контура</w:t>
+      </w:r>
+    </w:p>
+    <w:p>
+      <w:pPr>
+        <w:keepNext w:val="0"/>
+        <w:spacing w:line="360" w:lineRule="auto" w:before="0" w:after="0"/>
+        <w:ind w:firstLine="0"/>
+        <w:jc w:val="left"/>
+      </w:pPr>
+      <w:r>
+        <w:rPr>
+          <w:rFonts w:ascii="Times New Roman" w:hAnsi="Times New Roman" w:cs="Times New Roman" w:eastAsia="Times New Roman"/>
+          <w:b w:val="0"/>
+          <w:i w:val="0"/>
+          <w:sz w:val="28"/>
+          <w:u w:val="none"/>
+        </w:rPr>
+        <w:t>T(s) – передача от пробного входа к выходу разреза, L(s) = −T(s)</w:t>
+      </w:r>
+    </w:p>
+    <w:p>
+      <w:pPr>
+        <w:keepNext w:val="0"/>
+        <w:spacing w:line="360" w:lineRule="auto" w:before="0" w:after="0"/>
+        <w:ind w:firstLine="0"/>
+        <w:jc w:val="left"/>
+      </w:pPr>
+      <w:r>
+        <w:rPr>
+          <w:rFonts w:ascii="Times New Roman" w:hAnsi="Times New Roman" w:cs="Times New Roman" w:eastAsia="Times New Roman"/>
+          <w:b w:val="0"/>
+          <w:i w:val="0"/>
+          <w:sz w:val="28"/>
+          <w:u w:val="none"/>
+        </w:rPr>
+        <w:t>АФЧХ – амплитудно-фазовая частотная характеристика (годограф Найквиста)</w:t>
+      </w:r>
+    </w:p>
+    <w:p>
+      <w:pPr>
+        <w:keepNext w:val="0"/>
+        <w:spacing w:line="360" w:lineRule="auto" w:before="0" w:after="0"/>
+        <w:ind w:firstLine="0"/>
+        <w:jc w:val="left"/>
+      </w:pPr>
+      <w:r>
+        <w:rPr>
+          <w:rFonts w:ascii="Times New Roman" w:hAnsi="Times New Roman" w:cs="Times New Roman" w:eastAsia="Times New Roman"/>
+          <w:b w:val="0"/>
+          <w:i w:val="0"/>
+          <w:sz w:val="28"/>
+          <w:u w:val="none"/>
+        </w:rPr>
+        <w:t>ЛАЧХ – логарифмическая амплитудно-частотная характеристика</w:t>
+      </w:r>
+    </w:p>
+    <w:p>
+      <w:pPr>
+        <w:keepNext w:val="0"/>
+        <w:spacing w:line="360" w:lineRule="auto" w:before="0" w:after="0"/>
+        <w:ind w:firstLine="0"/>
+        <w:jc w:val="left"/>
+      </w:pPr>
+      <w:r>
+        <w:rPr>
+          <w:rFonts w:ascii="Times New Roman" w:hAnsi="Times New Roman" w:cs="Times New Roman" w:eastAsia="Times New Roman"/>
+          <w:b w:val="0"/>
+          <w:i w:val="0"/>
+          <w:sz w:val="28"/>
+          <w:u w:val="none"/>
+        </w:rPr>
+        <w:t>ЛФЧХ – логарифмическая фазочастотная характеристика</w:t>
+      </w:r>
+    </w:p>
+    <w:p>
+      <w:pPr>
+        <w:keepNext w:val="0"/>
+        <w:spacing w:line="360" w:lineRule="auto" w:before="0" w:after="0"/>
+        <w:ind w:firstLine="0"/>
+        <w:jc w:val="left"/>
+      </w:pPr>
+      <w:r>
+        <w:rPr>
+          <w:rFonts w:ascii="Times New Roman" w:hAnsi="Times New Roman" w:cs="Times New Roman" w:eastAsia="Times New Roman"/>
+          <w:b w:val="0"/>
+          <w:i w:val="0"/>
+          <w:sz w:val="28"/>
+          <w:u w:val="none"/>
+        </w:rPr>
+        <w:t>ω_с – частота среза: |L(jω_с)| = 1</w:t>
+      </w:r>
+    </w:p>
+    <w:p>
+      <w:pPr>
+        <w:keepNext w:val="0"/>
+        <w:spacing w:line="360" w:lineRule="auto" w:before="0" w:after="0"/>
+        <w:ind w:firstLine="0"/>
+        <w:jc w:val="left"/>
+      </w:pPr>
+      <w:r>
+        <w:rPr>
+          <w:rFonts w:ascii="Times New Roman" w:hAnsi="Times New Roman" w:cs="Times New Roman" w:eastAsia="Times New Roman"/>
+          <w:b w:val="0"/>
+          <w:i w:val="0"/>
+          <w:sz w:val="28"/>
+          <w:u w:val="none"/>
+        </w:rPr>
+        <w:t>ω_π – частота переворота фазы: arg L(jω_π) = −180°</w:t>
+      </w:r>
+    </w:p>
+    <w:p>
+      <w:pPr>
+        <w:keepNext w:val="0"/>
+        <w:spacing w:line="360" w:lineRule="auto" w:before="0" w:after="0"/>
+        <w:ind w:firstLine="0"/>
+        <w:jc w:val="left"/>
+      </w:pPr>
+      <w:r>
+        <w:rPr>
+          <w:rFonts w:ascii="Times New Roman" w:hAnsi="Times New Roman" w:cs="Times New Roman" w:eastAsia="Times New Roman"/>
+          <w:b w:val="0"/>
+          <w:i w:val="0"/>
+          <w:sz w:val="28"/>
+          <w:u w:val="none"/>
+        </w:rPr>
+        <w:t>GM – запас устойчивости по амплитуде (gain margin)</w:t>
+      </w:r>
+    </w:p>
+    <w:p>
+      <w:pPr>
+        <w:keepNext w:val="0"/>
+        <w:spacing w:line="360" w:lineRule="auto" w:before="0" w:after="0"/>
+        <w:ind w:firstLine="0"/>
+        <w:jc w:val="left"/>
+      </w:pPr>
+      <w:r>
+        <w:rPr>
+          <w:rFonts w:ascii="Times New Roman" w:hAnsi="Times New Roman" w:cs="Times New Roman" w:eastAsia="Times New Roman"/>
+          <w:b w:val="0"/>
+          <w:i w:val="0"/>
+          <w:sz w:val="28"/>
+          <w:u w:val="none"/>
+        </w:rPr>
+        <w:t>PM – запас устойчивости по фазе (phase margin)</w:t>
+      </w:r>
+    </w:p>
+    <w:p>
+      <w:pPr>
+        <w:keepNext w:val="0"/>
+        <w:spacing w:line="360" w:lineRule="auto" w:before="0" w:after="0"/>
+        <w:ind w:firstLine="0"/>
+        <w:jc w:val="left"/>
+      </w:pPr>
+      <w:r>
+        <w:rPr>
+          <w:rFonts w:ascii="Times New Roman" w:hAnsi="Times New Roman" w:cs="Times New Roman" w:eastAsia="Times New Roman"/>
+          <w:b w:val="0"/>
+          <w:i w:val="0"/>
+          <w:sz w:val="28"/>
+          <w:u w:val="none"/>
+        </w:rPr>
+        <w:t>P, N, Z – критерий Найквиста: неустойчивые полюса разомкнутого контура, обходы точки −1, неустойчивые полюса замкнутой системы</w:t>
+      </w:r>
+    </w:p>
+    <w:p>
+      <w:pPr>
+        <w:keepNext w:val="0"/>
+        <w:spacing w:line="360" w:lineRule="auto" w:before="0" w:after="0"/>
+        <w:ind w:firstLine="0"/>
+        <w:jc w:val="left"/>
+      </w:pPr>
+      <w:r>
+        <w:rPr>
+          <w:rFonts w:ascii="Times New Roman" w:hAnsi="Times New Roman" w:cs="Times New Roman" w:eastAsia="Times New Roman"/>
+          <w:b w:val="0"/>
+          <w:i w:val="0"/>
+          <w:sz w:val="28"/>
+          <w:u w:val="none"/>
+        </w:rPr>
+        <w:t>Δ₁ … Δₙ – определители Гурвица</w:t>
+      </w:r>
+    </w:p>
+    <w:p>
+      <w:pPr>
+        <w:keepNext w:val="0"/>
+        <w:spacing w:line="360" w:lineRule="auto" w:before="0" w:after="0"/>
+        <w:ind w:firstLine="0"/>
+        <w:jc w:val="left"/>
+      </w:pPr>
+      <w:r>
+        <w:rPr>
+          <w:rFonts w:ascii="Times New Roman" w:hAnsi="Times New Roman" w:cs="Times New Roman" w:eastAsia="Times New Roman"/>
+          <w:b w:val="0"/>
+          <w:i w:val="0"/>
+          <w:sz w:val="28"/>
+          <w:u w:val="none"/>
+        </w:rPr>
+        <w:t>API – программный интерфейс сервера (HTTP)</w:t>
+      </w:r>
     </w:p>
     <w:p>
       <w:pPr>
@@ -4868,7 +4150,7 @@
           <w:sz w:val="28"/>
           <w:u w:val="none"/>
         </w:rPr>
-        <w:t>Рассмотрим замкнутую систему с отрицательной обратной связью (рисунок 1). Если мысленно разрезать контур в любой точке, подать в разрез сигнал и посмотреть, что вернётся к разрезу после обхода контура, получится передаточная функция разомкнутого контура L(s). Для схемы с регулятором K и объектом W(s) L(s) = K·W(s).</w:t>
+        <w:t>Рассмотрим замкнутую систему с отрицательной обратной связью (рисунок 1). Если разомкнуть контур в любой точке, подать в разрез сигнал и определить сигнал, вернувшийся к разрезу после обхода контура, получится передаточная функция разомкнутого контура L(s). Для схемы с регулятором K и объектом W(s) L(s) = K·W(s).</w:t>
       </w:r>
     </w:p>
     <w:p>
@@ -5043,7 +4325,7 @@
           <w:sz w:val="28"/>
           <w:u w:val="none"/>
         </w:rPr>
-        <w:t>Представим, что на вход разомкнутого контура подаётся синусоида частоты ω. На выходе тоже будет синусоида той же частоты, но с другой амплитудой и сдвинутая по времени. Именно эти два числа — усиление и сдвиг фазы — и описывает частотная характеристика. Математически они получаются подстановкой s = jω в L(s): получаем комплексное число L(jω) для каждой частоты ω. Его модуль показывает, во сколько раз контур усиливает синусоиду этой частоты, а аргумент — на сколько градусов сдвигает её фазу. Используются три представления:</w:t>
+        <w:t>При гармоническом входном сигнале частоты ω на выходе линейного контура в установившемся режиме также будет гармонический сигнал той же частоты, отличающийся амплитудой и фазой. Эти две величины описывает частотная характеристика, получаемая подстановкой s = jω в L(s): для каждой частоты ω получаем комплексное число L(jω). Его модуль показывает, во сколько раз контур усиливает синусоиду этой частоты, а аргумент — на сколько градусов сдвигает её фазу. Используются три представления:</w:t>
       </w:r>
     </w:p>
     <w:p>
@@ -6082,7 +5364,7 @@
           <w:sz w:val="28"/>
           <w:u w:val="none"/>
         </w:rPr>
-        <w:t>Файлы модуля перечислены в таблице 2.</w:t>
+        <w:t>Файлы модуля перечислены в таблице 1.</w:t>
       </w:r>
     </w:p>
     <w:p>
@@ -6100,7 +5382,7 @@
           <w:sz w:val="28"/>
           <w:u w:val="none"/>
         </w:rPr>
-        <w:t>Таблица 2 – Файлы модуля</w:t>
+        <w:t>Таблица 1 – Файлы модуля</w:t>
       </w:r>
     </w:p>
     <w:tbl>
@@ -6542,7 +5824,7 @@
           <w:sz w:val="28"/>
           <w:u w:val="none"/>
         </w:rPr>
-        <w:t>Модуль написан на Python с использованием NumPy и SciPy [4, 5]. Класс LoopRealization строит изменённую схему и хранит реализацию (A, b, c, d) канала через разрез (листинг 1 приложения А). Функция analyze_loop рассчитывает характеристики, запасы и критерии (листинг 2). Без указания разреза метод POST /analyze/loop возвращает только список связей на контурах; с разрезом — полный результат. Поля ответа приведены в таблице 3.</w:t>
+        <w:t>Модуль написан на Python с использованием NumPy и SciPy [4, 5]. Класс LoopRealization строит изменённую схему и хранит реализацию (A, b, c, d) канала через разрез (листинг 1 приложения А). Функция analyze_loop рассчитывает характеристики, запасы и критерии (листинг 2). Без указания разреза метод POST /analyze/loop возвращает только список связей на контурах; с разрезом — полный результат. Поля ответа приведены в таблице 2.</w:t>
       </w:r>
     </w:p>
     <w:p>
@@ -6560,7 +5842,7 @@
           <w:sz w:val="28"/>
           <w:u w:val="none"/>
         </w:rPr>
-        <w:t>Таблица 3 – Основные поля ответа /analyze/loop</w:t>
+        <w:t>Таблица 2 – Основные поля ответа /analyze/loop</w:t>
       </w:r>
     </w:p>
     <w:tbl>
@@ -7345,7 +6627,7 @@
           <w:sz w:val="28"/>
           <w:u w:val="none"/>
         </w:rPr>
-        <w:t>Для L(s) = K/(s(s+1)(s+2)) фаза равна −180° при ω_π = √2, где |L| = K/6, поэтому GM = 6/K, а граница устойчивости — K = 6 (как и по критерию Гурвица из раздела 1.5). Запас по фазе вычислялся отдельно: частота среза — корень уравнения ω²(ω² + 1)(ω² + 4) = K², PM = 90° − arctg ω_с − arctg(ω_с/2). Результаты приведены в таблице 4 и на рисунке 6.</w:t>
+        <w:t>Для L(s) = K/(s(s+1)(s+2)) фаза равна −180° при ω_π = √2, где |L| = K/6, поэтому GM = 6/K, а граница устойчивости — K = 6 (как и по критерию Гурвица из раздела 1.5). Запас по фазе вычислялся отдельно: частота среза — корень уравнения ω²(ω² + 1)(ω² + 4) = K², PM = 90° − arctg ω_с − arctg(ω_с/2). Результаты приведены в таблице 3 и на рисунке 6.</w:t>
       </w:r>
     </w:p>
     <w:p>
@@ -7363,7 +6645,7 @@
           <w:sz w:val="28"/>
           <w:u w:val="none"/>
         </w:rPr>
-        <w:t>Таблица 4 – Контур K/(s(s+1)(s+2)): программа и аналитический расчёт</w:t>
+        <w:t>Таблица 3 – Контур K/(s(s+1)(s+2)): программа и аналитический расчёт</w:t>
       </w:r>
     </w:p>
     <w:tbl>
@@ -9053,7 +8335,7 @@
           <w:sz w:val="28"/>
           <w:u w:val="none"/>
         </w:rPr>
-        <w:t>У контура второго порядка фаза не достигает −180°, поэтому запас по амплитуде бесконечен, а запас по фазе вычисляется по формуле PM = 90° − arctg ω_с, где ω_с² = (√(1 + 4K²) − 1)/2 (таблица 5).</w:t>
+        <w:t>У контура второго порядка фаза не достигает −180°, поэтому запас по амплитуде бесконечен, а запас по фазе вычисляется по формуле PM = 90° − arctg ω_с, где ω_с² = (√(1 + 4K²) − 1)/2 (таблица 4).</w:t>
       </w:r>
     </w:p>
     <w:p>
@@ -9071,7 +8353,7 @@
           <w:sz w:val="28"/>
           <w:u w:val="none"/>
         </w:rPr>
-        <w:t>Таблица 5 – Контур K/(s(s+1)): запас по фазе</w:t>
+        <w:t>Таблица 4 – Контур K/(s(s+1)): запас по фазе</w:t>
       </w:r>
     </w:p>
     <w:tbl>
@@ -9833,7 +9115,7 @@
           <w:sz w:val="28"/>
           <w:u w:val="none"/>
         </w:rPr>
-        <w:t>Объект 1/(s − 1) неустойчив (P = 1). Замкнутая система с усилителем K имеет полюс 1 − K и устойчива при K &gt; 1. Результаты приведены в таблице 6.</w:t>
+        <w:t>Объект 1/(s − 1) неустойчив (P = 1). Замкнутая система с усилителем K имеет полюс 1 − K и устойчива при K &gt; 1. Результаты приведены в таблице 5.</w:t>
       </w:r>
     </w:p>
     <w:p>
@@ -9851,7 +9133,7 @@
           <w:sz w:val="28"/>
           <w:u w:val="none"/>
         </w:rPr>
-        <w:t>Таблица 6 – Неустойчивый объект: критерий Найквиста</w:t>
+        <w:t>Таблица 5 – Неустойчивый объект: критерий Найквиста</w:t>
       </w:r>
     </w:p>
     <w:tbl>
@@ -11188,7 +10470,7 @@
           <w:sz w:val="28"/>
           <w:u w:val="none"/>
         </w:rPr>
-        <w:t>Запасы устойчивости — свойство контура, а не места, где его разрезали. Контур K/(s(s+1)(s+2)) при K = 2 разрезался в каждой из трёх его связей (таблица 7).</w:t>
+        <w:t>Запасы устойчивости — свойство контура, а не места, где его разрезали. Контур K/(s(s+1)(s+2)) при K = 2 разрезался в каждой из трёх его связей (таблица 6).</w:t>
       </w:r>
     </w:p>
     <w:p>
@@ -11206,7 +10488,7 @@
           <w:sz w:val="28"/>
           <w:u w:val="none"/>
         </w:rPr>
-        <w:t>Таблица 7 – Разрез в разных связях контура</w:t>
+        <w:t>Таблица 6 – Разрез в разных связях контура</w:t>
       </w:r>
     </w:p>
     <w:tbl>
@@ -11753,7 +11035,7 @@
           <w:sz w:val="28"/>
           <w:u w:val="none"/>
         </w:rPr>
-        <w:t>Если увеличить усиление контура ровно в GM раз, система должна оказаться на границе устойчивости: полюс выходит на мнимую ось на частоте ω_π. Проверка для четырёх контуров приведена в таблице 8.</w:t>
+        <w:t>Если увеличить усиление контура ровно в GM раз, система должна оказаться на границе устойчивости: полюс выходит на мнимую ось на частоте ω_π. Проверка для четырёх контуров приведена в таблице 7.</w:t>
       </w:r>
     </w:p>
     <w:p>
@@ -11771,7 +11053,7 @@
           <w:sz w:val="28"/>
           <w:u w:val="none"/>
         </w:rPr>
-        <w:t>Таблица 8 – Полюс замкнутой системы при усилении в GM раз</w:t>
+        <w:t>Таблица 7 – Полюс замкнутой системы при усилении в GM раз</w:t>
       </w:r>
     </w:p>
     <w:tbl>

--- a/docs/reports/KP_report.docx
+++ b/docs/reports/KP_report.docx
@@ -1946,15 +1946,6 @@
               <w:jc w:val="center"/>
             </w:pPr>
             <w:r/>
-            <w:r>
-              <w:rPr>
-                <w:rFonts w:ascii="Times New Roman" w:hAnsi="Times New Roman" w:cs="Times New Roman" w:eastAsia="Times New Roman"/>
-                <w:b w:val="0"/>
-                <w:i w:val="0"/>
-                <w:sz w:val="26"/>
-                <w:u w:val="none"/>
-              </w:rPr>
-            </w:r>
           </w:p>
         </w:tc>
         <w:tc>
@@ -1968,15 +1959,6 @@
               <w:jc w:val="center"/>
             </w:pPr>
             <w:r/>
-            <w:r>
-              <w:rPr>
-                <w:rFonts w:ascii="Times New Roman" w:hAnsi="Times New Roman" w:cs="Times New Roman" w:eastAsia="Times New Roman"/>
-                <w:b w:val="0"/>
-                <w:i w:val="0"/>
-                <w:sz w:val="26"/>
-                <w:u w:val="none"/>
-              </w:rPr>
-            </w:r>
           </w:p>
         </w:tc>
         <w:tc>
@@ -1990,15 +1972,6 @@
               <w:jc w:val="center"/>
             </w:pPr>
             <w:r/>
-            <w:r>
-              <w:rPr>
-                <w:rFonts w:ascii="Times New Roman" w:hAnsi="Times New Roman" w:cs="Times New Roman" w:eastAsia="Times New Roman"/>
-                <w:b w:val="0"/>
-                <w:i w:val="0"/>
-                <w:sz w:val="26"/>
-                <w:u w:val="none"/>
-              </w:rPr>
-            </w:r>
           </w:p>
         </w:tc>
       </w:tr>
@@ -2083,15 +2056,6 @@
               <w:jc w:val="center"/>
             </w:pPr>
             <w:r/>
-            <w:r>
-              <w:rPr>
-                <w:rFonts w:ascii="Times New Roman" w:hAnsi="Times New Roman" w:cs="Times New Roman" w:eastAsia="Times New Roman"/>
-                <w:b w:val="0"/>
-                <w:i w:val="0"/>
-                <w:sz w:val="26"/>
-                <w:u w:val="none"/>
-              </w:rPr>
-            </w:r>
           </w:p>
         </w:tc>
         <w:tc>
@@ -2105,15 +2069,6 @@
               <w:jc w:val="center"/>
             </w:pPr>
             <w:r/>
-            <w:r>
-              <w:rPr>
-                <w:rFonts w:ascii="Times New Roman" w:hAnsi="Times New Roman" w:cs="Times New Roman" w:eastAsia="Times New Roman"/>
-                <w:b w:val="0"/>
-                <w:i w:val="0"/>
-                <w:sz w:val="26"/>
-                <w:u w:val="none"/>
-              </w:rPr>
-            </w:r>
           </w:p>
         </w:tc>
         <w:tc>
@@ -2127,15 +2082,6 @@
               <w:jc w:val="center"/>
             </w:pPr>
             <w:r/>
-            <w:r>
-              <w:rPr>
-                <w:rFonts w:ascii="Times New Roman" w:hAnsi="Times New Roman" w:cs="Times New Roman" w:eastAsia="Times New Roman"/>
-                <w:b w:val="0"/>
-                <w:i w:val="0"/>
-                <w:sz w:val="26"/>
-                <w:u w:val="none"/>
-              </w:rPr>
-            </w:r>
           </w:p>
         </w:tc>
       </w:tr>
@@ -2220,15 +2166,6 @@
               <w:jc w:val="center"/>
             </w:pPr>
             <w:r/>
-            <w:r>
-              <w:rPr>
-                <w:rFonts w:ascii="Times New Roman" w:hAnsi="Times New Roman" w:cs="Times New Roman" w:eastAsia="Times New Roman"/>
-                <w:b w:val="0"/>
-                <w:i w:val="0"/>
-                <w:sz w:val="26"/>
-                <w:u w:val="none"/>
-              </w:rPr>
-            </w:r>
           </w:p>
         </w:tc>
         <w:tc>
@@ -2242,15 +2179,6 @@
               <w:jc w:val="center"/>
             </w:pPr>
             <w:r/>
-            <w:r>
-              <w:rPr>
-                <w:rFonts w:ascii="Times New Roman" w:hAnsi="Times New Roman" w:cs="Times New Roman" w:eastAsia="Times New Roman"/>
-                <w:b w:val="0"/>
-                <w:i w:val="0"/>
-                <w:sz w:val="26"/>
-                <w:u w:val="none"/>
-              </w:rPr>
-            </w:r>
           </w:p>
         </w:tc>
         <w:tc>
@@ -2264,15 +2192,6 @@
               <w:jc w:val="center"/>
             </w:pPr>
             <w:r/>
-            <w:r>
-              <w:rPr>
-                <w:rFonts w:ascii="Times New Roman" w:hAnsi="Times New Roman" w:cs="Times New Roman" w:eastAsia="Times New Roman"/>
-                <w:b w:val="0"/>
-                <w:i w:val="0"/>
-                <w:sz w:val="26"/>
-                <w:u w:val="none"/>
-              </w:rPr>
-            </w:r>
           </w:p>
         </w:tc>
       </w:tr>
@@ -2357,15 +2276,6 @@
               <w:jc w:val="center"/>
             </w:pPr>
             <w:r/>
-            <w:r>
-              <w:rPr>
-                <w:rFonts w:ascii="Times New Roman" w:hAnsi="Times New Roman" w:cs="Times New Roman" w:eastAsia="Times New Roman"/>
-                <w:b w:val="0"/>
-                <w:i w:val="0"/>
-                <w:sz w:val="26"/>
-                <w:u w:val="none"/>
-              </w:rPr>
-            </w:r>
           </w:p>
         </w:tc>
         <w:tc>
@@ -2379,15 +2289,6 @@
               <w:jc w:val="center"/>
             </w:pPr>
             <w:r/>
-            <w:r>
-              <w:rPr>
-                <w:rFonts w:ascii="Times New Roman" w:hAnsi="Times New Roman" w:cs="Times New Roman" w:eastAsia="Times New Roman"/>
-                <w:b w:val="0"/>
-                <w:i w:val="0"/>
-                <w:sz w:val="26"/>
-                <w:u w:val="none"/>
-              </w:rPr>
-            </w:r>
           </w:p>
         </w:tc>
         <w:tc>
@@ -2401,15 +2302,6 @@
               <w:jc w:val="center"/>
             </w:pPr>
             <w:r/>
-            <w:r>
-              <w:rPr>
-                <w:rFonts w:ascii="Times New Roman" w:hAnsi="Times New Roman" w:cs="Times New Roman" w:eastAsia="Times New Roman"/>
-                <w:b w:val="0"/>
-                <w:i w:val="0"/>
-                <w:sz w:val="26"/>
-                <w:u w:val="none"/>
-              </w:rPr>
-            </w:r>
           </w:p>
         </w:tc>
       </w:tr>
@@ -2494,15 +2386,6 @@
               <w:jc w:val="center"/>
             </w:pPr>
             <w:r/>
-            <w:r>
-              <w:rPr>
-                <w:rFonts w:ascii="Times New Roman" w:hAnsi="Times New Roman" w:cs="Times New Roman" w:eastAsia="Times New Roman"/>
-                <w:b w:val="0"/>
-                <w:i w:val="0"/>
-                <w:sz w:val="26"/>
-                <w:u w:val="none"/>
-              </w:rPr>
-            </w:r>
           </w:p>
         </w:tc>
         <w:tc>
@@ -2516,15 +2399,6 @@
               <w:jc w:val="center"/>
             </w:pPr>
             <w:r/>
-            <w:r>
-              <w:rPr>
-                <w:rFonts w:ascii="Times New Roman" w:hAnsi="Times New Roman" w:cs="Times New Roman" w:eastAsia="Times New Roman"/>
-                <w:b w:val="0"/>
-                <w:i w:val="0"/>
-                <w:sz w:val="26"/>
-                <w:u w:val="none"/>
-              </w:rPr>
-            </w:r>
           </w:p>
         </w:tc>
         <w:tc>
@@ -2538,15 +2412,6 @@
               <w:jc w:val="center"/>
             </w:pPr>
             <w:r/>
-            <w:r>
-              <w:rPr>
-                <w:rFonts w:ascii="Times New Roman" w:hAnsi="Times New Roman" w:cs="Times New Roman" w:eastAsia="Times New Roman"/>
-                <w:b w:val="0"/>
-                <w:i w:val="0"/>
-                <w:sz w:val="26"/>
-                <w:u w:val="none"/>
-              </w:rPr>
-            </w:r>
           </w:p>
         </w:tc>
       </w:tr>
@@ -2631,15 +2496,6 @@
               <w:jc w:val="center"/>
             </w:pPr>
             <w:r/>
-            <w:r>
-              <w:rPr>
-                <w:rFonts w:ascii="Times New Roman" w:hAnsi="Times New Roman" w:cs="Times New Roman" w:eastAsia="Times New Roman"/>
-                <w:b w:val="0"/>
-                <w:i w:val="0"/>
-                <w:sz w:val="26"/>
-                <w:u w:val="none"/>
-              </w:rPr>
-            </w:r>
           </w:p>
         </w:tc>
         <w:tc>
@@ -2653,15 +2509,6 @@
               <w:jc w:val="center"/>
             </w:pPr>
             <w:r/>
-            <w:r>
-              <w:rPr>
-                <w:rFonts w:ascii="Times New Roman" w:hAnsi="Times New Roman" w:cs="Times New Roman" w:eastAsia="Times New Roman"/>
-                <w:b w:val="0"/>
-                <w:i w:val="0"/>
-                <w:sz w:val="26"/>
-                <w:u w:val="none"/>
-              </w:rPr>
-            </w:r>
           </w:p>
         </w:tc>
         <w:tc>
@@ -2675,15 +2522,6 @@
               <w:jc w:val="center"/>
             </w:pPr>
             <w:r/>
-            <w:r>
-              <w:rPr>
-                <w:rFonts w:ascii="Times New Roman" w:hAnsi="Times New Roman" w:cs="Times New Roman" w:eastAsia="Times New Roman"/>
-                <w:b w:val="0"/>
-                <w:i w:val="0"/>
-                <w:sz w:val="26"/>
-                <w:u w:val="none"/>
-              </w:rPr>
-            </w:r>
           </w:p>
         </w:tc>
       </w:tr>
@@ -3202,7 +3040,7 @@
         </w:rPr>
         <w:t>2 Алгоритмы модуля</w:t>
         <w:tab/>
-        <w:t>11</w:t>
+        <w:t>12</w:t>
       </w:r>
     </w:p>
     <w:p>
@@ -3224,7 +3062,7 @@
         </w:rPr>
         <w:t>2.1 Поиск связей, лежащих на контуре</w:t>
         <w:tab/>
-        <w:t>11</w:t>
+        <w:t>12</w:t>
       </w:r>
     </w:p>
     <w:p>
@@ -3246,7 +3084,7 @@
         </w:rPr>
         <w:t>2.2 Построение L(s) по схеме</w:t>
         <w:tab/>
-        <w:t>11</w:t>
+        <w:t>12</w:t>
       </w:r>
     </w:p>
     <w:p>
@@ -3268,7 +3106,7 @@
         </w:rPr>
         <w:t>2.3 Расчёт частотных характеристик</w:t>
         <w:tab/>
-        <w:t>12</w:t>
+        <w:t>13</w:t>
       </w:r>
     </w:p>
     <w:p>
@@ -3290,7 +3128,7 @@
         </w:rPr>
         <w:t>2.4 Частоты среза и переворота фазы</w:t>
         <w:tab/>
-        <w:t>12</w:t>
+        <w:t>13</w:t>
       </w:r>
     </w:p>
     <w:p>
@@ -3312,7 +3150,7 @@
         </w:rPr>
         <w:t>2.5 Подсчёт обходов точки −1</w:t>
         <w:tab/>
-        <w:t>12</w:t>
+        <w:t>13</w:t>
       </w:r>
     </w:p>
     <w:p>
@@ -3334,7 +3172,7 @@
         </w:rPr>
         <w:t>2.6 Независимая проверка</w:t>
         <w:tab/>
-        <w:t>13</w:t>
+        <w:t>14</w:t>
       </w:r>
     </w:p>
     <w:p>
@@ -3356,7 +3194,7 @@
         </w:rPr>
         <w:t>3 Реализация модуля</w:t>
         <w:tab/>
-        <w:t>14</w:t>
+        <w:t>15</w:t>
       </w:r>
     </w:p>
     <w:p>
@@ -3378,7 +3216,7 @@
         </w:rPr>
         <w:t>3.1 Структура модуля</w:t>
         <w:tab/>
-        <w:t>14</w:t>
+        <w:t>15</w:t>
       </w:r>
     </w:p>
     <w:p>
@@ -3400,7 +3238,7 @@
         </w:rPr>
         <w:t>3.2 Серверная часть</w:t>
         <w:tab/>
-        <w:t>14</w:t>
+        <w:t>15</w:t>
       </w:r>
     </w:p>
     <w:p>
@@ -3422,7 +3260,7 @@
         </w:rPr>
         <w:t>3.3 Клиентская часть</w:t>
         <w:tab/>
-        <w:t>15</w:t>
+        <w:t>16</w:t>
       </w:r>
     </w:p>
     <w:p>
@@ -3444,7 +3282,7 @@
         </w:rPr>
         <w:t>4 Проверка работы модуля</w:t>
         <w:tab/>
-        <w:t>17</w:t>
+        <w:t>18</w:t>
       </w:r>
     </w:p>
     <w:p>
@@ -3466,7 +3304,7 @@
         </w:rPr>
         <w:t>4.1 Контур K/(s(s+1)(s+2))</w:t>
         <w:tab/>
-        <w:t>17</w:t>
+        <w:t>18</w:t>
       </w:r>
     </w:p>
     <w:p>
@@ -3488,7 +3326,7 @@
         </w:rPr>
         <w:t>4.2 Контур K/(s(s+1))</w:t>
         <w:tab/>
-        <w:t>19</w:t>
+        <w:t>20</w:t>
       </w:r>
     </w:p>
     <w:p>
@@ -3510,7 +3348,7 @@
         </w:rPr>
         <w:t>4.3 Неустойчивый объект K/(s − 1)</w:t>
         <w:tab/>
-        <w:t>19</w:t>
+        <w:t>20</w:t>
       </w:r>
     </w:p>
     <w:p>
@@ -3530,9 +3368,9 @@
           <w:sz w:val="28"/>
           <w:u w:val="none"/>
         </w:rPr>
-        <w:t>4.4 Независимость от места разреза</w:t>
+        <w:t>4.4 Независимость от места разрыва</w:t>
         <w:tab/>
-        <w:t>19</w:t>
+        <w:t>20</w:t>
       </w:r>
     </w:p>
     <w:p>
@@ -3554,7 +3392,7 @@
         </w:rPr>
         <w:t>4.5 Граница устойчивости при увеличении усиления в GM раз</w:t>
         <w:tab/>
-        <w:t>20</w:t>
+        <w:t>21</w:t>
       </w:r>
     </w:p>
     <w:p>
@@ -3576,7 +3414,7 @@
         </w:rPr>
         <w:t>5 Руководство пользователя</w:t>
         <w:tab/>
-        <w:t>21</w:t>
+        <w:t>22</w:t>
       </w:r>
     </w:p>
     <w:p>
@@ -3598,7 +3436,7 @@
         </w:rPr>
         <w:t>Заключение</w:t>
         <w:tab/>
-        <w:t>22</w:t>
+        <w:t>23</w:t>
       </w:r>
     </w:p>
     <w:p>
@@ -3620,7 +3458,7 @@
         </w:rPr>
         <w:t>Список литературы</w:t>
         <w:tab/>
-        <w:t>23</w:t>
+        <w:t>24</w:t>
       </w:r>
     </w:p>
     <w:p>
@@ -3642,7 +3480,7 @@
         </w:rPr>
         <w:t>Приложение А. Листинги программы</w:t>
         <w:tab/>
-        <w:t>24</w:t>
+        <w:t>25</w:t>
       </w:r>
     </w:p>
     <w:p>
@@ -3707,6 +3545,34 @@
         <w:ind w:firstLine="0"/>
         <w:jc w:val="left"/>
       </w:pPr>
+      <m:oMath xmlns:a="http://schemas.openxmlformats.org/drawingml/2006/main" xmlns:pic="http://schemas.openxmlformats.org/drawingml/2006/picture">
+        <m:r>
+          <w:rPr>
+            <w:rFonts w:ascii="Cambria Math" w:hAnsi="Cambria Math" w:cs="Cambria Math"/>
+            <w:sz w:val="28"/>
+            <w:szCs w:val="28"/>
+          </w:rPr>
+          <m:t>L</m:t>
+        </m:r>
+        <m:d>
+          <m:dPr>
+            <m:begChr m:val="("/>
+            <m:endChr m:val=")"/>
+            <m:sepChr m:val=""/>
+            <m:grow/>
+          </m:dPr>
+          <m:e>
+            <m:r>
+              <w:rPr>
+                <w:rFonts w:ascii="Cambria Math" w:hAnsi="Cambria Math" w:cs="Cambria Math"/>
+                <w:sz w:val="28"/>
+                <w:szCs w:val="28"/>
+              </w:rPr>
+              <m:t>s</m:t>
+            </m:r>
+          </m:e>
+        </m:d>
+      </m:oMath>
       <w:r>
         <w:rPr>
           <w:rFonts w:ascii="Times New Roman" w:hAnsi="Times New Roman" w:cs="Times New Roman" w:eastAsia="Times New Roman"/>
@@ -3715,7 +3581,7 @@
           <w:sz w:val="28"/>
           <w:u w:val="none"/>
         </w:rPr>
-        <w:t>L(s) – передаточная функция разомкнутого контура</w:t>
+        <w:t xml:space="preserve"> – передаточная функция разомкнутого контура</w:t>
       </w:r>
     </w:p>
     <w:p>
@@ -3725,6 +3591,34 @@
         <w:ind w:firstLine="0"/>
         <w:jc w:val="left"/>
       </w:pPr>
+      <m:oMath xmlns:a="http://schemas.openxmlformats.org/drawingml/2006/main" xmlns:pic="http://schemas.openxmlformats.org/drawingml/2006/picture">
+        <m:r>
+          <w:rPr>
+            <w:rFonts w:ascii="Cambria Math" w:hAnsi="Cambria Math" w:cs="Cambria Math"/>
+            <w:sz w:val="28"/>
+            <w:szCs w:val="28"/>
+          </w:rPr>
+          <m:t>T</m:t>
+        </m:r>
+        <m:d>
+          <m:dPr>
+            <m:begChr m:val="("/>
+            <m:endChr m:val=")"/>
+            <m:sepChr m:val=""/>
+            <m:grow/>
+          </m:dPr>
+          <m:e>
+            <m:r>
+              <w:rPr>
+                <w:rFonts w:ascii="Cambria Math" w:hAnsi="Cambria Math" w:cs="Cambria Math"/>
+                <w:sz w:val="28"/>
+                <w:szCs w:val="28"/>
+              </w:rPr>
+              <m:t>s</m:t>
+            </m:r>
+          </m:e>
+        </m:d>
+      </m:oMath>
       <w:r>
         <w:rPr>
           <w:rFonts w:ascii="Times New Roman" w:hAnsi="Times New Roman" w:cs="Times New Roman" w:eastAsia="Times New Roman"/>
@@ -3733,8 +3627,84 @@
           <w:sz w:val="28"/>
           <w:u w:val="none"/>
         </w:rPr>
-        <w:t>T(s) – передача от пробного входа к выходу разреза, L(s) = −T(s)</w:t>
-      </w:r>
+        <w:t xml:space="preserve"> – передаточная функция от пробного входа к выходу разрыва, </w:t>
+      </w:r>
+      <m:oMath xmlns:a="http://schemas.openxmlformats.org/drawingml/2006/main" xmlns:pic="http://schemas.openxmlformats.org/drawingml/2006/picture">
+        <m:r>
+          <w:rPr>
+            <w:rFonts w:ascii="Cambria Math" w:hAnsi="Cambria Math" w:cs="Cambria Math"/>
+            <w:sz w:val="28"/>
+            <w:szCs w:val="28"/>
+          </w:rPr>
+          <m:t>L</m:t>
+        </m:r>
+        <m:d>
+          <m:dPr>
+            <m:begChr m:val="("/>
+            <m:endChr m:val=")"/>
+            <m:sepChr m:val=""/>
+            <m:grow/>
+          </m:dPr>
+          <m:e>
+            <m:r>
+              <w:rPr>
+                <w:rFonts w:ascii="Cambria Math" w:hAnsi="Cambria Math" w:cs="Cambria Math"/>
+                <w:sz w:val="28"/>
+                <w:szCs w:val="28"/>
+              </w:rPr>
+              <m:t>s</m:t>
+            </m:r>
+          </m:e>
+        </m:d>
+        <m:r>
+          <m:rPr>
+            <m:sty m:val="p"/>
+          </m:rPr>
+          <w:rPr>
+            <w:rFonts w:ascii="Cambria Math" w:hAnsi="Cambria Math" w:cs="Cambria Math"/>
+            <w:sz w:val="28"/>
+            <w:szCs w:val="28"/>
+          </w:rPr>
+          <m:t>=</m:t>
+        </m:r>
+        <m:r>
+          <m:rPr>
+            <m:sty m:val="p"/>
+          </m:rPr>
+          <w:rPr>
+            <w:rFonts w:ascii="Cambria Math" w:hAnsi="Cambria Math" w:cs="Cambria Math"/>
+            <w:sz w:val="28"/>
+            <w:szCs w:val="28"/>
+          </w:rPr>
+          <m:t>−</m:t>
+        </m:r>
+        <m:r>
+          <w:rPr>
+            <w:rFonts w:ascii="Cambria Math" w:hAnsi="Cambria Math" w:cs="Cambria Math"/>
+            <w:sz w:val="28"/>
+            <w:szCs w:val="28"/>
+          </w:rPr>
+          <m:t>T</m:t>
+        </m:r>
+        <m:d>
+          <m:dPr>
+            <m:begChr m:val="("/>
+            <m:endChr m:val=")"/>
+            <m:sepChr m:val=""/>
+            <m:grow/>
+          </m:dPr>
+          <m:e>
+            <m:r>
+              <w:rPr>
+                <w:rFonts w:ascii="Cambria Math" w:hAnsi="Cambria Math" w:cs="Cambria Math"/>
+                <w:sz w:val="28"/>
+                <w:szCs w:val="28"/>
+              </w:rPr>
+              <m:t>s</m:t>
+            </m:r>
+          </m:e>
+        </m:d>
+      </m:oMath>
     </w:p>
     <w:p>
       <w:pPr>
@@ -3797,6 +3767,34 @@
         <w:ind w:firstLine="0"/>
         <w:jc w:val="left"/>
       </w:pPr>
+      <m:oMath xmlns:a="http://schemas.openxmlformats.org/drawingml/2006/main" xmlns:pic="http://schemas.openxmlformats.org/drawingml/2006/picture">
+        <m:sSub>
+          <m:e>
+            <m:r>
+              <w:rPr>
+                <w:rFonts w:ascii="Cambria Math" w:hAnsi="Cambria Math" w:cs="Cambria Math"/>
+                <w:sz w:val="28"/>
+                <w:szCs w:val="28"/>
+              </w:rPr>
+              <m:t>ω</m:t>
+            </m:r>
+          </m:e>
+          <m:sub>
+            <m:r>
+              <m:rPr>
+                <m:nor/>
+                <m:sty m:val="p"/>
+              </m:rPr>
+              <w:rPr>
+                <w:rFonts w:ascii="Cambria Math" w:hAnsi="Cambria Math" w:cs="Cambria Math"/>
+                <w:sz w:val="28"/>
+                <w:szCs w:val="28"/>
+              </w:rPr>
+              <m:t>с</m:t>
+            </m:r>
+          </m:sub>
+        </m:sSub>
+      </m:oMath>
       <w:r>
         <w:rPr>
           <w:rFonts w:ascii="Times New Roman" w:hAnsi="Times New Roman" w:cs="Times New Roman" w:eastAsia="Times New Roman"/>
@@ -3805,8 +3803,73 @@
           <w:sz w:val="28"/>
           <w:u w:val="none"/>
         </w:rPr>
-        <w:t>ω_с – частота среза: |L(jω_с)| = 1</w:t>
-      </w:r>
+        <w:t xml:space="preserve"> – частота среза, на ней </w:t>
+      </w:r>
+      <m:oMath xmlns:a="http://schemas.openxmlformats.org/drawingml/2006/main" xmlns:pic="http://schemas.openxmlformats.org/drawingml/2006/picture">
+        <m:d>
+          <m:dPr>
+            <m:begChr m:val="|"/>
+            <m:endChr m:val="|"/>
+            <m:sepChr m:val=""/>
+            <m:grow/>
+          </m:dPr>
+          <m:e>
+            <m:r>
+              <w:rPr>
+                <w:rFonts w:ascii="Cambria Math" w:hAnsi="Cambria Math" w:cs="Cambria Math"/>
+                <w:sz w:val="28"/>
+                <w:szCs w:val="28"/>
+              </w:rPr>
+              <m:t>L</m:t>
+            </m:r>
+            <m:d>
+              <m:dPr>
+                <m:begChr m:val="("/>
+                <m:endChr m:val=")"/>
+                <m:sepChr m:val=""/>
+                <m:grow/>
+              </m:dPr>
+              <m:e>
+                <m:r>
+                  <w:rPr>
+                    <w:rFonts w:ascii="Cambria Math" w:hAnsi="Cambria Math" w:cs="Cambria Math"/>
+                    <w:sz w:val="28"/>
+                    <w:szCs w:val="28"/>
+                  </w:rPr>
+                  <m:t>j</m:t>
+                </m:r>
+                <m:r>
+                  <w:rPr>
+                    <w:rFonts w:ascii="Cambria Math" w:hAnsi="Cambria Math" w:cs="Cambria Math"/>
+                    <w:sz w:val="28"/>
+                    <w:szCs w:val="28"/>
+                  </w:rPr>
+                  <m:t>ω</m:t>
+                </m:r>
+              </m:e>
+            </m:d>
+          </m:e>
+        </m:d>
+        <m:r>
+          <m:rPr>
+            <m:sty m:val="p"/>
+          </m:rPr>
+          <w:rPr>
+            <w:rFonts w:ascii="Cambria Math" w:hAnsi="Cambria Math" w:cs="Cambria Math"/>
+            <w:sz w:val="28"/>
+            <w:szCs w:val="28"/>
+          </w:rPr>
+          <m:t>=</m:t>
+        </m:r>
+        <m:r>
+          <w:rPr>
+            <w:rFonts w:ascii="Cambria Math" w:hAnsi="Cambria Math" w:cs="Cambria Math"/>
+            <w:sz w:val="28"/>
+            <w:szCs w:val="28"/>
+          </w:rPr>
+          <m:t>1</m:t>
+        </m:r>
+      </m:oMath>
     </w:p>
     <w:p>
       <w:pPr>
@@ -3815,6 +3878,30 @@
         <w:ind w:firstLine="0"/>
         <w:jc w:val="left"/>
       </w:pPr>
+      <m:oMath xmlns:a="http://schemas.openxmlformats.org/drawingml/2006/main" xmlns:pic="http://schemas.openxmlformats.org/drawingml/2006/picture">
+        <m:sSub>
+          <m:e>
+            <m:r>
+              <w:rPr>
+                <w:rFonts w:ascii="Cambria Math" w:hAnsi="Cambria Math" w:cs="Cambria Math"/>
+                <w:sz w:val="28"/>
+                <w:szCs w:val="28"/>
+              </w:rPr>
+              <m:t>ω</m:t>
+            </m:r>
+          </m:e>
+          <m:sub>
+            <m:r>
+              <w:rPr>
+                <w:rFonts w:ascii="Cambria Math" w:hAnsi="Cambria Math" w:cs="Cambria Math"/>
+                <w:sz w:val="28"/>
+                <w:szCs w:val="28"/>
+              </w:rPr>
+              <m:t>π</m:t>
+            </m:r>
+          </m:sub>
+        </m:sSub>
+      </m:oMath>
       <w:r>
         <w:rPr>
           <w:rFonts w:ascii="Times New Roman" w:hAnsi="Times New Roman" w:cs="Times New Roman" w:eastAsia="Times New Roman"/>
@@ -3823,8 +3910,102 @@
           <w:sz w:val="28"/>
           <w:u w:val="none"/>
         </w:rPr>
-        <w:t>ω_π – частота переворота фазы: arg L(jω_π) = −180°</w:t>
-      </w:r>
+        <w:t xml:space="preserve"> – частота переворота фазы, на ней </w:t>
+      </w:r>
+      <m:oMath xmlns:a="http://schemas.openxmlformats.org/drawingml/2006/main" xmlns:pic="http://schemas.openxmlformats.org/drawingml/2006/picture">
+        <m:r>
+          <m:rPr>
+            <m:sty m:val="p"/>
+          </m:rPr>
+          <w:rPr>
+            <w:rFonts w:ascii="Cambria Math" w:hAnsi="Cambria Math" w:cs="Cambria Math"/>
+            <w:sz w:val="28"/>
+            <w:szCs w:val="28"/>
+          </w:rPr>
+          <m:t>arg</m:t>
+        </m:r>
+        <m:r>
+          <w:rPr>
+            <w:rFonts w:ascii="Cambria Math" w:hAnsi="Cambria Math" w:cs="Cambria Math"/>
+            <w:sz w:val="28"/>
+            <w:szCs w:val="28"/>
+          </w:rPr>
+          <m:t>L</m:t>
+        </m:r>
+        <m:d>
+          <m:dPr>
+            <m:begChr m:val="("/>
+            <m:endChr m:val=")"/>
+            <m:sepChr m:val=""/>
+            <m:grow/>
+          </m:dPr>
+          <m:e>
+            <m:r>
+              <w:rPr>
+                <w:rFonts w:ascii="Cambria Math" w:hAnsi="Cambria Math" w:cs="Cambria Math"/>
+                <w:sz w:val="28"/>
+                <w:szCs w:val="28"/>
+              </w:rPr>
+              <m:t>j</m:t>
+            </m:r>
+            <m:r>
+              <w:rPr>
+                <w:rFonts w:ascii="Cambria Math" w:hAnsi="Cambria Math" w:cs="Cambria Math"/>
+                <w:sz w:val="28"/>
+                <w:szCs w:val="28"/>
+              </w:rPr>
+              <m:t>ω</m:t>
+            </m:r>
+          </m:e>
+        </m:d>
+        <m:r>
+          <m:rPr>
+            <m:sty m:val="p"/>
+          </m:rPr>
+          <w:rPr>
+            <w:rFonts w:ascii="Cambria Math" w:hAnsi="Cambria Math" w:cs="Cambria Math"/>
+            <w:sz w:val="28"/>
+            <w:szCs w:val="28"/>
+          </w:rPr>
+          <m:t>=</m:t>
+        </m:r>
+        <m:r>
+          <m:rPr>
+            <m:sty m:val="p"/>
+          </m:rPr>
+          <w:rPr>
+            <w:rFonts w:ascii="Cambria Math" w:hAnsi="Cambria Math" w:cs="Cambria Math"/>
+            <w:sz w:val="28"/>
+            <w:szCs w:val="28"/>
+          </w:rPr>
+          <m:t>−</m:t>
+        </m:r>
+        <m:sSup>
+          <m:e>
+            <m:r>
+              <w:rPr>
+                <w:rFonts w:ascii="Cambria Math" w:hAnsi="Cambria Math" w:cs="Cambria Math"/>
+                <w:sz w:val="28"/>
+                <w:szCs w:val="28"/>
+              </w:rPr>
+              <m:t>180</m:t>
+            </m:r>
+          </m:e>
+          <m:sup>
+            <m:r>
+              <m:rPr>
+                <m:sty m:val="p"/>
+              </m:rPr>
+              <w:rPr>
+                <w:rFonts w:ascii="Cambria Math" w:hAnsi="Cambria Math" w:cs="Cambria Math"/>
+                <w:sz w:val="28"/>
+                <w:szCs w:val="28"/>
+              </w:rPr>
+              <m:t>∘</m:t>
+            </m:r>
+          </m:sup>
+        </m:sSup>
+      </m:oMath>
     </w:p>
     <w:p>
       <w:pPr>
@@ -3869,6 +4050,54 @@
         <w:ind w:firstLine="0"/>
         <w:jc w:val="left"/>
       </w:pPr>
+      <m:oMath xmlns:a="http://schemas.openxmlformats.org/drawingml/2006/main" xmlns:pic="http://schemas.openxmlformats.org/drawingml/2006/picture">
+        <m:r>
+          <w:rPr>
+            <w:rFonts w:ascii="Cambria Math" w:hAnsi="Cambria Math" w:cs="Cambria Math"/>
+            <w:sz w:val="28"/>
+            <w:szCs w:val="28"/>
+          </w:rPr>
+          <m:t>P</m:t>
+        </m:r>
+        <m:r>
+          <m:rPr>
+            <m:sty m:val="p"/>
+          </m:rPr>
+          <w:rPr>
+            <w:rFonts w:ascii="Cambria Math" w:hAnsi="Cambria Math" w:cs="Cambria Math"/>
+            <w:sz w:val="28"/>
+            <w:szCs w:val="28"/>
+          </w:rPr>
+          <m:t>,</m:t>
+        </m:r>
+        <m:r>
+          <w:rPr>
+            <w:rFonts w:ascii="Cambria Math" w:hAnsi="Cambria Math" w:cs="Cambria Math"/>
+            <w:sz w:val="28"/>
+            <w:szCs w:val="28"/>
+          </w:rPr>
+          <m:t>N</m:t>
+        </m:r>
+        <m:r>
+          <m:rPr>
+            <m:sty m:val="p"/>
+          </m:rPr>
+          <w:rPr>
+            <w:rFonts w:ascii="Cambria Math" w:hAnsi="Cambria Math" w:cs="Cambria Math"/>
+            <w:sz w:val="28"/>
+            <w:szCs w:val="28"/>
+          </w:rPr>
+          <m:t>,</m:t>
+        </m:r>
+        <m:r>
+          <w:rPr>
+            <w:rFonts w:ascii="Cambria Math" w:hAnsi="Cambria Math" w:cs="Cambria Math"/>
+            <w:sz w:val="28"/>
+            <w:szCs w:val="28"/>
+          </w:rPr>
+          <m:t>Z</m:t>
+        </m:r>
+      </m:oMath>
       <w:r>
         <w:rPr>
           <w:rFonts w:ascii="Times New Roman" w:hAnsi="Times New Roman" w:cs="Times New Roman" w:eastAsia="Times New Roman"/>
@@ -3877,7 +4106,7 @@
           <w:sz w:val="28"/>
           <w:u w:val="none"/>
         </w:rPr>
-        <w:t>P, N, Z – критерий Найквиста: неустойчивые полюса разомкнутого контура, обходы точки −1, неустойчивые полюса замкнутой системы</w:t>
+        <w:t xml:space="preserve"> – числа критерия Найквиста: неустойчивые полюса разомкнутого контура, обходы точки −1, неустойчивые полюса замкнутой системы</w:t>
       </w:r>
     </w:p>
     <w:p>
@@ -3887,6 +4116,85 @@
         <w:ind w:firstLine="0"/>
         <w:jc w:val="left"/>
       </w:pPr>
+      <m:oMath xmlns:a="http://schemas.openxmlformats.org/drawingml/2006/main" xmlns:pic="http://schemas.openxmlformats.org/drawingml/2006/picture">
+        <m:sSub>
+          <m:e>
+            <m:r>
+              <w:rPr>
+                <w:rFonts w:ascii="Cambria Math" w:hAnsi="Cambria Math" w:cs="Cambria Math"/>
+                <w:sz w:val="28"/>
+                <w:szCs w:val="28"/>
+              </w:rPr>
+              <m:t>Δ</m:t>
+            </m:r>
+          </m:e>
+          <m:sub>
+            <m:r>
+              <w:rPr>
+                <w:rFonts w:ascii="Cambria Math" w:hAnsi="Cambria Math" w:cs="Cambria Math"/>
+                <w:sz w:val="28"/>
+                <w:szCs w:val="28"/>
+              </w:rPr>
+              <m:t>1</m:t>
+            </m:r>
+          </m:sub>
+        </m:sSub>
+        <m:r>
+          <m:rPr>
+            <m:sty m:val="p"/>
+          </m:rPr>
+          <w:rPr>
+            <w:rFonts w:ascii="Cambria Math" w:hAnsi="Cambria Math" w:cs="Cambria Math"/>
+            <w:sz w:val="28"/>
+            <w:szCs w:val="28"/>
+          </w:rPr>
+          <m:t>,</m:t>
+        </m:r>
+        <m:r>
+          <m:rPr>
+            <m:sty m:val="p"/>
+          </m:rPr>
+          <w:rPr>
+            <w:rFonts w:ascii="Cambria Math" w:hAnsi="Cambria Math" w:cs="Cambria Math"/>
+            <w:sz w:val="28"/>
+            <w:szCs w:val="28"/>
+          </w:rPr>
+          <m:t>…</m:t>
+        </m:r>
+        <m:r>
+          <m:rPr>
+            <m:sty m:val="p"/>
+          </m:rPr>
+          <w:rPr>
+            <w:rFonts w:ascii="Cambria Math" w:hAnsi="Cambria Math" w:cs="Cambria Math"/>
+            <w:sz w:val="28"/>
+            <w:szCs w:val="28"/>
+          </w:rPr>
+          <m:t>,</m:t>
+        </m:r>
+        <m:sSub>
+          <m:e>
+            <m:r>
+              <w:rPr>
+                <w:rFonts w:ascii="Cambria Math" w:hAnsi="Cambria Math" w:cs="Cambria Math"/>
+                <w:sz w:val="28"/>
+                <w:szCs w:val="28"/>
+              </w:rPr>
+              <m:t>Δ</m:t>
+            </m:r>
+          </m:e>
+          <m:sub>
+            <m:r>
+              <w:rPr>
+                <w:rFonts w:ascii="Cambria Math" w:hAnsi="Cambria Math" w:cs="Cambria Math"/>
+                <w:sz w:val="28"/>
+                <w:szCs w:val="28"/>
+              </w:rPr>
+              <m:t>n</m:t>
+            </m:r>
+          </m:sub>
+        </m:sSub>
+      </m:oMath>
       <w:r>
         <w:rPr>
           <w:rFonts w:ascii="Times New Roman" w:hAnsi="Times New Roman" w:cs="Times New Roman" w:eastAsia="Times New Roman"/>
@@ -3895,7 +4203,7 @@
           <w:sz w:val="28"/>
           <w:u w:val="none"/>
         </w:rPr>
-        <w:t>Δ₁ … Δₙ – определители Гурвица</w:t>
+        <w:t xml:space="preserve"> – определители Гурвица</w:t>
       </w:r>
     </w:p>
     <w:p>
@@ -3913,7 +4221,7 @@
           <w:sz w:val="28"/>
           <w:u w:val="none"/>
         </w:rPr>
-        <w:t>API – программный интерфейс сервера (HTTP)</w:t>
+        <w:t>API – программный интерфейс сервера</w:t>
       </w:r>
     </w:p>
     <w:p>
@@ -3950,7 +4258,7 @@
           <w:sz w:val="28"/>
           <w:u w:val="none"/>
         </w:rPr>
-        <w:t>Обратная связь делает систему управления точной, но может сделать её и неустойчивой: если усиление контура слишком велико или сигнал по контуру слишком запаздывает, вместо успокоения возникают нарастающие колебания. Поэтому инженеру нужно знать не только «устойчива система или нет», но и насколько далеко она от границы устойчивости. Эту величину дают запасы устойчивости по амплитуде и по фазе, которые определяют по частотным характеристикам разомкнутого контура и критерию Найквиста [1, 2].</w:t>
+        <w:t>Обратная связь делает систему управления точной, но при неудачных параметрах может сделать её неустойчивой. Если усиление в контуре слишком велико или сигнал по контуру слишком запаздывает, вместо успокоения появляются нарастающие колебания. Поэтому инженеру важно знать не только, устойчива ли система, но и насколько она далека от границы устойчивости. Это показывают запасы устойчивости по амплитуде и по фазе. Их определяют по частотным характеристикам разомкнутого контура и по критерию Найквиста [1, 2].</w:t>
       </w:r>
     </w:p>
     <w:p>
@@ -3968,7 +4276,7 @@
           <w:sz w:val="28"/>
           <w:u w:val="none"/>
         </w:rPr>
-        <w:t>Курсовой проект выполнен как часть выпускной квалификационной работы «Веб-ориентированная система визуального моделирования систем автоматического управления». В системе пользователь собирает замкнутую схему, но схема сама по себе не говорит, где «разомкнуть» контур: в учебнике это делают вручную, выписывая передаточную функцию разомкнутой системы. До выполнения проекта система строила частотные характеристики только замкнутых каналов, а запасы устойчивости не рассчитывала.</w:t>
+        <w:t>Курсовой проект выполнен как часть выпускной квалификационной работы «Веб-ориентированная система визуального моделирования систем автоматического управления». В этой системе пользователь собирает замкнутую схему с обратной связью. Но по самой схеме не видно, где разорвать контур, чтобы найти запасы устойчивости: в учебных задачах передаточную функцию разомкнутого контура выписывают вручную. До выполнения проекта система строила частотные характеристики только замкнутых каналов и запасы устойчивости не рассчитывала.</w:t>
       </w:r>
     </w:p>
     <w:p>
@@ -3986,7 +4294,7 @@
           <w:sz w:val="28"/>
           <w:u w:val="none"/>
         </w:rPr>
-        <w:t>В проекте разработан модуль частотного анализа устойчивости. Пользователь выбирает связь, в которой разомкнуть контур, а модуль сам строит передаточную функцию разомкнутого контура L(s) по схеме любой сложности, рисует годограф Найквиста и логарифмические характеристики, рассчитывает запасы устойчивости и применяет критерий Найквиста. Каждый результат перепроверяется независимо — по полюсам замкнутой системы и по критерию Гурвица.</w:t>
+        <w:t>В проекте разработан модуль, который решает эту задачу автоматически. Пользователь выбирает связь, в которой нужно разорвать контур. Модуль сам находит передаточную функцию разомкнутого контура для схемы любой сложности, строит годограф Найквиста и логарифмические характеристики, рассчитывает запасы устойчивости и делает вывод об устойчивости. Каждый вывод дополнительно проверяется по полюсам замкнутой системы и по критерию Гурвица.</w:t>
       </w:r>
     </w:p>
     <w:p>
@@ -4023,7 +4331,7 @@
           <w:sz w:val="28"/>
           <w:u w:val="none"/>
         </w:rPr>
-        <w:t>1. Изучить частотные методы анализа устойчивости: амплитудно-фазовую характеристику, логарифмические характеристики, критерий Найквиста, запасы устойчивости по амплитуде и фазе; алгебраический критерий Гурвица.</w:t>
+        <w:t>1. Изучить частотные методы анализа устойчивости: частотные характеристики, критерий Найквиста, запасы устойчивости по амплитуде и по фазе, а также алгебраический критерий Гурвица.</w:t>
       </w:r>
     </w:p>
     <w:p>
@@ -4041,7 +4349,45 @@
           <w:sz w:val="28"/>
           <w:u w:val="none"/>
         </w:rPr>
-        <w:t>2. Разработать алгоритм автоматического размыкания контура в произвольной структурной схеме и построения передаточной функции разомкнутого контура L(s).</w:t>
+        <w:t xml:space="preserve">2. Разработать алгоритм, который разрывает контур в выбранной связи схемы и находит передаточную функцию разомкнутого контура </w:t>
+      </w:r>
+      <m:oMath xmlns:a="http://schemas.openxmlformats.org/drawingml/2006/main" xmlns:pic="http://schemas.openxmlformats.org/drawingml/2006/picture">
+        <m:r>
+          <w:rPr>
+            <w:rFonts w:ascii="Cambria Math" w:hAnsi="Cambria Math" w:cs="Cambria Math"/>
+            <w:sz w:val="28"/>
+            <w:szCs w:val="28"/>
+          </w:rPr>
+          <m:t>L</m:t>
+        </m:r>
+        <m:d>
+          <m:dPr>
+            <m:begChr m:val="("/>
+            <m:endChr m:val=")"/>
+            <m:sepChr m:val=""/>
+            <m:grow/>
+          </m:dPr>
+          <m:e>
+            <m:r>
+              <w:rPr>
+                <w:rFonts w:ascii="Cambria Math" w:hAnsi="Cambria Math" w:cs="Cambria Math"/>
+                <w:sz w:val="28"/>
+                <w:szCs w:val="28"/>
+              </w:rPr>
+              <m:t>s</m:t>
+            </m:r>
+          </m:e>
+        </m:d>
+      </m:oMath>
+      <w:r>
+        <w:rPr>
+          <w:rFonts w:ascii="Times New Roman" w:hAnsi="Times New Roman" w:cs="Times New Roman" w:eastAsia="Times New Roman"/>
+          <w:b w:val="0"/>
+          <w:i w:val="0"/>
+          <w:sz w:val="28"/>
+          <w:u w:val="none"/>
+        </w:rPr>
+        <w:t>.</w:t>
       </w:r>
     </w:p>
     <w:p>
@@ -4059,7 +4405,7 @@
           <w:sz w:val="28"/>
           <w:u w:val="none"/>
         </w:rPr>
-        <w:t>3. Разработать алгоритмы расчёта частот среза и переворота фазы, запасов устойчивости и числа обходов годографом критической точки, в том числе при интеграторах и неустойчивом объекте.</w:t>
+        <w:t>3. Разработать расчёт частот, на которых определяются запасы, самих запасов и числа обходов годографом критической точки, в том числе для схем с интеграторами и с неустойчивым объектом.</w:t>
       </w:r>
     </w:p>
     <w:p>
@@ -4077,7 +4423,7 @@
           <w:sz w:val="28"/>
           <w:u w:val="none"/>
         </w:rPr>
-        <w:t>4. Реализовать модуль в серверной части (Python, FastAPI) и во вкладке «Частоты» веб-интерфейса (React, Plotly.js), с подсветкой разомкнутой связи на схеме.</w:t>
+        <w:t>4. Реализовать модуль в серверной части (Python, FastAPI) и во вкладке «Частоты» веб-интерфейса (React, Plotly.js) с отображением места разрыва на схеме.</w:t>
       </w:r>
     </w:p>
     <w:p>
@@ -4095,7 +4441,7 @@
           <w:sz w:val="28"/>
           <w:u w:val="none"/>
         </w:rPr>
-        <w:t>5. Проверить модуль на контурах с известными аналитическими решениями и сравнить вывод критерия Найквиста с критерием Гурвица и полюсами замкнутой системы.</w:t>
+        <w:t>5. Проверить модуль на контурах с известным решением и сравнить вывод критерия Найквиста с критерием Гурвица и с полюсами замкнутой системы.</w:t>
       </w:r>
     </w:p>
     <w:p>
@@ -4150,7 +4496,194 @@
           <w:sz w:val="28"/>
           <w:u w:val="none"/>
         </w:rPr>
-        <w:t>Рассмотрим замкнутую систему с отрицательной обратной связью (рисунок 1). Если разомкнуть контур в любой точке, подать в разрез сигнал и определить сигнал, вернувшийся к разрезу после обхода контура, получится передаточная функция разомкнутого контура L(s). Для схемы с регулятором K и объектом W(s) L(s) = K·W(s).</w:t>
+        <w:t xml:space="preserve">Рассмотрим систему с отрицательной обратной связью (рисунок 1). Если разорвать контур в любой точке, подать в место разрыва сигнал и посмотреть, что вернётся к этому месту после обхода контура, получится передаточная функция разомкнутого контура </w:t>
+      </w:r>
+      <m:oMath xmlns:a="http://schemas.openxmlformats.org/drawingml/2006/main" xmlns:pic="http://schemas.openxmlformats.org/drawingml/2006/picture">
+        <m:r>
+          <w:rPr>
+            <w:rFonts w:ascii="Cambria Math" w:hAnsi="Cambria Math" w:cs="Cambria Math"/>
+            <w:sz w:val="28"/>
+            <w:szCs w:val="28"/>
+          </w:rPr>
+          <m:t>L</m:t>
+        </m:r>
+        <m:d>
+          <m:dPr>
+            <m:begChr m:val="("/>
+            <m:endChr m:val=")"/>
+            <m:sepChr m:val=""/>
+            <m:grow/>
+          </m:dPr>
+          <m:e>
+            <m:r>
+              <w:rPr>
+                <w:rFonts w:ascii="Cambria Math" w:hAnsi="Cambria Math" w:cs="Cambria Math"/>
+                <w:sz w:val="28"/>
+                <w:szCs w:val="28"/>
+              </w:rPr>
+              <m:t>s</m:t>
+            </m:r>
+          </m:e>
+        </m:d>
+      </m:oMath>
+      <w:r>
+        <w:rPr>
+          <w:rFonts w:ascii="Times New Roman" w:hAnsi="Times New Roman" w:cs="Times New Roman" w:eastAsia="Times New Roman"/>
+          <w:b w:val="0"/>
+          <w:i w:val="0"/>
+          <w:sz w:val="28"/>
+          <w:u w:val="none"/>
+        </w:rPr>
+        <w:t xml:space="preserve">. Для схемы с регулятором </w:t>
+      </w:r>
+      <m:oMath xmlns:a="http://schemas.openxmlformats.org/drawingml/2006/main" xmlns:pic="http://schemas.openxmlformats.org/drawingml/2006/picture">
+        <m:r>
+          <w:rPr>
+            <w:rFonts w:ascii="Cambria Math" w:hAnsi="Cambria Math" w:cs="Cambria Math"/>
+            <w:sz w:val="28"/>
+            <w:szCs w:val="28"/>
+          </w:rPr>
+          <m:t>K</m:t>
+        </m:r>
+      </m:oMath>
+      <w:r>
+        <w:rPr>
+          <w:rFonts w:ascii="Times New Roman" w:hAnsi="Times New Roman" w:cs="Times New Roman" w:eastAsia="Times New Roman"/>
+          <w:b w:val="0"/>
+          <w:i w:val="0"/>
+          <w:sz w:val="28"/>
+          <w:u w:val="none"/>
+        </w:rPr>
+        <w:t xml:space="preserve"> и объектом </w:t>
+      </w:r>
+      <m:oMath xmlns:a="http://schemas.openxmlformats.org/drawingml/2006/main" xmlns:pic="http://schemas.openxmlformats.org/drawingml/2006/picture">
+        <m:r>
+          <w:rPr>
+            <w:rFonts w:ascii="Cambria Math" w:hAnsi="Cambria Math" w:cs="Cambria Math"/>
+            <w:sz w:val="28"/>
+            <w:szCs w:val="28"/>
+          </w:rPr>
+          <m:t>W</m:t>
+        </m:r>
+        <m:d>
+          <m:dPr>
+            <m:begChr m:val="("/>
+            <m:endChr m:val=")"/>
+            <m:sepChr m:val=""/>
+            <m:grow/>
+          </m:dPr>
+          <m:e>
+            <m:r>
+              <w:rPr>
+                <w:rFonts w:ascii="Cambria Math" w:hAnsi="Cambria Math" w:cs="Cambria Math"/>
+                <w:sz w:val="28"/>
+                <w:szCs w:val="28"/>
+              </w:rPr>
+              <m:t>s</m:t>
+            </m:r>
+          </m:e>
+        </m:d>
+      </m:oMath>
+      <w:r>
+        <w:rPr>
+          <w:rFonts w:ascii="Times New Roman" w:hAnsi="Times New Roman" w:cs="Times New Roman" w:eastAsia="Times New Roman"/>
+          <w:b w:val="0"/>
+          <w:i w:val="0"/>
+          <w:sz w:val="28"/>
+          <w:u w:val="none"/>
+        </w:rPr>
+        <w:t xml:space="preserve"> она равна </w:t>
+      </w:r>
+      <m:oMath xmlns:a="http://schemas.openxmlformats.org/drawingml/2006/main" xmlns:pic="http://schemas.openxmlformats.org/drawingml/2006/picture">
+        <m:r>
+          <w:rPr>
+            <w:rFonts w:ascii="Cambria Math" w:hAnsi="Cambria Math" w:cs="Cambria Math"/>
+            <w:sz w:val="28"/>
+            <w:szCs w:val="28"/>
+          </w:rPr>
+          <m:t>L</m:t>
+        </m:r>
+        <m:d>
+          <m:dPr>
+            <m:begChr m:val="("/>
+            <m:endChr m:val=")"/>
+            <m:sepChr m:val=""/>
+            <m:grow/>
+          </m:dPr>
+          <m:e>
+            <m:r>
+              <w:rPr>
+                <w:rFonts w:ascii="Cambria Math" w:hAnsi="Cambria Math" w:cs="Cambria Math"/>
+                <w:sz w:val="28"/>
+                <w:szCs w:val="28"/>
+              </w:rPr>
+              <m:t>s</m:t>
+            </m:r>
+          </m:e>
+        </m:d>
+        <m:r>
+          <m:rPr>
+            <m:sty m:val="p"/>
+          </m:rPr>
+          <w:rPr>
+            <w:rFonts w:ascii="Cambria Math" w:hAnsi="Cambria Math" w:cs="Cambria Math"/>
+            <w:sz w:val="28"/>
+            <w:szCs w:val="28"/>
+          </w:rPr>
+          <m:t>=</m:t>
+        </m:r>
+        <m:r>
+          <w:rPr>
+            <w:rFonts w:ascii="Cambria Math" w:hAnsi="Cambria Math" w:cs="Cambria Math"/>
+            <w:sz w:val="28"/>
+            <w:szCs w:val="28"/>
+          </w:rPr>
+          <m:t>K</m:t>
+        </m:r>
+        <m:r>
+          <w:rPr>
+            <w:rFonts w:ascii="Cambria Math" w:hAnsi="Cambria Math" w:cs="Cambria Math"/>
+            <w:sz w:val="28"/>
+            <w:szCs w:val="28"/>
+          </w:rPr>
+          <m:t> </m:t>
+        </m:r>
+        <m:r>
+          <w:rPr>
+            <w:rFonts w:ascii="Cambria Math" w:hAnsi="Cambria Math" w:cs="Cambria Math"/>
+            <w:sz w:val="28"/>
+            <w:szCs w:val="28"/>
+          </w:rPr>
+          <m:t>W</m:t>
+        </m:r>
+        <m:d>
+          <m:dPr>
+            <m:begChr m:val="("/>
+            <m:endChr m:val=")"/>
+            <m:sepChr m:val=""/>
+            <m:grow/>
+          </m:dPr>
+          <m:e>
+            <m:r>
+              <w:rPr>
+                <w:rFonts w:ascii="Cambria Math" w:hAnsi="Cambria Math" w:cs="Cambria Math"/>
+                <w:sz w:val="28"/>
+                <w:szCs w:val="28"/>
+              </w:rPr>
+              <m:t>s</m:t>
+            </m:r>
+          </m:e>
+        </m:d>
+      </m:oMath>
+      <w:r>
+        <w:rPr>
+          <w:rFonts w:ascii="Times New Roman" w:hAnsi="Times New Roman" w:cs="Times New Roman" w:eastAsia="Times New Roman"/>
+          <w:b w:val="0"/>
+          <w:i w:val="0"/>
+          <w:sz w:val="28"/>
+          <w:u w:val="none"/>
+        </w:rPr>
+        <w:t>.</w:t>
       </w:r>
     </w:p>
     <w:p>
@@ -4210,7 +4743,7 @@
           <w:sz w:val="28"/>
           <w:u w:val="none"/>
         </w:rPr>
-        <w:t>Рисунок 1 – Замкнутая система с отрицательной обратной связью</w:t>
+        <w:t>Рисунок 1 – Система с отрицательной обратной связью</w:t>
       </w:r>
     </w:p>
     <w:p>
@@ -4228,7 +4761,7 @@
           <w:sz w:val="28"/>
           <w:u w:val="none"/>
         </w:rPr>
-        <w:t>Замкнутая система описывается характеристическим уравнением</w:t>
+        <w:t>Поведение замкнутой системы определяется характеристическим уравнением</w:t>
       </w:r>
     </w:p>
     <w:p>
@@ -4252,16 +4785,83 @@
         </w:rPr>
         <w:tab/>
       </w:r>
-      <w:r>
-        <w:rPr>
-          <w:rFonts w:ascii="Times New Roman" w:hAnsi="Times New Roman" w:cs="Times New Roman" w:eastAsia="Times New Roman"/>
-          <w:b w:val="0"/>
-          <w:i w:val="0"/>
-          <w:sz w:val="28"/>
-          <w:u w:val="none"/>
-        </w:rPr>
-        <w:t>1 + L(s) = 0,</w:t>
-      </w:r>
+      <m:oMath xmlns:a="http://schemas.openxmlformats.org/drawingml/2006/main" xmlns:pic="http://schemas.openxmlformats.org/drawingml/2006/picture">
+        <m:r>
+          <w:rPr>
+            <w:rFonts w:ascii="Cambria Math" w:hAnsi="Cambria Math" w:cs="Cambria Math"/>
+            <w:sz w:val="28"/>
+            <w:szCs w:val="28"/>
+          </w:rPr>
+          <m:t>1</m:t>
+        </m:r>
+        <m:r>
+          <m:rPr>
+            <m:sty m:val="p"/>
+          </m:rPr>
+          <w:rPr>
+            <w:rFonts w:ascii="Cambria Math" w:hAnsi="Cambria Math" w:cs="Cambria Math"/>
+            <w:sz w:val="28"/>
+            <w:szCs w:val="28"/>
+          </w:rPr>
+          <m:t>+</m:t>
+        </m:r>
+        <m:r>
+          <w:rPr>
+            <w:rFonts w:ascii="Cambria Math" w:hAnsi="Cambria Math" w:cs="Cambria Math"/>
+            <w:sz w:val="28"/>
+            <w:szCs w:val="28"/>
+          </w:rPr>
+          <m:t>L</m:t>
+        </m:r>
+        <m:d>
+          <m:dPr>
+            <m:begChr m:val="("/>
+            <m:endChr m:val=")"/>
+            <m:sepChr m:val=""/>
+            <m:grow/>
+          </m:dPr>
+          <m:e>
+            <m:r>
+              <w:rPr>
+                <w:rFonts w:ascii="Cambria Math" w:hAnsi="Cambria Math" w:cs="Cambria Math"/>
+                <w:sz w:val="28"/>
+                <w:szCs w:val="28"/>
+              </w:rPr>
+              <m:t>s</m:t>
+            </m:r>
+          </m:e>
+        </m:d>
+        <m:r>
+          <m:rPr>
+            <m:sty m:val="p"/>
+          </m:rPr>
+          <w:rPr>
+            <w:rFonts w:ascii="Cambria Math" w:hAnsi="Cambria Math" w:cs="Cambria Math"/>
+            <w:sz w:val="28"/>
+            <w:szCs w:val="28"/>
+          </w:rPr>
+          <m:t>=</m:t>
+        </m:r>
+        <m:r>
+          <w:rPr>
+            <w:rFonts w:ascii="Cambria Math" w:hAnsi="Cambria Math" w:cs="Cambria Math"/>
+            <w:sz w:val="28"/>
+            <w:szCs w:val="28"/>
+          </w:rPr>
+          <m:t>0</m:t>
+        </m:r>
+        <m:r>
+          <m:rPr>
+            <m:sty m:val="p"/>
+          </m:rPr>
+          <w:rPr>
+            <w:rFonts w:ascii="Cambria Math" w:hAnsi="Cambria Math" w:cs="Cambria Math"/>
+            <w:sz w:val="28"/>
+            <w:szCs w:val="28"/>
+          </w:rPr>
+          <m:t>.</m:t>
+        </m:r>
+      </m:oMath>
       <w:r>
         <w:rPr>
           <w:rFonts w:ascii="Times New Roman" w:hAnsi="Times New Roman" w:cs="Times New Roman" w:eastAsia="Times New Roman"/>
@@ -4289,7 +4889,53 @@
           <w:sz w:val="28"/>
           <w:u w:val="none"/>
         </w:rPr>
-        <w:t>корни которого — полюса замкнутой системы. Система устойчива, если все они лежат слева от мнимой оси. Частотные методы позволяют судить об этом по поведению L(jω), не вычисляя корни.</w:t>
+        <w:t xml:space="preserve">Его корни называют полюсами замкнутой системы. Система устойчива, если у всех полюсов вещественная часть отрицательна, то есть все они лежат левее мнимой оси. Частотные методы позволяют судить об этом по графикам </w:t>
+      </w:r>
+      <m:oMath xmlns:a="http://schemas.openxmlformats.org/drawingml/2006/main" xmlns:pic="http://schemas.openxmlformats.org/drawingml/2006/picture">
+        <m:r>
+          <w:rPr>
+            <w:rFonts w:ascii="Cambria Math" w:hAnsi="Cambria Math" w:cs="Cambria Math"/>
+            <w:sz w:val="28"/>
+            <w:szCs w:val="28"/>
+          </w:rPr>
+          <m:t>L</m:t>
+        </m:r>
+        <m:d>
+          <m:dPr>
+            <m:begChr m:val="("/>
+            <m:endChr m:val=")"/>
+            <m:sepChr m:val=""/>
+            <m:grow/>
+          </m:dPr>
+          <m:e>
+            <m:r>
+              <w:rPr>
+                <w:rFonts w:ascii="Cambria Math" w:hAnsi="Cambria Math" w:cs="Cambria Math"/>
+                <w:sz w:val="28"/>
+                <w:szCs w:val="28"/>
+              </w:rPr>
+              <m:t>j</m:t>
+            </m:r>
+            <m:r>
+              <w:rPr>
+                <w:rFonts w:ascii="Cambria Math" w:hAnsi="Cambria Math" w:cs="Cambria Math"/>
+                <w:sz w:val="28"/>
+                <w:szCs w:val="28"/>
+              </w:rPr>
+              <m:t>ω</m:t>
+            </m:r>
+          </m:e>
+        </m:d>
+      </m:oMath>
+      <w:r>
+        <w:rPr>
+          <w:rFonts w:ascii="Times New Roman" w:hAnsi="Times New Roman" w:cs="Times New Roman" w:eastAsia="Times New Roman"/>
+          <w:b w:val="0"/>
+          <w:i w:val="0"/>
+          <w:sz w:val="28"/>
+          <w:u w:val="none"/>
+        </w:rPr>
+        <w:t>, не вычисляя сами корни.</w:t>
       </w:r>
     </w:p>
     <w:p>
@@ -4325,7 +4971,158 @@
           <w:sz w:val="28"/>
           <w:u w:val="none"/>
         </w:rPr>
-        <w:t>При гармоническом входном сигнале частоты ω на выходе линейного контура в установившемся режиме также будет гармонический сигнал той же частоты, отличающийся амплитудой и фазой. Эти две величины описывает частотная характеристика, получаемая подстановкой s = jω в L(s): для каждой частоты ω получаем комплексное число L(jω). Его модуль показывает, во сколько раз контур усиливает синусоиду этой частоты, а аргумент — на сколько градусов сдвигает её фазу. Используются три представления:</w:t>
+        <w:t xml:space="preserve">Если на вход линейного контура подать синусоиду частоты </w:t>
+      </w:r>
+      <m:oMath xmlns:a="http://schemas.openxmlformats.org/drawingml/2006/main" xmlns:pic="http://schemas.openxmlformats.org/drawingml/2006/picture">
+        <m:r>
+          <w:rPr>
+            <w:rFonts w:ascii="Cambria Math" w:hAnsi="Cambria Math" w:cs="Cambria Math"/>
+            <w:sz w:val="28"/>
+            <w:szCs w:val="28"/>
+          </w:rPr>
+          <m:t>ω</m:t>
+        </m:r>
+      </m:oMath>
+      <w:r>
+        <w:rPr>
+          <w:rFonts w:ascii="Times New Roman" w:hAnsi="Times New Roman" w:cs="Times New Roman" w:eastAsia="Times New Roman"/>
+          <w:b w:val="0"/>
+          <w:i w:val="0"/>
+          <w:sz w:val="28"/>
+          <w:u w:val="none"/>
+        </w:rPr>
+        <w:t xml:space="preserve">, то после затухания переходного процесса на выходе тоже будет синусоида той же частоты. Она будет отличаться амплитудой и будет сдвинута по фазе. Эти два отличия и описывает частотная характеристика. Её получают подстановкой </w:t>
+      </w:r>
+      <m:oMath xmlns:a="http://schemas.openxmlformats.org/drawingml/2006/main" xmlns:pic="http://schemas.openxmlformats.org/drawingml/2006/picture">
+        <m:r>
+          <w:rPr>
+            <w:rFonts w:ascii="Cambria Math" w:hAnsi="Cambria Math" w:cs="Cambria Math"/>
+            <w:sz w:val="28"/>
+            <w:szCs w:val="28"/>
+          </w:rPr>
+          <m:t>s</m:t>
+        </m:r>
+        <m:r>
+          <m:rPr>
+            <m:sty m:val="p"/>
+          </m:rPr>
+          <w:rPr>
+            <w:rFonts w:ascii="Cambria Math" w:hAnsi="Cambria Math" w:cs="Cambria Math"/>
+            <w:sz w:val="28"/>
+            <w:szCs w:val="28"/>
+          </w:rPr>
+          <m:t>=</m:t>
+        </m:r>
+        <m:r>
+          <w:rPr>
+            <w:rFonts w:ascii="Cambria Math" w:hAnsi="Cambria Math" w:cs="Cambria Math"/>
+            <w:sz w:val="28"/>
+            <w:szCs w:val="28"/>
+          </w:rPr>
+          <m:t>j</m:t>
+        </m:r>
+        <m:r>
+          <w:rPr>
+            <w:rFonts w:ascii="Cambria Math" w:hAnsi="Cambria Math" w:cs="Cambria Math"/>
+            <w:sz w:val="28"/>
+            <w:szCs w:val="28"/>
+          </w:rPr>
+          <m:t>ω</m:t>
+        </m:r>
+      </m:oMath>
+      <w:r>
+        <w:rPr>
+          <w:rFonts w:ascii="Times New Roman" w:hAnsi="Times New Roman" w:cs="Times New Roman" w:eastAsia="Times New Roman"/>
+          <w:b w:val="0"/>
+          <w:i w:val="0"/>
+          <w:sz w:val="28"/>
+          <w:u w:val="none"/>
+        </w:rPr>
+        <w:t xml:space="preserve"> в </w:t>
+      </w:r>
+      <m:oMath xmlns:a="http://schemas.openxmlformats.org/drawingml/2006/main" xmlns:pic="http://schemas.openxmlformats.org/drawingml/2006/picture">
+        <m:r>
+          <w:rPr>
+            <w:rFonts w:ascii="Cambria Math" w:hAnsi="Cambria Math" w:cs="Cambria Math"/>
+            <w:sz w:val="28"/>
+            <w:szCs w:val="28"/>
+          </w:rPr>
+          <m:t>L</m:t>
+        </m:r>
+        <m:d>
+          <m:dPr>
+            <m:begChr m:val="("/>
+            <m:endChr m:val=")"/>
+            <m:sepChr m:val=""/>
+            <m:grow/>
+          </m:dPr>
+          <m:e>
+            <m:r>
+              <w:rPr>
+                <w:rFonts w:ascii="Cambria Math" w:hAnsi="Cambria Math" w:cs="Cambria Math"/>
+                <w:sz w:val="28"/>
+                <w:szCs w:val="28"/>
+              </w:rPr>
+              <m:t>s</m:t>
+            </m:r>
+          </m:e>
+        </m:d>
+      </m:oMath>
+      <w:r>
+        <w:rPr>
+          <w:rFonts w:ascii="Times New Roman" w:hAnsi="Times New Roman" w:cs="Times New Roman" w:eastAsia="Times New Roman"/>
+          <w:b w:val="0"/>
+          <w:i w:val="0"/>
+          <w:sz w:val="28"/>
+          <w:u w:val="none"/>
+        </w:rPr>
+        <w:t xml:space="preserve">: для каждой частоты получается комплексное число </w:t>
+      </w:r>
+      <m:oMath xmlns:a="http://schemas.openxmlformats.org/drawingml/2006/main" xmlns:pic="http://schemas.openxmlformats.org/drawingml/2006/picture">
+        <m:r>
+          <w:rPr>
+            <w:rFonts w:ascii="Cambria Math" w:hAnsi="Cambria Math" w:cs="Cambria Math"/>
+            <w:sz w:val="28"/>
+            <w:szCs w:val="28"/>
+          </w:rPr>
+          <m:t>L</m:t>
+        </m:r>
+        <m:d>
+          <m:dPr>
+            <m:begChr m:val="("/>
+            <m:endChr m:val=")"/>
+            <m:sepChr m:val=""/>
+            <m:grow/>
+          </m:dPr>
+          <m:e>
+            <m:r>
+              <w:rPr>
+                <w:rFonts w:ascii="Cambria Math" w:hAnsi="Cambria Math" w:cs="Cambria Math"/>
+                <w:sz w:val="28"/>
+                <w:szCs w:val="28"/>
+              </w:rPr>
+              <m:t>j</m:t>
+            </m:r>
+            <m:r>
+              <w:rPr>
+                <w:rFonts w:ascii="Cambria Math" w:hAnsi="Cambria Math" w:cs="Cambria Math"/>
+                <w:sz w:val="28"/>
+                <w:szCs w:val="28"/>
+              </w:rPr>
+              <m:t>ω</m:t>
+            </m:r>
+          </m:e>
+        </m:d>
+      </m:oMath>
+      <w:r>
+        <w:rPr>
+          <w:rFonts w:ascii="Times New Roman" w:hAnsi="Times New Roman" w:cs="Times New Roman" w:eastAsia="Times New Roman"/>
+          <w:b w:val="0"/>
+          <w:i w:val="0"/>
+          <w:sz w:val="28"/>
+          <w:u w:val="none"/>
+        </w:rPr>
+        <w:t>. Его модуль показывает, во сколько раз контур усиливает синусоиду, а аргумент — на сколько градусов сдвигает её фазу. Используются три графика:</w:t>
       </w:r>
     </w:p>
     <w:p>
@@ -4343,7 +5140,53 @@
           <w:sz w:val="28"/>
           <w:u w:val="none"/>
         </w:rPr>
-        <w:t>– АФЧХ (годограф Найквиста) — кривая, которую описывает точка L(jω) на комплексной плоскости при изменении ω от 0 до ∞;</w:t>
+        <w:t xml:space="preserve">– АФЧХ, или годограф Найквиста, — кривая, которую описывает точка </w:t>
+      </w:r>
+      <m:oMath xmlns:a="http://schemas.openxmlformats.org/drawingml/2006/main" xmlns:pic="http://schemas.openxmlformats.org/drawingml/2006/picture">
+        <m:r>
+          <w:rPr>
+            <w:rFonts w:ascii="Cambria Math" w:hAnsi="Cambria Math" w:cs="Cambria Math"/>
+            <w:sz w:val="28"/>
+            <w:szCs w:val="28"/>
+          </w:rPr>
+          <m:t>L</m:t>
+        </m:r>
+        <m:d>
+          <m:dPr>
+            <m:begChr m:val="("/>
+            <m:endChr m:val=")"/>
+            <m:sepChr m:val=""/>
+            <m:grow/>
+          </m:dPr>
+          <m:e>
+            <m:r>
+              <w:rPr>
+                <w:rFonts w:ascii="Cambria Math" w:hAnsi="Cambria Math" w:cs="Cambria Math"/>
+                <w:sz w:val="28"/>
+                <w:szCs w:val="28"/>
+              </w:rPr>
+              <m:t>j</m:t>
+            </m:r>
+            <m:r>
+              <w:rPr>
+                <w:rFonts w:ascii="Cambria Math" w:hAnsi="Cambria Math" w:cs="Cambria Math"/>
+                <w:sz w:val="28"/>
+                <w:szCs w:val="28"/>
+              </w:rPr>
+              <m:t>ω</m:t>
+            </m:r>
+          </m:e>
+        </m:d>
+      </m:oMath>
+      <w:r>
+        <w:rPr>
+          <w:rFonts w:ascii="Times New Roman" w:hAnsi="Times New Roman" w:cs="Times New Roman" w:eastAsia="Times New Roman"/>
+          <w:b w:val="0"/>
+          <w:i w:val="0"/>
+          <w:sz w:val="28"/>
+          <w:u w:val="none"/>
+        </w:rPr>
+        <w:t xml:space="preserve"> на комплексной плоскости при изменении частоты от 0 до бесконечности;</w:t>
       </w:r>
     </w:p>
     <w:p>
@@ -4361,7 +5204,82 @@
           <w:sz w:val="28"/>
           <w:u w:val="none"/>
         </w:rPr>
-        <w:t>– ЛАЧХ — модуль в децибелах 20·lg|L(jω)| в логарифмическом масштабе частоты;</w:t>
+        <w:t xml:space="preserve">– ЛАЧХ — усиление в децибелах, </w:t>
+      </w:r>
+      <m:oMath xmlns:a="http://schemas.openxmlformats.org/drawingml/2006/main" xmlns:pic="http://schemas.openxmlformats.org/drawingml/2006/picture">
+        <m:r>
+          <w:rPr>
+            <w:rFonts w:ascii="Cambria Math" w:hAnsi="Cambria Math" w:cs="Cambria Math"/>
+            <w:sz w:val="28"/>
+            <w:szCs w:val="28"/>
+          </w:rPr>
+          <m:t>20</m:t>
+        </m:r>
+        <m:r>
+          <m:rPr>
+            <m:sty m:val="p"/>
+          </m:rPr>
+          <w:rPr>
+            <w:rFonts w:ascii="Cambria Math" w:hAnsi="Cambria Math" w:cs="Cambria Math"/>
+            <w:sz w:val="28"/>
+            <w:szCs w:val="28"/>
+          </w:rPr>
+          <m:t>lg</m:t>
+        </m:r>
+        <m:d>
+          <m:dPr>
+            <m:begChr m:val="|"/>
+            <m:endChr m:val="|"/>
+            <m:sepChr m:val=""/>
+            <m:grow/>
+          </m:dPr>
+          <m:e>
+            <m:r>
+              <w:rPr>
+                <w:rFonts w:ascii="Cambria Math" w:hAnsi="Cambria Math" w:cs="Cambria Math"/>
+                <w:sz w:val="28"/>
+                <w:szCs w:val="28"/>
+              </w:rPr>
+              <m:t>L</m:t>
+            </m:r>
+            <m:d>
+              <m:dPr>
+                <m:begChr m:val="("/>
+                <m:endChr m:val=")"/>
+                <m:sepChr m:val=""/>
+                <m:grow/>
+              </m:dPr>
+              <m:e>
+                <m:r>
+                  <w:rPr>
+                    <w:rFonts w:ascii="Cambria Math" w:hAnsi="Cambria Math" w:cs="Cambria Math"/>
+                    <w:sz w:val="28"/>
+                    <w:szCs w:val="28"/>
+                  </w:rPr>
+                  <m:t>j</m:t>
+                </m:r>
+                <m:r>
+                  <w:rPr>
+                    <w:rFonts w:ascii="Cambria Math" w:hAnsi="Cambria Math" w:cs="Cambria Math"/>
+                    <w:sz w:val="28"/>
+                    <w:szCs w:val="28"/>
+                  </w:rPr>
+                  <m:t>ω</m:t>
+                </m:r>
+              </m:e>
+            </m:d>
+          </m:e>
+        </m:d>
+      </m:oMath>
+      <w:r>
+        <w:rPr>
+          <w:rFonts w:ascii="Times New Roman" w:hAnsi="Times New Roman" w:cs="Times New Roman" w:eastAsia="Times New Roman"/>
+          <w:b w:val="0"/>
+          <w:i w:val="0"/>
+          <w:sz w:val="28"/>
+          <w:u w:val="none"/>
+        </w:rPr>
+        <w:t>, по логарифмической шкале частот; 0 дБ означает усиление в 1 раз, +20 дБ — в 10 раз;</w:t>
       </w:r>
     </w:p>
     <w:p>
@@ -4379,7 +5297,101 @@
           <w:sz w:val="28"/>
           <w:u w:val="none"/>
         </w:rPr>
-        <w:t>– ЛФЧХ — фаза φ(ω) = arg L(jω) в градусах.</w:t>
+        <w:t xml:space="preserve">– ЛФЧХ — сдвиг фазы </w:t>
+      </w:r>
+      <m:oMath xmlns:a="http://schemas.openxmlformats.org/drawingml/2006/main" xmlns:pic="http://schemas.openxmlformats.org/drawingml/2006/picture">
+        <m:r>
+          <w:rPr>
+            <w:rFonts w:ascii="Cambria Math" w:hAnsi="Cambria Math" w:cs="Cambria Math"/>
+            <w:sz w:val="28"/>
+            <w:szCs w:val="28"/>
+          </w:rPr>
+          <m:t>φ</m:t>
+        </m:r>
+        <m:d>
+          <m:dPr>
+            <m:begChr m:val="("/>
+            <m:endChr m:val=")"/>
+            <m:sepChr m:val=""/>
+            <m:grow/>
+          </m:dPr>
+          <m:e>
+            <m:r>
+              <w:rPr>
+                <w:rFonts w:ascii="Cambria Math" w:hAnsi="Cambria Math" w:cs="Cambria Math"/>
+                <w:sz w:val="28"/>
+                <w:szCs w:val="28"/>
+              </w:rPr>
+              <m:t>ω</m:t>
+            </m:r>
+          </m:e>
+        </m:d>
+        <m:r>
+          <m:rPr>
+            <m:sty m:val="p"/>
+          </m:rPr>
+          <w:rPr>
+            <w:rFonts w:ascii="Cambria Math" w:hAnsi="Cambria Math" w:cs="Cambria Math"/>
+            <w:sz w:val="28"/>
+            <w:szCs w:val="28"/>
+          </w:rPr>
+          <m:t>=</m:t>
+        </m:r>
+        <m:r>
+          <m:rPr>
+            <m:sty m:val="p"/>
+          </m:rPr>
+          <w:rPr>
+            <w:rFonts w:ascii="Cambria Math" w:hAnsi="Cambria Math" w:cs="Cambria Math"/>
+            <w:sz w:val="28"/>
+            <w:szCs w:val="28"/>
+          </w:rPr>
+          <m:t>arg</m:t>
+        </m:r>
+        <m:r>
+          <w:rPr>
+            <w:rFonts w:ascii="Cambria Math" w:hAnsi="Cambria Math" w:cs="Cambria Math"/>
+            <w:sz w:val="28"/>
+            <w:szCs w:val="28"/>
+          </w:rPr>
+          <m:t>L</m:t>
+        </m:r>
+        <m:d>
+          <m:dPr>
+            <m:begChr m:val="("/>
+            <m:endChr m:val=")"/>
+            <m:sepChr m:val=""/>
+            <m:grow/>
+          </m:dPr>
+          <m:e>
+            <m:r>
+              <w:rPr>
+                <w:rFonts w:ascii="Cambria Math" w:hAnsi="Cambria Math" w:cs="Cambria Math"/>
+                <w:sz w:val="28"/>
+                <w:szCs w:val="28"/>
+              </w:rPr>
+              <m:t>j</m:t>
+            </m:r>
+            <m:r>
+              <w:rPr>
+                <w:rFonts w:ascii="Cambria Math" w:hAnsi="Cambria Math" w:cs="Cambria Math"/>
+                <w:sz w:val="28"/>
+                <w:szCs w:val="28"/>
+              </w:rPr>
+              <m:t>ω</m:t>
+            </m:r>
+          </m:e>
+        </m:d>
+      </m:oMath>
+      <w:r>
+        <w:rPr>
+          <w:rFonts w:ascii="Times New Roman" w:hAnsi="Times New Roman" w:cs="Times New Roman" w:eastAsia="Times New Roman"/>
+          <w:b w:val="0"/>
+          <w:i w:val="0"/>
+          <w:sz w:val="28"/>
+          <w:u w:val="none"/>
+        </w:rPr>
+        <w:t xml:space="preserve"> в градусах.</w:t>
       </w:r>
     </w:p>
     <w:p>
@@ -4415,7 +5427,161 @@
           <w:sz w:val="28"/>
           <w:u w:val="none"/>
         </w:rPr>
-        <w:t>Критерий Найквиста связывает устойчивость замкнутой системы с тем, как годограф L(jω) обходит критическую точку −1 [1]. Пусть P — число полюсов разомкнутого контура в правой полуплоскости, N — число обходов точки −1 годографом по часовой стрелке (при изменении ω от −∞ до +∞). Тогда число неустойчивых полюсов замкнутой системы</w:t>
+        <w:t xml:space="preserve">Критерий Найквиста связывает устойчивость замкнутой системы с тем, как годограф </w:t>
+      </w:r>
+      <m:oMath xmlns:a="http://schemas.openxmlformats.org/drawingml/2006/main" xmlns:pic="http://schemas.openxmlformats.org/drawingml/2006/picture">
+        <m:r>
+          <w:rPr>
+            <w:rFonts w:ascii="Cambria Math" w:hAnsi="Cambria Math" w:cs="Cambria Math"/>
+            <w:sz w:val="28"/>
+            <w:szCs w:val="28"/>
+          </w:rPr>
+          <m:t>L</m:t>
+        </m:r>
+        <m:d>
+          <m:dPr>
+            <m:begChr m:val="("/>
+            <m:endChr m:val=")"/>
+            <m:sepChr m:val=""/>
+            <m:grow/>
+          </m:dPr>
+          <m:e>
+            <m:r>
+              <w:rPr>
+                <w:rFonts w:ascii="Cambria Math" w:hAnsi="Cambria Math" w:cs="Cambria Math"/>
+                <w:sz w:val="28"/>
+                <w:szCs w:val="28"/>
+              </w:rPr>
+              <m:t>j</m:t>
+            </m:r>
+            <m:r>
+              <w:rPr>
+                <w:rFonts w:ascii="Cambria Math" w:hAnsi="Cambria Math" w:cs="Cambria Math"/>
+                <w:sz w:val="28"/>
+                <w:szCs w:val="28"/>
+              </w:rPr>
+              <m:t>ω</m:t>
+            </m:r>
+          </m:e>
+        </m:d>
+      </m:oMath>
+      <w:r>
+        <w:rPr>
+          <w:rFonts w:ascii="Times New Roman" w:hAnsi="Times New Roman" w:cs="Times New Roman" w:eastAsia="Times New Roman"/>
+          <w:b w:val="0"/>
+          <w:i w:val="0"/>
+          <w:sz w:val="28"/>
+          <w:u w:val="none"/>
+        </w:rPr>
+        <w:t xml:space="preserve"> обходит точку −1 [1]. Обозначим через </w:t>
+      </w:r>
+      <m:oMath xmlns:a="http://schemas.openxmlformats.org/drawingml/2006/main" xmlns:pic="http://schemas.openxmlformats.org/drawingml/2006/picture">
+        <m:r>
+          <w:rPr>
+            <w:rFonts w:ascii="Cambria Math" w:hAnsi="Cambria Math" w:cs="Cambria Math"/>
+            <w:sz w:val="28"/>
+            <w:szCs w:val="28"/>
+          </w:rPr>
+          <m:t>P</m:t>
+        </m:r>
+      </m:oMath>
+      <w:r>
+        <w:rPr>
+          <w:rFonts w:ascii="Times New Roman" w:hAnsi="Times New Roman" w:cs="Times New Roman" w:eastAsia="Times New Roman"/>
+          <w:b w:val="0"/>
+          <w:i w:val="0"/>
+          <w:sz w:val="28"/>
+          <w:u w:val="none"/>
+        </w:rPr>
+        <w:t xml:space="preserve"> число неустойчивых полюсов разомкнутого контура, а через </w:t>
+      </w:r>
+      <m:oMath xmlns:a="http://schemas.openxmlformats.org/drawingml/2006/main" xmlns:pic="http://schemas.openxmlformats.org/drawingml/2006/picture">
+        <m:r>
+          <w:rPr>
+            <w:rFonts w:ascii="Cambria Math" w:hAnsi="Cambria Math" w:cs="Cambria Math"/>
+            <w:sz w:val="28"/>
+            <w:szCs w:val="28"/>
+          </w:rPr>
+          <m:t>N</m:t>
+        </m:r>
+      </m:oMath>
+      <w:r>
+        <w:rPr>
+          <w:rFonts w:ascii="Times New Roman" w:hAnsi="Times New Roman" w:cs="Times New Roman" w:eastAsia="Times New Roman"/>
+          <w:b w:val="0"/>
+          <w:i w:val="0"/>
+          <w:sz w:val="28"/>
+          <w:u w:val="none"/>
+        </w:rPr>
+        <w:t xml:space="preserve"> — сколько раз годограф обходит точку −1 по часовой стрелке при изменении частоты от </w:t>
+      </w:r>
+      <m:oMath xmlns:a="http://schemas.openxmlformats.org/drawingml/2006/main" xmlns:pic="http://schemas.openxmlformats.org/drawingml/2006/picture">
+        <m:r>
+          <m:rPr>
+            <m:sty m:val="p"/>
+          </m:rPr>
+          <w:rPr>
+            <w:rFonts w:ascii="Cambria Math" w:hAnsi="Cambria Math" w:cs="Cambria Math"/>
+            <w:sz w:val="28"/>
+            <w:szCs w:val="28"/>
+          </w:rPr>
+          <m:t>−</m:t>
+        </m:r>
+        <m:r>
+          <m:rPr>
+            <m:sty m:val="p"/>
+          </m:rPr>
+          <w:rPr>
+            <w:rFonts w:ascii="Cambria Math" w:hAnsi="Cambria Math" w:cs="Cambria Math"/>
+            <w:sz w:val="28"/>
+            <w:szCs w:val="28"/>
+          </w:rPr>
+          <m:t>∞</m:t>
+        </m:r>
+      </m:oMath>
+      <w:r>
+        <w:rPr>
+          <w:rFonts w:ascii="Times New Roman" w:hAnsi="Times New Roman" w:cs="Times New Roman" w:eastAsia="Times New Roman"/>
+          <w:b w:val="0"/>
+          <w:i w:val="0"/>
+          <w:sz w:val="28"/>
+          <w:u w:val="none"/>
+        </w:rPr>
+        <w:t xml:space="preserve"> до </w:t>
+      </w:r>
+      <m:oMath xmlns:a="http://schemas.openxmlformats.org/drawingml/2006/main" xmlns:pic="http://schemas.openxmlformats.org/drawingml/2006/picture">
+        <m:r>
+          <m:rPr>
+            <m:sty m:val="p"/>
+          </m:rPr>
+          <w:rPr>
+            <w:rFonts w:ascii="Cambria Math" w:hAnsi="Cambria Math" w:cs="Cambria Math"/>
+            <w:sz w:val="28"/>
+            <w:szCs w:val="28"/>
+          </w:rPr>
+          <m:t>+</m:t>
+        </m:r>
+        <m:r>
+          <m:rPr>
+            <m:sty m:val="p"/>
+          </m:rPr>
+          <w:rPr>
+            <w:rFonts w:ascii="Cambria Math" w:hAnsi="Cambria Math" w:cs="Cambria Math"/>
+            <w:sz w:val="28"/>
+            <w:szCs w:val="28"/>
+          </w:rPr>
+          <m:t>∞</m:t>
+        </m:r>
+      </m:oMath>
+      <w:r>
+        <w:rPr>
+          <w:rFonts w:ascii="Times New Roman" w:hAnsi="Times New Roman" w:cs="Times New Roman" w:eastAsia="Times New Roman"/>
+          <w:b w:val="0"/>
+          <w:i w:val="0"/>
+          <w:sz w:val="28"/>
+          <w:u w:val="none"/>
+        </w:rPr>
+        <w:t>. Тогда число неустойчивых полюсов замкнутой системы равно</w:t>
       </w:r>
     </w:p>
     <w:p>
@@ -4439,16 +5605,65 @@
         </w:rPr>
         <w:tab/>
       </w:r>
-      <w:r>
-        <w:rPr>
-          <w:rFonts w:ascii="Times New Roman" w:hAnsi="Times New Roman" w:cs="Times New Roman" w:eastAsia="Times New Roman"/>
-          <w:b w:val="0"/>
-          <w:i w:val="0"/>
-          <w:sz w:val="28"/>
-          <w:u w:val="none"/>
-        </w:rPr>
-        <w:t>Z = N + P.</w:t>
-      </w:r>
+      <m:oMath xmlns:a="http://schemas.openxmlformats.org/drawingml/2006/main" xmlns:pic="http://schemas.openxmlformats.org/drawingml/2006/picture">
+        <m:r>
+          <w:rPr>
+            <w:rFonts w:ascii="Cambria Math" w:hAnsi="Cambria Math" w:cs="Cambria Math"/>
+            <w:sz w:val="28"/>
+            <w:szCs w:val="28"/>
+          </w:rPr>
+          <m:t>Z</m:t>
+        </m:r>
+        <m:r>
+          <m:rPr>
+            <m:sty m:val="p"/>
+          </m:rPr>
+          <w:rPr>
+            <w:rFonts w:ascii="Cambria Math" w:hAnsi="Cambria Math" w:cs="Cambria Math"/>
+            <w:sz w:val="28"/>
+            <w:szCs w:val="28"/>
+          </w:rPr>
+          <m:t>=</m:t>
+        </m:r>
+        <m:r>
+          <w:rPr>
+            <w:rFonts w:ascii="Cambria Math" w:hAnsi="Cambria Math" w:cs="Cambria Math"/>
+            <w:sz w:val="28"/>
+            <w:szCs w:val="28"/>
+          </w:rPr>
+          <m:t>N</m:t>
+        </m:r>
+        <m:r>
+          <m:rPr>
+            <m:sty m:val="p"/>
+          </m:rPr>
+          <w:rPr>
+            <w:rFonts w:ascii="Cambria Math" w:hAnsi="Cambria Math" w:cs="Cambria Math"/>
+            <w:sz w:val="28"/>
+            <w:szCs w:val="28"/>
+          </w:rPr>
+          <m:t>+</m:t>
+        </m:r>
+        <m:r>
+          <w:rPr>
+            <w:rFonts w:ascii="Cambria Math" w:hAnsi="Cambria Math" w:cs="Cambria Math"/>
+            <w:sz w:val="28"/>
+            <w:szCs w:val="28"/>
+          </w:rPr>
+          <m:t>P</m:t>
+        </m:r>
+        <m:r>
+          <m:rPr>
+            <m:sty m:val="p"/>
+          </m:rPr>
+          <w:rPr>
+            <w:rFonts w:ascii="Cambria Math" w:hAnsi="Cambria Math" w:cs="Cambria Math"/>
+            <w:sz w:val="28"/>
+            <w:szCs w:val="28"/>
+          </w:rPr>
+          <m:t>.</m:t>
+        </m:r>
+      </m:oMath>
       <w:r>
         <w:rPr>
           <w:rFonts w:ascii="Times New Roman" w:hAnsi="Times New Roman" w:cs="Times New Roman" w:eastAsia="Times New Roman"/>
@@ -4476,7 +5691,194 @@
           <w:sz w:val="28"/>
           <w:u w:val="none"/>
         </w:rPr>
-        <w:t>Замкнутая система устойчива, если Z = 0. Для устойчивого разомкнутого контура (P = 0) это значит, что годограф не должен охватывать точку −1. Для неустойчивого объекта (P &gt; 0) годограф, наоборот, должен обойти её P раз против часовой стрелки (N = −P).</w:t>
+        <w:t xml:space="preserve">Замкнутая система устойчива, если </w:t>
+      </w:r>
+      <m:oMath xmlns:a="http://schemas.openxmlformats.org/drawingml/2006/main" xmlns:pic="http://schemas.openxmlformats.org/drawingml/2006/picture">
+        <m:r>
+          <w:rPr>
+            <w:rFonts w:ascii="Cambria Math" w:hAnsi="Cambria Math" w:cs="Cambria Math"/>
+            <w:sz w:val="28"/>
+            <w:szCs w:val="28"/>
+          </w:rPr>
+          <m:t>Z</m:t>
+        </m:r>
+        <m:r>
+          <m:rPr>
+            <m:sty m:val="p"/>
+          </m:rPr>
+          <w:rPr>
+            <w:rFonts w:ascii="Cambria Math" w:hAnsi="Cambria Math" w:cs="Cambria Math"/>
+            <w:sz w:val="28"/>
+            <w:szCs w:val="28"/>
+          </w:rPr>
+          <m:t>=</m:t>
+        </m:r>
+        <m:r>
+          <w:rPr>
+            <w:rFonts w:ascii="Cambria Math" w:hAnsi="Cambria Math" w:cs="Cambria Math"/>
+            <w:sz w:val="28"/>
+            <w:szCs w:val="28"/>
+          </w:rPr>
+          <m:t>0</m:t>
+        </m:r>
+      </m:oMath>
+      <w:r>
+        <w:rPr>
+          <w:rFonts w:ascii="Times New Roman" w:hAnsi="Times New Roman" w:cs="Times New Roman" w:eastAsia="Times New Roman"/>
+          <w:b w:val="0"/>
+          <w:i w:val="0"/>
+          <w:sz w:val="28"/>
+          <w:u w:val="none"/>
+        </w:rPr>
+        <w:t>. Если разомкнутый контур устойчив (</w:t>
+      </w:r>
+      <m:oMath xmlns:a="http://schemas.openxmlformats.org/drawingml/2006/main" xmlns:pic="http://schemas.openxmlformats.org/drawingml/2006/picture">
+        <m:r>
+          <w:rPr>
+            <w:rFonts w:ascii="Cambria Math" w:hAnsi="Cambria Math" w:cs="Cambria Math"/>
+            <w:sz w:val="28"/>
+            <w:szCs w:val="28"/>
+          </w:rPr>
+          <m:t>P</m:t>
+        </m:r>
+        <m:r>
+          <m:rPr>
+            <m:sty m:val="p"/>
+          </m:rPr>
+          <w:rPr>
+            <w:rFonts w:ascii="Cambria Math" w:hAnsi="Cambria Math" w:cs="Cambria Math"/>
+            <w:sz w:val="28"/>
+            <w:szCs w:val="28"/>
+          </w:rPr>
+          <m:t>=</m:t>
+        </m:r>
+        <m:r>
+          <w:rPr>
+            <w:rFonts w:ascii="Cambria Math" w:hAnsi="Cambria Math" w:cs="Cambria Math"/>
+            <w:sz w:val="28"/>
+            <w:szCs w:val="28"/>
+          </w:rPr>
+          <m:t>0</m:t>
+        </m:r>
+      </m:oMath>
+      <w:r>
+        <w:rPr>
+          <w:rFonts w:ascii="Times New Roman" w:hAnsi="Times New Roman" w:cs="Times New Roman" w:eastAsia="Times New Roman"/>
+          <w:b w:val="0"/>
+          <w:i w:val="0"/>
+          <w:sz w:val="28"/>
+          <w:u w:val="none"/>
+        </w:rPr>
+        <w:t>), годограф не должен охватывать точку −1. Если объект неустойчив (</w:t>
+      </w:r>
+      <m:oMath xmlns:a="http://schemas.openxmlformats.org/drawingml/2006/main" xmlns:pic="http://schemas.openxmlformats.org/drawingml/2006/picture">
+        <m:r>
+          <w:rPr>
+            <w:rFonts w:ascii="Cambria Math" w:hAnsi="Cambria Math" w:cs="Cambria Math"/>
+            <w:sz w:val="28"/>
+            <w:szCs w:val="28"/>
+          </w:rPr>
+          <m:t>P</m:t>
+        </m:r>
+        <m:r>
+          <m:rPr>
+            <m:sty m:val="p"/>
+          </m:rPr>
+          <w:rPr>
+            <w:rFonts w:ascii="Cambria Math" w:hAnsi="Cambria Math" w:cs="Cambria Math"/>
+            <w:sz w:val="28"/>
+            <w:szCs w:val="28"/>
+          </w:rPr>
+          <m:t>&gt;</m:t>
+        </m:r>
+        <m:r>
+          <w:rPr>
+            <w:rFonts w:ascii="Cambria Math" w:hAnsi="Cambria Math" w:cs="Cambria Math"/>
+            <w:sz w:val="28"/>
+            <w:szCs w:val="28"/>
+          </w:rPr>
+          <m:t>0</m:t>
+        </m:r>
+      </m:oMath>
+      <w:r>
+        <w:rPr>
+          <w:rFonts w:ascii="Times New Roman" w:hAnsi="Times New Roman" w:cs="Times New Roman" w:eastAsia="Times New Roman"/>
+          <w:b w:val="0"/>
+          <w:i w:val="0"/>
+          <w:sz w:val="28"/>
+          <w:u w:val="none"/>
+        </w:rPr>
+        <w:t xml:space="preserve">), годограф, наоборот, должен обойти её </w:t>
+      </w:r>
+      <m:oMath xmlns:a="http://schemas.openxmlformats.org/drawingml/2006/main" xmlns:pic="http://schemas.openxmlformats.org/drawingml/2006/picture">
+        <m:r>
+          <w:rPr>
+            <w:rFonts w:ascii="Cambria Math" w:hAnsi="Cambria Math" w:cs="Cambria Math"/>
+            <w:sz w:val="28"/>
+            <w:szCs w:val="28"/>
+          </w:rPr>
+          <m:t>P</m:t>
+        </m:r>
+      </m:oMath>
+      <w:r>
+        <w:rPr>
+          <w:rFonts w:ascii="Times New Roman" w:hAnsi="Times New Roman" w:cs="Times New Roman" w:eastAsia="Times New Roman"/>
+          <w:b w:val="0"/>
+          <w:i w:val="0"/>
+          <w:sz w:val="28"/>
+          <w:u w:val="none"/>
+        </w:rPr>
+        <w:t xml:space="preserve"> раз против часовой стрелки (</w:t>
+      </w:r>
+      <m:oMath xmlns:a="http://schemas.openxmlformats.org/drawingml/2006/main" xmlns:pic="http://schemas.openxmlformats.org/drawingml/2006/picture">
+        <m:r>
+          <w:rPr>
+            <w:rFonts w:ascii="Cambria Math" w:hAnsi="Cambria Math" w:cs="Cambria Math"/>
+            <w:sz w:val="28"/>
+            <w:szCs w:val="28"/>
+          </w:rPr>
+          <m:t>N</m:t>
+        </m:r>
+        <m:r>
+          <m:rPr>
+            <m:sty m:val="p"/>
+          </m:rPr>
+          <w:rPr>
+            <w:rFonts w:ascii="Cambria Math" w:hAnsi="Cambria Math" w:cs="Cambria Math"/>
+            <w:sz w:val="28"/>
+            <w:szCs w:val="28"/>
+          </w:rPr>
+          <m:t>=</m:t>
+        </m:r>
+        <m:r>
+          <m:rPr>
+            <m:sty m:val="p"/>
+          </m:rPr>
+          <w:rPr>
+            <w:rFonts w:ascii="Cambria Math" w:hAnsi="Cambria Math" w:cs="Cambria Math"/>
+            <w:sz w:val="28"/>
+            <w:szCs w:val="28"/>
+          </w:rPr>
+          <m:t>−</m:t>
+        </m:r>
+        <m:r>
+          <w:rPr>
+            <w:rFonts w:ascii="Cambria Math" w:hAnsi="Cambria Math" w:cs="Cambria Math"/>
+            <w:sz w:val="28"/>
+            <w:szCs w:val="28"/>
+          </w:rPr>
+          <m:t>P</m:t>
+        </m:r>
+      </m:oMath>
+      <w:r>
+        <w:rPr>
+          <w:rFonts w:ascii="Times New Roman" w:hAnsi="Times New Roman" w:cs="Times New Roman" w:eastAsia="Times New Roman"/>
+          <w:b w:val="0"/>
+          <w:i w:val="0"/>
+          <w:sz w:val="28"/>
+          <w:u w:val="none"/>
+        </w:rPr>
+        <w:t>).</w:t>
       </w:r>
     </w:p>
     <w:p>
@@ -4494,7 +5896,104 @@
           <w:sz w:val="28"/>
           <w:u w:val="none"/>
         </w:rPr>
-        <w:t>Если у L(s) есть полюса на мнимой оси (например, интегратор 1/s), контур обхода огибает их справа по малой полуокружности, и такие полюса в P не включаются.</w:t>
+        <w:t xml:space="preserve">Если у </w:t>
+      </w:r>
+      <m:oMath xmlns:a="http://schemas.openxmlformats.org/drawingml/2006/main" xmlns:pic="http://schemas.openxmlformats.org/drawingml/2006/picture">
+        <m:r>
+          <w:rPr>
+            <w:rFonts w:ascii="Cambria Math" w:hAnsi="Cambria Math" w:cs="Cambria Math"/>
+            <w:sz w:val="28"/>
+            <w:szCs w:val="28"/>
+          </w:rPr>
+          <m:t>L</m:t>
+        </m:r>
+        <m:d>
+          <m:dPr>
+            <m:begChr m:val="("/>
+            <m:endChr m:val=")"/>
+            <m:sepChr m:val=""/>
+            <m:grow/>
+          </m:dPr>
+          <m:e>
+            <m:r>
+              <w:rPr>
+                <w:rFonts w:ascii="Cambria Math" w:hAnsi="Cambria Math" w:cs="Cambria Math"/>
+                <w:sz w:val="28"/>
+                <w:szCs w:val="28"/>
+              </w:rPr>
+              <m:t>s</m:t>
+            </m:r>
+          </m:e>
+        </m:d>
+      </m:oMath>
+      <w:r>
+        <w:rPr>
+          <w:rFonts w:ascii="Times New Roman" w:hAnsi="Times New Roman" w:cs="Times New Roman" w:eastAsia="Times New Roman"/>
+          <w:b w:val="0"/>
+          <w:i w:val="0"/>
+          <w:sz w:val="28"/>
+          <w:u w:val="none"/>
+        </w:rPr>
+        <w:t xml:space="preserve"> есть полюса на мнимой оси, например у интегратора </w:t>
+      </w:r>
+      <m:oMath xmlns:a="http://schemas.openxmlformats.org/drawingml/2006/main" xmlns:pic="http://schemas.openxmlformats.org/drawingml/2006/picture">
+        <m:r>
+          <w:rPr>
+            <w:rFonts w:ascii="Cambria Math" w:hAnsi="Cambria Math" w:cs="Cambria Math"/>
+            <w:sz w:val="28"/>
+            <w:szCs w:val="28"/>
+          </w:rPr>
+          <m:t>1</m:t>
+        </m:r>
+        <m:r>
+          <m:rPr>
+            <m:sty m:val="p"/>
+          </m:rPr>
+          <w:rPr>
+            <w:rFonts w:ascii="Cambria Math" w:hAnsi="Cambria Math" w:cs="Cambria Math"/>
+            <w:sz w:val="28"/>
+            <w:szCs w:val="28"/>
+          </w:rPr>
+          <m:t>/</m:t>
+        </m:r>
+        <m:r>
+          <w:rPr>
+            <w:rFonts w:ascii="Cambria Math" w:hAnsi="Cambria Math" w:cs="Cambria Math"/>
+            <w:sz w:val="28"/>
+            <w:szCs w:val="28"/>
+          </w:rPr>
+          <m:t>s</m:t>
+        </m:r>
+      </m:oMath>
+      <w:r>
+        <w:rPr>
+          <w:rFonts w:ascii="Times New Roman" w:hAnsi="Times New Roman" w:cs="Times New Roman" w:eastAsia="Times New Roman"/>
+          <w:b w:val="0"/>
+          <w:i w:val="0"/>
+          <w:sz w:val="28"/>
+          <w:u w:val="none"/>
+        </w:rPr>
+        <w:t xml:space="preserve">, их обходят справа по малой полуокружности и в </w:t>
+      </w:r>
+      <m:oMath xmlns:a="http://schemas.openxmlformats.org/drawingml/2006/main" xmlns:pic="http://schemas.openxmlformats.org/drawingml/2006/picture">
+        <m:r>
+          <w:rPr>
+            <w:rFonts w:ascii="Cambria Math" w:hAnsi="Cambria Math" w:cs="Cambria Math"/>
+            <w:sz w:val="28"/>
+            <w:szCs w:val="28"/>
+          </w:rPr>
+          <m:t>P</m:t>
+        </m:r>
+      </m:oMath>
+      <w:r>
+        <w:rPr>
+          <w:rFonts w:ascii="Times New Roman" w:hAnsi="Times New Roman" w:cs="Times New Roman" w:eastAsia="Times New Roman"/>
+          <w:b w:val="0"/>
+          <w:i w:val="0"/>
+          <w:sz w:val="28"/>
+          <w:u w:val="none"/>
+        </w:rPr>
+        <w:t xml:space="preserve"> не учитывают.</w:t>
       </w:r>
     </w:p>
     <w:p>
@@ -4530,7 +6029,89 @@
           <w:sz w:val="28"/>
           <w:u w:val="none"/>
         </w:rPr>
-        <w:t>Запас по амплитуде показывает, во сколько раз можно увеличить усиление контура, прежде чем система выйдет на границу устойчивости. Он определяется на частоте переворота фазы ω_π, где годограф пересекает отрицательную вещественную полуось (φ = −180°):</w:t>
+        <w:t xml:space="preserve">Запас по амплитуде показывает, во сколько раз можно увеличить усиление контура, прежде чем система окажется на границе устойчивости. Его находят на частоте </w:t>
+      </w:r>
+      <m:oMath xmlns:a="http://schemas.openxmlformats.org/drawingml/2006/main" xmlns:pic="http://schemas.openxmlformats.org/drawingml/2006/picture">
+        <m:sSub>
+          <m:e>
+            <m:r>
+              <w:rPr>
+                <w:rFonts w:ascii="Cambria Math" w:hAnsi="Cambria Math" w:cs="Cambria Math"/>
+                <w:sz w:val="28"/>
+                <w:szCs w:val="28"/>
+              </w:rPr>
+              <m:t>ω</m:t>
+            </m:r>
+          </m:e>
+          <m:sub>
+            <m:r>
+              <w:rPr>
+                <w:rFonts w:ascii="Cambria Math" w:hAnsi="Cambria Math" w:cs="Cambria Math"/>
+                <w:sz w:val="28"/>
+                <w:szCs w:val="28"/>
+              </w:rPr>
+              <m:t>π</m:t>
+            </m:r>
+          </m:sub>
+        </m:sSub>
+      </m:oMath>
+      <w:r>
+        <w:rPr>
+          <w:rFonts w:ascii="Times New Roman" w:hAnsi="Times New Roman" w:cs="Times New Roman" w:eastAsia="Times New Roman"/>
+          <w:b w:val="0"/>
+          <w:i w:val="0"/>
+          <w:sz w:val="28"/>
+          <w:u w:val="none"/>
+        </w:rPr>
+        <w:t xml:space="preserve">, на которой сдвиг фазы равен </w:t>
+      </w:r>
+      <m:oMath xmlns:a="http://schemas.openxmlformats.org/drawingml/2006/main" xmlns:pic="http://schemas.openxmlformats.org/drawingml/2006/picture">
+        <m:r>
+          <m:rPr>
+            <m:sty m:val="p"/>
+          </m:rPr>
+          <w:rPr>
+            <w:rFonts w:ascii="Cambria Math" w:hAnsi="Cambria Math" w:cs="Cambria Math"/>
+            <w:sz w:val="28"/>
+            <w:szCs w:val="28"/>
+          </w:rPr>
+          <m:t>−</m:t>
+        </m:r>
+        <m:sSup>
+          <m:e>
+            <m:r>
+              <w:rPr>
+                <w:rFonts w:ascii="Cambria Math" w:hAnsi="Cambria Math" w:cs="Cambria Math"/>
+                <w:sz w:val="28"/>
+                <w:szCs w:val="28"/>
+              </w:rPr>
+              <m:t>180</m:t>
+            </m:r>
+          </m:e>
+          <m:sup>
+            <m:r>
+              <m:rPr>
+                <m:sty m:val="p"/>
+              </m:rPr>
+              <w:rPr>
+                <w:rFonts w:ascii="Cambria Math" w:hAnsi="Cambria Math" w:cs="Cambria Math"/>
+                <w:sz w:val="28"/>
+                <w:szCs w:val="28"/>
+              </w:rPr>
+              <m:t>∘</m:t>
+            </m:r>
+          </m:sup>
+        </m:sSup>
+      </m:oMath>
+      <w:r>
+        <w:rPr>
+          <w:rFonts w:ascii="Times New Roman" w:hAnsi="Times New Roman" w:cs="Times New Roman" w:eastAsia="Times New Roman"/>
+          <w:b w:val="0"/>
+          <w:i w:val="0"/>
+          <w:sz w:val="28"/>
+          <w:u w:val="none"/>
+        </w:rPr>
+        <w:t>, а годограф пересекает отрицательную часть вещественной оси:</w:t>
       </w:r>
     </w:p>
     <w:p>
@@ -4554,16 +6135,238 @@
         </w:rPr>
         <w:tab/>
       </w:r>
-      <w:r>
-        <w:rPr>
-          <w:rFonts w:ascii="Times New Roman" w:hAnsi="Times New Roman" w:cs="Times New Roman" w:eastAsia="Times New Roman"/>
-          <w:b w:val="0"/>
-          <w:i w:val="0"/>
-          <w:sz w:val="28"/>
-          <w:u w:val="none"/>
-        </w:rPr>
-        <w:t>GM = 1 / |L(jω_π)|,   GM_дБ = 20·lg GM.</w:t>
-      </w:r>
+      <m:oMath xmlns:a="http://schemas.openxmlformats.org/drawingml/2006/main" xmlns:pic="http://schemas.openxmlformats.org/drawingml/2006/picture">
+        <m:r>
+          <m:rPr>
+            <m:sty m:val="p"/>
+          </m:rPr>
+          <w:rPr>
+            <w:rFonts w:ascii="Cambria Math" w:hAnsi="Cambria Math" w:cs="Cambria Math"/>
+            <w:sz w:val="28"/>
+            <w:szCs w:val="28"/>
+          </w:rPr>
+          <m:t>G</m:t>
+        </m:r>
+        <m:r>
+          <m:rPr>
+            <m:sty m:val="p"/>
+          </m:rPr>
+          <w:rPr>
+            <w:rFonts w:ascii="Cambria Math" w:hAnsi="Cambria Math" w:cs="Cambria Math"/>
+            <w:sz w:val="28"/>
+            <w:szCs w:val="28"/>
+          </w:rPr>
+          <m:t>M</m:t>
+        </m:r>
+        <m:r>
+          <m:rPr>
+            <m:sty m:val="p"/>
+          </m:rPr>
+          <w:rPr>
+            <w:rFonts w:ascii="Cambria Math" w:hAnsi="Cambria Math" w:cs="Cambria Math"/>
+            <w:sz w:val="28"/>
+            <w:szCs w:val="28"/>
+          </w:rPr>
+          <m:t>=</m:t>
+        </m:r>
+        <m:f>
+          <m:fPr>
+            <m:type m:val="bar"/>
+          </m:fPr>
+          <m:num>
+            <m:r>
+              <w:rPr>
+                <w:rFonts w:ascii="Cambria Math" w:hAnsi="Cambria Math" w:cs="Cambria Math"/>
+                <w:sz w:val="28"/>
+                <w:szCs w:val="28"/>
+              </w:rPr>
+              <m:t>1</m:t>
+            </m:r>
+          </m:num>
+          <m:den>
+            <m:d>
+              <m:dPr>
+                <m:begChr m:val="|"/>
+                <m:endChr m:val="|"/>
+                <m:sepChr m:val=""/>
+                <m:grow/>
+              </m:dPr>
+              <m:e>
+                <m:r>
+                  <w:rPr>
+                    <w:rFonts w:ascii="Cambria Math" w:hAnsi="Cambria Math" w:cs="Cambria Math"/>
+                    <w:sz w:val="28"/>
+                    <w:szCs w:val="28"/>
+                  </w:rPr>
+                  <m:t>L</m:t>
+                </m:r>
+                <m:d>
+                  <m:dPr>
+                    <m:begChr m:val="("/>
+                    <m:endChr m:val=")"/>
+                    <m:sepChr m:val=""/>
+                    <m:grow/>
+                  </m:dPr>
+                  <m:e>
+                    <m:r>
+                      <w:rPr>
+                        <w:rFonts w:ascii="Cambria Math" w:hAnsi="Cambria Math" w:cs="Cambria Math"/>
+                        <w:sz w:val="28"/>
+                        <w:szCs w:val="28"/>
+                      </w:rPr>
+                      <m:t>j</m:t>
+                    </m:r>
+                    <m:sSub>
+                      <m:e>
+                        <m:r>
+                          <w:rPr>
+                            <w:rFonts w:ascii="Cambria Math" w:hAnsi="Cambria Math" w:cs="Cambria Math"/>
+                            <w:sz w:val="28"/>
+                            <w:szCs w:val="28"/>
+                          </w:rPr>
+                          <m:t>ω</m:t>
+                        </m:r>
+                      </m:e>
+                      <m:sub>
+                        <m:r>
+                          <w:rPr>
+                            <w:rFonts w:ascii="Cambria Math" w:hAnsi="Cambria Math" w:cs="Cambria Math"/>
+                            <w:sz w:val="28"/>
+                            <w:szCs w:val="28"/>
+                          </w:rPr>
+                          <m:t>π</m:t>
+                        </m:r>
+                      </m:sub>
+                    </m:sSub>
+                  </m:e>
+                </m:d>
+              </m:e>
+            </m:d>
+          </m:den>
+        </m:f>
+        <m:r>
+          <m:rPr>
+            <m:sty m:val="p"/>
+          </m:rPr>
+          <w:rPr>
+            <w:rFonts w:ascii="Cambria Math" w:hAnsi="Cambria Math" w:cs="Cambria Math"/>
+            <w:sz w:val="28"/>
+            <w:szCs w:val="28"/>
+          </w:rPr>
+          <m:t>,</m:t>
+        </m:r>
+        <m:r>
+          <w:rPr>
+            <w:rFonts w:ascii="Cambria Math" w:hAnsi="Cambria Math" w:cs="Cambria Math"/>
+            <w:sz w:val="28"/>
+            <w:szCs w:val="28"/>
+          </w:rPr>
+          <m:t>  </m:t>
+        </m:r>
+        <m:sSub>
+          <m:e>
+            <m:r>
+              <m:rPr>
+                <m:sty m:val="p"/>
+              </m:rPr>
+              <w:rPr>
+                <w:rFonts w:ascii="Cambria Math" w:hAnsi="Cambria Math" w:cs="Cambria Math"/>
+                <w:sz w:val="28"/>
+                <w:szCs w:val="28"/>
+              </w:rPr>
+              <m:t>G</m:t>
+            </m:r>
+            <m:r>
+              <m:rPr>
+                <m:sty m:val="p"/>
+              </m:rPr>
+              <w:rPr>
+                <w:rFonts w:ascii="Cambria Math" w:hAnsi="Cambria Math" w:cs="Cambria Math"/>
+                <w:sz w:val="28"/>
+                <w:szCs w:val="28"/>
+              </w:rPr>
+              <m:t>M</m:t>
+            </m:r>
+          </m:e>
+          <m:sub>
+            <m:r>
+              <m:rPr>
+                <m:nor/>
+                <m:sty m:val="p"/>
+              </m:rPr>
+              <w:rPr>
+                <w:rFonts w:ascii="Cambria Math" w:hAnsi="Cambria Math" w:cs="Cambria Math"/>
+                <w:sz w:val="28"/>
+                <w:szCs w:val="28"/>
+              </w:rPr>
+              <m:t>дБ</m:t>
+            </m:r>
+          </m:sub>
+        </m:sSub>
+        <m:r>
+          <m:rPr>
+            <m:sty m:val="p"/>
+          </m:rPr>
+          <w:rPr>
+            <w:rFonts w:ascii="Cambria Math" w:hAnsi="Cambria Math" w:cs="Cambria Math"/>
+            <w:sz w:val="28"/>
+            <w:szCs w:val="28"/>
+          </w:rPr>
+          <m:t>=</m:t>
+        </m:r>
+        <m:r>
+          <w:rPr>
+            <w:rFonts w:ascii="Cambria Math" w:hAnsi="Cambria Math" w:cs="Cambria Math"/>
+            <w:sz w:val="28"/>
+            <w:szCs w:val="28"/>
+          </w:rPr>
+          <m:t>20</m:t>
+        </m:r>
+        <m:r>
+          <m:rPr>
+            <m:sty m:val="p"/>
+          </m:rPr>
+          <w:rPr>
+            <w:rFonts w:ascii="Cambria Math" w:hAnsi="Cambria Math" w:cs="Cambria Math"/>
+            <w:sz w:val="28"/>
+            <w:szCs w:val="28"/>
+          </w:rPr>
+          <m:t>lg</m:t>
+        </m:r>
+        <m:r>
+          <m:rPr>
+            <m:sty m:val="p"/>
+          </m:rPr>
+          <w:rPr>
+            <w:rFonts w:ascii="Cambria Math" w:hAnsi="Cambria Math" w:cs="Cambria Math"/>
+            <w:sz w:val="28"/>
+            <w:szCs w:val="28"/>
+          </w:rPr>
+          <m:t>G</m:t>
+        </m:r>
+        <m:r>
+          <m:rPr>
+            <m:sty m:val="p"/>
+          </m:rPr>
+          <w:rPr>
+            <w:rFonts w:ascii="Cambria Math" w:hAnsi="Cambria Math" w:cs="Cambria Math"/>
+            <w:sz w:val="28"/>
+            <w:szCs w:val="28"/>
+          </w:rPr>
+          <m:t>M</m:t>
+        </m:r>
+        <m:r>
+          <m:rPr>
+            <m:sty m:val="p"/>
+          </m:rPr>
+          <w:rPr>
+            <w:rFonts w:ascii="Cambria Math" w:hAnsi="Cambria Math" w:cs="Cambria Math"/>
+            <w:sz w:val="28"/>
+            <w:szCs w:val="28"/>
+          </w:rPr>
+          <m:t>.</m:t>
+        </m:r>
+      </m:oMath>
       <w:r>
         <w:rPr>
           <w:rFonts w:ascii="Times New Roman" w:hAnsi="Times New Roman" w:cs="Times New Roman" w:eastAsia="Times New Roman"/>
@@ -4591,7 +6394,45 @@
           <w:sz w:val="28"/>
           <w:u w:val="none"/>
         </w:rPr>
-        <w:t>Запас по фазе показывает, какое дополнительное запаздывание по фазе выдержит контур. Он определяется на частоте среза ω_с, где |L(jω_с)| = 1 (ЛАЧХ пересекает 0 дБ):</w:t>
+        <w:t xml:space="preserve">Запас по фазе показывает, какое дополнительное запаздывание выдержит контур. Его находят на частоте среза </w:t>
+      </w:r>
+      <m:oMath xmlns:a="http://schemas.openxmlformats.org/drawingml/2006/main" xmlns:pic="http://schemas.openxmlformats.org/drawingml/2006/picture">
+        <m:sSub>
+          <m:e>
+            <m:r>
+              <w:rPr>
+                <w:rFonts w:ascii="Cambria Math" w:hAnsi="Cambria Math" w:cs="Cambria Math"/>
+                <w:sz w:val="28"/>
+                <w:szCs w:val="28"/>
+              </w:rPr>
+              <m:t>ω</m:t>
+            </m:r>
+          </m:e>
+          <m:sub>
+            <m:r>
+              <m:rPr>
+                <m:nor/>
+                <m:sty m:val="p"/>
+              </m:rPr>
+              <w:rPr>
+                <w:rFonts w:ascii="Cambria Math" w:hAnsi="Cambria Math" w:cs="Cambria Math"/>
+                <w:sz w:val="28"/>
+                <w:szCs w:val="28"/>
+              </w:rPr>
+              <m:t>с</m:t>
+            </m:r>
+          </m:sub>
+        </m:sSub>
+      </m:oMath>
+      <w:r>
+        <w:rPr>
+          <w:rFonts w:ascii="Times New Roman" w:hAnsi="Times New Roman" w:cs="Times New Roman" w:eastAsia="Times New Roman"/>
+          <w:b w:val="0"/>
+          <w:i w:val="0"/>
+          <w:sz w:val="28"/>
+          <w:u w:val="none"/>
+        </w:rPr>
+        <w:t>, на которой усиление контура равно единице (ЛАЧХ проходит через 0 дБ):</w:t>
       </w:r>
     </w:p>
     <w:p>
@@ -4615,16 +6456,151 @@
         </w:rPr>
         <w:tab/>
       </w:r>
-      <w:r>
-        <w:rPr>
-          <w:rFonts w:ascii="Times New Roman" w:hAnsi="Times New Roman" w:cs="Times New Roman" w:eastAsia="Times New Roman"/>
-          <w:b w:val="0"/>
-          <w:i w:val="0"/>
-          <w:sz w:val="28"/>
-          <w:u w:val="none"/>
-        </w:rPr>
-        <w:t>PM = 180° + arg L(jω_с).</w:t>
-      </w:r>
+      <m:oMath xmlns:a="http://schemas.openxmlformats.org/drawingml/2006/main" xmlns:pic="http://schemas.openxmlformats.org/drawingml/2006/picture">
+        <m:r>
+          <m:rPr>
+            <m:sty m:val="p"/>
+          </m:rPr>
+          <w:rPr>
+            <w:rFonts w:ascii="Cambria Math" w:hAnsi="Cambria Math" w:cs="Cambria Math"/>
+            <w:sz w:val="28"/>
+            <w:szCs w:val="28"/>
+          </w:rPr>
+          <m:t>P</m:t>
+        </m:r>
+        <m:r>
+          <m:rPr>
+            <m:sty m:val="p"/>
+          </m:rPr>
+          <w:rPr>
+            <w:rFonts w:ascii="Cambria Math" w:hAnsi="Cambria Math" w:cs="Cambria Math"/>
+            <w:sz w:val="28"/>
+            <w:szCs w:val="28"/>
+          </w:rPr>
+          <m:t>M</m:t>
+        </m:r>
+        <m:r>
+          <m:rPr>
+            <m:sty m:val="p"/>
+          </m:rPr>
+          <w:rPr>
+            <w:rFonts w:ascii="Cambria Math" w:hAnsi="Cambria Math" w:cs="Cambria Math"/>
+            <w:sz w:val="28"/>
+            <w:szCs w:val="28"/>
+          </w:rPr>
+          <m:t>=</m:t>
+        </m:r>
+        <m:sSup>
+          <m:e>
+            <m:r>
+              <w:rPr>
+                <w:rFonts w:ascii="Cambria Math" w:hAnsi="Cambria Math" w:cs="Cambria Math"/>
+                <w:sz w:val="28"/>
+                <w:szCs w:val="28"/>
+              </w:rPr>
+              <m:t>180</m:t>
+            </m:r>
+          </m:e>
+          <m:sup>
+            <m:r>
+              <m:rPr>
+                <m:sty m:val="p"/>
+              </m:rPr>
+              <w:rPr>
+                <w:rFonts w:ascii="Cambria Math" w:hAnsi="Cambria Math" w:cs="Cambria Math"/>
+                <w:sz w:val="28"/>
+                <w:szCs w:val="28"/>
+              </w:rPr>
+              <m:t>∘</m:t>
+            </m:r>
+          </m:sup>
+        </m:sSup>
+        <m:r>
+          <m:rPr>
+            <m:sty m:val="p"/>
+          </m:rPr>
+          <w:rPr>
+            <w:rFonts w:ascii="Cambria Math" w:hAnsi="Cambria Math" w:cs="Cambria Math"/>
+            <w:sz w:val="28"/>
+            <w:szCs w:val="28"/>
+          </w:rPr>
+          <m:t>+</m:t>
+        </m:r>
+        <m:r>
+          <m:rPr>
+            <m:sty m:val="p"/>
+          </m:rPr>
+          <w:rPr>
+            <w:rFonts w:ascii="Cambria Math" w:hAnsi="Cambria Math" w:cs="Cambria Math"/>
+            <w:sz w:val="28"/>
+            <w:szCs w:val="28"/>
+          </w:rPr>
+          <m:t>arg</m:t>
+        </m:r>
+        <m:r>
+          <w:rPr>
+            <w:rFonts w:ascii="Cambria Math" w:hAnsi="Cambria Math" w:cs="Cambria Math"/>
+            <w:sz w:val="28"/>
+            <w:szCs w:val="28"/>
+          </w:rPr>
+          <m:t>L</m:t>
+        </m:r>
+        <m:d>
+          <m:dPr>
+            <m:begChr m:val="("/>
+            <m:endChr m:val=")"/>
+            <m:sepChr m:val=""/>
+            <m:grow/>
+          </m:dPr>
+          <m:e>
+            <m:r>
+              <w:rPr>
+                <w:rFonts w:ascii="Cambria Math" w:hAnsi="Cambria Math" w:cs="Cambria Math"/>
+                <w:sz w:val="28"/>
+                <w:szCs w:val="28"/>
+              </w:rPr>
+              <m:t>j</m:t>
+            </m:r>
+            <m:sSub>
+              <m:e>
+                <m:r>
+                  <w:rPr>
+                    <w:rFonts w:ascii="Cambria Math" w:hAnsi="Cambria Math" w:cs="Cambria Math"/>
+                    <w:sz w:val="28"/>
+                    <w:szCs w:val="28"/>
+                  </w:rPr>
+                  <m:t>ω</m:t>
+                </m:r>
+              </m:e>
+              <m:sub>
+                <m:r>
+                  <m:rPr>
+                    <m:nor/>
+                    <m:sty m:val="p"/>
+                  </m:rPr>
+                  <w:rPr>
+                    <w:rFonts w:ascii="Cambria Math" w:hAnsi="Cambria Math" w:cs="Cambria Math"/>
+                    <w:sz w:val="28"/>
+                    <w:szCs w:val="28"/>
+                  </w:rPr>
+                  <m:t>с</m:t>
+                </m:r>
+              </m:sub>
+            </m:sSub>
+          </m:e>
+        </m:d>
+        <m:r>
+          <m:rPr>
+            <m:sty m:val="p"/>
+          </m:rPr>
+          <w:rPr>
+            <w:rFonts w:ascii="Cambria Math" w:hAnsi="Cambria Math" w:cs="Cambria Math"/>
+            <w:sz w:val="28"/>
+            <w:szCs w:val="28"/>
+          </w:rPr>
+          <m:t>.</m:t>
+        </m:r>
+      </m:oMath>
       <w:r>
         <w:rPr>
           <w:rFonts w:ascii="Times New Roman" w:hAnsi="Times New Roman" w:cs="Times New Roman" w:eastAsia="Times New Roman"/>
@@ -4652,7 +6628,7 @@
           <w:sz w:val="28"/>
           <w:u w:val="none"/>
         </w:rPr>
-        <w:t>Положение запасов на ЛАЧХ и ЛФЧХ показано на рисунке 2. Обычно требуют GM ≥ 2 (6 дБ) и PM ≥ 30…60° [2]. Для неустойчивого объекта пересечение может лежать правее −1, тогда GM &lt; 1 означает, во сколько раз усиление можно уменьшить до потери устойчивости.</w:t>
+        <w:t>Как запасы выглядят на ЛАЧХ и ЛФЧХ, показано на рисунке 2. Обычно считается достаточным запас по амплитуде не менее 2 раз (6 дБ) и запас по фазе 30–60° [2]. У неустойчивого объекта годограф может пересекать ось правее −1. Тогда запас по амплитуде меньше единицы и показывает, во сколько раз усиление можно уменьшить до потери устойчивости.</w:t>
       </w:r>
     </w:p>
     <w:p>
@@ -4748,7 +6724,787 @@
           <w:sz w:val="28"/>
           <w:u w:val="none"/>
         </w:rPr>
-        <w:t>Для проверки используется алгебраический критерий Гурвица [1, 2]. Для характеристического полинома a₀sⁿ + a₁sⁿ⁻¹ + … + aₙ (a₀ &gt; 0) составляется матрица Гурвица; система устойчива, если все её главные диагональные миноры Δ₁, …, Δₙ положительны. Например, для s³ + 3s² + 2s + K: Δ₁ = 3, Δ₂ = 6 − K, Δ₃ = K·Δ₂, то есть система устойчива при 0 &lt; K &lt; 6.</w:t>
+        <w:t xml:space="preserve">Для проверки используется алгебраический критерий Гурвица [1, 2]. Он позволяет определить устойчивость по коэффициентам характеристического уравнения </w:t>
+      </w:r>
+      <m:oMath xmlns:a="http://schemas.openxmlformats.org/drawingml/2006/main" xmlns:pic="http://schemas.openxmlformats.org/drawingml/2006/picture">
+        <m:sSub>
+          <m:e>
+            <m:r>
+              <w:rPr>
+                <w:rFonts w:ascii="Cambria Math" w:hAnsi="Cambria Math" w:cs="Cambria Math"/>
+                <w:sz w:val="28"/>
+                <w:szCs w:val="28"/>
+              </w:rPr>
+              <m:t>a</m:t>
+            </m:r>
+          </m:e>
+          <m:sub>
+            <m:r>
+              <w:rPr>
+                <w:rFonts w:ascii="Cambria Math" w:hAnsi="Cambria Math" w:cs="Cambria Math"/>
+                <w:sz w:val="28"/>
+                <w:szCs w:val="28"/>
+              </w:rPr>
+              <m:t>0</m:t>
+            </m:r>
+          </m:sub>
+        </m:sSub>
+        <m:sSup>
+          <m:e>
+            <m:r>
+              <w:rPr>
+                <w:rFonts w:ascii="Cambria Math" w:hAnsi="Cambria Math" w:cs="Cambria Math"/>
+                <w:sz w:val="28"/>
+                <w:szCs w:val="28"/>
+              </w:rPr>
+              <m:t>s</m:t>
+            </m:r>
+          </m:e>
+          <m:sup>
+            <m:r>
+              <w:rPr>
+                <w:rFonts w:ascii="Cambria Math" w:hAnsi="Cambria Math" w:cs="Cambria Math"/>
+                <w:sz w:val="28"/>
+                <w:szCs w:val="28"/>
+              </w:rPr>
+              <m:t>n</m:t>
+            </m:r>
+          </m:sup>
+        </m:sSup>
+        <m:r>
+          <m:rPr>
+            <m:sty m:val="p"/>
+          </m:rPr>
+          <w:rPr>
+            <w:rFonts w:ascii="Cambria Math" w:hAnsi="Cambria Math" w:cs="Cambria Math"/>
+            <w:sz w:val="28"/>
+            <w:szCs w:val="28"/>
+          </w:rPr>
+          <m:t>+</m:t>
+        </m:r>
+        <m:sSub>
+          <m:e>
+            <m:r>
+              <w:rPr>
+                <w:rFonts w:ascii="Cambria Math" w:hAnsi="Cambria Math" w:cs="Cambria Math"/>
+                <w:sz w:val="28"/>
+                <w:szCs w:val="28"/>
+              </w:rPr>
+              <m:t>a</m:t>
+            </m:r>
+          </m:e>
+          <m:sub>
+            <m:r>
+              <w:rPr>
+                <w:rFonts w:ascii="Cambria Math" w:hAnsi="Cambria Math" w:cs="Cambria Math"/>
+                <w:sz w:val="28"/>
+                <w:szCs w:val="28"/>
+              </w:rPr>
+              <m:t>1</m:t>
+            </m:r>
+          </m:sub>
+        </m:sSub>
+        <m:sSup>
+          <m:e>
+            <m:r>
+              <w:rPr>
+                <w:rFonts w:ascii="Cambria Math" w:hAnsi="Cambria Math" w:cs="Cambria Math"/>
+                <w:sz w:val="28"/>
+                <w:szCs w:val="28"/>
+              </w:rPr>
+              <m:t>s</m:t>
+            </m:r>
+          </m:e>
+          <m:sup>
+            <m:r>
+              <w:rPr>
+                <w:rFonts w:ascii="Cambria Math" w:hAnsi="Cambria Math" w:cs="Cambria Math"/>
+                <w:sz w:val="28"/>
+                <w:szCs w:val="28"/>
+              </w:rPr>
+              <m:t>n</m:t>
+            </m:r>
+            <m:r>
+              <m:rPr>
+                <m:sty m:val="p"/>
+              </m:rPr>
+              <w:rPr>
+                <w:rFonts w:ascii="Cambria Math" w:hAnsi="Cambria Math" w:cs="Cambria Math"/>
+                <w:sz w:val="28"/>
+                <w:szCs w:val="28"/>
+              </w:rPr>
+              <m:t>−</m:t>
+            </m:r>
+            <m:r>
+              <w:rPr>
+                <w:rFonts w:ascii="Cambria Math" w:hAnsi="Cambria Math" w:cs="Cambria Math"/>
+                <w:sz w:val="28"/>
+                <w:szCs w:val="28"/>
+              </w:rPr>
+              <m:t>1</m:t>
+            </m:r>
+          </m:sup>
+        </m:sSup>
+        <m:r>
+          <m:rPr>
+            <m:sty m:val="p"/>
+          </m:rPr>
+          <w:rPr>
+            <w:rFonts w:ascii="Cambria Math" w:hAnsi="Cambria Math" w:cs="Cambria Math"/>
+            <w:sz w:val="28"/>
+            <w:szCs w:val="28"/>
+          </w:rPr>
+          <m:t>+</m:t>
+        </m:r>
+        <m:r>
+          <m:rPr>
+            <m:sty m:val="p"/>
+          </m:rPr>
+          <w:rPr>
+            <w:rFonts w:ascii="Cambria Math" w:hAnsi="Cambria Math" w:cs="Cambria Math"/>
+            <w:sz w:val="28"/>
+            <w:szCs w:val="28"/>
+          </w:rPr>
+          <m:t>…</m:t>
+        </m:r>
+        <m:r>
+          <m:rPr>
+            <m:sty m:val="p"/>
+          </m:rPr>
+          <w:rPr>
+            <w:rFonts w:ascii="Cambria Math" w:hAnsi="Cambria Math" w:cs="Cambria Math"/>
+            <w:sz w:val="28"/>
+            <w:szCs w:val="28"/>
+          </w:rPr>
+          <m:t>+</m:t>
+        </m:r>
+        <m:sSub>
+          <m:e>
+            <m:r>
+              <w:rPr>
+                <w:rFonts w:ascii="Cambria Math" w:hAnsi="Cambria Math" w:cs="Cambria Math"/>
+                <w:sz w:val="28"/>
+                <w:szCs w:val="28"/>
+              </w:rPr>
+              <m:t>a</m:t>
+            </m:r>
+          </m:e>
+          <m:sub>
+            <m:r>
+              <w:rPr>
+                <w:rFonts w:ascii="Cambria Math" w:hAnsi="Cambria Math" w:cs="Cambria Math"/>
+                <w:sz w:val="28"/>
+                <w:szCs w:val="28"/>
+              </w:rPr>
+              <m:t>n</m:t>
+            </m:r>
+          </m:sub>
+        </m:sSub>
+        <m:r>
+          <m:rPr>
+            <m:sty m:val="p"/>
+          </m:rPr>
+          <w:rPr>
+            <w:rFonts w:ascii="Cambria Math" w:hAnsi="Cambria Math" w:cs="Cambria Math"/>
+            <w:sz w:val="28"/>
+            <w:szCs w:val="28"/>
+          </w:rPr>
+          <m:t>=</m:t>
+        </m:r>
+        <m:r>
+          <w:rPr>
+            <w:rFonts w:ascii="Cambria Math" w:hAnsi="Cambria Math" w:cs="Cambria Math"/>
+            <w:sz w:val="28"/>
+            <w:szCs w:val="28"/>
+          </w:rPr>
+          <m:t>0</m:t>
+        </m:r>
+      </m:oMath>
+      <w:r>
+        <w:rPr>
+          <w:rFonts w:ascii="Times New Roman" w:hAnsi="Times New Roman" w:cs="Times New Roman" w:eastAsia="Times New Roman"/>
+          <w:b w:val="0"/>
+          <w:i w:val="0"/>
+          <w:sz w:val="28"/>
+          <w:u w:val="none"/>
+        </w:rPr>
+        <w:t xml:space="preserve">, не вычисляя корни. Из коэффициентов составляется таблица (матрица Гурвица) и вычисляются определители </w:t>
+      </w:r>
+      <m:oMath xmlns:a="http://schemas.openxmlformats.org/drawingml/2006/main" xmlns:pic="http://schemas.openxmlformats.org/drawingml/2006/picture">
+        <m:sSub>
+          <m:e>
+            <m:r>
+              <w:rPr>
+                <w:rFonts w:ascii="Cambria Math" w:hAnsi="Cambria Math" w:cs="Cambria Math"/>
+                <w:sz w:val="28"/>
+                <w:szCs w:val="28"/>
+              </w:rPr>
+              <m:t>Δ</m:t>
+            </m:r>
+          </m:e>
+          <m:sub>
+            <m:r>
+              <w:rPr>
+                <w:rFonts w:ascii="Cambria Math" w:hAnsi="Cambria Math" w:cs="Cambria Math"/>
+                <w:sz w:val="28"/>
+                <w:szCs w:val="28"/>
+              </w:rPr>
+              <m:t>1</m:t>
+            </m:r>
+          </m:sub>
+        </m:sSub>
+        <m:r>
+          <m:rPr>
+            <m:sty m:val="p"/>
+          </m:rPr>
+          <w:rPr>
+            <w:rFonts w:ascii="Cambria Math" w:hAnsi="Cambria Math" w:cs="Cambria Math"/>
+            <w:sz w:val="28"/>
+            <w:szCs w:val="28"/>
+          </w:rPr>
+          <m:t>,</m:t>
+        </m:r>
+        <m:r>
+          <m:rPr>
+            <m:sty m:val="p"/>
+          </m:rPr>
+          <w:rPr>
+            <w:rFonts w:ascii="Cambria Math" w:hAnsi="Cambria Math" w:cs="Cambria Math"/>
+            <w:sz w:val="28"/>
+            <w:szCs w:val="28"/>
+          </w:rPr>
+          <m:t>…</m:t>
+        </m:r>
+        <m:r>
+          <m:rPr>
+            <m:sty m:val="p"/>
+          </m:rPr>
+          <w:rPr>
+            <w:rFonts w:ascii="Cambria Math" w:hAnsi="Cambria Math" w:cs="Cambria Math"/>
+            <w:sz w:val="28"/>
+            <w:szCs w:val="28"/>
+          </w:rPr>
+          <m:t>,</m:t>
+        </m:r>
+        <m:sSub>
+          <m:e>
+            <m:r>
+              <w:rPr>
+                <w:rFonts w:ascii="Cambria Math" w:hAnsi="Cambria Math" w:cs="Cambria Math"/>
+                <w:sz w:val="28"/>
+                <w:szCs w:val="28"/>
+              </w:rPr>
+              <m:t>Δ</m:t>
+            </m:r>
+          </m:e>
+          <m:sub>
+            <m:r>
+              <w:rPr>
+                <w:rFonts w:ascii="Cambria Math" w:hAnsi="Cambria Math" w:cs="Cambria Math"/>
+                <w:sz w:val="28"/>
+                <w:szCs w:val="28"/>
+              </w:rPr>
+              <m:t>n</m:t>
+            </m:r>
+          </m:sub>
+        </m:sSub>
+      </m:oMath>
+      <w:r>
+        <w:rPr>
+          <w:rFonts w:ascii="Times New Roman" w:hAnsi="Times New Roman" w:cs="Times New Roman" w:eastAsia="Times New Roman"/>
+          <w:b w:val="0"/>
+          <w:i w:val="0"/>
+          <w:sz w:val="28"/>
+          <w:u w:val="none"/>
+        </w:rPr>
+        <w:t xml:space="preserve"> её угловых частей. Система устойчива, если все они положительны. Например, для уравнения </w:t>
+      </w:r>
+      <m:oMath xmlns:a="http://schemas.openxmlformats.org/drawingml/2006/main" xmlns:pic="http://schemas.openxmlformats.org/drawingml/2006/picture">
+        <m:sSup>
+          <m:e>
+            <m:r>
+              <w:rPr>
+                <w:rFonts w:ascii="Cambria Math" w:hAnsi="Cambria Math" w:cs="Cambria Math"/>
+                <w:sz w:val="28"/>
+                <w:szCs w:val="28"/>
+              </w:rPr>
+              <m:t>s</m:t>
+            </m:r>
+          </m:e>
+          <m:sup>
+            <m:r>
+              <w:rPr>
+                <w:rFonts w:ascii="Cambria Math" w:hAnsi="Cambria Math" w:cs="Cambria Math"/>
+                <w:sz w:val="28"/>
+                <w:szCs w:val="28"/>
+              </w:rPr>
+              <m:t>3</m:t>
+            </m:r>
+          </m:sup>
+        </m:sSup>
+        <m:r>
+          <m:rPr>
+            <m:sty m:val="p"/>
+          </m:rPr>
+          <w:rPr>
+            <w:rFonts w:ascii="Cambria Math" w:hAnsi="Cambria Math" w:cs="Cambria Math"/>
+            <w:sz w:val="28"/>
+            <w:szCs w:val="28"/>
+          </w:rPr>
+          <m:t>+</m:t>
+        </m:r>
+        <m:r>
+          <w:rPr>
+            <w:rFonts w:ascii="Cambria Math" w:hAnsi="Cambria Math" w:cs="Cambria Math"/>
+            <w:sz w:val="28"/>
+            <w:szCs w:val="28"/>
+          </w:rPr>
+          <m:t>3</m:t>
+        </m:r>
+        <m:sSup>
+          <m:e>
+            <m:r>
+              <w:rPr>
+                <w:rFonts w:ascii="Cambria Math" w:hAnsi="Cambria Math" w:cs="Cambria Math"/>
+                <w:sz w:val="28"/>
+                <w:szCs w:val="28"/>
+              </w:rPr>
+              <m:t>s</m:t>
+            </m:r>
+          </m:e>
+          <m:sup>
+            <m:r>
+              <w:rPr>
+                <w:rFonts w:ascii="Cambria Math" w:hAnsi="Cambria Math" w:cs="Cambria Math"/>
+                <w:sz w:val="28"/>
+                <w:szCs w:val="28"/>
+              </w:rPr>
+              <m:t>2</m:t>
+            </m:r>
+          </m:sup>
+        </m:sSup>
+        <m:r>
+          <m:rPr>
+            <m:sty m:val="p"/>
+          </m:rPr>
+          <w:rPr>
+            <w:rFonts w:ascii="Cambria Math" w:hAnsi="Cambria Math" w:cs="Cambria Math"/>
+            <w:sz w:val="28"/>
+            <w:szCs w:val="28"/>
+          </w:rPr>
+          <m:t>+</m:t>
+        </m:r>
+        <m:r>
+          <w:rPr>
+            <w:rFonts w:ascii="Cambria Math" w:hAnsi="Cambria Math" w:cs="Cambria Math"/>
+            <w:sz w:val="28"/>
+            <w:szCs w:val="28"/>
+          </w:rPr>
+          <m:t>2</m:t>
+        </m:r>
+        <m:r>
+          <w:rPr>
+            <w:rFonts w:ascii="Cambria Math" w:hAnsi="Cambria Math" w:cs="Cambria Math"/>
+            <w:sz w:val="28"/>
+            <w:szCs w:val="28"/>
+          </w:rPr>
+          <m:t>s</m:t>
+        </m:r>
+        <m:r>
+          <m:rPr>
+            <m:sty m:val="p"/>
+          </m:rPr>
+          <w:rPr>
+            <w:rFonts w:ascii="Cambria Math" w:hAnsi="Cambria Math" w:cs="Cambria Math"/>
+            <w:sz w:val="28"/>
+            <w:szCs w:val="28"/>
+          </w:rPr>
+          <m:t>+</m:t>
+        </m:r>
+        <m:r>
+          <w:rPr>
+            <w:rFonts w:ascii="Cambria Math" w:hAnsi="Cambria Math" w:cs="Cambria Math"/>
+            <w:sz w:val="28"/>
+            <w:szCs w:val="28"/>
+          </w:rPr>
+          <m:t>K</m:t>
+        </m:r>
+        <m:r>
+          <m:rPr>
+            <m:sty m:val="p"/>
+          </m:rPr>
+          <w:rPr>
+            <w:rFonts w:ascii="Cambria Math" w:hAnsi="Cambria Math" w:cs="Cambria Math"/>
+            <w:sz w:val="28"/>
+            <w:szCs w:val="28"/>
+          </w:rPr>
+          <m:t>=</m:t>
+        </m:r>
+        <m:r>
+          <w:rPr>
+            <w:rFonts w:ascii="Cambria Math" w:hAnsi="Cambria Math" w:cs="Cambria Math"/>
+            <w:sz w:val="28"/>
+            <w:szCs w:val="28"/>
+          </w:rPr>
+          <m:t>0</m:t>
+        </m:r>
+      </m:oMath>
+      <w:r>
+        <w:rPr>
+          <w:rFonts w:ascii="Times New Roman" w:hAnsi="Times New Roman" w:cs="Times New Roman" w:eastAsia="Times New Roman"/>
+          <w:b w:val="0"/>
+          <w:i w:val="0"/>
+          <w:sz w:val="28"/>
+          <w:u w:val="none"/>
+        </w:rPr>
+        <w:t>:</w:t>
+      </w:r>
+    </w:p>
+    <w:p>
+      <w:pPr>
+        <w:keepNext w:val="0"/>
+        <w:tabs>
+          <w:tab w:pos="4677" w:val="center"/>
+          <w:tab w:pos="9354" w:val="right"/>
+        </w:tabs>
+        <w:spacing w:line="360" w:lineRule="auto" w:before="80" w:after="80"/>
+        <w:ind w:firstLine="0"/>
+        <w:jc w:val="left"/>
+      </w:pPr>
+      <w:r>
+        <w:rPr>
+          <w:rFonts w:ascii="Times New Roman" w:hAnsi="Times New Roman" w:cs="Times New Roman" w:eastAsia="Times New Roman"/>
+          <w:b w:val="0"/>
+          <w:i w:val="0"/>
+          <w:sz w:val="28"/>
+          <w:u w:val="none"/>
+        </w:rPr>
+        <w:tab/>
+      </w:r>
+      <m:oMath xmlns:a="http://schemas.openxmlformats.org/drawingml/2006/main" xmlns:pic="http://schemas.openxmlformats.org/drawingml/2006/picture">
+        <m:sSub>
+          <m:e>
+            <m:r>
+              <w:rPr>
+                <w:rFonts w:ascii="Cambria Math" w:hAnsi="Cambria Math" w:cs="Cambria Math"/>
+                <w:sz w:val="28"/>
+                <w:szCs w:val="28"/>
+              </w:rPr>
+              <m:t>Δ</m:t>
+            </m:r>
+          </m:e>
+          <m:sub>
+            <m:r>
+              <w:rPr>
+                <w:rFonts w:ascii="Cambria Math" w:hAnsi="Cambria Math" w:cs="Cambria Math"/>
+                <w:sz w:val="28"/>
+                <w:szCs w:val="28"/>
+              </w:rPr>
+              <m:t>1</m:t>
+            </m:r>
+          </m:sub>
+        </m:sSub>
+        <m:r>
+          <m:rPr>
+            <m:sty m:val="p"/>
+          </m:rPr>
+          <w:rPr>
+            <w:rFonts w:ascii="Cambria Math" w:hAnsi="Cambria Math" w:cs="Cambria Math"/>
+            <w:sz w:val="28"/>
+            <w:szCs w:val="28"/>
+          </w:rPr>
+          <m:t>=</m:t>
+        </m:r>
+        <m:r>
+          <w:rPr>
+            <w:rFonts w:ascii="Cambria Math" w:hAnsi="Cambria Math" w:cs="Cambria Math"/>
+            <w:sz w:val="28"/>
+            <w:szCs w:val="28"/>
+          </w:rPr>
+          <m:t>3</m:t>
+        </m:r>
+        <m:r>
+          <m:rPr>
+            <m:sty m:val="p"/>
+          </m:rPr>
+          <w:rPr>
+            <w:rFonts w:ascii="Cambria Math" w:hAnsi="Cambria Math" w:cs="Cambria Math"/>
+            <w:sz w:val="28"/>
+            <w:szCs w:val="28"/>
+          </w:rPr>
+          <m:t>,</m:t>
+        </m:r>
+        <m:r>
+          <w:rPr>
+            <w:rFonts w:ascii="Cambria Math" w:hAnsi="Cambria Math" w:cs="Cambria Math"/>
+            <w:sz w:val="28"/>
+            <w:szCs w:val="28"/>
+          </w:rPr>
+          <m:t> </m:t>
+        </m:r>
+        <m:sSub>
+          <m:e>
+            <m:r>
+              <w:rPr>
+                <w:rFonts w:ascii="Cambria Math" w:hAnsi="Cambria Math" w:cs="Cambria Math"/>
+                <w:sz w:val="28"/>
+                <w:szCs w:val="28"/>
+              </w:rPr>
+              <m:t>Δ</m:t>
+            </m:r>
+          </m:e>
+          <m:sub>
+            <m:r>
+              <w:rPr>
+                <w:rFonts w:ascii="Cambria Math" w:hAnsi="Cambria Math" w:cs="Cambria Math"/>
+                <w:sz w:val="28"/>
+                <w:szCs w:val="28"/>
+              </w:rPr>
+              <m:t>2</m:t>
+            </m:r>
+          </m:sub>
+        </m:sSub>
+        <m:r>
+          <m:rPr>
+            <m:sty m:val="p"/>
+          </m:rPr>
+          <w:rPr>
+            <w:rFonts w:ascii="Cambria Math" w:hAnsi="Cambria Math" w:cs="Cambria Math"/>
+            <w:sz w:val="28"/>
+            <w:szCs w:val="28"/>
+          </w:rPr>
+          <m:t>=</m:t>
+        </m:r>
+        <m:r>
+          <w:rPr>
+            <w:rFonts w:ascii="Cambria Math" w:hAnsi="Cambria Math" w:cs="Cambria Math"/>
+            <w:sz w:val="28"/>
+            <w:szCs w:val="28"/>
+          </w:rPr>
+          <m:t>6</m:t>
+        </m:r>
+        <m:r>
+          <m:rPr>
+            <m:sty m:val="p"/>
+          </m:rPr>
+          <w:rPr>
+            <w:rFonts w:ascii="Cambria Math" w:hAnsi="Cambria Math" w:cs="Cambria Math"/>
+            <w:sz w:val="28"/>
+            <w:szCs w:val="28"/>
+          </w:rPr>
+          <m:t>−</m:t>
+        </m:r>
+        <m:r>
+          <w:rPr>
+            <w:rFonts w:ascii="Cambria Math" w:hAnsi="Cambria Math" w:cs="Cambria Math"/>
+            <w:sz w:val="28"/>
+            <w:szCs w:val="28"/>
+          </w:rPr>
+          <m:t>K</m:t>
+        </m:r>
+        <m:r>
+          <m:rPr>
+            <m:sty m:val="p"/>
+          </m:rPr>
+          <w:rPr>
+            <w:rFonts w:ascii="Cambria Math" w:hAnsi="Cambria Math" w:cs="Cambria Math"/>
+            <w:sz w:val="28"/>
+            <w:szCs w:val="28"/>
+          </w:rPr>
+          <m:t>,</m:t>
+        </m:r>
+        <m:r>
+          <w:rPr>
+            <w:rFonts w:ascii="Cambria Math" w:hAnsi="Cambria Math" w:cs="Cambria Math"/>
+            <w:sz w:val="28"/>
+            <w:szCs w:val="28"/>
+          </w:rPr>
+          <m:t> </m:t>
+        </m:r>
+        <m:sSub>
+          <m:e>
+            <m:r>
+              <w:rPr>
+                <w:rFonts w:ascii="Cambria Math" w:hAnsi="Cambria Math" w:cs="Cambria Math"/>
+                <w:sz w:val="28"/>
+                <w:szCs w:val="28"/>
+              </w:rPr>
+              <m:t>Δ</m:t>
+            </m:r>
+          </m:e>
+          <m:sub>
+            <m:r>
+              <w:rPr>
+                <w:rFonts w:ascii="Cambria Math" w:hAnsi="Cambria Math" w:cs="Cambria Math"/>
+                <w:sz w:val="28"/>
+                <w:szCs w:val="28"/>
+              </w:rPr>
+              <m:t>3</m:t>
+            </m:r>
+          </m:sub>
+        </m:sSub>
+        <m:r>
+          <m:rPr>
+            <m:sty m:val="p"/>
+          </m:rPr>
+          <w:rPr>
+            <w:rFonts w:ascii="Cambria Math" w:hAnsi="Cambria Math" w:cs="Cambria Math"/>
+            <w:sz w:val="28"/>
+            <w:szCs w:val="28"/>
+          </w:rPr>
+          <m:t>=</m:t>
+        </m:r>
+        <m:r>
+          <w:rPr>
+            <w:rFonts w:ascii="Cambria Math" w:hAnsi="Cambria Math" w:cs="Cambria Math"/>
+            <w:sz w:val="28"/>
+            <w:szCs w:val="28"/>
+          </w:rPr>
+          <m:t>K</m:t>
+        </m:r>
+        <m:r>
+          <w:rPr>
+            <w:rFonts w:ascii="Cambria Math" w:hAnsi="Cambria Math" w:cs="Cambria Math"/>
+            <w:sz w:val="28"/>
+            <w:szCs w:val="28"/>
+          </w:rPr>
+          <m:t> </m:t>
+        </m:r>
+        <m:d>
+          <m:dPr>
+            <m:begChr m:val="("/>
+            <m:endChr m:val=")"/>
+            <m:sepChr m:val=""/>
+            <m:grow/>
+          </m:dPr>
+          <m:e>
+            <m:r>
+              <w:rPr>
+                <w:rFonts w:ascii="Cambria Math" w:hAnsi="Cambria Math" w:cs="Cambria Math"/>
+                <w:sz w:val="28"/>
+                <w:szCs w:val="28"/>
+              </w:rPr>
+              <m:t>6</m:t>
+            </m:r>
+            <m:r>
+              <m:rPr>
+                <m:sty m:val="p"/>
+              </m:rPr>
+              <w:rPr>
+                <w:rFonts w:ascii="Cambria Math" w:hAnsi="Cambria Math" w:cs="Cambria Math"/>
+                <w:sz w:val="28"/>
+                <w:szCs w:val="28"/>
+              </w:rPr>
+              <m:t>−</m:t>
+            </m:r>
+            <m:r>
+              <w:rPr>
+                <w:rFonts w:ascii="Cambria Math" w:hAnsi="Cambria Math" w:cs="Cambria Math"/>
+                <w:sz w:val="28"/>
+                <w:szCs w:val="28"/>
+              </w:rPr>
+              <m:t>K</m:t>
+            </m:r>
+          </m:e>
+        </m:d>
+        <m:r>
+          <m:rPr>
+            <m:sty m:val="p"/>
+          </m:rPr>
+          <w:rPr>
+            <w:rFonts w:ascii="Cambria Math" w:hAnsi="Cambria Math" w:cs="Cambria Math"/>
+            <w:sz w:val="28"/>
+            <w:szCs w:val="28"/>
+          </w:rPr>
+          <m:t>,</m:t>
+        </m:r>
+      </m:oMath>
+      <w:r>
+        <w:rPr>
+          <w:rFonts w:ascii="Times New Roman" w:hAnsi="Times New Roman" w:cs="Times New Roman" w:eastAsia="Times New Roman"/>
+          <w:b w:val="0"/>
+          <w:i w:val="0"/>
+          <w:sz w:val="28"/>
+          <w:u w:val="none"/>
+        </w:rPr>
+        <w:tab/>
+        <w:t>(5)</w:t>
+      </w:r>
+    </w:p>
+    <w:p>
+      <w:pPr>
+        <w:keepNext w:val="0"/>
+        <w:spacing w:line="360" w:lineRule="auto" w:before="0" w:after="0"/>
+        <w:ind w:firstLine="709"/>
+        <w:jc w:val="both"/>
+      </w:pPr>
+      <w:r>
+        <w:rPr>
+          <w:rFonts w:ascii="Times New Roman" w:hAnsi="Times New Roman" w:cs="Times New Roman" w:eastAsia="Times New Roman"/>
+          <w:b w:val="0"/>
+          <w:i w:val="0"/>
+          <w:sz w:val="28"/>
+          <w:u w:val="none"/>
+        </w:rPr>
+        <w:t xml:space="preserve">то есть система устойчива при </w:t>
+      </w:r>
+      <m:oMath xmlns:a="http://schemas.openxmlformats.org/drawingml/2006/main" xmlns:pic="http://schemas.openxmlformats.org/drawingml/2006/picture">
+        <m:r>
+          <w:rPr>
+            <w:rFonts w:ascii="Cambria Math" w:hAnsi="Cambria Math" w:cs="Cambria Math"/>
+            <w:sz w:val="28"/>
+            <w:szCs w:val="28"/>
+          </w:rPr>
+          <m:t>0</m:t>
+        </m:r>
+        <m:r>
+          <m:rPr>
+            <m:sty m:val="p"/>
+          </m:rPr>
+          <w:rPr>
+            <w:rFonts w:ascii="Cambria Math" w:hAnsi="Cambria Math" w:cs="Cambria Math"/>
+            <w:sz w:val="28"/>
+            <w:szCs w:val="28"/>
+          </w:rPr>
+          <m:t>&lt;</m:t>
+        </m:r>
+        <m:r>
+          <w:rPr>
+            <w:rFonts w:ascii="Cambria Math" w:hAnsi="Cambria Math" w:cs="Cambria Math"/>
+            <w:sz w:val="28"/>
+            <w:szCs w:val="28"/>
+          </w:rPr>
+          <m:t>K</m:t>
+        </m:r>
+        <m:r>
+          <m:rPr>
+            <m:sty m:val="p"/>
+          </m:rPr>
+          <w:rPr>
+            <w:rFonts w:ascii="Cambria Math" w:hAnsi="Cambria Math" w:cs="Cambria Math"/>
+            <w:sz w:val="28"/>
+            <w:szCs w:val="28"/>
+          </w:rPr>
+          <m:t>&lt;</m:t>
+        </m:r>
+        <m:r>
+          <w:rPr>
+            <w:rFonts w:ascii="Cambria Math" w:hAnsi="Cambria Math" w:cs="Cambria Math"/>
+            <w:sz w:val="28"/>
+            <w:szCs w:val="28"/>
+          </w:rPr>
+          <m:t>6</m:t>
+        </m:r>
+      </m:oMath>
+      <w:r>
+        <w:rPr>
+          <w:rFonts w:ascii="Times New Roman" w:hAnsi="Times New Roman" w:cs="Times New Roman" w:eastAsia="Times New Roman"/>
+          <w:b w:val="0"/>
+          <w:i w:val="0"/>
+          <w:sz w:val="28"/>
+          <w:u w:val="none"/>
+        </w:rPr>
+        <w:t>.</w:t>
       </w:r>
     </w:p>
     <w:p>
@@ -4803,7 +7559,7 @@
           <w:sz w:val="28"/>
           <w:u w:val="none"/>
         </w:rPr>
-        <w:t>Разомкнуть можно только связь, которая лежит на замкнутом контуре. Схема рассматривается как граф блоков; контуры — это сильно связные компоненты графа (множества блоков, из каждого из которых можно дойти до любого другого). Компоненты находятся алгоритмом Тарьяна за один обход графа [6]. Связь является кандидатом на размыкание, если оба её конца принадлежат одной компоненте. Для удобства по умолчанию выбирается связь, входящая в сумматор по второму (обратному) входу.</w:t>
+        <w:t>Разорвать можно только связь, которая входит в замкнутый контур. Чтобы найти такие связи, модуль ищет группы блоков, в которых из любого блока можно по стрелкам дойти до любого другого и вернуться. Для этого используется известный алгоритм Тарьяна [6], которому достаточно одного обхода схемы. Связь подходит для разрыва, если оба её конца лежат в одной такой группе. По умолчанию выбирается связь, которая приходит во второй (вычитающий) вход сумматора, то есть линия обратной связи.</w:t>
       </w:r>
     </w:p>
     <w:p>
@@ -4839,7 +7595,45 @@
           <w:sz w:val="28"/>
           <w:u w:val="none"/>
         </w:rPr>
-        <w:t>Модуль не просит пользователя выписывать L(s) вручную. Вместо этого он изменяет копию схемы (рисунок 3):</w:t>
+        <w:t xml:space="preserve">Модулю не нужно, чтобы пользователь выписывал </w:t>
+      </w:r>
+      <m:oMath xmlns:a="http://schemas.openxmlformats.org/drawingml/2006/main" xmlns:pic="http://schemas.openxmlformats.org/drawingml/2006/picture">
+        <m:r>
+          <w:rPr>
+            <w:rFonts w:ascii="Cambria Math" w:hAnsi="Cambria Math" w:cs="Cambria Math"/>
+            <w:sz w:val="28"/>
+            <w:szCs w:val="28"/>
+          </w:rPr>
+          <m:t>L</m:t>
+        </m:r>
+        <m:d>
+          <m:dPr>
+            <m:begChr m:val="("/>
+            <m:endChr m:val=")"/>
+            <m:sepChr m:val=""/>
+            <m:grow/>
+          </m:dPr>
+          <m:e>
+            <m:r>
+              <w:rPr>
+                <w:rFonts w:ascii="Cambria Math" w:hAnsi="Cambria Math" w:cs="Cambria Math"/>
+                <w:sz w:val="28"/>
+                <w:szCs w:val="28"/>
+              </w:rPr>
+              <m:t>s</m:t>
+            </m:r>
+          </m:e>
+        </m:d>
+      </m:oMath>
+      <w:r>
+        <w:rPr>
+          <w:rFonts w:ascii="Times New Roman" w:hAnsi="Times New Roman" w:cs="Times New Roman" w:eastAsia="Times New Roman"/>
+          <w:b w:val="0"/>
+          <w:i w:val="0"/>
+          <w:sz w:val="28"/>
+          <w:u w:val="none"/>
+        </w:rPr>
+        <w:t xml:space="preserve"> вручную. Вместо этого он изменяет копию схемы (рисунок 3):</w:t>
       </w:r>
     </w:p>
     <w:p>
@@ -4899,7 +7693,7 @@
           <w:sz w:val="28"/>
           <w:u w:val="none"/>
         </w:rPr>
-        <w:t>Рисунок 3 – Размыкание контура: связь удаляется, в разрез подаётся пробный вход u, а выход y измеряется</w:t>
+        <w:t>Рисунок 3 – Разрыв контура: связь удаляется, в разрыв подаётся пробный вход u, выход y измеряется</w:t>
       </w:r>
     </w:p>
     <w:p>
@@ -4935,7 +7729,27 @@
           <w:sz w:val="28"/>
           <w:u w:val="none"/>
         </w:rPr>
-        <w:t>2. на вход B подаётся пробный сигнал u (блок «ступенчатый вход»);</w:t>
+        <w:t xml:space="preserve">2. на вход B подаётся пробный сигнал </w:t>
+      </w:r>
+      <m:oMath xmlns:a="http://schemas.openxmlformats.org/drawingml/2006/main" xmlns:pic="http://schemas.openxmlformats.org/drawingml/2006/picture">
+        <m:r>
+          <w:rPr>
+            <w:rFonts w:ascii="Cambria Math" w:hAnsi="Cambria Math" w:cs="Cambria Math"/>
+            <w:sz w:val="28"/>
+            <w:szCs w:val="28"/>
+          </w:rPr>
+          <m:t>u</m:t>
+        </m:r>
+      </m:oMath>
+      <w:r>
+        <w:rPr>
+          <w:rFonts w:ascii="Times New Roman" w:hAnsi="Times New Roman" w:cs="Times New Roman" w:eastAsia="Times New Roman"/>
+          <w:b w:val="0"/>
+          <w:i w:val="0"/>
+          <w:sz w:val="28"/>
+          <w:u w:val="none"/>
+        </w:rPr>
+        <w:t>;</w:t>
       </w:r>
     </w:p>
     <w:p>
@@ -4953,7 +7767,27 @@
           <w:sz w:val="28"/>
           <w:u w:val="none"/>
         </w:rPr>
-        <w:t>3. к выходу A подключается измеритель y (блок «осциллограф»);</w:t>
+        <w:t xml:space="preserve">3. к выходу A подключается измеритель </w:t>
+      </w:r>
+      <m:oMath xmlns:a="http://schemas.openxmlformats.org/drawingml/2006/main" xmlns:pic="http://schemas.openxmlformats.org/drawingml/2006/picture">
+        <m:r>
+          <w:rPr>
+            <w:rFonts w:ascii="Cambria Math" w:hAnsi="Cambria Math" w:cs="Cambria Math"/>
+            <w:sz w:val="28"/>
+            <w:szCs w:val="28"/>
+          </w:rPr>
+          <m:t>y</m:t>
+        </m:r>
+      </m:oMath>
+      <w:r>
+        <w:rPr>
+          <w:rFonts w:ascii="Times New Roman" w:hAnsi="Times New Roman" w:cs="Times New Roman" w:eastAsia="Times New Roman"/>
+          <w:b w:val="0"/>
+          <w:i w:val="0"/>
+          <w:sz w:val="28"/>
+          <w:u w:val="none"/>
+        </w:rPr>
+        <w:t>;</w:t>
       </w:r>
     </w:p>
     <w:p>
@@ -4971,7 +7805,382 @@
           <w:sz w:val="28"/>
           <w:u w:val="none"/>
         </w:rPr>
-        <w:t>4. по изменённой схеме вычислительное ядро собирает модель dx/dt = A·x + B·u, y = C·x + D·u (метод НИР), и из неё берётся канал u → y: T(s) = C(sI − A)⁻¹B + D.</w:t>
+        <w:t xml:space="preserve">4. по изменённой схеме вычислительное ядро строит модель </w:t>
+      </w:r>
+      <m:oMath xmlns:a="http://schemas.openxmlformats.org/drawingml/2006/main" xmlns:pic="http://schemas.openxmlformats.org/drawingml/2006/picture">
+        <m:f>
+          <m:fPr>
+            <m:type m:val="bar"/>
+          </m:fPr>
+          <m:num>
+            <m:r>
+              <w:rPr>
+                <w:rFonts w:ascii="Cambria Math" w:hAnsi="Cambria Math" w:cs="Cambria Math"/>
+                <w:sz w:val="28"/>
+                <w:szCs w:val="28"/>
+              </w:rPr>
+              <m:t>d</m:t>
+            </m:r>
+            <m:r>
+              <w:rPr>
+                <w:rFonts w:ascii="Cambria Math" w:hAnsi="Cambria Math" w:cs="Cambria Math"/>
+                <w:sz w:val="28"/>
+                <w:szCs w:val="28"/>
+              </w:rPr>
+              <m:t>x</m:t>
+            </m:r>
+          </m:num>
+          <m:den>
+            <m:r>
+              <w:rPr>
+                <w:rFonts w:ascii="Cambria Math" w:hAnsi="Cambria Math" w:cs="Cambria Math"/>
+                <w:sz w:val="28"/>
+                <w:szCs w:val="28"/>
+              </w:rPr>
+              <m:t>d</m:t>
+            </m:r>
+            <m:r>
+              <w:rPr>
+                <w:rFonts w:ascii="Cambria Math" w:hAnsi="Cambria Math" w:cs="Cambria Math"/>
+                <w:sz w:val="28"/>
+                <w:szCs w:val="28"/>
+              </w:rPr>
+              <m:t>t</m:t>
+            </m:r>
+          </m:den>
+        </m:f>
+        <m:r>
+          <m:rPr>
+            <m:sty m:val="p"/>
+          </m:rPr>
+          <w:rPr>
+            <w:rFonts w:ascii="Cambria Math" w:hAnsi="Cambria Math" w:cs="Cambria Math"/>
+            <w:sz w:val="28"/>
+            <w:szCs w:val="28"/>
+          </w:rPr>
+          <m:t>=</m:t>
+        </m:r>
+        <m:r>
+          <w:rPr>
+            <w:rFonts w:ascii="Cambria Math" w:hAnsi="Cambria Math" w:cs="Cambria Math"/>
+            <w:sz w:val="28"/>
+            <w:szCs w:val="28"/>
+          </w:rPr>
+          <m:t>A</m:t>
+        </m:r>
+        <m:r>
+          <w:rPr>
+            <w:rFonts w:ascii="Cambria Math" w:hAnsi="Cambria Math" w:cs="Cambria Math"/>
+            <w:sz w:val="28"/>
+            <w:szCs w:val="28"/>
+          </w:rPr>
+          <m:t>x</m:t>
+        </m:r>
+        <m:r>
+          <m:rPr>
+            <m:sty m:val="p"/>
+          </m:rPr>
+          <w:rPr>
+            <w:rFonts w:ascii="Cambria Math" w:hAnsi="Cambria Math" w:cs="Cambria Math"/>
+            <w:sz w:val="28"/>
+            <w:szCs w:val="28"/>
+          </w:rPr>
+          <m:t>+</m:t>
+        </m:r>
+        <m:r>
+          <w:rPr>
+            <w:rFonts w:ascii="Cambria Math" w:hAnsi="Cambria Math" w:cs="Cambria Math"/>
+            <w:sz w:val="28"/>
+            <w:szCs w:val="28"/>
+          </w:rPr>
+          <m:t>B</m:t>
+        </m:r>
+        <m:r>
+          <w:rPr>
+            <w:rFonts w:ascii="Cambria Math" w:hAnsi="Cambria Math" w:cs="Cambria Math"/>
+            <w:sz w:val="28"/>
+            <w:szCs w:val="28"/>
+          </w:rPr>
+          <m:t>u</m:t>
+        </m:r>
+      </m:oMath>
+      <w:r>
+        <w:rPr>
+          <w:rFonts w:ascii="Times New Roman" w:hAnsi="Times New Roman" w:cs="Times New Roman" w:eastAsia="Times New Roman"/>
+          <w:b w:val="0"/>
+          <w:i w:val="0"/>
+          <w:sz w:val="28"/>
+          <w:u w:val="none"/>
+        </w:rPr>
+        <w:t xml:space="preserve">, </w:t>
+      </w:r>
+      <m:oMath xmlns:a="http://schemas.openxmlformats.org/drawingml/2006/main" xmlns:pic="http://schemas.openxmlformats.org/drawingml/2006/picture">
+        <m:r>
+          <w:rPr>
+            <w:rFonts w:ascii="Cambria Math" w:hAnsi="Cambria Math" w:cs="Cambria Math"/>
+            <w:sz w:val="28"/>
+            <w:szCs w:val="28"/>
+          </w:rPr>
+          <m:t>y</m:t>
+        </m:r>
+        <m:r>
+          <m:rPr>
+            <m:sty m:val="p"/>
+          </m:rPr>
+          <w:rPr>
+            <w:rFonts w:ascii="Cambria Math" w:hAnsi="Cambria Math" w:cs="Cambria Math"/>
+            <w:sz w:val="28"/>
+            <w:szCs w:val="28"/>
+          </w:rPr>
+          <m:t>=</m:t>
+        </m:r>
+        <m:r>
+          <w:rPr>
+            <w:rFonts w:ascii="Cambria Math" w:hAnsi="Cambria Math" w:cs="Cambria Math"/>
+            <w:sz w:val="28"/>
+            <w:szCs w:val="28"/>
+          </w:rPr>
+          <m:t>C</m:t>
+        </m:r>
+        <m:r>
+          <w:rPr>
+            <w:rFonts w:ascii="Cambria Math" w:hAnsi="Cambria Math" w:cs="Cambria Math"/>
+            <w:sz w:val="28"/>
+            <w:szCs w:val="28"/>
+          </w:rPr>
+          <m:t>x</m:t>
+        </m:r>
+        <m:r>
+          <m:rPr>
+            <m:sty m:val="p"/>
+          </m:rPr>
+          <w:rPr>
+            <w:rFonts w:ascii="Cambria Math" w:hAnsi="Cambria Math" w:cs="Cambria Math"/>
+            <w:sz w:val="28"/>
+            <w:szCs w:val="28"/>
+          </w:rPr>
+          <m:t>+</m:t>
+        </m:r>
+        <m:r>
+          <w:rPr>
+            <w:rFonts w:ascii="Cambria Math" w:hAnsi="Cambria Math" w:cs="Cambria Math"/>
+            <w:sz w:val="28"/>
+            <w:szCs w:val="28"/>
+          </w:rPr>
+          <m:t>D</m:t>
+        </m:r>
+        <m:r>
+          <w:rPr>
+            <w:rFonts w:ascii="Cambria Math" w:hAnsi="Cambria Math" w:cs="Cambria Math"/>
+            <w:sz w:val="28"/>
+            <w:szCs w:val="28"/>
+          </w:rPr>
+          <m:t>u</m:t>
+        </m:r>
+      </m:oMath>
+      <w:r>
+        <w:rPr>
+          <w:rFonts w:ascii="Times New Roman" w:hAnsi="Times New Roman" w:cs="Times New Roman" w:eastAsia="Times New Roman"/>
+          <w:b w:val="0"/>
+          <w:i w:val="0"/>
+          <w:sz w:val="28"/>
+          <w:u w:val="none"/>
+        </w:rPr>
+        <w:t xml:space="preserve"> (это метод, исследованный в НИР), и из неё вычисляется передаточная функция от </w:t>
+      </w:r>
+      <m:oMath xmlns:a="http://schemas.openxmlformats.org/drawingml/2006/main" xmlns:pic="http://schemas.openxmlformats.org/drawingml/2006/picture">
+        <m:r>
+          <w:rPr>
+            <w:rFonts w:ascii="Cambria Math" w:hAnsi="Cambria Math" w:cs="Cambria Math"/>
+            <w:sz w:val="28"/>
+            <w:szCs w:val="28"/>
+          </w:rPr>
+          <m:t>u</m:t>
+        </m:r>
+      </m:oMath>
+      <w:r>
+        <w:rPr>
+          <w:rFonts w:ascii="Times New Roman" w:hAnsi="Times New Roman" w:cs="Times New Roman" w:eastAsia="Times New Roman"/>
+          <w:b w:val="0"/>
+          <w:i w:val="0"/>
+          <w:sz w:val="28"/>
+          <w:u w:val="none"/>
+        </w:rPr>
+        <w:t xml:space="preserve"> к </w:t>
+      </w:r>
+      <m:oMath xmlns:a="http://schemas.openxmlformats.org/drawingml/2006/main" xmlns:pic="http://schemas.openxmlformats.org/drawingml/2006/picture">
+        <m:r>
+          <w:rPr>
+            <w:rFonts w:ascii="Cambria Math" w:hAnsi="Cambria Math" w:cs="Cambria Math"/>
+            <w:sz w:val="28"/>
+            <w:szCs w:val="28"/>
+          </w:rPr>
+          <m:t>y</m:t>
+        </m:r>
+      </m:oMath>
+      <w:r>
+        <w:rPr>
+          <w:rFonts w:ascii="Times New Roman" w:hAnsi="Times New Roman" w:cs="Times New Roman" w:eastAsia="Times New Roman"/>
+          <w:b w:val="0"/>
+          <w:i w:val="0"/>
+          <w:sz w:val="28"/>
+          <w:u w:val="none"/>
+        </w:rPr>
+        <w:t xml:space="preserve">: </w:t>
+      </w:r>
+      <m:oMath xmlns:a="http://schemas.openxmlformats.org/drawingml/2006/main" xmlns:pic="http://schemas.openxmlformats.org/drawingml/2006/picture">
+        <m:r>
+          <w:rPr>
+            <w:rFonts w:ascii="Cambria Math" w:hAnsi="Cambria Math" w:cs="Cambria Math"/>
+            <w:sz w:val="28"/>
+            <w:szCs w:val="28"/>
+          </w:rPr>
+          <m:t>T</m:t>
+        </m:r>
+        <m:d>
+          <m:dPr>
+            <m:begChr m:val="("/>
+            <m:endChr m:val=")"/>
+            <m:sepChr m:val=""/>
+            <m:grow/>
+          </m:dPr>
+          <m:e>
+            <m:r>
+              <w:rPr>
+                <w:rFonts w:ascii="Cambria Math" w:hAnsi="Cambria Math" w:cs="Cambria Math"/>
+                <w:sz w:val="28"/>
+                <w:szCs w:val="28"/>
+              </w:rPr>
+              <m:t>s</m:t>
+            </m:r>
+          </m:e>
+        </m:d>
+        <m:r>
+          <m:rPr>
+            <m:sty m:val="p"/>
+          </m:rPr>
+          <w:rPr>
+            <w:rFonts w:ascii="Cambria Math" w:hAnsi="Cambria Math" w:cs="Cambria Math"/>
+            <w:sz w:val="28"/>
+            <w:szCs w:val="28"/>
+          </w:rPr>
+          <m:t>=</m:t>
+        </m:r>
+        <m:r>
+          <w:rPr>
+            <w:rFonts w:ascii="Cambria Math" w:hAnsi="Cambria Math" w:cs="Cambria Math"/>
+            <w:sz w:val="28"/>
+            <w:szCs w:val="28"/>
+          </w:rPr>
+          <m:t>C</m:t>
+        </m:r>
+        <m:sSup>
+          <m:e>
+            <m:d>
+              <m:dPr>
+                <m:begChr m:val="("/>
+                <m:endChr m:val=")"/>
+                <m:sepChr m:val=""/>
+                <m:grow/>
+              </m:dPr>
+              <m:e>
+                <m:r>
+                  <w:rPr>
+                    <w:rFonts w:ascii="Cambria Math" w:hAnsi="Cambria Math" w:cs="Cambria Math"/>
+                    <w:sz w:val="28"/>
+                    <w:szCs w:val="28"/>
+                  </w:rPr>
+                  <m:t>s</m:t>
+                </m:r>
+                <m:r>
+                  <w:rPr>
+                    <w:rFonts w:ascii="Cambria Math" w:hAnsi="Cambria Math" w:cs="Cambria Math"/>
+                    <w:sz w:val="28"/>
+                    <w:szCs w:val="28"/>
+                  </w:rPr>
+                  <m:t>I</m:t>
+                </m:r>
+                <m:r>
+                  <m:rPr>
+                    <m:sty m:val="p"/>
+                  </m:rPr>
+                  <w:rPr>
+                    <w:rFonts w:ascii="Cambria Math" w:hAnsi="Cambria Math" w:cs="Cambria Math"/>
+                    <w:sz w:val="28"/>
+                    <w:szCs w:val="28"/>
+                  </w:rPr>
+                  <m:t>−</m:t>
+                </m:r>
+                <m:r>
+                  <w:rPr>
+                    <w:rFonts w:ascii="Cambria Math" w:hAnsi="Cambria Math" w:cs="Cambria Math"/>
+                    <w:sz w:val="28"/>
+                    <w:szCs w:val="28"/>
+                  </w:rPr>
+                  <m:t>A</m:t>
+                </m:r>
+              </m:e>
+            </m:d>
+          </m:e>
+          <m:sup>
+            <m:r>
+              <m:rPr>
+                <m:sty m:val="p"/>
+              </m:rPr>
+              <w:rPr>
+                <w:rFonts w:ascii="Cambria Math" w:hAnsi="Cambria Math" w:cs="Cambria Math"/>
+                <w:sz w:val="28"/>
+                <w:szCs w:val="28"/>
+              </w:rPr>
+              <m:t>−</m:t>
+            </m:r>
+            <m:r>
+              <w:rPr>
+                <w:rFonts w:ascii="Cambria Math" w:hAnsi="Cambria Math" w:cs="Cambria Math"/>
+                <w:sz w:val="28"/>
+                <w:szCs w:val="28"/>
+              </w:rPr>
+              <m:t>1</m:t>
+            </m:r>
+          </m:sup>
+        </m:sSup>
+        <m:r>
+          <w:rPr>
+            <w:rFonts w:ascii="Cambria Math" w:hAnsi="Cambria Math" w:cs="Cambria Math"/>
+            <w:sz w:val="28"/>
+            <w:szCs w:val="28"/>
+          </w:rPr>
+          <m:t>B</m:t>
+        </m:r>
+        <m:r>
+          <m:rPr>
+            <m:sty m:val="p"/>
+          </m:rPr>
+          <w:rPr>
+            <w:rFonts w:ascii="Cambria Math" w:hAnsi="Cambria Math" w:cs="Cambria Math"/>
+            <w:sz w:val="28"/>
+            <w:szCs w:val="28"/>
+          </w:rPr>
+          <m:t>+</m:t>
+        </m:r>
+        <m:r>
+          <w:rPr>
+            <w:rFonts w:ascii="Cambria Math" w:hAnsi="Cambria Math" w:cs="Cambria Math"/>
+            <w:sz w:val="28"/>
+            <w:szCs w:val="28"/>
+          </w:rPr>
+          <m:t>D</m:t>
+        </m:r>
+      </m:oMath>
+      <w:r>
+        <w:rPr>
+          <w:rFonts w:ascii="Times New Roman" w:hAnsi="Times New Roman" w:cs="Times New Roman" w:eastAsia="Times New Roman"/>
+          <w:b w:val="0"/>
+          <w:i w:val="0"/>
+          <w:sz w:val="28"/>
+          <w:u w:val="none"/>
+        </w:rPr>
+        <w:t>.</w:t>
       </w:r>
     </w:p>
     <w:p>
@@ -4989,7 +8198,198 @@
           <w:sz w:val="28"/>
           <w:u w:val="none"/>
         </w:rPr>
-        <w:t>Если снова замкнуть разрез (u = y), получится исходная схема, а характеристическое уравнение примет вид 1 − T(s) = 0. Сравнивая с 1 + L(s) = 0, получаем</w:t>
+        <w:t>Если снова соединить разрыв (</w:t>
+      </w:r>
+      <m:oMath xmlns:a="http://schemas.openxmlformats.org/drawingml/2006/main" xmlns:pic="http://schemas.openxmlformats.org/drawingml/2006/picture">
+        <m:r>
+          <w:rPr>
+            <w:rFonts w:ascii="Cambria Math" w:hAnsi="Cambria Math" w:cs="Cambria Math"/>
+            <w:sz w:val="28"/>
+            <w:szCs w:val="28"/>
+          </w:rPr>
+          <m:t>u</m:t>
+        </m:r>
+        <m:r>
+          <m:rPr>
+            <m:sty m:val="p"/>
+          </m:rPr>
+          <w:rPr>
+            <w:rFonts w:ascii="Cambria Math" w:hAnsi="Cambria Math" w:cs="Cambria Math"/>
+            <w:sz w:val="28"/>
+            <w:szCs w:val="28"/>
+          </w:rPr>
+          <m:t>=</m:t>
+        </m:r>
+        <m:r>
+          <w:rPr>
+            <w:rFonts w:ascii="Cambria Math" w:hAnsi="Cambria Math" w:cs="Cambria Math"/>
+            <w:sz w:val="28"/>
+            <w:szCs w:val="28"/>
+          </w:rPr>
+          <m:t>y</m:t>
+        </m:r>
+      </m:oMath>
+      <w:r>
+        <w:rPr>
+          <w:rFonts w:ascii="Times New Roman" w:hAnsi="Times New Roman" w:cs="Times New Roman" w:eastAsia="Times New Roman"/>
+          <w:b w:val="0"/>
+          <w:i w:val="0"/>
+          <w:sz w:val="28"/>
+          <w:u w:val="none"/>
+        </w:rPr>
+        <w:t xml:space="preserve">), получится исходная схема, а её характеристическое уравнение примет вид </w:t>
+      </w:r>
+      <m:oMath xmlns:a="http://schemas.openxmlformats.org/drawingml/2006/main" xmlns:pic="http://schemas.openxmlformats.org/drawingml/2006/picture">
+        <m:r>
+          <w:rPr>
+            <w:rFonts w:ascii="Cambria Math" w:hAnsi="Cambria Math" w:cs="Cambria Math"/>
+            <w:sz w:val="28"/>
+            <w:szCs w:val="28"/>
+          </w:rPr>
+          <m:t>1</m:t>
+        </m:r>
+        <m:r>
+          <m:rPr>
+            <m:sty m:val="p"/>
+          </m:rPr>
+          <w:rPr>
+            <w:rFonts w:ascii="Cambria Math" w:hAnsi="Cambria Math" w:cs="Cambria Math"/>
+            <w:sz w:val="28"/>
+            <w:szCs w:val="28"/>
+          </w:rPr>
+          <m:t>−</m:t>
+        </m:r>
+        <m:r>
+          <w:rPr>
+            <w:rFonts w:ascii="Cambria Math" w:hAnsi="Cambria Math" w:cs="Cambria Math"/>
+            <w:sz w:val="28"/>
+            <w:szCs w:val="28"/>
+          </w:rPr>
+          <m:t>T</m:t>
+        </m:r>
+        <m:d>
+          <m:dPr>
+            <m:begChr m:val="("/>
+            <m:endChr m:val=")"/>
+            <m:sepChr m:val=""/>
+            <m:grow/>
+          </m:dPr>
+          <m:e>
+            <m:r>
+              <w:rPr>
+                <w:rFonts w:ascii="Cambria Math" w:hAnsi="Cambria Math" w:cs="Cambria Math"/>
+                <w:sz w:val="28"/>
+                <w:szCs w:val="28"/>
+              </w:rPr>
+              <m:t>s</m:t>
+            </m:r>
+          </m:e>
+        </m:d>
+        <m:r>
+          <m:rPr>
+            <m:sty m:val="p"/>
+          </m:rPr>
+          <w:rPr>
+            <w:rFonts w:ascii="Cambria Math" w:hAnsi="Cambria Math" w:cs="Cambria Math"/>
+            <w:sz w:val="28"/>
+            <w:szCs w:val="28"/>
+          </w:rPr>
+          <m:t>=</m:t>
+        </m:r>
+        <m:r>
+          <w:rPr>
+            <w:rFonts w:ascii="Cambria Math" w:hAnsi="Cambria Math" w:cs="Cambria Math"/>
+            <w:sz w:val="28"/>
+            <w:szCs w:val="28"/>
+          </w:rPr>
+          <m:t>0</m:t>
+        </m:r>
+      </m:oMath>
+      <w:r>
+        <w:rPr>
+          <w:rFonts w:ascii="Times New Roman" w:hAnsi="Times New Roman" w:cs="Times New Roman" w:eastAsia="Times New Roman"/>
+          <w:b w:val="0"/>
+          <w:i w:val="0"/>
+          <w:sz w:val="28"/>
+          <w:u w:val="none"/>
+        </w:rPr>
+        <w:t xml:space="preserve">. Сравнивая с </w:t>
+      </w:r>
+      <m:oMath xmlns:a="http://schemas.openxmlformats.org/drawingml/2006/main" xmlns:pic="http://schemas.openxmlformats.org/drawingml/2006/picture">
+        <m:r>
+          <w:rPr>
+            <w:rFonts w:ascii="Cambria Math" w:hAnsi="Cambria Math" w:cs="Cambria Math"/>
+            <w:sz w:val="28"/>
+            <w:szCs w:val="28"/>
+          </w:rPr>
+          <m:t>1</m:t>
+        </m:r>
+        <m:r>
+          <m:rPr>
+            <m:sty m:val="p"/>
+          </m:rPr>
+          <w:rPr>
+            <w:rFonts w:ascii="Cambria Math" w:hAnsi="Cambria Math" w:cs="Cambria Math"/>
+            <w:sz w:val="28"/>
+            <w:szCs w:val="28"/>
+          </w:rPr>
+          <m:t>+</m:t>
+        </m:r>
+        <m:r>
+          <w:rPr>
+            <w:rFonts w:ascii="Cambria Math" w:hAnsi="Cambria Math" w:cs="Cambria Math"/>
+            <w:sz w:val="28"/>
+            <w:szCs w:val="28"/>
+          </w:rPr>
+          <m:t>L</m:t>
+        </m:r>
+        <m:d>
+          <m:dPr>
+            <m:begChr m:val="("/>
+            <m:endChr m:val=")"/>
+            <m:sepChr m:val=""/>
+            <m:grow/>
+          </m:dPr>
+          <m:e>
+            <m:r>
+              <w:rPr>
+                <w:rFonts w:ascii="Cambria Math" w:hAnsi="Cambria Math" w:cs="Cambria Math"/>
+                <w:sz w:val="28"/>
+                <w:szCs w:val="28"/>
+              </w:rPr>
+              <m:t>s</m:t>
+            </m:r>
+          </m:e>
+        </m:d>
+        <m:r>
+          <m:rPr>
+            <m:sty m:val="p"/>
+          </m:rPr>
+          <w:rPr>
+            <w:rFonts w:ascii="Cambria Math" w:hAnsi="Cambria Math" w:cs="Cambria Math"/>
+            <w:sz w:val="28"/>
+            <w:szCs w:val="28"/>
+          </w:rPr>
+          <m:t>=</m:t>
+        </m:r>
+        <m:r>
+          <w:rPr>
+            <w:rFonts w:ascii="Cambria Math" w:hAnsi="Cambria Math" w:cs="Cambria Math"/>
+            <w:sz w:val="28"/>
+            <w:szCs w:val="28"/>
+          </w:rPr>
+          <m:t>0</m:t>
+        </m:r>
+      </m:oMath>
+      <w:r>
+        <w:rPr>
+          <w:rFonts w:ascii="Times New Roman" w:hAnsi="Times New Roman" w:cs="Times New Roman" w:eastAsia="Times New Roman"/>
+          <w:b w:val="0"/>
+          <w:i w:val="0"/>
+          <w:sz w:val="28"/>
+          <w:u w:val="none"/>
+        </w:rPr>
+        <w:t>, получаем</w:t>
       </w:r>
     </w:p>
     <w:p>
@@ -5013,6 +8413,93 @@
         </w:rPr>
         <w:tab/>
       </w:r>
+      <m:oMath xmlns:a="http://schemas.openxmlformats.org/drawingml/2006/main" xmlns:pic="http://schemas.openxmlformats.org/drawingml/2006/picture">
+        <m:r>
+          <w:rPr>
+            <w:rFonts w:ascii="Cambria Math" w:hAnsi="Cambria Math" w:cs="Cambria Math"/>
+            <w:sz w:val="28"/>
+            <w:szCs w:val="28"/>
+          </w:rPr>
+          <m:t>L</m:t>
+        </m:r>
+        <m:d>
+          <m:dPr>
+            <m:begChr m:val="("/>
+            <m:endChr m:val=")"/>
+            <m:sepChr m:val=""/>
+            <m:grow/>
+          </m:dPr>
+          <m:e>
+            <m:r>
+              <w:rPr>
+                <w:rFonts w:ascii="Cambria Math" w:hAnsi="Cambria Math" w:cs="Cambria Math"/>
+                <w:sz w:val="28"/>
+                <w:szCs w:val="28"/>
+              </w:rPr>
+              <m:t>s</m:t>
+            </m:r>
+          </m:e>
+        </m:d>
+        <m:r>
+          <m:rPr>
+            <m:sty m:val="p"/>
+          </m:rPr>
+          <w:rPr>
+            <w:rFonts w:ascii="Cambria Math" w:hAnsi="Cambria Math" w:cs="Cambria Math"/>
+            <w:sz w:val="28"/>
+            <w:szCs w:val="28"/>
+          </w:rPr>
+          <m:t>=</m:t>
+        </m:r>
+        <m:r>
+          <m:rPr>
+            <m:sty m:val="p"/>
+          </m:rPr>
+          <w:rPr>
+            <w:rFonts w:ascii="Cambria Math" w:hAnsi="Cambria Math" w:cs="Cambria Math"/>
+            <w:sz w:val="28"/>
+            <w:szCs w:val="28"/>
+          </w:rPr>
+          <m:t>−</m:t>
+        </m:r>
+        <m:r>
+          <w:rPr>
+            <w:rFonts w:ascii="Cambria Math" w:hAnsi="Cambria Math" w:cs="Cambria Math"/>
+            <w:sz w:val="28"/>
+            <w:szCs w:val="28"/>
+          </w:rPr>
+          <m:t>T</m:t>
+        </m:r>
+        <m:d>
+          <m:dPr>
+            <m:begChr m:val="("/>
+            <m:endChr m:val=")"/>
+            <m:sepChr m:val=""/>
+            <m:grow/>
+          </m:dPr>
+          <m:e>
+            <m:r>
+              <w:rPr>
+                <w:rFonts w:ascii="Cambria Math" w:hAnsi="Cambria Math" w:cs="Cambria Math"/>
+                <w:sz w:val="28"/>
+                <w:szCs w:val="28"/>
+              </w:rPr>
+              <m:t>s</m:t>
+            </m:r>
+          </m:e>
+        </m:d>
+        <m:r>
+          <m:rPr>
+            <m:sty m:val="p"/>
+          </m:rPr>
+          <w:rPr>
+            <w:rFonts w:ascii="Cambria Math" w:hAnsi="Cambria Math" w:cs="Cambria Math"/>
+            <w:sz w:val="28"/>
+            <w:szCs w:val="28"/>
+          </w:rPr>
+          <m:t>.</m:t>
+        </m:r>
+      </m:oMath>
       <w:r>
         <w:rPr>
           <w:rFonts w:ascii="Times New Roman" w:hAnsi="Times New Roman" w:cs="Times New Roman" w:eastAsia="Times New Roman"/>
@@ -5021,18 +8508,8 @@
           <w:sz w:val="28"/>
           <w:u w:val="none"/>
         </w:rPr>
-        <w:t>L(s) = −T(s).</w:t>
-      </w:r>
-      <w:r>
-        <w:rPr>
-          <w:rFonts w:ascii="Times New Roman" w:hAnsi="Times New Roman" w:cs="Times New Roman" w:eastAsia="Times New Roman"/>
-          <w:b w:val="0"/>
-          <w:i w:val="0"/>
-          <w:sz w:val="28"/>
-          <w:u w:val="none"/>
-        </w:rPr>
         <w:tab/>
-        <w:t>(5)</w:t>
+        <w:t>(6)</w:t>
       </w:r>
     </w:p>
     <w:p>
@@ -5050,7 +8527,7 @@
           <w:sz w:val="28"/>
           <w:u w:val="none"/>
         </w:rPr>
-        <w:t>Такой подход работает для схемы любой сложности: с подсистемами, несколькими контурами, ПИД-регулятором, — и для разреза в любой связи контура. Знак обратной связи учитывается автоматически, потому что сумматор входит в изменённую схему со своими знаками.</w:t>
+        <w:t>Такой подход работает для схемы любой сложности — с подсистемами, несколькими контурами, ПИД-регулятором — и для разрыва в любой связи контура. Знак обратной связи учитывается сам, потому что сумматор входит в изменённую схему со своими знаками.</w:t>
       </w:r>
     </w:p>
     <w:p>
@@ -5086,7 +8563,153 @@
           <w:sz w:val="28"/>
           <w:u w:val="none"/>
         </w:rPr>
-        <w:t>Значение L(jω) на каждой частоте вычисляется решением линейной системы (jωI − A)·z = B, без обращения матрицы. Диапазон частот выбирается по модулям полюсов модели: от сотой доли наименьшего до стократного наибольшего. Частоты, слишком близкие к полюсам на мнимой оси, исключаются, так как там |L| неограниченно растёт.</w:t>
+        <w:t xml:space="preserve">Значение </w:t>
+      </w:r>
+      <m:oMath xmlns:a="http://schemas.openxmlformats.org/drawingml/2006/main" xmlns:pic="http://schemas.openxmlformats.org/drawingml/2006/picture">
+        <m:r>
+          <w:rPr>
+            <w:rFonts w:ascii="Cambria Math" w:hAnsi="Cambria Math" w:cs="Cambria Math"/>
+            <w:sz w:val="28"/>
+            <w:szCs w:val="28"/>
+          </w:rPr>
+          <m:t>L</m:t>
+        </m:r>
+        <m:d>
+          <m:dPr>
+            <m:begChr m:val="("/>
+            <m:endChr m:val=")"/>
+            <m:sepChr m:val=""/>
+            <m:grow/>
+          </m:dPr>
+          <m:e>
+            <m:r>
+              <w:rPr>
+                <w:rFonts w:ascii="Cambria Math" w:hAnsi="Cambria Math" w:cs="Cambria Math"/>
+                <w:sz w:val="28"/>
+                <w:szCs w:val="28"/>
+              </w:rPr>
+              <m:t>j</m:t>
+            </m:r>
+            <m:r>
+              <w:rPr>
+                <w:rFonts w:ascii="Cambria Math" w:hAnsi="Cambria Math" w:cs="Cambria Math"/>
+                <w:sz w:val="28"/>
+                <w:szCs w:val="28"/>
+              </w:rPr>
+              <m:t>ω</m:t>
+            </m:r>
+          </m:e>
+        </m:d>
+      </m:oMath>
+      <w:r>
+        <w:rPr>
+          <w:rFonts w:ascii="Times New Roman" w:hAnsi="Times New Roman" w:cs="Times New Roman" w:eastAsia="Times New Roman"/>
+          <w:b w:val="0"/>
+          <w:i w:val="0"/>
+          <w:sz w:val="28"/>
+          <w:u w:val="none"/>
+        </w:rPr>
+        <w:t xml:space="preserve"> на каждой частоте находится решением системы линейных уравнений </w:t>
+      </w:r>
+      <m:oMath xmlns:a="http://schemas.openxmlformats.org/drawingml/2006/main" xmlns:pic="http://schemas.openxmlformats.org/drawingml/2006/picture">
+        <m:d>
+          <m:dPr>
+            <m:begChr m:val="("/>
+            <m:endChr m:val=")"/>
+            <m:sepChr m:val=""/>
+            <m:grow/>
+          </m:dPr>
+          <m:e>
+            <m:r>
+              <w:rPr>
+                <w:rFonts w:ascii="Cambria Math" w:hAnsi="Cambria Math" w:cs="Cambria Math"/>
+                <w:sz w:val="28"/>
+                <w:szCs w:val="28"/>
+              </w:rPr>
+              <m:t>j</m:t>
+            </m:r>
+            <m:r>
+              <w:rPr>
+                <w:rFonts w:ascii="Cambria Math" w:hAnsi="Cambria Math" w:cs="Cambria Math"/>
+                <w:sz w:val="28"/>
+                <w:szCs w:val="28"/>
+              </w:rPr>
+              <m:t>ω</m:t>
+            </m:r>
+            <m:r>
+              <w:rPr>
+                <w:rFonts w:ascii="Cambria Math" w:hAnsi="Cambria Math" w:cs="Cambria Math"/>
+                <w:sz w:val="28"/>
+                <w:szCs w:val="28"/>
+              </w:rPr>
+              <m:t>I</m:t>
+            </m:r>
+            <m:r>
+              <m:rPr>
+                <m:sty m:val="p"/>
+              </m:rPr>
+              <w:rPr>
+                <w:rFonts w:ascii="Cambria Math" w:hAnsi="Cambria Math" w:cs="Cambria Math"/>
+                <w:sz w:val="28"/>
+                <w:szCs w:val="28"/>
+              </w:rPr>
+              <m:t>−</m:t>
+            </m:r>
+            <m:r>
+              <w:rPr>
+                <w:rFonts w:ascii="Cambria Math" w:hAnsi="Cambria Math" w:cs="Cambria Math"/>
+                <w:sz w:val="28"/>
+                <w:szCs w:val="28"/>
+              </w:rPr>
+              <m:t>A</m:t>
+            </m:r>
+          </m:e>
+        </m:d>
+        <m:r>
+          <w:rPr>
+            <w:rFonts w:ascii="Cambria Math" w:hAnsi="Cambria Math" w:cs="Cambria Math"/>
+            <w:sz w:val="28"/>
+            <w:szCs w:val="28"/>
+          </w:rPr>
+          <m:t> </m:t>
+        </m:r>
+        <m:r>
+          <w:rPr>
+            <w:rFonts w:ascii="Cambria Math" w:hAnsi="Cambria Math" w:cs="Cambria Math"/>
+            <w:sz w:val="28"/>
+            <w:szCs w:val="28"/>
+          </w:rPr>
+          <m:t>z</m:t>
+        </m:r>
+        <m:r>
+          <m:rPr>
+            <m:sty m:val="p"/>
+          </m:rPr>
+          <w:rPr>
+            <w:rFonts w:ascii="Cambria Math" w:hAnsi="Cambria Math" w:cs="Cambria Math"/>
+            <w:sz w:val="28"/>
+            <w:szCs w:val="28"/>
+          </w:rPr>
+          <m:t>=</m:t>
+        </m:r>
+        <m:r>
+          <w:rPr>
+            <w:rFonts w:ascii="Cambria Math" w:hAnsi="Cambria Math" w:cs="Cambria Math"/>
+            <w:sz w:val="28"/>
+            <w:szCs w:val="28"/>
+          </w:rPr>
+          <m:t>B</m:t>
+        </m:r>
+      </m:oMath>
+      <w:r>
+        <w:rPr>
+          <w:rFonts w:ascii="Times New Roman" w:hAnsi="Times New Roman" w:cs="Times New Roman" w:eastAsia="Times New Roman"/>
+          <w:b w:val="0"/>
+          <w:i w:val="0"/>
+          <w:sz w:val="28"/>
+          <w:u w:val="none"/>
+        </w:rPr>
+        <w:t>. Обращать матрицу при этом не нужно. Диапазон частот выбирается по полюсам модели: от сотой доли самого медленного до стократного самого быстрого. Частоты, очень близкие к полюсам на мнимой оси, пропускаются: там усиление неограниченно растёт.</w:t>
       </w:r>
     </w:p>
     <w:p>
@@ -5122,7 +8745,211 @@
           <w:sz w:val="28"/>
           <w:u w:val="none"/>
         </w:rPr>
-        <w:t>Сначала на плотной логарифмической сетке (4000 точек) ищутся интервалы, где меняет знак функция ln|L(jω)| (частота среза) или Im L(jω) (пересечение вещественной оси). Затем корень на каждом интервале уточняется методом Брента до относительной точности 10⁻¹². Из пересечений вещественной оси берутся только те, где Re L &lt; 0 (отрицательная полуось). Отдельно проверяется ω = 0: для неустойчивого объекта 3/(s − 1) годограф начинается на отрицательной полуоси (L(0) = −3). Если пересечений несколько, основным считается ближайшее к границе устойчивости.</w:t>
+        <w:t xml:space="preserve">Сначала модуль вычисляет </w:t>
+      </w:r>
+      <m:oMath xmlns:a="http://schemas.openxmlformats.org/drawingml/2006/main" xmlns:pic="http://schemas.openxmlformats.org/drawingml/2006/picture">
+        <m:r>
+          <w:rPr>
+            <w:rFonts w:ascii="Cambria Math" w:hAnsi="Cambria Math" w:cs="Cambria Math"/>
+            <w:sz w:val="28"/>
+            <w:szCs w:val="28"/>
+          </w:rPr>
+          <m:t>L</m:t>
+        </m:r>
+        <m:d>
+          <m:dPr>
+            <m:begChr m:val="("/>
+            <m:endChr m:val=")"/>
+            <m:sepChr m:val=""/>
+            <m:grow/>
+          </m:dPr>
+          <m:e>
+            <m:r>
+              <w:rPr>
+                <w:rFonts w:ascii="Cambria Math" w:hAnsi="Cambria Math" w:cs="Cambria Math"/>
+                <w:sz w:val="28"/>
+                <w:szCs w:val="28"/>
+              </w:rPr>
+              <m:t>j</m:t>
+            </m:r>
+            <m:r>
+              <w:rPr>
+                <w:rFonts w:ascii="Cambria Math" w:hAnsi="Cambria Math" w:cs="Cambria Math"/>
+                <w:sz w:val="28"/>
+                <w:szCs w:val="28"/>
+              </w:rPr>
+              <m:t>ω</m:t>
+            </m:r>
+          </m:e>
+        </m:d>
+      </m:oMath>
+      <w:r>
+        <w:rPr>
+          <w:rFonts w:ascii="Times New Roman" w:hAnsi="Times New Roman" w:cs="Times New Roman" w:eastAsia="Times New Roman"/>
+          <w:b w:val="0"/>
+          <w:i w:val="0"/>
+          <w:sz w:val="28"/>
+          <w:u w:val="none"/>
+        </w:rPr>
+        <w:t xml:space="preserve"> на частой сетке из 4000 частот и ищет соседние точки, между которыми </w:t>
+      </w:r>
+      <m:oMath xmlns:a="http://schemas.openxmlformats.org/drawingml/2006/main" xmlns:pic="http://schemas.openxmlformats.org/drawingml/2006/picture">
+        <m:d>
+          <m:dPr>
+            <m:begChr m:val="|"/>
+            <m:endChr m:val="|"/>
+            <m:sepChr m:val=""/>
+            <m:grow/>
+          </m:dPr>
+          <m:e>
+            <m:r>
+              <w:rPr>
+                <w:rFonts w:ascii="Cambria Math" w:hAnsi="Cambria Math" w:cs="Cambria Math"/>
+                <w:sz w:val="28"/>
+                <w:szCs w:val="28"/>
+              </w:rPr>
+              <m:t>L</m:t>
+            </m:r>
+            <m:d>
+              <m:dPr>
+                <m:begChr m:val="("/>
+                <m:endChr m:val=")"/>
+                <m:sepChr m:val=""/>
+                <m:grow/>
+              </m:dPr>
+              <m:e>
+                <m:r>
+                  <w:rPr>
+                    <w:rFonts w:ascii="Cambria Math" w:hAnsi="Cambria Math" w:cs="Cambria Math"/>
+                    <w:sz w:val="28"/>
+                    <w:szCs w:val="28"/>
+                  </w:rPr>
+                  <m:t>j</m:t>
+                </m:r>
+                <m:r>
+                  <w:rPr>
+                    <w:rFonts w:ascii="Cambria Math" w:hAnsi="Cambria Math" w:cs="Cambria Math"/>
+                    <w:sz w:val="28"/>
+                    <w:szCs w:val="28"/>
+                  </w:rPr>
+                  <m:t>ω</m:t>
+                </m:r>
+              </m:e>
+            </m:d>
+          </m:e>
+        </m:d>
+      </m:oMath>
+      <w:r>
+        <w:rPr>
+          <w:rFonts w:ascii="Times New Roman" w:hAnsi="Times New Roman" w:cs="Times New Roman" w:eastAsia="Times New Roman"/>
+          <w:b w:val="0"/>
+          <w:i w:val="0"/>
+          <w:sz w:val="28"/>
+          <w:u w:val="none"/>
+        </w:rPr>
+        <w:t xml:space="preserve"> переходит через единицу (частота среза) или мнимая часть </w:t>
+      </w:r>
+      <m:oMath xmlns:a="http://schemas.openxmlformats.org/drawingml/2006/main" xmlns:pic="http://schemas.openxmlformats.org/drawingml/2006/picture">
+        <m:r>
+          <w:rPr>
+            <w:rFonts w:ascii="Cambria Math" w:hAnsi="Cambria Math" w:cs="Cambria Math"/>
+            <w:sz w:val="28"/>
+            <w:szCs w:val="28"/>
+          </w:rPr>
+          <m:t>L</m:t>
+        </m:r>
+        <m:d>
+          <m:dPr>
+            <m:begChr m:val="("/>
+            <m:endChr m:val=")"/>
+            <m:sepChr m:val=""/>
+            <m:grow/>
+          </m:dPr>
+          <m:e>
+            <m:r>
+              <w:rPr>
+                <w:rFonts w:ascii="Cambria Math" w:hAnsi="Cambria Math" w:cs="Cambria Math"/>
+                <w:sz w:val="28"/>
+                <w:szCs w:val="28"/>
+              </w:rPr>
+              <m:t>j</m:t>
+            </m:r>
+            <m:r>
+              <w:rPr>
+                <w:rFonts w:ascii="Cambria Math" w:hAnsi="Cambria Math" w:cs="Cambria Math"/>
+                <w:sz w:val="28"/>
+                <w:szCs w:val="28"/>
+              </w:rPr>
+              <m:t>ω</m:t>
+            </m:r>
+          </m:e>
+        </m:d>
+      </m:oMath>
+      <w:r>
+        <w:rPr>
+          <w:rFonts w:ascii="Times New Roman" w:hAnsi="Times New Roman" w:cs="Times New Roman" w:eastAsia="Times New Roman"/>
+          <w:b w:val="0"/>
+          <w:i w:val="0"/>
+          <w:sz w:val="28"/>
+          <w:u w:val="none"/>
+        </w:rPr>
+        <w:t xml:space="preserve"> меняет знак (пересечение вещественной оси). Затем точное значение частоты на каждом таком отрезке уточняется численно, до 12 значащих цифр (методом Брента [5]). Из пересечений оси оставляются только те, что лежат на отрицательной половине. Отдельно проверяется нулевая частота: например, у неустойчивого объекта </w:t>
+      </w:r>
+      <m:oMath xmlns:a="http://schemas.openxmlformats.org/drawingml/2006/main" xmlns:pic="http://schemas.openxmlformats.org/drawingml/2006/picture">
+        <m:f>
+          <m:fPr>
+            <m:type m:val="bar"/>
+          </m:fPr>
+          <m:num>
+            <m:r>
+              <w:rPr>
+                <w:rFonts w:ascii="Cambria Math" w:hAnsi="Cambria Math" w:cs="Cambria Math"/>
+                <w:sz w:val="28"/>
+                <w:szCs w:val="28"/>
+              </w:rPr>
+              <m:t>3</m:t>
+            </m:r>
+          </m:num>
+          <m:den>
+            <m:r>
+              <w:rPr>
+                <w:rFonts w:ascii="Cambria Math" w:hAnsi="Cambria Math" w:cs="Cambria Math"/>
+                <w:sz w:val="28"/>
+                <w:szCs w:val="28"/>
+              </w:rPr>
+              <m:t>s</m:t>
+            </m:r>
+            <m:r>
+              <m:rPr>
+                <m:sty m:val="p"/>
+              </m:rPr>
+              <w:rPr>
+                <w:rFonts w:ascii="Cambria Math" w:hAnsi="Cambria Math" w:cs="Cambria Math"/>
+                <w:sz w:val="28"/>
+                <w:szCs w:val="28"/>
+              </w:rPr>
+              <m:t>−</m:t>
+            </m:r>
+            <m:r>
+              <w:rPr>
+                <w:rFonts w:ascii="Cambria Math" w:hAnsi="Cambria Math" w:cs="Cambria Math"/>
+                <w:sz w:val="28"/>
+                <w:szCs w:val="28"/>
+              </w:rPr>
+              <m:t>1</m:t>
+            </m:r>
+          </m:den>
+        </m:f>
+      </m:oMath>
+      <w:r>
+        <w:rPr>
+          <w:rFonts w:ascii="Times New Roman" w:hAnsi="Times New Roman" w:cs="Times New Roman" w:eastAsia="Times New Roman"/>
+          <w:b w:val="0"/>
+          <w:i w:val="0"/>
+          <w:sz w:val="28"/>
+          <w:u w:val="none"/>
+        </w:rPr>
+        <w:t xml:space="preserve"> годограф начинается сразу в точке −3. Если пересечений несколько, основным считается то, что ближе всего к границе устойчивости.</w:t>
       </w:r>
     </w:p>
     <w:p>
@@ -5158,7 +8985,84 @@
           <w:sz w:val="28"/>
           <w:u w:val="none"/>
         </w:rPr>
-        <w:t>Число обходов N считается по приращению аргумента функции 1 + L(s) вдоль прямой Re s = ε, чуть правее мнимой оси. Сдвиг ε мал (10⁻⁷ от масштаба полюсов) и автоматически обходит полюса на мнимой оси справа, как требует критерий. Аргумент «разворачивается» (без скачков на 360°), а там, где он меняется слишком быстро (рядом с полюсами), сетка частот автоматически сгущается. Тогда</w:t>
+        <w:t xml:space="preserve">Чтобы найти число обходов </w:t>
+      </w:r>
+      <m:oMath xmlns:a="http://schemas.openxmlformats.org/drawingml/2006/main" xmlns:pic="http://schemas.openxmlformats.org/drawingml/2006/picture">
+        <m:r>
+          <w:rPr>
+            <w:rFonts w:ascii="Cambria Math" w:hAnsi="Cambria Math" w:cs="Cambria Math"/>
+            <w:sz w:val="28"/>
+            <w:szCs w:val="28"/>
+          </w:rPr>
+          <m:t>N</m:t>
+        </m:r>
+      </m:oMath>
+      <w:r>
+        <w:rPr>
+          <w:rFonts w:ascii="Times New Roman" w:hAnsi="Times New Roman" w:cs="Times New Roman" w:eastAsia="Times New Roman"/>
+          <w:b w:val="0"/>
+          <w:i w:val="0"/>
+          <w:sz w:val="28"/>
+          <w:u w:val="none"/>
+        </w:rPr>
+        <w:t xml:space="preserve">, модуль следит, как меняется направление на точку −1 при движении вдоль годографа, и считает полные обороты. Для этого вычисляется приращение аргумента функции </w:t>
+      </w:r>
+      <m:oMath xmlns:a="http://schemas.openxmlformats.org/drawingml/2006/main" xmlns:pic="http://schemas.openxmlformats.org/drawingml/2006/picture">
+        <m:r>
+          <w:rPr>
+            <w:rFonts w:ascii="Cambria Math" w:hAnsi="Cambria Math" w:cs="Cambria Math"/>
+            <w:sz w:val="28"/>
+            <w:szCs w:val="28"/>
+          </w:rPr>
+          <m:t>1</m:t>
+        </m:r>
+        <m:r>
+          <m:rPr>
+            <m:sty m:val="p"/>
+          </m:rPr>
+          <w:rPr>
+            <w:rFonts w:ascii="Cambria Math" w:hAnsi="Cambria Math" w:cs="Cambria Math"/>
+            <w:sz w:val="28"/>
+            <w:szCs w:val="28"/>
+          </w:rPr>
+          <m:t>+</m:t>
+        </m:r>
+        <m:r>
+          <w:rPr>
+            <w:rFonts w:ascii="Cambria Math" w:hAnsi="Cambria Math" w:cs="Cambria Math"/>
+            <w:sz w:val="28"/>
+            <w:szCs w:val="28"/>
+          </w:rPr>
+          <m:t>L</m:t>
+        </m:r>
+        <m:d>
+          <m:dPr>
+            <m:begChr m:val="("/>
+            <m:endChr m:val=")"/>
+            <m:sepChr m:val=""/>
+            <m:grow/>
+          </m:dPr>
+          <m:e>
+            <m:r>
+              <w:rPr>
+                <w:rFonts w:ascii="Cambria Math" w:hAnsi="Cambria Math" w:cs="Cambria Math"/>
+                <w:sz w:val="28"/>
+                <w:szCs w:val="28"/>
+              </w:rPr>
+              <m:t>s</m:t>
+            </m:r>
+          </m:e>
+        </m:d>
+      </m:oMath>
+      <w:r>
+        <w:rPr>
+          <w:rFonts w:ascii="Times New Roman" w:hAnsi="Times New Roman" w:cs="Times New Roman" w:eastAsia="Times New Roman"/>
+          <w:b w:val="0"/>
+          <w:i w:val="0"/>
+          <w:sz w:val="28"/>
+          <w:u w:val="none"/>
+        </w:rPr>
+        <w:t xml:space="preserve"> вдоль линии, проходящей чуть правее мнимой оси. Небольшой сдвиг вправо автоматически обходит полюса на мнимой оси справа, как требует критерий. Там, где направление меняется слишком быстро (рядом с полюсами), частоты сгущаются, чтобы не пропустить оборот:</w:t>
       </w:r>
     </w:p>
     <w:p>
@@ -5182,6 +9086,203 @@
         </w:rPr>
         <w:tab/>
       </w:r>
+      <m:oMath xmlns:a="http://schemas.openxmlformats.org/drawingml/2006/main" xmlns:pic="http://schemas.openxmlformats.org/drawingml/2006/picture">
+        <m:r>
+          <w:rPr>
+            <w:rFonts w:ascii="Cambria Math" w:hAnsi="Cambria Math" w:cs="Cambria Math"/>
+            <w:sz w:val="28"/>
+            <w:szCs w:val="28"/>
+          </w:rPr>
+          <m:t>N</m:t>
+        </m:r>
+        <m:r>
+          <m:rPr>
+            <m:sty m:val="p"/>
+          </m:rPr>
+          <w:rPr>
+            <w:rFonts w:ascii="Cambria Math" w:hAnsi="Cambria Math" w:cs="Cambria Math"/>
+            <w:sz w:val="28"/>
+            <w:szCs w:val="28"/>
+          </w:rPr>
+          <m:t>=</m:t>
+        </m:r>
+        <m:r>
+          <m:rPr>
+            <m:sty m:val="p"/>
+          </m:rPr>
+          <w:rPr>
+            <w:rFonts w:ascii="Cambria Math" w:hAnsi="Cambria Math" w:cs="Cambria Math"/>
+            <w:sz w:val="28"/>
+            <w:szCs w:val="28"/>
+          </w:rPr>
+          <m:t>−</m:t>
+        </m:r>
+        <m:f>
+          <m:fPr>
+            <m:type m:val="bar"/>
+          </m:fPr>
+          <m:num>
+            <m:r>
+              <w:rPr>
+                <w:rFonts w:ascii="Cambria Math" w:hAnsi="Cambria Math" w:cs="Cambria Math"/>
+                <w:sz w:val="28"/>
+                <w:szCs w:val="28"/>
+              </w:rPr>
+              <m:t>Δ</m:t>
+            </m:r>
+            <m:r>
+              <m:rPr>
+                <m:sty m:val="p"/>
+              </m:rPr>
+              <w:rPr>
+                <w:rFonts w:ascii="Cambria Math" w:hAnsi="Cambria Math" w:cs="Cambria Math"/>
+                <w:sz w:val="28"/>
+                <w:szCs w:val="28"/>
+              </w:rPr>
+              <m:t>arg</m:t>
+            </m:r>
+            <m:r>
+              <w:rPr>
+                <w:rFonts w:ascii="Cambria Math" w:hAnsi="Cambria Math" w:cs="Cambria Math"/>
+                <w:sz w:val="28"/>
+                <w:szCs w:val="28"/>
+              </w:rPr>
+              <m:t> </m:t>
+            </m:r>
+            <m:d>
+              <m:dPr>
+                <m:begChr m:val="("/>
+                <m:endChr m:val=")"/>
+                <m:sepChr m:val=""/>
+                <m:grow/>
+              </m:dPr>
+              <m:e>
+                <m:r>
+                  <w:rPr>
+                    <w:rFonts w:ascii="Cambria Math" w:hAnsi="Cambria Math" w:cs="Cambria Math"/>
+                    <w:sz w:val="28"/>
+                    <w:szCs w:val="28"/>
+                  </w:rPr>
+                  <m:t>1</m:t>
+                </m:r>
+                <m:r>
+                  <m:rPr>
+                    <m:sty m:val="p"/>
+                  </m:rPr>
+                  <w:rPr>
+                    <w:rFonts w:ascii="Cambria Math" w:hAnsi="Cambria Math" w:cs="Cambria Math"/>
+                    <w:sz w:val="28"/>
+                    <w:szCs w:val="28"/>
+                  </w:rPr>
+                  <m:t>+</m:t>
+                </m:r>
+                <m:r>
+                  <w:rPr>
+                    <w:rFonts w:ascii="Cambria Math" w:hAnsi="Cambria Math" w:cs="Cambria Math"/>
+                    <w:sz w:val="28"/>
+                    <w:szCs w:val="28"/>
+                  </w:rPr>
+                  <m:t>L</m:t>
+                </m:r>
+              </m:e>
+            </m:d>
+          </m:num>
+          <m:den>
+            <m:r>
+              <w:rPr>
+                <w:rFonts w:ascii="Cambria Math" w:hAnsi="Cambria Math" w:cs="Cambria Math"/>
+                <w:sz w:val="28"/>
+                <w:szCs w:val="28"/>
+              </w:rPr>
+              <m:t>2</m:t>
+            </m:r>
+            <m:r>
+              <w:rPr>
+                <w:rFonts w:ascii="Cambria Math" w:hAnsi="Cambria Math" w:cs="Cambria Math"/>
+                <w:sz w:val="28"/>
+                <w:szCs w:val="28"/>
+              </w:rPr>
+              <m:t>π</m:t>
+            </m:r>
+          </m:den>
+        </m:f>
+        <m:r>
+          <m:rPr>
+            <m:sty m:val="p"/>
+          </m:rPr>
+          <w:rPr>
+            <w:rFonts w:ascii="Cambria Math" w:hAnsi="Cambria Math" w:cs="Cambria Math"/>
+            <w:sz w:val="28"/>
+            <w:szCs w:val="28"/>
+          </w:rPr>
+          <m:t>,</m:t>
+        </m:r>
+        <m:r>
+          <w:rPr>
+            <w:rFonts w:ascii="Cambria Math" w:hAnsi="Cambria Math" w:cs="Cambria Math"/>
+            <w:sz w:val="28"/>
+            <w:szCs w:val="28"/>
+          </w:rPr>
+          <m:t>  </m:t>
+        </m:r>
+        <m:r>
+          <w:rPr>
+            <w:rFonts w:ascii="Cambria Math" w:hAnsi="Cambria Math" w:cs="Cambria Math"/>
+            <w:sz w:val="28"/>
+            <w:szCs w:val="28"/>
+          </w:rPr>
+          <m:t>Z</m:t>
+        </m:r>
+        <m:r>
+          <m:rPr>
+            <m:sty m:val="p"/>
+          </m:rPr>
+          <w:rPr>
+            <w:rFonts w:ascii="Cambria Math" w:hAnsi="Cambria Math" w:cs="Cambria Math"/>
+            <w:sz w:val="28"/>
+            <w:szCs w:val="28"/>
+          </w:rPr>
+          <m:t>=</m:t>
+        </m:r>
+        <m:r>
+          <w:rPr>
+            <w:rFonts w:ascii="Cambria Math" w:hAnsi="Cambria Math" w:cs="Cambria Math"/>
+            <w:sz w:val="28"/>
+            <w:szCs w:val="28"/>
+          </w:rPr>
+          <m:t>N</m:t>
+        </m:r>
+        <m:r>
+          <m:rPr>
+            <m:sty m:val="p"/>
+          </m:rPr>
+          <w:rPr>
+            <w:rFonts w:ascii="Cambria Math" w:hAnsi="Cambria Math" w:cs="Cambria Math"/>
+            <w:sz w:val="28"/>
+            <w:szCs w:val="28"/>
+          </w:rPr>
+          <m:t>+</m:t>
+        </m:r>
+        <m:r>
+          <w:rPr>
+            <w:rFonts w:ascii="Cambria Math" w:hAnsi="Cambria Math" w:cs="Cambria Math"/>
+            <w:sz w:val="28"/>
+            <w:szCs w:val="28"/>
+          </w:rPr>
+          <m:t>P</m:t>
+        </m:r>
+        <m:r>
+          <m:rPr>
+            <m:sty m:val="p"/>
+          </m:rPr>
+          <w:rPr>
+            <w:rFonts w:ascii="Cambria Math" w:hAnsi="Cambria Math" w:cs="Cambria Math"/>
+            <w:sz w:val="28"/>
+            <w:szCs w:val="28"/>
+          </w:rPr>
+          <m:t>,</m:t>
+        </m:r>
+      </m:oMath>
       <w:r>
         <w:rPr>
           <w:rFonts w:ascii="Times New Roman" w:hAnsi="Times New Roman" w:cs="Times New Roman" w:eastAsia="Times New Roman"/>
@@ -5190,18 +9291,8 @@
           <w:sz w:val="28"/>
           <w:u w:val="none"/>
         </w:rPr>
-        <w:t>N = −Δarg(1 + L) / (2π),   Z = N + P,</w:t>
-      </w:r>
-      <w:r>
-        <w:rPr>
-          <w:rFonts w:ascii="Times New Roman" w:hAnsi="Times New Roman" w:cs="Times New Roman" w:eastAsia="Times New Roman"/>
-          <w:b w:val="0"/>
-          <w:i w:val="0"/>
-          <w:sz w:val="28"/>
-          <w:u w:val="none"/>
-        </w:rPr>
         <w:tab/>
-        <w:t>(6)</w:t>
+        <w:t>(7)</w:t>
       </w:r>
     </w:p>
     <w:p>
@@ -5219,7 +9310,27 @@
           <w:sz w:val="28"/>
           <w:u w:val="none"/>
         </w:rPr>
-        <w:t>где P — число собственных значений матрицы A изменённой схемы с Re &gt; 0.</w:t>
+        <w:t xml:space="preserve">где </w:t>
+      </w:r>
+      <m:oMath xmlns:a="http://schemas.openxmlformats.org/drawingml/2006/main" xmlns:pic="http://schemas.openxmlformats.org/drawingml/2006/picture">
+        <m:r>
+          <w:rPr>
+            <w:rFonts w:ascii="Cambria Math" w:hAnsi="Cambria Math" w:cs="Cambria Math"/>
+            <w:sz w:val="28"/>
+            <w:szCs w:val="28"/>
+          </w:rPr>
+          <m:t>P</m:t>
+        </m:r>
+      </m:oMath>
+      <w:r>
+        <w:rPr>
+          <w:rFonts w:ascii="Times New Roman" w:hAnsi="Times New Roman" w:cs="Times New Roman" w:eastAsia="Times New Roman"/>
+          <w:b w:val="0"/>
+          <w:i w:val="0"/>
+          <w:sz w:val="28"/>
+          <w:u w:val="none"/>
+        </w:rPr>
+        <w:t xml:space="preserve"> — число полюсов изменённой схемы с положительной вещественной частью.</w:t>
       </w:r>
     </w:p>
     <w:p>
@@ -5255,7 +9366,7 @@
           <w:sz w:val="28"/>
           <w:u w:val="none"/>
         </w:rPr>
-        <w:t>Результат критерия Найквиста сравнивается с двумя независимыми расчётами:</w:t>
+        <w:t>Вывод критерия Найквиста сравнивается с двумя расчётами, которые от него не зависят:</w:t>
       </w:r>
     </w:p>
     <w:p>
@@ -5273,7 +9384,27 @@
           <w:sz w:val="28"/>
           <w:u w:val="none"/>
         </w:rPr>
-        <w:t>– полюса замкнутой системы: матрица замыкания A + B·C/(1 − D) должна иметь ровно Z собственных значений в правой полуплоскости и совпадать с полюсами исходной схемы;</w:t>
+        <w:t xml:space="preserve">– полюсами замкнутой системы — у неё должно быть ровно </w:t>
+      </w:r>
+      <m:oMath xmlns:a="http://schemas.openxmlformats.org/drawingml/2006/main" xmlns:pic="http://schemas.openxmlformats.org/drawingml/2006/picture">
+        <m:r>
+          <w:rPr>
+            <w:rFonts w:ascii="Cambria Math" w:hAnsi="Cambria Math" w:cs="Cambria Math"/>
+            <w:sz w:val="28"/>
+            <w:szCs w:val="28"/>
+          </w:rPr>
+          <m:t>Z</m:t>
+        </m:r>
+      </m:oMath>
+      <w:r>
+        <w:rPr>
+          <w:rFonts w:ascii="Times New Roman" w:hAnsi="Times New Roman" w:cs="Times New Roman" w:eastAsia="Times New Roman"/>
+          <w:b w:val="0"/>
+          <w:i w:val="0"/>
+          <w:sz w:val="28"/>
+          <w:u w:val="none"/>
+        </w:rPr>
+        <w:t xml:space="preserve"> полюсов правее мнимой оси, и они должны совпасть с полюсами исходной схемы;</w:t>
       </w:r>
     </w:p>
     <w:p>
@@ -5291,7 +9422,7 @@
           <w:sz w:val="28"/>
           <w:u w:val="none"/>
         </w:rPr>
-        <w:t>– критерий Гурвица по характеристическому полиному этой матрицы.</w:t>
+        <w:t>– критерием Гурвица по характеристическому уравнению замкнутой системы.</w:t>
       </w:r>
     </w:p>
     <w:p>
@@ -5309,7 +9440,41 @@
           <w:sz w:val="28"/>
           <w:u w:val="none"/>
         </w:rPr>
-        <w:t>Кроме того, увеличение усиления контура в GM раз (u = GM·y) должно перевести полюс замкнутой системы точно на мнимую ось на частоте ω_π. Это проверяется в разделе 4. Если какая-либо проверка не сходится, модуль выводит предупреждение.</w:t>
+        <w:t xml:space="preserve">Кроме того, если увеличить усиление контура ровно в GM раз, полюс замкнутой системы должен выйти точно на мнимую ось на частоте </w:t>
+      </w:r>
+      <m:oMath xmlns:a="http://schemas.openxmlformats.org/drawingml/2006/main" xmlns:pic="http://schemas.openxmlformats.org/drawingml/2006/picture">
+        <m:sSub>
+          <m:e>
+            <m:r>
+              <w:rPr>
+                <w:rFonts w:ascii="Cambria Math" w:hAnsi="Cambria Math" w:cs="Cambria Math"/>
+                <w:sz w:val="28"/>
+                <w:szCs w:val="28"/>
+              </w:rPr>
+              <m:t>ω</m:t>
+            </m:r>
+          </m:e>
+          <m:sub>
+            <m:r>
+              <w:rPr>
+                <w:rFonts w:ascii="Cambria Math" w:hAnsi="Cambria Math" w:cs="Cambria Math"/>
+                <w:sz w:val="28"/>
+                <w:szCs w:val="28"/>
+              </w:rPr>
+              <m:t>π</m:t>
+            </m:r>
+          </m:sub>
+        </m:sSub>
+      </m:oMath>
+      <w:r>
+        <w:rPr>
+          <w:rFonts w:ascii="Times New Roman" w:hAnsi="Times New Roman" w:cs="Times New Roman" w:eastAsia="Times New Roman"/>
+          <w:b w:val="0"/>
+          <w:i w:val="0"/>
+          <w:sz w:val="28"/>
+          <w:u w:val="none"/>
+        </w:rPr>
+        <w:t>. Это проверяется в разделе 4. Если какая-либо проверка не сходится, модуль выводит предупреждение.</w:t>
       </w:r>
     </w:p>
     <w:p>
@@ -5489,7 +9654,7 @@
                 <w:sz w:val="22"/>
                 <w:u w:val="none"/>
               </w:rPr>
-              <w:t>поиск контуров, размыкание, L(jω), запасы, Найквист, Гурвиц</w:t>
+              <w:t>поиск контуров, разрыв, частотные характеристики, запасы, Найквист, Гурвиц</w:t>
             </w:r>
           </w:p>
         </w:tc>
@@ -5537,7 +9702,7 @@
                 <w:sz w:val="22"/>
                 <w:u w:val="none"/>
               </w:rPr>
-              <w:t>формат запроса и ответа LoopRequest / LoopResponse</w:t>
+              <w:t>формат запроса и ответа</w:t>
             </w:r>
           </w:p>
         </w:tc>
@@ -5585,7 +9750,7 @@
                 <w:sz w:val="22"/>
                 <w:u w:val="none"/>
               </w:rPr>
-              <w:t>метод POST /analyze/loop</w:t>
+              <w:t>метод сервера POST /analyze/loop</w:t>
             </w:r>
           </w:p>
         </w:tc>
@@ -5633,7 +9798,7 @@
                 <w:sz w:val="22"/>
                 <w:u w:val="none"/>
               </w:rPr>
-              <w:t>раздел «Запасы устойчивости» вкладки «Частоты»</w:t>
+              <w:t>раздел «Запасы устойчивости» во вкладке «Частоты»</w:t>
             </w:r>
           </w:p>
         </w:tc>
@@ -5681,7 +9846,7 @@
                 <w:sz w:val="22"/>
                 <w:u w:val="none"/>
               </w:rPr>
-              <w:t>функция analyzeLoop</w:t>
+              <w:t>запрос к серверу analyzeLoop</w:t>
             </w:r>
           </w:p>
         </w:tc>
@@ -5729,7 +9894,7 @@
                 <w:sz w:val="22"/>
                 <w:u w:val="none"/>
               </w:rPr>
-              <w:t>подсветка разомкнутой связи на схеме</w:t>
+              <w:t>показ места разрыва на схеме</w:t>
             </w:r>
           </w:p>
         </w:tc>
@@ -5824,7 +9989,7 @@
           <w:sz w:val="28"/>
           <w:u w:val="none"/>
         </w:rPr>
-        <w:t>Модуль написан на Python с использованием NumPy и SciPy [4, 5]. Класс LoopRealization строит изменённую схему и хранит реализацию (A, b, c, d) канала через разрез (листинг 1 приложения А). Функция analyze_loop рассчитывает характеристики, запасы и критерии (листинг 2). Без указания разреза метод POST /analyze/loop возвращает только список связей на контурах; с разрезом — полный результат. Поля ответа приведены в таблице 2.</w:t>
+        <w:t>Серверная часть написана на Python с библиотеками NumPy и SciPy [4, 5]. Класс LoopRealization строит изменённую схему и хранит модель передачи через разрыв (листинг 1 приложения А). Функция analyze_loop рассчитывает характеристики, запасы и критерии (листинг 2). Если место разрыва не указано, сервер возвращает только список связей, лежащих на контурах, — из него пользователь выбирает нужную. Основные поля ответа приведены в таблице 2.</w:t>
       </w:r>
     </w:p>
     <w:p>
@@ -5949,7 +10114,7 @@
                 <w:sz w:val="22"/>
                 <w:u w:val="none"/>
               </w:rPr>
-              <w:t>связи, лежащие на контурах</w:t>
+              <w:t>связи, которые лежат на контурах</w:t>
             </w:r>
           </w:p>
         </w:tc>
@@ -6045,7 +10210,7 @@
                 <w:sz w:val="22"/>
                 <w:u w:val="none"/>
               </w:rPr>
-              <w:t>годограф Найквиста L(jω), ω &gt; 0</w:t>
+              <w:t>точки годографа Найквиста</w:t>
             </w:r>
           </w:p>
         </w:tc>
@@ -6093,8 +10258,32 @@
                 <w:sz w:val="22"/>
                 <w:u w:val="none"/>
               </w:rPr>
-              <w:t>запас по амплитуде и частота ω_π</w:t>
+              <w:t xml:space="preserve">запас по амплитуде и частота </w:t>
             </w:r>
+            <m:oMath xmlns:a="http://schemas.openxmlformats.org/drawingml/2006/main" xmlns:pic="http://schemas.openxmlformats.org/drawingml/2006/picture">
+              <m:sSub>
+                <m:e>
+                  <m:r>
+                    <w:rPr>
+                      <w:rFonts w:ascii="Cambria Math" w:hAnsi="Cambria Math" w:cs="Cambria Math"/>
+                      <w:sz w:val="22"/>
+                      <w:szCs w:val="22"/>
+                    </w:rPr>
+                    <m:t>ω</m:t>
+                  </m:r>
+                </m:e>
+                <m:sub>
+                  <m:r>
+                    <w:rPr>
+                      <w:rFonts w:ascii="Cambria Math" w:hAnsi="Cambria Math" w:cs="Cambria Math"/>
+                      <w:sz w:val="22"/>
+                      <w:szCs w:val="22"/>
+                    </w:rPr>
+                    <m:t>π</m:t>
+                  </m:r>
+                </m:sub>
+              </m:sSub>
+            </m:oMath>
           </w:p>
         </w:tc>
       </w:tr>
@@ -6141,8 +10330,36 @@
                 <w:sz w:val="22"/>
                 <w:u w:val="none"/>
               </w:rPr>
-              <w:t>запас по фазе и частота среза ω_с</w:t>
+              <w:t xml:space="preserve">запас по фазе и частота среза </w:t>
             </w:r>
+            <m:oMath xmlns:a="http://schemas.openxmlformats.org/drawingml/2006/main" xmlns:pic="http://schemas.openxmlformats.org/drawingml/2006/picture">
+              <m:sSub>
+                <m:e>
+                  <m:r>
+                    <w:rPr>
+                      <w:rFonts w:ascii="Cambria Math" w:hAnsi="Cambria Math" w:cs="Cambria Math"/>
+                      <w:sz w:val="22"/>
+                      <w:szCs w:val="22"/>
+                    </w:rPr>
+                    <m:t>ω</m:t>
+                  </m:r>
+                </m:e>
+                <m:sub>
+                  <m:r>
+                    <m:rPr>
+                      <m:nor/>
+                      <m:sty m:val="p"/>
+                    </m:rPr>
+                    <w:rPr>
+                      <w:rFonts w:ascii="Cambria Math" w:hAnsi="Cambria Math" w:cs="Cambria Math"/>
+                      <w:sz w:val="22"/>
+                      <w:szCs w:val="22"/>
+                    </w:rPr>
+                    <m:t>с</m:t>
+                  </m:r>
+                </m:sub>
+              </m:sSub>
+            </m:oMath>
           </w:p>
         </w:tc>
       </w:tr>
@@ -6189,7 +10406,47 @@
                 <w:sz w:val="22"/>
                 <w:u w:val="none"/>
               </w:rPr>
-              <w:t>P и N критерия Найквиста</w:t>
+              <w:t xml:space="preserve">числа </w:t>
+            </w:r>
+            <m:oMath xmlns:a="http://schemas.openxmlformats.org/drawingml/2006/main" xmlns:pic="http://schemas.openxmlformats.org/drawingml/2006/picture">
+              <m:r>
+                <w:rPr>
+                  <w:rFonts w:ascii="Cambria Math" w:hAnsi="Cambria Math" w:cs="Cambria Math"/>
+                  <w:sz w:val="22"/>
+                  <w:szCs w:val="22"/>
+                </w:rPr>
+                <m:t>P</m:t>
+              </m:r>
+            </m:oMath>
+            <w:r>
+              <w:rPr>
+                <w:rFonts w:ascii="Times New Roman" w:hAnsi="Times New Roman" w:cs="Times New Roman" w:eastAsia="Times New Roman"/>
+                <w:b w:val="0"/>
+                <w:i w:val="0"/>
+                <w:sz w:val="22"/>
+                <w:u w:val="none"/>
+              </w:rPr>
+              <w:t xml:space="preserve"> и </w:t>
+            </w:r>
+            <m:oMath xmlns:a="http://schemas.openxmlformats.org/drawingml/2006/main" xmlns:pic="http://schemas.openxmlformats.org/drawingml/2006/picture">
+              <m:r>
+                <w:rPr>
+                  <w:rFonts w:ascii="Cambria Math" w:hAnsi="Cambria Math" w:cs="Cambria Math"/>
+                  <w:sz w:val="22"/>
+                  <w:szCs w:val="22"/>
+                </w:rPr>
+                <m:t>N</m:t>
+              </m:r>
+            </m:oMath>
+            <w:r>
+              <w:rPr>
+                <w:rFonts w:ascii="Times New Roman" w:hAnsi="Times New Roman" w:cs="Times New Roman" w:eastAsia="Times New Roman"/>
+                <w:b w:val="0"/>
+                <w:i w:val="0"/>
+                <w:sz w:val="22"/>
+                <w:u w:val="none"/>
+              </w:rPr>
+              <w:t xml:space="preserve"> критерия Найквиста</w:t>
             </w:r>
           </w:p>
         </w:tc>
@@ -6380,7 +10637,139 @@
           <w:sz w:val="28"/>
           <w:u w:val="none"/>
         </w:rPr>
-        <w:t>Во вкладке «Частоты» под характеристиками замкнутых каналов появился раздел «Запасы устойчивости» (рисунок 4). В выпадающем списке «Разомкнуть контур в связи» перечислены связи на контурах; выбранная связь показывается на схеме пунктиром. Над графиками выводятся запас по амплитуде (в разах и децибелах) с частотой ω_π, запас по фазе с частотой ω_с, вывод критерия Найквиста с числами P, N, Z и результат проверки по полюсам и критерию Гурвица.</w:t>
+        <w:t xml:space="preserve">Во вкладке «Частоты» появился раздел «Запасы устойчивости» (рисунок 4). В списке «Разомкнуть контур в связи» перечислены связи, лежащие на контурах; выбранная связь показывается на схеме пунктиром. Над графиками выводятся запас по амплитуде (в разах и децибелах) с частотой </w:t>
+      </w:r>
+      <m:oMath xmlns:a="http://schemas.openxmlformats.org/drawingml/2006/main" xmlns:pic="http://schemas.openxmlformats.org/drawingml/2006/picture">
+        <m:sSub>
+          <m:e>
+            <m:r>
+              <w:rPr>
+                <w:rFonts w:ascii="Cambria Math" w:hAnsi="Cambria Math" w:cs="Cambria Math"/>
+                <w:sz w:val="28"/>
+                <w:szCs w:val="28"/>
+              </w:rPr>
+              <m:t>ω</m:t>
+            </m:r>
+          </m:e>
+          <m:sub>
+            <m:r>
+              <w:rPr>
+                <w:rFonts w:ascii="Cambria Math" w:hAnsi="Cambria Math" w:cs="Cambria Math"/>
+                <w:sz w:val="28"/>
+                <w:szCs w:val="28"/>
+              </w:rPr>
+              <m:t>π</m:t>
+            </m:r>
+          </m:sub>
+        </m:sSub>
+      </m:oMath>
+      <w:r>
+        <w:rPr>
+          <w:rFonts w:ascii="Times New Roman" w:hAnsi="Times New Roman" w:cs="Times New Roman" w:eastAsia="Times New Roman"/>
+          <w:b w:val="0"/>
+          <w:i w:val="0"/>
+          <w:sz w:val="28"/>
+          <w:u w:val="none"/>
+        </w:rPr>
+        <w:t xml:space="preserve">, запас по фазе с частотой </w:t>
+      </w:r>
+      <m:oMath xmlns:a="http://schemas.openxmlformats.org/drawingml/2006/main" xmlns:pic="http://schemas.openxmlformats.org/drawingml/2006/picture">
+        <m:sSub>
+          <m:e>
+            <m:r>
+              <w:rPr>
+                <w:rFonts w:ascii="Cambria Math" w:hAnsi="Cambria Math" w:cs="Cambria Math"/>
+                <w:sz w:val="28"/>
+                <w:szCs w:val="28"/>
+              </w:rPr>
+              <m:t>ω</m:t>
+            </m:r>
+          </m:e>
+          <m:sub>
+            <m:r>
+              <m:rPr>
+                <m:nor/>
+                <m:sty m:val="p"/>
+              </m:rPr>
+              <w:rPr>
+                <w:rFonts w:ascii="Cambria Math" w:hAnsi="Cambria Math" w:cs="Cambria Math"/>
+                <w:sz w:val="28"/>
+                <w:szCs w:val="28"/>
+              </w:rPr>
+              <m:t>с</m:t>
+            </m:r>
+          </m:sub>
+        </m:sSub>
+      </m:oMath>
+      <w:r>
+        <w:rPr>
+          <w:rFonts w:ascii="Times New Roman" w:hAnsi="Times New Roman" w:cs="Times New Roman" w:eastAsia="Times New Roman"/>
+          <w:b w:val="0"/>
+          <w:i w:val="0"/>
+          <w:sz w:val="28"/>
+          <w:u w:val="none"/>
+        </w:rPr>
+        <w:t xml:space="preserve">, вывод критерия Найквиста с числами </w:t>
+      </w:r>
+      <m:oMath xmlns:a="http://schemas.openxmlformats.org/drawingml/2006/main" xmlns:pic="http://schemas.openxmlformats.org/drawingml/2006/picture">
+        <m:r>
+          <w:rPr>
+            <w:rFonts w:ascii="Cambria Math" w:hAnsi="Cambria Math" w:cs="Cambria Math"/>
+            <w:sz w:val="28"/>
+            <w:szCs w:val="28"/>
+          </w:rPr>
+          <m:t>P</m:t>
+        </m:r>
+      </m:oMath>
+      <w:r>
+        <w:rPr>
+          <w:rFonts w:ascii="Times New Roman" w:hAnsi="Times New Roman" w:cs="Times New Roman" w:eastAsia="Times New Roman"/>
+          <w:b w:val="0"/>
+          <w:i w:val="0"/>
+          <w:sz w:val="28"/>
+          <w:u w:val="none"/>
+        </w:rPr>
+        <w:t xml:space="preserve">, </w:t>
+      </w:r>
+      <m:oMath xmlns:a="http://schemas.openxmlformats.org/drawingml/2006/main" xmlns:pic="http://schemas.openxmlformats.org/drawingml/2006/picture">
+        <m:r>
+          <w:rPr>
+            <w:rFonts w:ascii="Cambria Math" w:hAnsi="Cambria Math" w:cs="Cambria Math"/>
+            <w:sz w:val="28"/>
+            <w:szCs w:val="28"/>
+          </w:rPr>
+          <m:t>N</m:t>
+        </m:r>
+      </m:oMath>
+      <w:r>
+        <w:rPr>
+          <w:rFonts w:ascii="Times New Roman" w:hAnsi="Times New Roman" w:cs="Times New Roman" w:eastAsia="Times New Roman"/>
+          <w:b w:val="0"/>
+          <w:i w:val="0"/>
+          <w:sz w:val="28"/>
+          <w:u w:val="none"/>
+        </w:rPr>
+        <w:t xml:space="preserve">, </w:t>
+      </w:r>
+      <m:oMath xmlns:a="http://schemas.openxmlformats.org/drawingml/2006/main" xmlns:pic="http://schemas.openxmlformats.org/drawingml/2006/picture">
+        <m:r>
+          <w:rPr>
+            <w:rFonts w:ascii="Cambria Math" w:hAnsi="Cambria Math" w:cs="Cambria Math"/>
+            <w:sz w:val="28"/>
+            <w:szCs w:val="28"/>
+          </w:rPr>
+          <m:t>Z</m:t>
+        </m:r>
+      </m:oMath>
+      <w:r>
+        <w:rPr>
+          <w:rFonts w:ascii="Times New Roman" w:hAnsi="Times New Roman" w:cs="Times New Roman" w:eastAsia="Times New Roman"/>
+          <w:b w:val="0"/>
+          <w:i w:val="0"/>
+          <w:sz w:val="28"/>
+          <w:u w:val="none"/>
+        </w:rPr>
+        <w:t xml:space="preserve"> и результат проверки по полюсам и критерию Гурвица.</w:t>
       </w:r>
     </w:p>
     <w:p>
@@ -6440,7 +10829,7 @@
           <w:sz w:val="28"/>
           <w:u w:val="none"/>
         </w:rPr>
-        <w:t>Рисунок 4 – Выбор места разреза и запасы устойчивости контура 3-го порядка, K = 2</w:t>
+        <w:t>Рисунок 4 – Выбор места разрыва и запасы устойчивости контура 3-го порядка, K = 2</w:t>
       </w:r>
     </w:p>
     <w:p>
@@ -6458,7 +10847,191 @@
           <w:sz w:val="28"/>
           <w:u w:val="none"/>
         </w:rPr>
-        <w:t>На годографе Найквиста сплошная линия соответствует ω &gt; 0, пунктирная — ω &lt; 0 (зеркальное отражение), крестом отмечена точка −1. На ЛАЧХ и ЛФЧХ пунктиром отмечены уровни 0 дБ и −180° и частоты ω_с и ω_π. Для неустойчивого объекта 3/(s − 1) (рисунок 5) видно, что годограф обходит точку −1 против часовой стрелки (N = −1), и система устойчива при P = 1.</w:t>
+        <w:t xml:space="preserve">На годографе Найквиста сплошная линия соответствует положительным частотам, пунктирная — отрицательным (зеркальное отражение), крестом отмечена точка −1. На ЛАЧХ и ЛФЧХ пунктиром отмечены уровни 0 дБ и −180° и найденные частоты. Для неустойчивого объекта </w:t>
+      </w:r>
+      <m:oMath xmlns:a="http://schemas.openxmlformats.org/drawingml/2006/main" xmlns:pic="http://schemas.openxmlformats.org/drawingml/2006/picture">
+        <m:f>
+          <m:fPr>
+            <m:type m:val="bar"/>
+          </m:fPr>
+          <m:num>
+            <m:r>
+              <w:rPr>
+                <w:rFonts w:ascii="Cambria Math" w:hAnsi="Cambria Math" w:cs="Cambria Math"/>
+                <w:sz w:val="28"/>
+                <w:szCs w:val="28"/>
+              </w:rPr>
+              <m:t>3</m:t>
+            </m:r>
+          </m:num>
+          <m:den>
+            <m:r>
+              <w:rPr>
+                <w:rFonts w:ascii="Cambria Math" w:hAnsi="Cambria Math" w:cs="Cambria Math"/>
+                <w:sz w:val="28"/>
+                <w:szCs w:val="28"/>
+              </w:rPr>
+              <m:t>s</m:t>
+            </m:r>
+            <m:r>
+              <m:rPr>
+                <m:sty m:val="p"/>
+              </m:rPr>
+              <w:rPr>
+                <w:rFonts w:ascii="Cambria Math" w:hAnsi="Cambria Math" w:cs="Cambria Math"/>
+                <w:sz w:val="28"/>
+                <w:szCs w:val="28"/>
+              </w:rPr>
+              <m:t>−</m:t>
+            </m:r>
+            <m:r>
+              <w:rPr>
+                <w:rFonts w:ascii="Cambria Math" w:hAnsi="Cambria Math" w:cs="Cambria Math"/>
+                <w:sz w:val="28"/>
+                <w:szCs w:val="28"/>
+              </w:rPr>
+              <m:t>1</m:t>
+            </m:r>
+          </m:den>
+        </m:f>
+      </m:oMath>
+      <w:r>
+        <w:rPr>
+          <w:rFonts w:ascii="Times New Roman" w:hAnsi="Times New Roman" w:cs="Times New Roman" w:eastAsia="Times New Roman"/>
+          <w:b w:val="0"/>
+          <w:i w:val="0"/>
+          <w:sz w:val="28"/>
+          <w:u w:val="none"/>
+        </w:rPr>
+        <w:t xml:space="preserve"> (рисунок 5) годограф обходит точку −1 против часовой стрелки (</w:t>
+      </w:r>
+      <m:oMath xmlns:a="http://schemas.openxmlformats.org/drawingml/2006/main" xmlns:pic="http://schemas.openxmlformats.org/drawingml/2006/picture">
+        <m:r>
+          <w:rPr>
+            <w:rFonts w:ascii="Cambria Math" w:hAnsi="Cambria Math" w:cs="Cambria Math"/>
+            <w:sz w:val="28"/>
+            <w:szCs w:val="28"/>
+          </w:rPr>
+          <m:t>N</m:t>
+        </m:r>
+        <m:r>
+          <m:rPr>
+            <m:sty m:val="p"/>
+          </m:rPr>
+          <w:rPr>
+            <w:rFonts w:ascii="Cambria Math" w:hAnsi="Cambria Math" w:cs="Cambria Math"/>
+            <w:sz w:val="28"/>
+            <w:szCs w:val="28"/>
+          </w:rPr>
+          <m:t>=</m:t>
+        </m:r>
+        <m:r>
+          <m:rPr>
+            <m:sty m:val="p"/>
+          </m:rPr>
+          <w:rPr>
+            <w:rFonts w:ascii="Cambria Math" w:hAnsi="Cambria Math" w:cs="Cambria Math"/>
+            <w:sz w:val="28"/>
+            <w:szCs w:val="28"/>
+          </w:rPr>
+          <m:t>−</m:t>
+        </m:r>
+        <m:r>
+          <w:rPr>
+            <w:rFonts w:ascii="Cambria Math" w:hAnsi="Cambria Math" w:cs="Cambria Math"/>
+            <w:sz w:val="28"/>
+            <w:szCs w:val="28"/>
+          </w:rPr>
+          <m:t>1</m:t>
+        </m:r>
+      </m:oMath>
+      <w:r>
+        <w:rPr>
+          <w:rFonts w:ascii="Times New Roman" w:hAnsi="Times New Roman" w:cs="Times New Roman" w:eastAsia="Times New Roman"/>
+          <w:b w:val="0"/>
+          <w:i w:val="0"/>
+          <w:sz w:val="28"/>
+          <w:u w:val="none"/>
+        </w:rPr>
+        <w:t xml:space="preserve">). Так как </w:t>
+      </w:r>
+      <m:oMath xmlns:a="http://schemas.openxmlformats.org/drawingml/2006/main" xmlns:pic="http://schemas.openxmlformats.org/drawingml/2006/picture">
+        <m:r>
+          <w:rPr>
+            <w:rFonts w:ascii="Cambria Math" w:hAnsi="Cambria Math" w:cs="Cambria Math"/>
+            <w:sz w:val="28"/>
+            <w:szCs w:val="28"/>
+          </w:rPr>
+          <m:t>P</m:t>
+        </m:r>
+        <m:r>
+          <m:rPr>
+            <m:sty m:val="p"/>
+          </m:rPr>
+          <w:rPr>
+            <w:rFonts w:ascii="Cambria Math" w:hAnsi="Cambria Math" w:cs="Cambria Math"/>
+            <w:sz w:val="28"/>
+            <w:szCs w:val="28"/>
+          </w:rPr>
+          <m:t>=</m:t>
+        </m:r>
+        <m:r>
+          <w:rPr>
+            <w:rFonts w:ascii="Cambria Math" w:hAnsi="Cambria Math" w:cs="Cambria Math"/>
+            <w:sz w:val="28"/>
+            <w:szCs w:val="28"/>
+          </w:rPr>
+          <m:t>1</m:t>
+        </m:r>
+      </m:oMath>
+      <w:r>
+        <w:rPr>
+          <w:rFonts w:ascii="Times New Roman" w:hAnsi="Times New Roman" w:cs="Times New Roman" w:eastAsia="Times New Roman"/>
+          <w:b w:val="0"/>
+          <w:i w:val="0"/>
+          <w:sz w:val="28"/>
+          <w:u w:val="none"/>
+        </w:rPr>
+        <w:t xml:space="preserve">, получаем </w:t>
+      </w:r>
+      <m:oMath xmlns:a="http://schemas.openxmlformats.org/drawingml/2006/main" xmlns:pic="http://schemas.openxmlformats.org/drawingml/2006/picture">
+        <m:r>
+          <w:rPr>
+            <w:rFonts w:ascii="Cambria Math" w:hAnsi="Cambria Math" w:cs="Cambria Math"/>
+            <w:sz w:val="28"/>
+            <w:szCs w:val="28"/>
+          </w:rPr>
+          <m:t>Z</m:t>
+        </m:r>
+        <m:r>
+          <m:rPr>
+            <m:sty m:val="p"/>
+          </m:rPr>
+          <w:rPr>
+            <w:rFonts w:ascii="Cambria Math" w:hAnsi="Cambria Math" w:cs="Cambria Math"/>
+            <w:sz w:val="28"/>
+            <w:szCs w:val="28"/>
+          </w:rPr>
+          <m:t>=</m:t>
+        </m:r>
+        <m:r>
+          <w:rPr>
+            <w:rFonts w:ascii="Cambria Math" w:hAnsi="Cambria Math" w:cs="Cambria Math"/>
+            <w:sz w:val="28"/>
+            <w:szCs w:val="28"/>
+          </w:rPr>
+          <m:t>0</m:t>
+        </m:r>
+      </m:oMath>
+      <w:r>
+        <w:rPr>
+          <w:rFonts w:ascii="Times New Roman" w:hAnsi="Times New Roman" w:cs="Times New Roman" w:eastAsia="Times New Roman"/>
+          <w:b w:val="0"/>
+          <w:i w:val="0"/>
+          <w:sz w:val="28"/>
+          <w:u w:val="none"/>
+        </w:rPr>
+        <w:t xml:space="preserve"> — замкнутая система устойчива.</w:t>
       </w:r>
     </w:p>
     <w:p>
@@ -6518,7 +11091,7 @@
           <w:sz w:val="28"/>
           <w:u w:val="none"/>
         </w:rPr>
-        <w:t>Рисунок 5 – Годограф Найквиста для неустойчивого объекта 3/(s − 1): окружность охватывает точку −1</w:t>
+        <w:t>Рисунок 5 – Годограф Найквиста для неустойчивого объекта: окружность охватывает точку −1</w:t>
       </w:r>
     </w:p>
     <w:p>
@@ -6555,7 +11128,7 @@
           <w:sz w:val="28"/>
           <w:u w:val="none"/>
         </w:rPr>
-        <w:t>Проверка выполнена сценарием backend/scripts/kp_margins_study.py. Для контуров с известным аналитическим решением результаты модуля сравнивались с формулами, а вывод критерия Найквиста — с критерием Гурвица и с теоретическим условием устойчивости.</w:t>
+        <w:t>Проверка выполнена сценарием backend/scripts/kp_margins_study.py. Для контуров, у которых ответ известен заранее, результаты модуля сравнивались с формулами, а вывод критерия Найквиста — с критерием Гурвица и с условием устойчивости, полученным вручную.</w:t>
       </w:r>
     </w:p>
     <w:p>
@@ -6627,7 +11200,851 @@
           <w:sz w:val="28"/>
           <w:u w:val="none"/>
         </w:rPr>
-        <w:t>Для L(s) = K/(s(s+1)(s+2)) фаза равна −180° при ω_π = √2, где |L| = K/6, поэтому GM = 6/K, а граница устойчивости — K = 6 (как и по критерию Гурвица из раздела 1.5). Запас по фазе вычислялся отдельно: частота среза — корень уравнения ω²(ω² + 1)(ω² + 4) = K², PM = 90° − arctg ω_с − arctg(ω_с/2). Результаты приведены в таблице 3 и на рисунке 6.</w:t>
+        <w:t xml:space="preserve">Для </w:t>
+      </w:r>
+      <m:oMath xmlns:a="http://schemas.openxmlformats.org/drawingml/2006/main" xmlns:pic="http://schemas.openxmlformats.org/drawingml/2006/picture">
+        <m:r>
+          <w:rPr>
+            <w:rFonts w:ascii="Cambria Math" w:hAnsi="Cambria Math" w:cs="Cambria Math"/>
+            <w:sz w:val="28"/>
+            <w:szCs w:val="28"/>
+          </w:rPr>
+          <m:t>L</m:t>
+        </m:r>
+        <m:d>
+          <m:dPr>
+            <m:begChr m:val="("/>
+            <m:endChr m:val=")"/>
+            <m:sepChr m:val=""/>
+            <m:grow/>
+          </m:dPr>
+          <m:e>
+            <m:r>
+              <w:rPr>
+                <w:rFonts w:ascii="Cambria Math" w:hAnsi="Cambria Math" w:cs="Cambria Math"/>
+                <w:sz w:val="28"/>
+                <w:szCs w:val="28"/>
+              </w:rPr>
+              <m:t>s</m:t>
+            </m:r>
+          </m:e>
+        </m:d>
+        <m:r>
+          <m:rPr>
+            <m:sty m:val="p"/>
+          </m:rPr>
+          <w:rPr>
+            <w:rFonts w:ascii="Cambria Math" w:hAnsi="Cambria Math" w:cs="Cambria Math"/>
+            <w:sz w:val="28"/>
+            <w:szCs w:val="28"/>
+          </w:rPr>
+          <m:t>=</m:t>
+        </m:r>
+        <m:f>
+          <m:fPr>
+            <m:type m:val="bar"/>
+          </m:fPr>
+          <m:num>
+            <m:r>
+              <w:rPr>
+                <w:rFonts w:ascii="Cambria Math" w:hAnsi="Cambria Math" w:cs="Cambria Math"/>
+                <w:sz w:val="28"/>
+                <w:szCs w:val="28"/>
+              </w:rPr>
+              <m:t>K</m:t>
+            </m:r>
+          </m:num>
+          <m:den>
+            <m:r>
+              <w:rPr>
+                <w:rFonts w:ascii="Cambria Math" w:hAnsi="Cambria Math" w:cs="Cambria Math"/>
+                <w:sz w:val="28"/>
+                <w:szCs w:val="28"/>
+              </w:rPr>
+              <m:t>s</m:t>
+            </m:r>
+            <m:d>
+              <m:dPr>
+                <m:begChr m:val="("/>
+                <m:endChr m:val=")"/>
+                <m:sepChr m:val=""/>
+                <m:grow/>
+              </m:dPr>
+              <m:e>
+                <m:r>
+                  <w:rPr>
+                    <w:rFonts w:ascii="Cambria Math" w:hAnsi="Cambria Math" w:cs="Cambria Math"/>
+                    <w:sz w:val="28"/>
+                    <w:szCs w:val="28"/>
+                  </w:rPr>
+                  <m:t>s</m:t>
+                </m:r>
+                <m:r>
+                  <m:rPr>
+                    <m:sty m:val="p"/>
+                  </m:rPr>
+                  <w:rPr>
+                    <w:rFonts w:ascii="Cambria Math" w:hAnsi="Cambria Math" w:cs="Cambria Math"/>
+                    <w:sz w:val="28"/>
+                    <w:szCs w:val="28"/>
+                  </w:rPr>
+                  <m:t>+</m:t>
+                </m:r>
+                <m:r>
+                  <w:rPr>
+                    <w:rFonts w:ascii="Cambria Math" w:hAnsi="Cambria Math" w:cs="Cambria Math"/>
+                    <w:sz w:val="28"/>
+                    <w:szCs w:val="28"/>
+                  </w:rPr>
+                  <m:t>1</m:t>
+                </m:r>
+              </m:e>
+            </m:d>
+            <m:d>
+              <m:dPr>
+                <m:begChr m:val="("/>
+                <m:endChr m:val=")"/>
+                <m:sepChr m:val=""/>
+                <m:grow/>
+              </m:dPr>
+              <m:e>
+                <m:r>
+                  <w:rPr>
+                    <w:rFonts w:ascii="Cambria Math" w:hAnsi="Cambria Math" w:cs="Cambria Math"/>
+                    <w:sz w:val="28"/>
+                    <w:szCs w:val="28"/>
+                  </w:rPr>
+                  <m:t>s</m:t>
+                </m:r>
+                <m:r>
+                  <m:rPr>
+                    <m:sty m:val="p"/>
+                  </m:rPr>
+                  <w:rPr>
+                    <w:rFonts w:ascii="Cambria Math" w:hAnsi="Cambria Math" w:cs="Cambria Math"/>
+                    <w:sz w:val="28"/>
+                    <w:szCs w:val="28"/>
+                  </w:rPr>
+                  <m:t>+</m:t>
+                </m:r>
+                <m:r>
+                  <w:rPr>
+                    <w:rFonts w:ascii="Cambria Math" w:hAnsi="Cambria Math" w:cs="Cambria Math"/>
+                    <w:sz w:val="28"/>
+                    <w:szCs w:val="28"/>
+                  </w:rPr>
+                  <m:t>2</m:t>
+                </m:r>
+              </m:e>
+            </m:d>
+          </m:den>
+        </m:f>
+      </m:oMath>
+      <w:r>
+        <w:rPr>
+          <w:rFonts w:ascii="Times New Roman" w:hAnsi="Times New Roman" w:cs="Times New Roman" w:eastAsia="Times New Roman"/>
+          <w:b w:val="0"/>
+          <w:i w:val="0"/>
+          <w:sz w:val="28"/>
+          <w:u w:val="none"/>
+        </w:rPr>
+        <w:t xml:space="preserve"> сдвиг фазы равен −180° на частоте </w:t>
+      </w:r>
+      <m:oMath xmlns:a="http://schemas.openxmlformats.org/drawingml/2006/main" xmlns:pic="http://schemas.openxmlformats.org/drawingml/2006/picture">
+        <m:sSub>
+          <m:e>
+            <m:r>
+              <w:rPr>
+                <w:rFonts w:ascii="Cambria Math" w:hAnsi="Cambria Math" w:cs="Cambria Math"/>
+                <w:sz w:val="28"/>
+                <w:szCs w:val="28"/>
+              </w:rPr>
+              <m:t>ω</m:t>
+            </m:r>
+          </m:e>
+          <m:sub>
+            <m:r>
+              <w:rPr>
+                <w:rFonts w:ascii="Cambria Math" w:hAnsi="Cambria Math" w:cs="Cambria Math"/>
+                <w:sz w:val="28"/>
+                <w:szCs w:val="28"/>
+              </w:rPr>
+              <m:t>π</m:t>
+            </m:r>
+          </m:sub>
+        </m:sSub>
+        <m:r>
+          <m:rPr>
+            <m:sty m:val="p"/>
+          </m:rPr>
+          <w:rPr>
+            <w:rFonts w:ascii="Cambria Math" w:hAnsi="Cambria Math" w:cs="Cambria Math"/>
+            <w:sz w:val="28"/>
+            <w:szCs w:val="28"/>
+          </w:rPr>
+          <m:t>=</m:t>
+        </m:r>
+        <m:rad>
+          <m:radPr>
+            <m:degHide m:val="on"/>
+          </m:radPr>
+          <m:deg/>
+          <m:e>
+            <m:r>
+              <w:rPr>
+                <w:rFonts w:ascii="Cambria Math" w:hAnsi="Cambria Math" w:cs="Cambria Math"/>
+                <w:sz w:val="28"/>
+                <w:szCs w:val="28"/>
+              </w:rPr>
+              <m:t>2</m:t>
+            </m:r>
+          </m:e>
+        </m:rad>
+      </m:oMath>
+      <w:r>
+        <w:rPr>
+          <w:rFonts w:ascii="Times New Roman" w:hAnsi="Times New Roman" w:cs="Times New Roman" w:eastAsia="Times New Roman"/>
+          <w:b w:val="0"/>
+          <w:i w:val="0"/>
+          <w:sz w:val="28"/>
+          <w:u w:val="none"/>
+        </w:rPr>
+        <w:t xml:space="preserve">. На этой частоте </w:t>
+      </w:r>
+      <m:oMath xmlns:a="http://schemas.openxmlformats.org/drawingml/2006/main" xmlns:pic="http://schemas.openxmlformats.org/drawingml/2006/picture">
+        <m:d>
+          <m:dPr>
+            <m:begChr m:val="|"/>
+            <m:endChr m:val="|"/>
+            <m:sepChr m:val=""/>
+            <m:grow/>
+          </m:dPr>
+          <m:e>
+            <m:r>
+              <w:rPr>
+                <w:rFonts w:ascii="Cambria Math" w:hAnsi="Cambria Math" w:cs="Cambria Math"/>
+                <w:sz w:val="28"/>
+                <w:szCs w:val="28"/>
+              </w:rPr>
+              <m:t>L</m:t>
+            </m:r>
+          </m:e>
+        </m:d>
+        <m:r>
+          <m:rPr>
+            <m:sty m:val="p"/>
+          </m:rPr>
+          <w:rPr>
+            <w:rFonts w:ascii="Cambria Math" w:hAnsi="Cambria Math" w:cs="Cambria Math"/>
+            <w:sz w:val="28"/>
+            <w:szCs w:val="28"/>
+          </w:rPr>
+          <m:t>=</m:t>
+        </m:r>
+        <m:r>
+          <w:rPr>
+            <w:rFonts w:ascii="Cambria Math" w:hAnsi="Cambria Math" w:cs="Cambria Math"/>
+            <w:sz w:val="28"/>
+            <w:szCs w:val="28"/>
+          </w:rPr>
+          <m:t>K</m:t>
+        </m:r>
+        <m:r>
+          <m:rPr>
+            <m:sty m:val="p"/>
+          </m:rPr>
+          <w:rPr>
+            <w:rFonts w:ascii="Cambria Math" w:hAnsi="Cambria Math" w:cs="Cambria Math"/>
+            <w:sz w:val="28"/>
+            <w:szCs w:val="28"/>
+          </w:rPr>
+          <m:t>/</m:t>
+        </m:r>
+        <m:r>
+          <w:rPr>
+            <w:rFonts w:ascii="Cambria Math" w:hAnsi="Cambria Math" w:cs="Cambria Math"/>
+            <w:sz w:val="28"/>
+            <w:szCs w:val="28"/>
+          </w:rPr>
+          <m:t>6</m:t>
+        </m:r>
+      </m:oMath>
+      <w:r>
+        <w:rPr>
+          <w:rFonts w:ascii="Times New Roman" w:hAnsi="Times New Roman" w:cs="Times New Roman" w:eastAsia="Times New Roman"/>
+          <w:b w:val="0"/>
+          <w:i w:val="0"/>
+          <w:sz w:val="28"/>
+          <w:u w:val="none"/>
+        </w:rPr>
+        <w:t xml:space="preserve">, поэтому </w:t>
+      </w:r>
+      <m:oMath xmlns:a="http://schemas.openxmlformats.org/drawingml/2006/main" xmlns:pic="http://schemas.openxmlformats.org/drawingml/2006/picture">
+        <m:r>
+          <m:rPr>
+            <m:sty m:val="p"/>
+          </m:rPr>
+          <w:rPr>
+            <w:rFonts w:ascii="Cambria Math" w:hAnsi="Cambria Math" w:cs="Cambria Math"/>
+            <w:sz w:val="28"/>
+            <w:szCs w:val="28"/>
+          </w:rPr>
+          <m:t>G</m:t>
+        </m:r>
+        <m:r>
+          <m:rPr>
+            <m:sty m:val="p"/>
+          </m:rPr>
+          <w:rPr>
+            <w:rFonts w:ascii="Cambria Math" w:hAnsi="Cambria Math" w:cs="Cambria Math"/>
+            <w:sz w:val="28"/>
+            <w:szCs w:val="28"/>
+          </w:rPr>
+          <m:t>M</m:t>
+        </m:r>
+        <m:r>
+          <m:rPr>
+            <m:sty m:val="p"/>
+          </m:rPr>
+          <w:rPr>
+            <w:rFonts w:ascii="Cambria Math" w:hAnsi="Cambria Math" w:cs="Cambria Math"/>
+            <w:sz w:val="28"/>
+            <w:szCs w:val="28"/>
+          </w:rPr>
+          <m:t>=</m:t>
+        </m:r>
+        <m:r>
+          <w:rPr>
+            <w:rFonts w:ascii="Cambria Math" w:hAnsi="Cambria Math" w:cs="Cambria Math"/>
+            <w:sz w:val="28"/>
+            <w:szCs w:val="28"/>
+          </w:rPr>
+          <m:t>6</m:t>
+        </m:r>
+        <m:r>
+          <m:rPr>
+            <m:sty m:val="p"/>
+          </m:rPr>
+          <w:rPr>
+            <w:rFonts w:ascii="Cambria Math" w:hAnsi="Cambria Math" w:cs="Cambria Math"/>
+            <w:sz w:val="28"/>
+            <w:szCs w:val="28"/>
+          </w:rPr>
+          <m:t>/</m:t>
+        </m:r>
+        <m:r>
+          <w:rPr>
+            <w:rFonts w:ascii="Cambria Math" w:hAnsi="Cambria Math" w:cs="Cambria Math"/>
+            <w:sz w:val="28"/>
+            <w:szCs w:val="28"/>
+          </w:rPr>
+          <m:t>K</m:t>
+        </m:r>
+      </m:oMath>
+      <w:r>
+        <w:rPr>
+          <w:rFonts w:ascii="Times New Roman" w:hAnsi="Times New Roman" w:cs="Times New Roman" w:eastAsia="Times New Roman"/>
+          <w:b w:val="0"/>
+          <w:i w:val="0"/>
+          <w:sz w:val="28"/>
+          <w:u w:val="none"/>
+        </w:rPr>
+        <w:t xml:space="preserve">, а граница устойчивости — </w:t>
+      </w:r>
+      <m:oMath xmlns:a="http://schemas.openxmlformats.org/drawingml/2006/main" xmlns:pic="http://schemas.openxmlformats.org/drawingml/2006/picture">
+        <m:r>
+          <w:rPr>
+            <w:rFonts w:ascii="Cambria Math" w:hAnsi="Cambria Math" w:cs="Cambria Math"/>
+            <w:sz w:val="28"/>
+            <w:szCs w:val="28"/>
+          </w:rPr>
+          <m:t>K</m:t>
+        </m:r>
+        <m:r>
+          <m:rPr>
+            <m:sty m:val="p"/>
+          </m:rPr>
+          <w:rPr>
+            <w:rFonts w:ascii="Cambria Math" w:hAnsi="Cambria Math" w:cs="Cambria Math"/>
+            <w:sz w:val="28"/>
+            <w:szCs w:val="28"/>
+          </w:rPr>
+          <m:t>=</m:t>
+        </m:r>
+        <m:r>
+          <w:rPr>
+            <w:rFonts w:ascii="Cambria Math" w:hAnsi="Cambria Math" w:cs="Cambria Math"/>
+            <w:sz w:val="28"/>
+            <w:szCs w:val="28"/>
+          </w:rPr>
+          <m:t>6</m:t>
+        </m:r>
+      </m:oMath>
+      <w:r>
+        <w:rPr>
+          <w:rFonts w:ascii="Times New Roman" w:hAnsi="Times New Roman" w:cs="Times New Roman" w:eastAsia="Times New Roman"/>
+          <w:b w:val="0"/>
+          <w:i w:val="0"/>
+          <w:sz w:val="28"/>
+          <w:u w:val="none"/>
+        </w:rPr>
+        <w:t xml:space="preserve">, как и по критерию Гурвица из раздела 1.5. Запас по фазе вычислялся отдельно: частота среза — корень уравнения </w:t>
+      </w:r>
+      <m:oMath xmlns:a="http://schemas.openxmlformats.org/drawingml/2006/main" xmlns:pic="http://schemas.openxmlformats.org/drawingml/2006/picture">
+        <m:sSup>
+          <m:e>
+            <m:r>
+              <w:rPr>
+                <w:rFonts w:ascii="Cambria Math" w:hAnsi="Cambria Math" w:cs="Cambria Math"/>
+                <w:sz w:val="28"/>
+                <w:szCs w:val="28"/>
+              </w:rPr>
+              <m:t>ω</m:t>
+            </m:r>
+          </m:e>
+          <m:sup>
+            <m:r>
+              <w:rPr>
+                <w:rFonts w:ascii="Cambria Math" w:hAnsi="Cambria Math" w:cs="Cambria Math"/>
+                <w:sz w:val="28"/>
+                <w:szCs w:val="28"/>
+              </w:rPr>
+              <m:t>2</m:t>
+            </m:r>
+          </m:sup>
+        </m:sSup>
+        <m:d>
+          <m:dPr>
+            <m:begChr m:val="("/>
+            <m:endChr m:val=")"/>
+            <m:sepChr m:val=""/>
+            <m:grow/>
+          </m:dPr>
+          <m:e>
+            <m:sSup>
+              <m:e>
+                <m:r>
+                  <w:rPr>
+                    <w:rFonts w:ascii="Cambria Math" w:hAnsi="Cambria Math" w:cs="Cambria Math"/>
+                    <w:sz w:val="28"/>
+                    <w:szCs w:val="28"/>
+                  </w:rPr>
+                  <m:t>ω</m:t>
+                </m:r>
+              </m:e>
+              <m:sup>
+                <m:r>
+                  <w:rPr>
+                    <w:rFonts w:ascii="Cambria Math" w:hAnsi="Cambria Math" w:cs="Cambria Math"/>
+                    <w:sz w:val="28"/>
+                    <w:szCs w:val="28"/>
+                  </w:rPr>
+                  <m:t>2</m:t>
+                </m:r>
+              </m:sup>
+            </m:sSup>
+            <m:r>
+              <m:rPr>
+                <m:sty m:val="p"/>
+              </m:rPr>
+              <w:rPr>
+                <w:rFonts w:ascii="Cambria Math" w:hAnsi="Cambria Math" w:cs="Cambria Math"/>
+                <w:sz w:val="28"/>
+                <w:szCs w:val="28"/>
+              </w:rPr>
+              <m:t>+</m:t>
+            </m:r>
+            <m:r>
+              <w:rPr>
+                <w:rFonts w:ascii="Cambria Math" w:hAnsi="Cambria Math" w:cs="Cambria Math"/>
+                <w:sz w:val="28"/>
+                <w:szCs w:val="28"/>
+              </w:rPr>
+              <m:t>1</m:t>
+            </m:r>
+          </m:e>
+        </m:d>
+        <m:d>
+          <m:dPr>
+            <m:begChr m:val="("/>
+            <m:endChr m:val=")"/>
+            <m:sepChr m:val=""/>
+            <m:grow/>
+          </m:dPr>
+          <m:e>
+            <m:sSup>
+              <m:e>
+                <m:r>
+                  <w:rPr>
+                    <w:rFonts w:ascii="Cambria Math" w:hAnsi="Cambria Math" w:cs="Cambria Math"/>
+                    <w:sz w:val="28"/>
+                    <w:szCs w:val="28"/>
+                  </w:rPr>
+                  <m:t>ω</m:t>
+                </m:r>
+              </m:e>
+              <m:sup>
+                <m:r>
+                  <w:rPr>
+                    <w:rFonts w:ascii="Cambria Math" w:hAnsi="Cambria Math" w:cs="Cambria Math"/>
+                    <w:sz w:val="28"/>
+                    <w:szCs w:val="28"/>
+                  </w:rPr>
+                  <m:t>2</m:t>
+                </m:r>
+              </m:sup>
+            </m:sSup>
+            <m:r>
+              <m:rPr>
+                <m:sty m:val="p"/>
+              </m:rPr>
+              <w:rPr>
+                <w:rFonts w:ascii="Cambria Math" w:hAnsi="Cambria Math" w:cs="Cambria Math"/>
+                <w:sz w:val="28"/>
+                <w:szCs w:val="28"/>
+              </w:rPr>
+              <m:t>+</m:t>
+            </m:r>
+            <m:r>
+              <w:rPr>
+                <w:rFonts w:ascii="Cambria Math" w:hAnsi="Cambria Math" w:cs="Cambria Math"/>
+                <w:sz w:val="28"/>
+                <w:szCs w:val="28"/>
+              </w:rPr>
+              <m:t>4</m:t>
+            </m:r>
+          </m:e>
+        </m:d>
+        <m:r>
+          <m:rPr>
+            <m:sty m:val="p"/>
+          </m:rPr>
+          <w:rPr>
+            <w:rFonts w:ascii="Cambria Math" w:hAnsi="Cambria Math" w:cs="Cambria Math"/>
+            <w:sz w:val="28"/>
+            <w:szCs w:val="28"/>
+          </w:rPr>
+          <m:t>=</m:t>
+        </m:r>
+        <m:sSup>
+          <m:e>
+            <m:r>
+              <w:rPr>
+                <w:rFonts w:ascii="Cambria Math" w:hAnsi="Cambria Math" w:cs="Cambria Math"/>
+                <w:sz w:val="28"/>
+                <w:szCs w:val="28"/>
+              </w:rPr>
+              <m:t>K</m:t>
+            </m:r>
+          </m:e>
+          <m:sup>
+            <m:r>
+              <w:rPr>
+                <w:rFonts w:ascii="Cambria Math" w:hAnsi="Cambria Math" w:cs="Cambria Math"/>
+                <w:sz w:val="28"/>
+                <w:szCs w:val="28"/>
+              </w:rPr>
+              <m:t>2</m:t>
+            </m:r>
+          </m:sup>
+        </m:sSup>
+      </m:oMath>
+      <w:r>
+        <w:rPr>
+          <w:rFonts w:ascii="Times New Roman" w:hAnsi="Times New Roman" w:cs="Times New Roman" w:eastAsia="Times New Roman"/>
+          <w:b w:val="0"/>
+          <w:i w:val="0"/>
+          <w:sz w:val="28"/>
+          <w:u w:val="none"/>
+        </w:rPr>
+        <w:t xml:space="preserve">, а запас — </w:t>
+      </w:r>
+      <m:oMath xmlns:a="http://schemas.openxmlformats.org/drawingml/2006/main" xmlns:pic="http://schemas.openxmlformats.org/drawingml/2006/picture">
+        <m:r>
+          <m:rPr>
+            <m:sty m:val="p"/>
+          </m:rPr>
+          <w:rPr>
+            <w:rFonts w:ascii="Cambria Math" w:hAnsi="Cambria Math" w:cs="Cambria Math"/>
+            <w:sz w:val="28"/>
+            <w:szCs w:val="28"/>
+          </w:rPr>
+          <m:t>P</m:t>
+        </m:r>
+        <m:r>
+          <m:rPr>
+            <m:sty m:val="p"/>
+          </m:rPr>
+          <w:rPr>
+            <w:rFonts w:ascii="Cambria Math" w:hAnsi="Cambria Math" w:cs="Cambria Math"/>
+            <w:sz w:val="28"/>
+            <w:szCs w:val="28"/>
+          </w:rPr>
+          <m:t>M</m:t>
+        </m:r>
+        <m:r>
+          <m:rPr>
+            <m:sty m:val="p"/>
+          </m:rPr>
+          <w:rPr>
+            <w:rFonts w:ascii="Cambria Math" w:hAnsi="Cambria Math" w:cs="Cambria Math"/>
+            <w:sz w:val="28"/>
+            <w:szCs w:val="28"/>
+          </w:rPr>
+          <m:t>=</m:t>
+        </m:r>
+        <m:sSup>
+          <m:e>
+            <m:r>
+              <w:rPr>
+                <w:rFonts w:ascii="Cambria Math" w:hAnsi="Cambria Math" w:cs="Cambria Math"/>
+                <w:sz w:val="28"/>
+                <w:szCs w:val="28"/>
+              </w:rPr>
+              <m:t>90</m:t>
+            </m:r>
+          </m:e>
+          <m:sup>
+            <m:r>
+              <m:rPr>
+                <m:sty m:val="p"/>
+              </m:rPr>
+              <w:rPr>
+                <w:rFonts w:ascii="Cambria Math" w:hAnsi="Cambria Math" w:cs="Cambria Math"/>
+                <w:sz w:val="28"/>
+                <w:szCs w:val="28"/>
+              </w:rPr>
+              <m:t>∘</m:t>
+            </m:r>
+          </m:sup>
+        </m:sSup>
+        <m:r>
+          <m:rPr>
+            <m:sty m:val="p"/>
+          </m:rPr>
+          <w:rPr>
+            <w:rFonts w:ascii="Cambria Math" w:hAnsi="Cambria Math" w:cs="Cambria Math"/>
+            <w:sz w:val="28"/>
+            <w:szCs w:val="28"/>
+          </w:rPr>
+          <m:t>−</m:t>
+        </m:r>
+        <m:r>
+          <m:rPr>
+            <m:sty m:val="p"/>
+          </m:rPr>
+          <w:rPr>
+            <w:rFonts w:ascii="Cambria Math" w:hAnsi="Cambria Math" w:cs="Cambria Math"/>
+            <w:sz w:val="28"/>
+            <w:szCs w:val="28"/>
+          </w:rPr>
+          <m:t>a</m:t>
+        </m:r>
+        <m:r>
+          <m:rPr>
+            <m:sty m:val="p"/>
+          </m:rPr>
+          <w:rPr>
+            <w:rFonts w:ascii="Cambria Math" w:hAnsi="Cambria Math" w:cs="Cambria Math"/>
+            <w:sz w:val="28"/>
+            <w:szCs w:val="28"/>
+          </w:rPr>
+          <m:t>r</m:t>
+        </m:r>
+        <m:r>
+          <m:rPr>
+            <m:sty m:val="p"/>
+          </m:rPr>
+          <w:rPr>
+            <w:rFonts w:ascii="Cambria Math" w:hAnsi="Cambria Math" w:cs="Cambria Math"/>
+            <w:sz w:val="28"/>
+            <w:szCs w:val="28"/>
+          </w:rPr>
+          <m:t>c</m:t>
+        </m:r>
+        <m:r>
+          <m:rPr>
+            <m:sty m:val="p"/>
+          </m:rPr>
+          <w:rPr>
+            <w:rFonts w:ascii="Cambria Math" w:hAnsi="Cambria Math" w:cs="Cambria Math"/>
+            <w:sz w:val="28"/>
+            <w:szCs w:val="28"/>
+          </w:rPr>
+          <m:t>t</m:t>
+        </m:r>
+        <m:r>
+          <m:rPr>
+            <m:sty m:val="p"/>
+          </m:rPr>
+          <w:rPr>
+            <w:rFonts w:ascii="Cambria Math" w:hAnsi="Cambria Math" w:cs="Cambria Math"/>
+            <w:sz w:val="28"/>
+            <w:szCs w:val="28"/>
+          </w:rPr>
+          <m:t>g</m:t>
+        </m:r>
+        <m:r>
+          <w:rPr>
+            <w:rFonts w:ascii="Cambria Math" w:hAnsi="Cambria Math" w:cs="Cambria Math"/>
+            <w:sz w:val="28"/>
+            <w:szCs w:val="28"/>
+          </w:rPr>
+          <m:t> </m:t>
+        </m:r>
+        <m:sSub>
+          <m:e>
+            <m:r>
+              <w:rPr>
+                <w:rFonts w:ascii="Cambria Math" w:hAnsi="Cambria Math" w:cs="Cambria Math"/>
+                <w:sz w:val="28"/>
+                <w:szCs w:val="28"/>
+              </w:rPr>
+              <m:t>ω</m:t>
+            </m:r>
+          </m:e>
+          <m:sub>
+            <m:r>
+              <m:rPr>
+                <m:nor/>
+                <m:sty m:val="p"/>
+              </m:rPr>
+              <w:rPr>
+                <w:rFonts w:ascii="Cambria Math" w:hAnsi="Cambria Math" w:cs="Cambria Math"/>
+                <w:sz w:val="28"/>
+                <w:szCs w:val="28"/>
+              </w:rPr>
+              <m:t>с</m:t>
+            </m:r>
+          </m:sub>
+        </m:sSub>
+        <m:r>
+          <m:rPr>
+            <m:sty m:val="p"/>
+          </m:rPr>
+          <w:rPr>
+            <w:rFonts w:ascii="Cambria Math" w:hAnsi="Cambria Math" w:cs="Cambria Math"/>
+            <w:sz w:val="28"/>
+            <w:szCs w:val="28"/>
+          </w:rPr>
+          <m:t>−</m:t>
+        </m:r>
+        <m:r>
+          <m:rPr>
+            <m:sty m:val="p"/>
+          </m:rPr>
+          <w:rPr>
+            <w:rFonts w:ascii="Cambria Math" w:hAnsi="Cambria Math" w:cs="Cambria Math"/>
+            <w:sz w:val="28"/>
+            <w:szCs w:val="28"/>
+          </w:rPr>
+          <m:t>a</m:t>
+        </m:r>
+        <m:r>
+          <m:rPr>
+            <m:sty m:val="p"/>
+          </m:rPr>
+          <w:rPr>
+            <w:rFonts w:ascii="Cambria Math" w:hAnsi="Cambria Math" w:cs="Cambria Math"/>
+            <w:sz w:val="28"/>
+            <w:szCs w:val="28"/>
+          </w:rPr>
+          <m:t>r</m:t>
+        </m:r>
+        <m:r>
+          <m:rPr>
+            <m:sty m:val="p"/>
+          </m:rPr>
+          <w:rPr>
+            <w:rFonts w:ascii="Cambria Math" w:hAnsi="Cambria Math" w:cs="Cambria Math"/>
+            <w:sz w:val="28"/>
+            <w:szCs w:val="28"/>
+          </w:rPr>
+          <m:t>c</m:t>
+        </m:r>
+        <m:r>
+          <m:rPr>
+            <m:sty m:val="p"/>
+          </m:rPr>
+          <w:rPr>
+            <w:rFonts w:ascii="Cambria Math" w:hAnsi="Cambria Math" w:cs="Cambria Math"/>
+            <w:sz w:val="28"/>
+            <w:szCs w:val="28"/>
+          </w:rPr>
+          <m:t>t</m:t>
+        </m:r>
+        <m:r>
+          <m:rPr>
+            <m:sty m:val="p"/>
+          </m:rPr>
+          <w:rPr>
+            <w:rFonts w:ascii="Cambria Math" w:hAnsi="Cambria Math" w:cs="Cambria Math"/>
+            <w:sz w:val="28"/>
+            <w:szCs w:val="28"/>
+          </w:rPr>
+          <m:t>g</m:t>
+        </m:r>
+        <m:r>
+          <w:rPr>
+            <w:rFonts w:ascii="Cambria Math" w:hAnsi="Cambria Math" w:cs="Cambria Math"/>
+            <w:sz w:val="28"/>
+            <w:szCs w:val="28"/>
+          </w:rPr>
+          <m:t> </m:t>
+        </m:r>
+        <m:f>
+          <m:fPr>
+            <m:type m:val="bar"/>
+          </m:fPr>
+          <m:num>
+            <m:sSub>
+              <m:e>
+                <m:r>
+                  <w:rPr>
+                    <w:rFonts w:ascii="Cambria Math" w:hAnsi="Cambria Math" w:cs="Cambria Math"/>
+                    <w:sz w:val="28"/>
+                    <w:szCs w:val="28"/>
+                  </w:rPr>
+                  <m:t>ω</m:t>
+                </m:r>
+              </m:e>
+              <m:sub>
+                <m:r>
+                  <m:rPr>
+                    <m:nor/>
+                    <m:sty m:val="p"/>
+                  </m:rPr>
+                  <w:rPr>
+                    <w:rFonts w:ascii="Cambria Math" w:hAnsi="Cambria Math" w:cs="Cambria Math"/>
+                    <w:sz w:val="28"/>
+                    <w:szCs w:val="28"/>
+                  </w:rPr>
+                  <m:t>с</m:t>
+                </m:r>
+              </m:sub>
+            </m:sSub>
+          </m:num>
+          <m:den>
+            <m:r>
+              <w:rPr>
+                <w:rFonts w:ascii="Cambria Math" w:hAnsi="Cambria Math" w:cs="Cambria Math"/>
+                <w:sz w:val="28"/>
+                <w:szCs w:val="28"/>
+              </w:rPr>
+              <m:t>2</m:t>
+            </m:r>
+          </m:den>
+        </m:f>
+      </m:oMath>
+      <w:r>
+        <w:rPr>
+          <w:rFonts w:ascii="Times New Roman" w:hAnsi="Times New Roman" w:cs="Times New Roman" w:eastAsia="Times New Roman"/>
+          <w:b w:val="0"/>
+          <w:i w:val="0"/>
+          <w:sz w:val="28"/>
+          <w:u w:val="none"/>
+        </w:rPr>
+        <w:t>. Результаты приведены в таблице 3 и на рисунке 6.</w:t>
       </w:r>
     </w:p>
     <w:p>
@@ -6645,7 +12062,7 @@
           <w:sz w:val="28"/>
           <w:u w:val="none"/>
         </w:rPr>
-        <w:t>Таблица 3 – Контур K/(s(s+1)(s+2)): программа и аналитический расчёт</w:t>
+        <w:t>Таблица 3 – Контур K/(s(s+1)(s+2)): программа и ручной расчёт</w:t>
       </w:r>
     </w:p>
     <w:tbl>
@@ -8239,7 +13656,235 @@
           <w:sz w:val="28"/>
           <w:u w:val="none"/>
         </w:rPr>
-        <w:t>Запас по амплитуде и частота ω_π совпадают с формулами до шестого знака, запас по фазе — до тысячных долей градуса. При K = 6,5 и K = 8 запасы становятся меньше единицы и нуля, и критерий Найквиста, критерий Гурвица и теория одинаково показывают неустойчивость. Годографы для устойчивого и неустойчивого случаев показаны на рисунке 7: при K = 6,5 годограф пересекает ось левее −1 и охватывает критическую точку (N = 2, два неустойчивых полюса).</w:t>
+        <w:t xml:space="preserve">Запас по амплитуде и частота </w:t>
+      </w:r>
+      <m:oMath xmlns:a="http://schemas.openxmlformats.org/drawingml/2006/main" xmlns:pic="http://schemas.openxmlformats.org/drawingml/2006/picture">
+        <m:sSub>
+          <m:e>
+            <m:r>
+              <w:rPr>
+                <w:rFonts w:ascii="Cambria Math" w:hAnsi="Cambria Math" w:cs="Cambria Math"/>
+                <w:sz w:val="28"/>
+                <w:szCs w:val="28"/>
+              </w:rPr>
+              <m:t>ω</m:t>
+            </m:r>
+          </m:e>
+          <m:sub>
+            <m:r>
+              <w:rPr>
+                <w:rFonts w:ascii="Cambria Math" w:hAnsi="Cambria Math" w:cs="Cambria Math"/>
+                <w:sz w:val="28"/>
+                <w:szCs w:val="28"/>
+              </w:rPr>
+              <m:t>π</m:t>
+            </m:r>
+          </m:sub>
+        </m:sSub>
+      </m:oMath>
+      <w:r>
+        <w:rPr>
+          <w:rFonts w:ascii="Times New Roman" w:hAnsi="Times New Roman" w:cs="Times New Roman" w:eastAsia="Times New Roman"/>
+          <w:b w:val="0"/>
+          <w:i w:val="0"/>
+          <w:sz w:val="28"/>
+          <w:u w:val="none"/>
+        </w:rPr>
+        <w:t xml:space="preserve"> совпадают с формулами до шестого знака, запас по фазе — до тысячных долей градуса. При </w:t>
+      </w:r>
+      <m:oMath xmlns:a="http://schemas.openxmlformats.org/drawingml/2006/main" xmlns:pic="http://schemas.openxmlformats.org/drawingml/2006/picture">
+        <m:r>
+          <w:rPr>
+            <w:rFonts w:ascii="Cambria Math" w:hAnsi="Cambria Math" w:cs="Cambria Math"/>
+            <w:sz w:val="28"/>
+            <w:szCs w:val="28"/>
+          </w:rPr>
+          <m:t>K</m:t>
+        </m:r>
+        <m:r>
+          <m:rPr>
+            <m:sty m:val="p"/>
+          </m:rPr>
+          <w:rPr>
+            <w:rFonts w:ascii="Cambria Math" w:hAnsi="Cambria Math" w:cs="Cambria Math"/>
+            <w:sz w:val="28"/>
+            <w:szCs w:val="28"/>
+          </w:rPr>
+          <m:t>=</m:t>
+        </m:r>
+        <m:r>
+          <w:rPr>
+            <w:rFonts w:ascii="Cambria Math" w:hAnsi="Cambria Math" w:cs="Cambria Math"/>
+            <w:sz w:val="28"/>
+            <w:szCs w:val="28"/>
+          </w:rPr>
+          <m:t>6</m:t>
+        </m:r>
+        <m:r>
+          <m:rPr>
+            <m:sty m:val="p"/>
+          </m:rPr>
+          <w:rPr>
+            <w:rFonts w:ascii="Cambria Math" w:hAnsi="Cambria Math" w:cs="Cambria Math"/>
+            <w:sz w:val="28"/>
+            <w:szCs w:val="28"/>
+          </w:rPr>
+          <m:t>,</m:t>
+        </m:r>
+        <m:r>
+          <w:rPr>
+            <w:rFonts w:ascii="Cambria Math" w:hAnsi="Cambria Math" w:cs="Cambria Math"/>
+            <w:sz w:val="28"/>
+            <w:szCs w:val="28"/>
+          </w:rPr>
+          <m:t>5</m:t>
+        </m:r>
+      </m:oMath>
+      <w:r>
+        <w:rPr>
+          <w:rFonts w:ascii="Times New Roman" w:hAnsi="Times New Roman" w:cs="Times New Roman" w:eastAsia="Times New Roman"/>
+          <w:b w:val="0"/>
+          <w:i w:val="0"/>
+          <w:sz w:val="28"/>
+          <w:u w:val="none"/>
+        </w:rPr>
+        <w:t xml:space="preserve"> и </w:t>
+      </w:r>
+      <m:oMath xmlns:a="http://schemas.openxmlformats.org/drawingml/2006/main" xmlns:pic="http://schemas.openxmlformats.org/drawingml/2006/picture">
+        <m:r>
+          <w:rPr>
+            <w:rFonts w:ascii="Cambria Math" w:hAnsi="Cambria Math" w:cs="Cambria Math"/>
+            <w:sz w:val="28"/>
+            <w:szCs w:val="28"/>
+          </w:rPr>
+          <m:t>K</m:t>
+        </m:r>
+        <m:r>
+          <m:rPr>
+            <m:sty m:val="p"/>
+          </m:rPr>
+          <w:rPr>
+            <w:rFonts w:ascii="Cambria Math" w:hAnsi="Cambria Math" w:cs="Cambria Math"/>
+            <w:sz w:val="28"/>
+            <w:szCs w:val="28"/>
+          </w:rPr>
+          <m:t>=</m:t>
+        </m:r>
+        <m:r>
+          <w:rPr>
+            <w:rFonts w:ascii="Cambria Math" w:hAnsi="Cambria Math" w:cs="Cambria Math"/>
+            <w:sz w:val="28"/>
+            <w:szCs w:val="28"/>
+          </w:rPr>
+          <m:t>8</m:t>
+        </m:r>
+      </m:oMath>
+      <w:r>
+        <w:rPr>
+          <w:rFonts w:ascii="Times New Roman" w:hAnsi="Times New Roman" w:cs="Times New Roman" w:eastAsia="Times New Roman"/>
+          <w:b w:val="0"/>
+          <w:i w:val="0"/>
+          <w:sz w:val="28"/>
+          <w:u w:val="none"/>
+        </w:rPr>
+        <w:t xml:space="preserve"> запасы становятся меньше допустимых, и критерий Найквиста, критерий Гурвица и ручной расчёт одинаково показывают неустойчивость. Годографы для устойчивого и неустойчивого случаев показаны на рисунке 7. При </w:t>
+      </w:r>
+      <m:oMath xmlns:a="http://schemas.openxmlformats.org/drawingml/2006/main" xmlns:pic="http://schemas.openxmlformats.org/drawingml/2006/picture">
+        <m:r>
+          <w:rPr>
+            <w:rFonts w:ascii="Cambria Math" w:hAnsi="Cambria Math" w:cs="Cambria Math"/>
+            <w:sz w:val="28"/>
+            <w:szCs w:val="28"/>
+          </w:rPr>
+          <m:t>K</m:t>
+        </m:r>
+        <m:r>
+          <m:rPr>
+            <m:sty m:val="p"/>
+          </m:rPr>
+          <w:rPr>
+            <w:rFonts w:ascii="Cambria Math" w:hAnsi="Cambria Math" w:cs="Cambria Math"/>
+            <w:sz w:val="28"/>
+            <w:szCs w:val="28"/>
+          </w:rPr>
+          <m:t>=</m:t>
+        </m:r>
+        <m:r>
+          <w:rPr>
+            <w:rFonts w:ascii="Cambria Math" w:hAnsi="Cambria Math" w:cs="Cambria Math"/>
+            <w:sz w:val="28"/>
+            <w:szCs w:val="28"/>
+          </w:rPr>
+          <m:t>6</m:t>
+        </m:r>
+        <m:r>
+          <m:rPr>
+            <m:sty m:val="p"/>
+          </m:rPr>
+          <w:rPr>
+            <w:rFonts w:ascii="Cambria Math" w:hAnsi="Cambria Math" w:cs="Cambria Math"/>
+            <w:sz w:val="28"/>
+            <w:szCs w:val="28"/>
+          </w:rPr>
+          <m:t>,</m:t>
+        </m:r>
+        <m:r>
+          <w:rPr>
+            <w:rFonts w:ascii="Cambria Math" w:hAnsi="Cambria Math" w:cs="Cambria Math"/>
+            <w:sz w:val="28"/>
+            <w:szCs w:val="28"/>
+          </w:rPr>
+          <m:t>5</m:t>
+        </m:r>
+      </m:oMath>
+      <w:r>
+        <w:rPr>
+          <w:rFonts w:ascii="Times New Roman" w:hAnsi="Times New Roman" w:cs="Times New Roman" w:eastAsia="Times New Roman"/>
+          <w:b w:val="0"/>
+          <w:i w:val="0"/>
+          <w:sz w:val="28"/>
+          <w:u w:val="none"/>
+        </w:rPr>
+        <w:t xml:space="preserve"> годограф пересекает ось левее −1 и охватывает эту точку: </w:t>
+      </w:r>
+      <m:oMath xmlns:a="http://schemas.openxmlformats.org/drawingml/2006/main" xmlns:pic="http://schemas.openxmlformats.org/drawingml/2006/picture">
+        <m:r>
+          <w:rPr>
+            <w:rFonts w:ascii="Cambria Math" w:hAnsi="Cambria Math" w:cs="Cambria Math"/>
+            <w:sz w:val="28"/>
+            <w:szCs w:val="28"/>
+          </w:rPr>
+          <m:t>N</m:t>
+        </m:r>
+        <m:r>
+          <m:rPr>
+            <m:sty m:val="p"/>
+          </m:rPr>
+          <w:rPr>
+            <w:rFonts w:ascii="Cambria Math" w:hAnsi="Cambria Math" w:cs="Cambria Math"/>
+            <w:sz w:val="28"/>
+            <w:szCs w:val="28"/>
+          </w:rPr>
+          <m:t>=</m:t>
+        </m:r>
+        <m:r>
+          <w:rPr>
+            <w:rFonts w:ascii="Cambria Math" w:hAnsi="Cambria Math" w:cs="Cambria Math"/>
+            <w:sz w:val="28"/>
+            <w:szCs w:val="28"/>
+          </w:rPr>
+          <m:t>2</m:t>
+        </m:r>
+      </m:oMath>
+      <w:r>
+        <w:rPr>
+          <w:rFonts w:ascii="Times New Roman" w:hAnsi="Times New Roman" w:cs="Times New Roman" w:eastAsia="Times New Roman"/>
+          <w:b w:val="0"/>
+          <w:i w:val="0"/>
+          <w:sz w:val="28"/>
+          <w:u w:val="none"/>
+        </w:rPr>
+        <w:t>, у замкнутой системы два неустойчивых полюса.</w:t>
       </w:r>
     </w:p>
     <w:p>
@@ -8335,7 +13980,329 @@
           <w:sz w:val="28"/>
           <w:u w:val="none"/>
         </w:rPr>
-        <w:t>У контура второго порядка фаза не достигает −180°, поэтому запас по амплитуде бесконечен, а запас по фазе вычисляется по формуле PM = 90° − arctg ω_с, где ω_с² = (√(1 + 4K²) − 1)/2 (таблица 4).</w:t>
+        <w:t xml:space="preserve">У этого контура сдвиг фазы не доходит до −180°, поэтому запас по амплитуде бесконечен. Запас по фазе вычисляется по формуле </w:t>
+      </w:r>
+      <m:oMath xmlns:a="http://schemas.openxmlformats.org/drawingml/2006/main" xmlns:pic="http://schemas.openxmlformats.org/drawingml/2006/picture">
+        <m:r>
+          <m:rPr>
+            <m:sty m:val="p"/>
+          </m:rPr>
+          <w:rPr>
+            <w:rFonts w:ascii="Cambria Math" w:hAnsi="Cambria Math" w:cs="Cambria Math"/>
+            <w:sz w:val="28"/>
+            <w:szCs w:val="28"/>
+          </w:rPr>
+          <m:t>P</m:t>
+        </m:r>
+        <m:r>
+          <m:rPr>
+            <m:sty m:val="p"/>
+          </m:rPr>
+          <w:rPr>
+            <w:rFonts w:ascii="Cambria Math" w:hAnsi="Cambria Math" w:cs="Cambria Math"/>
+            <w:sz w:val="28"/>
+            <w:szCs w:val="28"/>
+          </w:rPr>
+          <m:t>M</m:t>
+        </m:r>
+        <m:r>
+          <m:rPr>
+            <m:sty m:val="p"/>
+          </m:rPr>
+          <w:rPr>
+            <w:rFonts w:ascii="Cambria Math" w:hAnsi="Cambria Math" w:cs="Cambria Math"/>
+            <w:sz w:val="28"/>
+            <w:szCs w:val="28"/>
+          </w:rPr>
+          <m:t>=</m:t>
+        </m:r>
+        <m:sSup>
+          <m:e>
+            <m:r>
+              <w:rPr>
+                <w:rFonts w:ascii="Cambria Math" w:hAnsi="Cambria Math" w:cs="Cambria Math"/>
+                <w:sz w:val="28"/>
+                <w:szCs w:val="28"/>
+              </w:rPr>
+              <m:t>90</m:t>
+            </m:r>
+          </m:e>
+          <m:sup>
+            <m:r>
+              <m:rPr>
+                <m:sty m:val="p"/>
+              </m:rPr>
+              <w:rPr>
+                <w:rFonts w:ascii="Cambria Math" w:hAnsi="Cambria Math" w:cs="Cambria Math"/>
+                <w:sz w:val="28"/>
+                <w:szCs w:val="28"/>
+              </w:rPr>
+              <m:t>∘</m:t>
+            </m:r>
+          </m:sup>
+        </m:sSup>
+        <m:r>
+          <m:rPr>
+            <m:sty m:val="p"/>
+          </m:rPr>
+          <w:rPr>
+            <w:rFonts w:ascii="Cambria Math" w:hAnsi="Cambria Math" w:cs="Cambria Math"/>
+            <w:sz w:val="28"/>
+            <w:szCs w:val="28"/>
+          </w:rPr>
+          <m:t>−</m:t>
+        </m:r>
+        <m:r>
+          <m:rPr>
+            <m:sty m:val="p"/>
+          </m:rPr>
+          <w:rPr>
+            <w:rFonts w:ascii="Cambria Math" w:hAnsi="Cambria Math" w:cs="Cambria Math"/>
+            <w:sz w:val="28"/>
+            <w:szCs w:val="28"/>
+          </w:rPr>
+          <m:t>a</m:t>
+        </m:r>
+        <m:r>
+          <m:rPr>
+            <m:sty m:val="p"/>
+          </m:rPr>
+          <w:rPr>
+            <w:rFonts w:ascii="Cambria Math" w:hAnsi="Cambria Math" w:cs="Cambria Math"/>
+            <w:sz w:val="28"/>
+            <w:szCs w:val="28"/>
+          </w:rPr>
+          <m:t>r</m:t>
+        </m:r>
+        <m:r>
+          <m:rPr>
+            <m:sty m:val="p"/>
+          </m:rPr>
+          <w:rPr>
+            <w:rFonts w:ascii="Cambria Math" w:hAnsi="Cambria Math" w:cs="Cambria Math"/>
+            <w:sz w:val="28"/>
+            <w:szCs w:val="28"/>
+          </w:rPr>
+          <m:t>c</m:t>
+        </m:r>
+        <m:r>
+          <m:rPr>
+            <m:sty m:val="p"/>
+          </m:rPr>
+          <w:rPr>
+            <w:rFonts w:ascii="Cambria Math" w:hAnsi="Cambria Math" w:cs="Cambria Math"/>
+            <w:sz w:val="28"/>
+            <w:szCs w:val="28"/>
+          </w:rPr>
+          <m:t>t</m:t>
+        </m:r>
+        <m:r>
+          <m:rPr>
+            <m:sty m:val="p"/>
+          </m:rPr>
+          <w:rPr>
+            <w:rFonts w:ascii="Cambria Math" w:hAnsi="Cambria Math" w:cs="Cambria Math"/>
+            <w:sz w:val="28"/>
+            <w:szCs w:val="28"/>
+          </w:rPr>
+          <m:t>g</m:t>
+        </m:r>
+        <m:r>
+          <w:rPr>
+            <w:rFonts w:ascii="Cambria Math" w:hAnsi="Cambria Math" w:cs="Cambria Math"/>
+            <w:sz w:val="28"/>
+            <w:szCs w:val="28"/>
+          </w:rPr>
+          <m:t> </m:t>
+        </m:r>
+        <m:sSub>
+          <m:e>
+            <m:r>
+              <w:rPr>
+                <w:rFonts w:ascii="Cambria Math" w:hAnsi="Cambria Math" w:cs="Cambria Math"/>
+                <w:sz w:val="28"/>
+                <w:szCs w:val="28"/>
+              </w:rPr>
+              <m:t>ω</m:t>
+            </m:r>
+          </m:e>
+          <m:sub>
+            <m:r>
+              <m:rPr>
+                <m:nor/>
+                <m:sty m:val="p"/>
+              </m:rPr>
+              <w:rPr>
+                <w:rFonts w:ascii="Cambria Math" w:hAnsi="Cambria Math" w:cs="Cambria Math"/>
+                <w:sz w:val="28"/>
+                <w:szCs w:val="28"/>
+              </w:rPr>
+              <m:t>с</m:t>
+            </m:r>
+          </m:sub>
+        </m:sSub>
+      </m:oMath>
+      <w:r>
+        <w:rPr>
+          <w:rFonts w:ascii="Times New Roman" w:hAnsi="Times New Roman" w:cs="Times New Roman" w:eastAsia="Times New Roman"/>
+          <w:b w:val="0"/>
+          <w:i w:val="0"/>
+          <w:sz w:val="28"/>
+          <w:u w:val="none"/>
+        </w:rPr>
+        <w:t xml:space="preserve">, где </w:t>
+      </w:r>
+      <m:oMath xmlns:a="http://schemas.openxmlformats.org/drawingml/2006/main" xmlns:pic="http://schemas.openxmlformats.org/drawingml/2006/picture">
+        <m:sSubSup>
+          <m:e>
+            <m:r>
+              <w:rPr>
+                <w:rFonts w:ascii="Cambria Math" w:hAnsi="Cambria Math" w:cs="Cambria Math"/>
+                <w:sz w:val="28"/>
+                <w:szCs w:val="28"/>
+              </w:rPr>
+              <m:t>ω</m:t>
+            </m:r>
+          </m:e>
+          <m:sub>
+            <m:r>
+              <m:rPr>
+                <m:nor/>
+                <m:sty m:val="p"/>
+              </m:rPr>
+              <w:rPr>
+                <w:rFonts w:ascii="Cambria Math" w:hAnsi="Cambria Math" w:cs="Cambria Math"/>
+                <w:sz w:val="28"/>
+                <w:szCs w:val="28"/>
+              </w:rPr>
+              <m:t>с</m:t>
+            </m:r>
+          </m:sub>
+          <m:sup>
+            <m:r>
+              <w:rPr>
+                <w:rFonts w:ascii="Cambria Math" w:hAnsi="Cambria Math" w:cs="Cambria Math"/>
+                <w:sz w:val="28"/>
+                <w:szCs w:val="28"/>
+              </w:rPr>
+              <m:t>2</m:t>
+            </m:r>
+          </m:sup>
+        </m:sSubSup>
+        <m:r>
+          <m:rPr>
+            <m:sty m:val="p"/>
+          </m:rPr>
+          <w:rPr>
+            <w:rFonts w:ascii="Cambria Math" w:hAnsi="Cambria Math" w:cs="Cambria Math"/>
+            <w:sz w:val="28"/>
+            <w:szCs w:val="28"/>
+          </w:rPr>
+          <m:t>=</m:t>
+        </m:r>
+        <m:f>
+          <m:fPr>
+            <m:type m:val="bar"/>
+          </m:fPr>
+          <m:num>
+            <m:rad>
+              <m:radPr>
+                <m:degHide m:val="on"/>
+              </m:radPr>
+              <m:deg/>
+              <m:e>
+                <m:r>
+                  <w:rPr>
+                    <w:rFonts w:ascii="Cambria Math" w:hAnsi="Cambria Math" w:cs="Cambria Math"/>
+                    <w:sz w:val="28"/>
+                    <w:szCs w:val="28"/>
+                  </w:rPr>
+                  <m:t>1</m:t>
+                </m:r>
+                <m:r>
+                  <m:rPr>
+                    <m:sty m:val="p"/>
+                  </m:rPr>
+                  <w:rPr>
+                    <w:rFonts w:ascii="Cambria Math" w:hAnsi="Cambria Math" w:cs="Cambria Math"/>
+                    <w:sz w:val="28"/>
+                    <w:szCs w:val="28"/>
+                  </w:rPr>
+                  <m:t>+</m:t>
+                </m:r>
+                <m:r>
+                  <w:rPr>
+                    <w:rFonts w:ascii="Cambria Math" w:hAnsi="Cambria Math" w:cs="Cambria Math"/>
+                    <w:sz w:val="28"/>
+                    <w:szCs w:val="28"/>
+                  </w:rPr>
+                  <m:t>4</m:t>
+                </m:r>
+                <m:sSup>
+                  <m:e>
+                    <m:r>
+                      <w:rPr>
+                        <w:rFonts w:ascii="Cambria Math" w:hAnsi="Cambria Math" w:cs="Cambria Math"/>
+                        <w:sz w:val="28"/>
+                        <w:szCs w:val="28"/>
+                      </w:rPr>
+                      <m:t>K</m:t>
+                    </m:r>
+                  </m:e>
+                  <m:sup>
+                    <m:r>
+                      <w:rPr>
+                        <w:rFonts w:ascii="Cambria Math" w:hAnsi="Cambria Math" w:cs="Cambria Math"/>
+                        <w:sz w:val="28"/>
+                        <w:szCs w:val="28"/>
+                      </w:rPr>
+                      <m:t>2</m:t>
+                    </m:r>
+                  </m:sup>
+                </m:sSup>
+              </m:e>
+            </m:rad>
+            <m:r>
+              <m:rPr>
+                <m:sty m:val="p"/>
+              </m:rPr>
+              <w:rPr>
+                <w:rFonts w:ascii="Cambria Math" w:hAnsi="Cambria Math" w:cs="Cambria Math"/>
+                <w:sz w:val="28"/>
+                <w:szCs w:val="28"/>
+              </w:rPr>
+              <m:t>−</m:t>
+            </m:r>
+            <m:r>
+              <w:rPr>
+                <w:rFonts w:ascii="Cambria Math" w:hAnsi="Cambria Math" w:cs="Cambria Math"/>
+                <w:sz w:val="28"/>
+                <w:szCs w:val="28"/>
+              </w:rPr>
+              <m:t>1</m:t>
+            </m:r>
+          </m:num>
+          <m:den>
+            <m:r>
+              <w:rPr>
+                <w:rFonts w:ascii="Cambria Math" w:hAnsi="Cambria Math" w:cs="Cambria Math"/>
+                <w:sz w:val="28"/>
+                <w:szCs w:val="28"/>
+              </w:rPr>
+              <m:t>2</m:t>
+            </m:r>
+          </m:den>
+        </m:f>
+      </m:oMath>
+      <w:r>
+        <w:rPr>
+          <w:rFonts w:ascii="Times New Roman" w:hAnsi="Times New Roman" w:cs="Times New Roman" w:eastAsia="Times New Roman"/>
+          <w:b w:val="0"/>
+          <w:i w:val="0"/>
+          <w:sz w:val="28"/>
+          <w:u w:val="none"/>
+        </w:rPr>
+        <w:t xml:space="preserve"> (таблица 4).</w:t>
       </w:r>
     </w:p>
     <w:p>
@@ -9115,7 +15082,200 @@
           <w:sz w:val="28"/>
           <w:u w:val="none"/>
         </w:rPr>
-        <w:t>Объект 1/(s − 1) неустойчив (P = 1). Замкнутая система с усилителем K имеет полюс 1 − K и устойчива при K &gt; 1. Результаты приведены в таблице 5.</w:t>
+        <w:t xml:space="preserve">Объект </w:t>
+      </w:r>
+      <m:oMath xmlns:a="http://schemas.openxmlformats.org/drawingml/2006/main" xmlns:pic="http://schemas.openxmlformats.org/drawingml/2006/picture">
+        <m:f>
+          <m:fPr>
+            <m:type m:val="bar"/>
+          </m:fPr>
+          <m:num>
+            <m:r>
+              <w:rPr>
+                <w:rFonts w:ascii="Cambria Math" w:hAnsi="Cambria Math" w:cs="Cambria Math"/>
+                <w:sz w:val="28"/>
+                <w:szCs w:val="28"/>
+              </w:rPr>
+              <m:t>1</m:t>
+            </m:r>
+          </m:num>
+          <m:den>
+            <m:r>
+              <w:rPr>
+                <w:rFonts w:ascii="Cambria Math" w:hAnsi="Cambria Math" w:cs="Cambria Math"/>
+                <w:sz w:val="28"/>
+                <w:szCs w:val="28"/>
+              </w:rPr>
+              <m:t>s</m:t>
+            </m:r>
+            <m:r>
+              <m:rPr>
+                <m:sty m:val="p"/>
+              </m:rPr>
+              <w:rPr>
+                <w:rFonts w:ascii="Cambria Math" w:hAnsi="Cambria Math" w:cs="Cambria Math"/>
+                <w:sz w:val="28"/>
+                <w:szCs w:val="28"/>
+              </w:rPr>
+              <m:t>−</m:t>
+            </m:r>
+            <m:r>
+              <w:rPr>
+                <w:rFonts w:ascii="Cambria Math" w:hAnsi="Cambria Math" w:cs="Cambria Math"/>
+                <w:sz w:val="28"/>
+                <w:szCs w:val="28"/>
+              </w:rPr>
+              <m:t>1</m:t>
+            </m:r>
+          </m:den>
+        </m:f>
+      </m:oMath>
+      <w:r>
+        <w:rPr>
+          <w:rFonts w:ascii="Times New Roman" w:hAnsi="Times New Roman" w:cs="Times New Roman" w:eastAsia="Times New Roman"/>
+          <w:b w:val="0"/>
+          <w:i w:val="0"/>
+          <w:sz w:val="28"/>
+          <w:u w:val="none"/>
+        </w:rPr>
+        <w:t xml:space="preserve"> неустойчив (</w:t>
+      </w:r>
+      <m:oMath xmlns:a="http://schemas.openxmlformats.org/drawingml/2006/main" xmlns:pic="http://schemas.openxmlformats.org/drawingml/2006/picture">
+        <m:r>
+          <w:rPr>
+            <w:rFonts w:ascii="Cambria Math" w:hAnsi="Cambria Math" w:cs="Cambria Math"/>
+            <w:sz w:val="28"/>
+            <w:szCs w:val="28"/>
+          </w:rPr>
+          <m:t>P</m:t>
+        </m:r>
+        <m:r>
+          <m:rPr>
+            <m:sty m:val="p"/>
+          </m:rPr>
+          <w:rPr>
+            <w:rFonts w:ascii="Cambria Math" w:hAnsi="Cambria Math" w:cs="Cambria Math"/>
+            <w:sz w:val="28"/>
+            <w:szCs w:val="28"/>
+          </w:rPr>
+          <m:t>=</m:t>
+        </m:r>
+        <m:r>
+          <w:rPr>
+            <w:rFonts w:ascii="Cambria Math" w:hAnsi="Cambria Math" w:cs="Cambria Math"/>
+            <w:sz w:val="28"/>
+            <w:szCs w:val="28"/>
+          </w:rPr>
+          <m:t>1</m:t>
+        </m:r>
+      </m:oMath>
+      <w:r>
+        <w:rPr>
+          <w:rFonts w:ascii="Times New Roman" w:hAnsi="Times New Roman" w:cs="Times New Roman" w:eastAsia="Times New Roman"/>
+          <w:b w:val="0"/>
+          <w:i w:val="0"/>
+          <w:sz w:val="28"/>
+          <w:u w:val="none"/>
+        </w:rPr>
+        <w:t xml:space="preserve">). У замкнутой системы с усилителем </w:t>
+      </w:r>
+      <m:oMath xmlns:a="http://schemas.openxmlformats.org/drawingml/2006/main" xmlns:pic="http://schemas.openxmlformats.org/drawingml/2006/picture">
+        <m:r>
+          <w:rPr>
+            <w:rFonts w:ascii="Cambria Math" w:hAnsi="Cambria Math" w:cs="Cambria Math"/>
+            <w:sz w:val="28"/>
+            <w:szCs w:val="28"/>
+          </w:rPr>
+          <m:t>K</m:t>
+        </m:r>
+      </m:oMath>
+      <w:r>
+        <w:rPr>
+          <w:rFonts w:ascii="Times New Roman" w:hAnsi="Times New Roman" w:cs="Times New Roman" w:eastAsia="Times New Roman"/>
+          <w:b w:val="0"/>
+          <w:i w:val="0"/>
+          <w:sz w:val="28"/>
+          <w:u w:val="none"/>
+        </w:rPr>
+        <w:t xml:space="preserve"> один полюс, равный </w:t>
+      </w:r>
+      <m:oMath xmlns:a="http://schemas.openxmlformats.org/drawingml/2006/main" xmlns:pic="http://schemas.openxmlformats.org/drawingml/2006/picture">
+        <m:r>
+          <w:rPr>
+            <w:rFonts w:ascii="Cambria Math" w:hAnsi="Cambria Math" w:cs="Cambria Math"/>
+            <w:sz w:val="28"/>
+            <w:szCs w:val="28"/>
+          </w:rPr>
+          <m:t>1</m:t>
+        </m:r>
+        <m:r>
+          <m:rPr>
+            <m:sty m:val="p"/>
+          </m:rPr>
+          <w:rPr>
+            <w:rFonts w:ascii="Cambria Math" w:hAnsi="Cambria Math" w:cs="Cambria Math"/>
+            <w:sz w:val="28"/>
+            <w:szCs w:val="28"/>
+          </w:rPr>
+          <m:t>−</m:t>
+        </m:r>
+        <m:r>
+          <w:rPr>
+            <w:rFonts w:ascii="Cambria Math" w:hAnsi="Cambria Math" w:cs="Cambria Math"/>
+            <w:sz w:val="28"/>
+            <w:szCs w:val="28"/>
+          </w:rPr>
+          <m:t>K</m:t>
+        </m:r>
+      </m:oMath>
+      <w:r>
+        <w:rPr>
+          <w:rFonts w:ascii="Times New Roman" w:hAnsi="Times New Roman" w:cs="Times New Roman" w:eastAsia="Times New Roman"/>
+          <w:b w:val="0"/>
+          <w:i w:val="0"/>
+          <w:sz w:val="28"/>
+          <w:u w:val="none"/>
+        </w:rPr>
+        <w:t xml:space="preserve">, поэтому она устойчива при </w:t>
+      </w:r>
+      <m:oMath xmlns:a="http://schemas.openxmlformats.org/drawingml/2006/main" xmlns:pic="http://schemas.openxmlformats.org/drawingml/2006/picture">
+        <m:r>
+          <w:rPr>
+            <w:rFonts w:ascii="Cambria Math" w:hAnsi="Cambria Math" w:cs="Cambria Math"/>
+            <w:sz w:val="28"/>
+            <w:szCs w:val="28"/>
+          </w:rPr>
+          <m:t>K</m:t>
+        </m:r>
+        <m:r>
+          <m:rPr>
+            <m:sty m:val="p"/>
+          </m:rPr>
+          <w:rPr>
+            <w:rFonts w:ascii="Cambria Math" w:hAnsi="Cambria Math" w:cs="Cambria Math"/>
+            <w:sz w:val="28"/>
+            <w:szCs w:val="28"/>
+          </w:rPr>
+          <m:t>&gt;</m:t>
+        </m:r>
+        <m:r>
+          <w:rPr>
+            <w:rFonts w:ascii="Cambria Math" w:hAnsi="Cambria Math" w:cs="Cambria Math"/>
+            <w:sz w:val="28"/>
+            <w:szCs w:val="28"/>
+          </w:rPr>
+          <m:t>1</m:t>
+        </m:r>
+      </m:oMath>
+      <w:r>
+        <w:rPr>
+          <w:rFonts w:ascii="Times New Roman" w:hAnsi="Times New Roman" w:cs="Times New Roman" w:eastAsia="Times New Roman"/>
+          <w:b w:val="0"/>
+          <w:i w:val="0"/>
+          <w:sz w:val="28"/>
+          <w:u w:val="none"/>
+        </w:rPr>
+        <w:t>. Результаты приведены в таблице 5.</w:t>
       </w:r>
     </w:p>
     <w:p>
@@ -9314,7 +15474,7 @@
                 <w:sz w:val="20"/>
                 <w:u w:val="none"/>
               </w:rPr>
-              <w:t>Теория</w:t>
+              <w:t>Ручной расчёт</w:t>
             </w:r>
           </w:p>
         </w:tc>
@@ -10434,7 +16594,252 @@
           <w:sz w:val="28"/>
           <w:u w:val="none"/>
         </w:rPr>
-        <w:t>При K &gt; 1 годограф обходит точку −1 один раз против часовой стрелки (N = −1), и Z = 0 — система устойчива. При K &lt; 1 обхода нет, Z = 1. Запас по амплитуде здесь меньше единицы и равен 1/K: это «нижний» запас — во сколько раз можно уменьшить усиление до потери устойчивости.</w:t>
+        <w:t xml:space="preserve">При </w:t>
+      </w:r>
+      <m:oMath xmlns:a="http://schemas.openxmlformats.org/drawingml/2006/main" xmlns:pic="http://schemas.openxmlformats.org/drawingml/2006/picture">
+        <m:r>
+          <w:rPr>
+            <w:rFonts w:ascii="Cambria Math" w:hAnsi="Cambria Math" w:cs="Cambria Math"/>
+            <w:sz w:val="28"/>
+            <w:szCs w:val="28"/>
+          </w:rPr>
+          <m:t>K</m:t>
+        </m:r>
+        <m:r>
+          <m:rPr>
+            <m:sty m:val="p"/>
+          </m:rPr>
+          <w:rPr>
+            <w:rFonts w:ascii="Cambria Math" w:hAnsi="Cambria Math" w:cs="Cambria Math"/>
+            <w:sz w:val="28"/>
+            <w:szCs w:val="28"/>
+          </w:rPr>
+          <m:t>&gt;</m:t>
+        </m:r>
+        <m:r>
+          <w:rPr>
+            <w:rFonts w:ascii="Cambria Math" w:hAnsi="Cambria Math" w:cs="Cambria Math"/>
+            <w:sz w:val="28"/>
+            <w:szCs w:val="28"/>
+          </w:rPr>
+          <m:t>1</m:t>
+        </m:r>
+      </m:oMath>
+      <w:r>
+        <w:rPr>
+          <w:rFonts w:ascii="Times New Roman" w:hAnsi="Times New Roman" w:cs="Times New Roman" w:eastAsia="Times New Roman"/>
+          <w:b w:val="0"/>
+          <w:i w:val="0"/>
+          <w:sz w:val="28"/>
+          <w:u w:val="none"/>
+        </w:rPr>
+        <w:t xml:space="preserve"> годограф обходит точку −1 один раз против часовой стрелки (</w:t>
+      </w:r>
+      <m:oMath xmlns:a="http://schemas.openxmlformats.org/drawingml/2006/main" xmlns:pic="http://schemas.openxmlformats.org/drawingml/2006/picture">
+        <m:r>
+          <w:rPr>
+            <w:rFonts w:ascii="Cambria Math" w:hAnsi="Cambria Math" w:cs="Cambria Math"/>
+            <w:sz w:val="28"/>
+            <w:szCs w:val="28"/>
+          </w:rPr>
+          <m:t>N</m:t>
+        </m:r>
+        <m:r>
+          <m:rPr>
+            <m:sty m:val="p"/>
+          </m:rPr>
+          <w:rPr>
+            <w:rFonts w:ascii="Cambria Math" w:hAnsi="Cambria Math" w:cs="Cambria Math"/>
+            <w:sz w:val="28"/>
+            <w:szCs w:val="28"/>
+          </w:rPr>
+          <m:t>=</m:t>
+        </m:r>
+        <m:r>
+          <m:rPr>
+            <m:sty m:val="p"/>
+          </m:rPr>
+          <w:rPr>
+            <w:rFonts w:ascii="Cambria Math" w:hAnsi="Cambria Math" w:cs="Cambria Math"/>
+            <w:sz w:val="28"/>
+            <w:szCs w:val="28"/>
+          </w:rPr>
+          <m:t>−</m:t>
+        </m:r>
+        <m:r>
+          <w:rPr>
+            <w:rFonts w:ascii="Cambria Math" w:hAnsi="Cambria Math" w:cs="Cambria Math"/>
+            <w:sz w:val="28"/>
+            <w:szCs w:val="28"/>
+          </w:rPr>
+          <m:t>1</m:t>
+        </m:r>
+      </m:oMath>
+      <w:r>
+        <w:rPr>
+          <w:rFonts w:ascii="Times New Roman" w:hAnsi="Times New Roman" w:cs="Times New Roman" w:eastAsia="Times New Roman"/>
+          <w:b w:val="0"/>
+          <w:i w:val="0"/>
+          <w:sz w:val="28"/>
+          <w:u w:val="none"/>
+        </w:rPr>
+        <w:t xml:space="preserve">), и </w:t>
+      </w:r>
+      <m:oMath xmlns:a="http://schemas.openxmlformats.org/drawingml/2006/main" xmlns:pic="http://schemas.openxmlformats.org/drawingml/2006/picture">
+        <m:r>
+          <w:rPr>
+            <w:rFonts w:ascii="Cambria Math" w:hAnsi="Cambria Math" w:cs="Cambria Math"/>
+            <w:sz w:val="28"/>
+            <w:szCs w:val="28"/>
+          </w:rPr>
+          <m:t>Z</m:t>
+        </m:r>
+        <m:r>
+          <m:rPr>
+            <m:sty m:val="p"/>
+          </m:rPr>
+          <w:rPr>
+            <w:rFonts w:ascii="Cambria Math" w:hAnsi="Cambria Math" w:cs="Cambria Math"/>
+            <w:sz w:val="28"/>
+            <w:szCs w:val="28"/>
+          </w:rPr>
+          <m:t>=</m:t>
+        </m:r>
+        <m:r>
+          <w:rPr>
+            <w:rFonts w:ascii="Cambria Math" w:hAnsi="Cambria Math" w:cs="Cambria Math"/>
+            <w:sz w:val="28"/>
+            <w:szCs w:val="28"/>
+          </w:rPr>
+          <m:t>0</m:t>
+        </m:r>
+      </m:oMath>
+      <w:r>
+        <w:rPr>
+          <w:rFonts w:ascii="Times New Roman" w:hAnsi="Times New Roman" w:cs="Times New Roman" w:eastAsia="Times New Roman"/>
+          <w:b w:val="0"/>
+          <w:i w:val="0"/>
+          <w:sz w:val="28"/>
+          <w:u w:val="none"/>
+        </w:rPr>
+        <w:t xml:space="preserve"> — система устойчива. При </w:t>
+      </w:r>
+      <m:oMath xmlns:a="http://schemas.openxmlformats.org/drawingml/2006/main" xmlns:pic="http://schemas.openxmlformats.org/drawingml/2006/picture">
+        <m:r>
+          <w:rPr>
+            <w:rFonts w:ascii="Cambria Math" w:hAnsi="Cambria Math" w:cs="Cambria Math"/>
+            <w:sz w:val="28"/>
+            <w:szCs w:val="28"/>
+          </w:rPr>
+          <m:t>K</m:t>
+        </m:r>
+        <m:r>
+          <m:rPr>
+            <m:sty m:val="p"/>
+          </m:rPr>
+          <w:rPr>
+            <w:rFonts w:ascii="Cambria Math" w:hAnsi="Cambria Math" w:cs="Cambria Math"/>
+            <w:sz w:val="28"/>
+            <w:szCs w:val="28"/>
+          </w:rPr>
+          <m:t>&lt;</m:t>
+        </m:r>
+        <m:r>
+          <w:rPr>
+            <w:rFonts w:ascii="Cambria Math" w:hAnsi="Cambria Math" w:cs="Cambria Math"/>
+            <w:sz w:val="28"/>
+            <w:szCs w:val="28"/>
+          </w:rPr>
+          <m:t>1</m:t>
+        </m:r>
+      </m:oMath>
+      <w:r>
+        <w:rPr>
+          <w:rFonts w:ascii="Times New Roman" w:hAnsi="Times New Roman" w:cs="Times New Roman" w:eastAsia="Times New Roman"/>
+          <w:b w:val="0"/>
+          <w:i w:val="0"/>
+          <w:sz w:val="28"/>
+          <w:u w:val="none"/>
+        </w:rPr>
+        <w:t xml:space="preserve"> обхода нет, и </w:t>
+      </w:r>
+      <m:oMath xmlns:a="http://schemas.openxmlformats.org/drawingml/2006/main" xmlns:pic="http://schemas.openxmlformats.org/drawingml/2006/picture">
+        <m:r>
+          <w:rPr>
+            <w:rFonts w:ascii="Cambria Math" w:hAnsi="Cambria Math" w:cs="Cambria Math"/>
+            <w:sz w:val="28"/>
+            <w:szCs w:val="28"/>
+          </w:rPr>
+          <m:t>Z</m:t>
+        </m:r>
+        <m:r>
+          <m:rPr>
+            <m:sty m:val="p"/>
+          </m:rPr>
+          <w:rPr>
+            <w:rFonts w:ascii="Cambria Math" w:hAnsi="Cambria Math" w:cs="Cambria Math"/>
+            <w:sz w:val="28"/>
+            <w:szCs w:val="28"/>
+          </w:rPr>
+          <m:t>=</m:t>
+        </m:r>
+        <m:r>
+          <w:rPr>
+            <w:rFonts w:ascii="Cambria Math" w:hAnsi="Cambria Math" w:cs="Cambria Math"/>
+            <w:sz w:val="28"/>
+            <w:szCs w:val="28"/>
+          </w:rPr>
+          <m:t>1</m:t>
+        </m:r>
+      </m:oMath>
+      <w:r>
+        <w:rPr>
+          <w:rFonts w:ascii="Times New Roman" w:hAnsi="Times New Roman" w:cs="Times New Roman" w:eastAsia="Times New Roman"/>
+          <w:b w:val="0"/>
+          <w:i w:val="0"/>
+          <w:sz w:val="28"/>
+          <w:u w:val="none"/>
+        </w:rPr>
+        <w:t xml:space="preserve">. Запас по амплитуде здесь меньше единицы и равен </w:t>
+      </w:r>
+      <m:oMath xmlns:a="http://schemas.openxmlformats.org/drawingml/2006/main" xmlns:pic="http://schemas.openxmlformats.org/drawingml/2006/picture">
+        <m:r>
+          <w:rPr>
+            <w:rFonts w:ascii="Cambria Math" w:hAnsi="Cambria Math" w:cs="Cambria Math"/>
+            <w:sz w:val="28"/>
+            <w:szCs w:val="28"/>
+          </w:rPr>
+          <m:t>1</m:t>
+        </m:r>
+        <m:r>
+          <m:rPr>
+            <m:sty m:val="p"/>
+          </m:rPr>
+          <w:rPr>
+            <w:rFonts w:ascii="Cambria Math" w:hAnsi="Cambria Math" w:cs="Cambria Math"/>
+            <w:sz w:val="28"/>
+            <w:szCs w:val="28"/>
+          </w:rPr>
+          <m:t>/</m:t>
+        </m:r>
+        <m:r>
+          <w:rPr>
+            <w:rFonts w:ascii="Cambria Math" w:hAnsi="Cambria Math" w:cs="Cambria Math"/>
+            <w:sz w:val="28"/>
+            <w:szCs w:val="28"/>
+          </w:rPr>
+          <m:t>K</m:t>
+        </m:r>
+      </m:oMath>
+      <w:r>
+        <w:rPr>
+          <w:rFonts w:ascii="Times New Roman" w:hAnsi="Times New Roman" w:cs="Times New Roman" w:eastAsia="Times New Roman"/>
+          <w:b w:val="0"/>
+          <w:i w:val="0"/>
+          <w:sz w:val="28"/>
+          <w:u w:val="none"/>
+        </w:rPr>
+        <w:t>: он показывает, во сколько раз можно уменьшить усиление до потери устойчивости.</w:t>
       </w:r>
     </w:p>
     <w:p>
@@ -10452,7 +16857,7 @@
           <w:sz w:val="28"/>
           <w:u w:val="none"/>
         </w:rPr>
-        <w:t>4.4 Независимость от места разреза</w:t>
+        <w:t>4.4 Независимость от места разрыва</w:t>
       </w:r>
     </w:p>
     <w:p>
@@ -10470,7 +16875,157 @@
           <w:sz w:val="28"/>
           <w:u w:val="none"/>
         </w:rPr>
-        <w:t>Запасы устойчивости — свойство контура, а не места, где его разрезали. Контур K/(s(s+1)(s+2)) при K = 2 разрезался в каждой из трёх его связей (таблица 6).</w:t>
+        <w:t xml:space="preserve">Запасы устойчивости — свойство контура, а не места, где его разорвали. Контур </w:t>
+      </w:r>
+      <m:oMath xmlns:a="http://schemas.openxmlformats.org/drawingml/2006/main" xmlns:pic="http://schemas.openxmlformats.org/drawingml/2006/picture">
+        <m:f>
+          <m:fPr>
+            <m:type m:val="bar"/>
+          </m:fPr>
+          <m:num>
+            <m:r>
+              <w:rPr>
+                <w:rFonts w:ascii="Cambria Math" w:hAnsi="Cambria Math" w:cs="Cambria Math"/>
+                <w:sz w:val="28"/>
+                <w:szCs w:val="28"/>
+              </w:rPr>
+              <m:t>K</m:t>
+            </m:r>
+          </m:num>
+          <m:den>
+            <m:r>
+              <w:rPr>
+                <w:rFonts w:ascii="Cambria Math" w:hAnsi="Cambria Math" w:cs="Cambria Math"/>
+                <w:sz w:val="28"/>
+                <w:szCs w:val="28"/>
+              </w:rPr>
+              <m:t>s</m:t>
+            </m:r>
+            <m:d>
+              <m:dPr>
+                <m:begChr m:val="("/>
+                <m:endChr m:val=")"/>
+                <m:sepChr m:val=""/>
+                <m:grow/>
+              </m:dPr>
+              <m:e>
+                <m:r>
+                  <w:rPr>
+                    <w:rFonts w:ascii="Cambria Math" w:hAnsi="Cambria Math" w:cs="Cambria Math"/>
+                    <w:sz w:val="28"/>
+                    <w:szCs w:val="28"/>
+                  </w:rPr>
+                  <m:t>s</m:t>
+                </m:r>
+                <m:r>
+                  <m:rPr>
+                    <m:sty m:val="p"/>
+                  </m:rPr>
+                  <w:rPr>
+                    <w:rFonts w:ascii="Cambria Math" w:hAnsi="Cambria Math" w:cs="Cambria Math"/>
+                    <w:sz w:val="28"/>
+                    <w:szCs w:val="28"/>
+                  </w:rPr>
+                  <m:t>+</m:t>
+                </m:r>
+                <m:r>
+                  <w:rPr>
+                    <w:rFonts w:ascii="Cambria Math" w:hAnsi="Cambria Math" w:cs="Cambria Math"/>
+                    <w:sz w:val="28"/>
+                    <w:szCs w:val="28"/>
+                  </w:rPr>
+                  <m:t>1</m:t>
+                </m:r>
+              </m:e>
+            </m:d>
+            <m:d>
+              <m:dPr>
+                <m:begChr m:val="("/>
+                <m:endChr m:val=")"/>
+                <m:sepChr m:val=""/>
+                <m:grow/>
+              </m:dPr>
+              <m:e>
+                <m:r>
+                  <w:rPr>
+                    <w:rFonts w:ascii="Cambria Math" w:hAnsi="Cambria Math" w:cs="Cambria Math"/>
+                    <w:sz w:val="28"/>
+                    <w:szCs w:val="28"/>
+                  </w:rPr>
+                  <m:t>s</m:t>
+                </m:r>
+                <m:r>
+                  <m:rPr>
+                    <m:sty m:val="p"/>
+                  </m:rPr>
+                  <w:rPr>
+                    <w:rFonts w:ascii="Cambria Math" w:hAnsi="Cambria Math" w:cs="Cambria Math"/>
+                    <w:sz w:val="28"/>
+                    <w:szCs w:val="28"/>
+                  </w:rPr>
+                  <m:t>+</m:t>
+                </m:r>
+                <m:r>
+                  <w:rPr>
+                    <w:rFonts w:ascii="Cambria Math" w:hAnsi="Cambria Math" w:cs="Cambria Math"/>
+                    <w:sz w:val="28"/>
+                    <w:szCs w:val="28"/>
+                  </w:rPr>
+                  <m:t>2</m:t>
+                </m:r>
+              </m:e>
+            </m:d>
+          </m:den>
+        </m:f>
+      </m:oMath>
+      <w:r>
+        <w:rPr>
+          <w:rFonts w:ascii="Times New Roman" w:hAnsi="Times New Roman" w:cs="Times New Roman" w:eastAsia="Times New Roman"/>
+          <w:b w:val="0"/>
+          <w:i w:val="0"/>
+          <w:sz w:val="28"/>
+          <w:u w:val="none"/>
+        </w:rPr>
+        <w:t xml:space="preserve"> при </w:t>
+      </w:r>
+      <m:oMath xmlns:a="http://schemas.openxmlformats.org/drawingml/2006/main" xmlns:pic="http://schemas.openxmlformats.org/drawingml/2006/picture">
+        <m:r>
+          <w:rPr>
+            <w:rFonts w:ascii="Cambria Math" w:hAnsi="Cambria Math" w:cs="Cambria Math"/>
+            <w:sz w:val="28"/>
+            <w:szCs w:val="28"/>
+          </w:rPr>
+          <m:t>K</m:t>
+        </m:r>
+        <m:r>
+          <m:rPr>
+            <m:sty m:val="p"/>
+          </m:rPr>
+          <w:rPr>
+            <w:rFonts w:ascii="Cambria Math" w:hAnsi="Cambria Math" w:cs="Cambria Math"/>
+            <w:sz w:val="28"/>
+            <w:szCs w:val="28"/>
+          </w:rPr>
+          <m:t>=</m:t>
+        </m:r>
+        <m:r>
+          <w:rPr>
+            <w:rFonts w:ascii="Cambria Math" w:hAnsi="Cambria Math" w:cs="Cambria Math"/>
+            <w:sz w:val="28"/>
+            <w:szCs w:val="28"/>
+          </w:rPr>
+          <m:t>2</m:t>
+        </m:r>
+      </m:oMath>
+      <w:r>
+        <w:rPr>
+          <w:rFonts w:ascii="Times New Roman" w:hAnsi="Times New Roman" w:cs="Times New Roman" w:eastAsia="Times New Roman"/>
+          <w:b w:val="0"/>
+          <w:i w:val="0"/>
+          <w:sz w:val="28"/>
+          <w:u w:val="none"/>
+        </w:rPr>
+        <w:t xml:space="preserve"> разрывался в каждой из трёх его связей (таблица 6).</w:t>
       </w:r>
     </w:p>
     <w:p>
@@ -10488,7 +17043,7 @@
           <w:sz w:val="28"/>
           <w:u w:val="none"/>
         </w:rPr>
-        <w:t>Таблица 6 – Разрез в разных связях контура</w:t>
+        <w:t>Таблица 6 – Разрыв в разных связях контура</w:t>
       </w:r>
     </w:p>
     <w:tbl>
@@ -10527,7 +17082,7 @@
                 <w:sz w:val="22"/>
                 <w:u w:val="none"/>
               </w:rPr>
-              <w:t>Разрез</w:t>
+              <w:t>Связь</w:t>
             </w:r>
           </w:p>
         </w:tc>
@@ -10999,7 +17554,45 @@
           <w:sz w:val="28"/>
           <w:u w:val="none"/>
         </w:rPr>
-        <w:t>Результаты совпадают до девятого знака, что подтверждает правильность построения L(s).</w:t>
+        <w:t xml:space="preserve">Результаты совпадают до девятого знака, значит, </w:t>
+      </w:r>
+      <m:oMath xmlns:a="http://schemas.openxmlformats.org/drawingml/2006/main" xmlns:pic="http://schemas.openxmlformats.org/drawingml/2006/picture">
+        <m:r>
+          <w:rPr>
+            <w:rFonts w:ascii="Cambria Math" w:hAnsi="Cambria Math" w:cs="Cambria Math"/>
+            <w:sz w:val="28"/>
+            <w:szCs w:val="28"/>
+          </w:rPr>
+          <m:t>L</m:t>
+        </m:r>
+        <m:d>
+          <m:dPr>
+            <m:begChr m:val="("/>
+            <m:endChr m:val=")"/>
+            <m:sepChr m:val=""/>
+            <m:grow/>
+          </m:dPr>
+          <m:e>
+            <m:r>
+              <w:rPr>
+                <w:rFonts w:ascii="Cambria Math" w:hAnsi="Cambria Math" w:cs="Cambria Math"/>
+                <w:sz w:val="28"/>
+                <w:szCs w:val="28"/>
+              </w:rPr>
+              <m:t>s</m:t>
+            </m:r>
+          </m:e>
+        </m:d>
+      </m:oMath>
+      <w:r>
+        <w:rPr>
+          <w:rFonts w:ascii="Times New Roman" w:hAnsi="Times New Roman" w:cs="Times New Roman" w:eastAsia="Times New Roman"/>
+          <w:b w:val="0"/>
+          <w:i w:val="0"/>
+          <w:sz w:val="28"/>
+          <w:u w:val="none"/>
+        </w:rPr>
+        <w:t xml:space="preserve"> строится правильно при любом месте разрыва.</w:t>
       </w:r>
     </w:p>
     <w:p>
@@ -11035,7 +17628,41 @@
           <w:sz w:val="28"/>
           <w:u w:val="none"/>
         </w:rPr>
-        <w:t>Если увеличить усиление контура ровно в GM раз, система должна оказаться на границе устойчивости: полюс выходит на мнимую ось на частоте ω_π. Проверка для четырёх контуров приведена в таблице 7.</w:t>
+        <w:t xml:space="preserve">Если увеличить усиление контура ровно в GM раз, система должна оказаться на границе устойчивости: её полюс выходит на мнимую ось, и в системе появляются незатухающие колебания с частотой </w:t>
+      </w:r>
+      <m:oMath xmlns:a="http://schemas.openxmlformats.org/drawingml/2006/main" xmlns:pic="http://schemas.openxmlformats.org/drawingml/2006/picture">
+        <m:sSub>
+          <m:e>
+            <m:r>
+              <w:rPr>
+                <w:rFonts w:ascii="Cambria Math" w:hAnsi="Cambria Math" w:cs="Cambria Math"/>
+                <w:sz w:val="28"/>
+                <w:szCs w:val="28"/>
+              </w:rPr>
+              <m:t>ω</m:t>
+            </m:r>
+          </m:e>
+          <m:sub>
+            <m:r>
+              <w:rPr>
+                <w:rFonts w:ascii="Cambria Math" w:hAnsi="Cambria Math" w:cs="Cambria Math"/>
+                <w:sz w:val="28"/>
+                <w:szCs w:val="28"/>
+              </w:rPr>
+              <m:t>π</m:t>
+            </m:r>
+          </m:sub>
+        </m:sSub>
+      </m:oMath>
+      <w:r>
+        <w:rPr>
+          <w:rFonts w:ascii="Times New Roman" w:hAnsi="Times New Roman" w:cs="Times New Roman" w:eastAsia="Times New Roman"/>
+          <w:b w:val="0"/>
+          <w:i w:val="0"/>
+          <w:sz w:val="28"/>
+          <w:u w:val="none"/>
+        </w:rPr>
+        <w:t>. Проверка для четырёх контуров приведена в таблице 7.</w:t>
       </w:r>
     </w:p>
     <w:p>
@@ -11681,7 +18308,86 @@
           <w:sz w:val="28"/>
           <w:u w:val="none"/>
         </w:rPr>
-        <w:t>Вещественная часть полюса равна нулю с точностью 10⁻¹⁴, а его мнимая часть совпадает с частотой переворота фазы ω_π. Таким образом, запас по амплитуде, найденный по частотным характеристикам, согласован с поведением полюсов замкнутой системы.</w:t>
+        <w:t xml:space="preserve">Вещественная часть полюса равна нулю с точностью </w:t>
+      </w:r>
+      <m:oMath xmlns:a="http://schemas.openxmlformats.org/drawingml/2006/main" xmlns:pic="http://schemas.openxmlformats.org/drawingml/2006/picture">
+        <m:sSup>
+          <m:e>
+            <m:r>
+              <w:rPr>
+                <w:rFonts w:ascii="Cambria Math" w:hAnsi="Cambria Math" w:cs="Cambria Math"/>
+                <w:sz w:val="28"/>
+                <w:szCs w:val="28"/>
+              </w:rPr>
+              <m:t>10</m:t>
+            </m:r>
+          </m:e>
+          <m:sup>
+            <m:r>
+              <m:rPr>
+                <m:sty m:val="p"/>
+              </m:rPr>
+              <w:rPr>
+                <w:rFonts w:ascii="Cambria Math" w:hAnsi="Cambria Math" w:cs="Cambria Math"/>
+                <w:sz w:val="28"/>
+                <w:szCs w:val="28"/>
+              </w:rPr>
+              <m:t>−</m:t>
+            </m:r>
+            <m:r>
+              <w:rPr>
+                <w:rFonts w:ascii="Cambria Math" w:hAnsi="Cambria Math" w:cs="Cambria Math"/>
+                <w:sz w:val="28"/>
+                <w:szCs w:val="28"/>
+              </w:rPr>
+              <m:t>14</m:t>
+            </m:r>
+          </m:sup>
+        </m:sSup>
+      </m:oMath>
+      <w:r>
+        <w:rPr>
+          <w:rFonts w:ascii="Times New Roman" w:hAnsi="Times New Roman" w:cs="Times New Roman" w:eastAsia="Times New Roman"/>
+          <w:b w:val="0"/>
+          <w:i w:val="0"/>
+          <w:sz w:val="28"/>
+          <w:u w:val="none"/>
+        </w:rPr>
+        <w:t xml:space="preserve">, а частота колебаний совпадает с </w:t>
+      </w:r>
+      <m:oMath xmlns:a="http://schemas.openxmlformats.org/drawingml/2006/main" xmlns:pic="http://schemas.openxmlformats.org/drawingml/2006/picture">
+        <m:sSub>
+          <m:e>
+            <m:r>
+              <w:rPr>
+                <w:rFonts w:ascii="Cambria Math" w:hAnsi="Cambria Math" w:cs="Cambria Math"/>
+                <w:sz w:val="28"/>
+                <w:szCs w:val="28"/>
+              </w:rPr>
+              <m:t>ω</m:t>
+            </m:r>
+          </m:e>
+          <m:sub>
+            <m:r>
+              <w:rPr>
+                <w:rFonts w:ascii="Cambria Math" w:hAnsi="Cambria Math" w:cs="Cambria Math"/>
+                <w:sz w:val="28"/>
+                <w:szCs w:val="28"/>
+              </w:rPr>
+              <m:t>π</m:t>
+            </m:r>
+          </m:sub>
+        </m:sSub>
+      </m:oMath>
+      <w:r>
+        <w:rPr>
+          <w:rFonts w:ascii="Times New Roman" w:hAnsi="Times New Roman" w:cs="Times New Roman" w:eastAsia="Times New Roman"/>
+          <w:b w:val="0"/>
+          <w:i w:val="0"/>
+          <w:sz w:val="28"/>
+          <w:u w:val="none"/>
+        </w:rPr>
+        <w:t>. Значит, запас по амплитуде, найденный по частотным характеристикам, согласуется с поведением полюсов замкнутой системы.</w:t>
       </w:r>
     </w:p>
     <w:p>
@@ -11754,7 +18460,7 @@
           <w:sz w:val="28"/>
           <w:u w:val="none"/>
         </w:rPr>
-        <w:t>3. В разделе «Запасы устойчивости» выбрать в списке «Разомкнуть контур в связи» нужную связь. Она подсветится на схеме пунктиром.</w:t>
+        <w:t>3. В разделе «Запасы устойчивости» выбрать в списке «Разомкнуть контур в связи» нужную связь. Она будет показана на схеме пунктиром.</w:t>
       </w:r>
     </w:p>
     <w:p>
@@ -11772,7 +18478,7 @@
           <w:sz w:val="28"/>
           <w:u w:val="none"/>
         </w:rPr>
-        <w:t>4. Прочитать запас по амплитуде и по фазе, вывод критерия Найквиста и результат проверки.</w:t>
+        <w:t>4. Прочитать запасы по амплитуде и по фазе, вывод критерия Найквиста и результат проверки.</w:t>
       </w:r>
     </w:p>
     <w:p>
@@ -11790,7 +18496,27 @@
           <w:sz w:val="28"/>
           <w:u w:val="none"/>
         </w:rPr>
-        <w:t>5. Изменить параметр (например, K усилителя) в панели справа: запасы пересчитаются автоматически.</w:t>
+        <w:t xml:space="preserve">5. Изменить параметр, например </w:t>
+      </w:r>
+      <m:oMath xmlns:a="http://schemas.openxmlformats.org/drawingml/2006/main" xmlns:pic="http://schemas.openxmlformats.org/drawingml/2006/picture">
+        <m:r>
+          <w:rPr>
+            <w:rFonts w:ascii="Cambria Math" w:hAnsi="Cambria Math" w:cs="Cambria Math"/>
+            <w:sz w:val="28"/>
+            <w:szCs w:val="28"/>
+          </w:rPr>
+          <m:t>K</m:t>
+        </m:r>
+      </m:oMath>
+      <w:r>
+        <w:rPr>
+          <w:rFonts w:ascii="Times New Roman" w:hAnsi="Times New Roman" w:cs="Times New Roman" w:eastAsia="Times New Roman"/>
+          <w:b w:val="0"/>
+          <w:i w:val="0"/>
+          <w:sz w:val="28"/>
+          <w:u w:val="none"/>
+        </w:rPr>
+        <w:t xml:space="preserve"> усилителя, в панели справа — запасы пересчитаются автоматически.</w:t>
       </w:r>
     </w:p>
     <w:p>
@@ -11965,7 +18691,93 @@
           <w:sz w:val="28"/>
           <w:u w:val="none"/>
         </w:rPr>
-        <w:t>Разработан алгоритм автоматического размыкания контура в произвольной структурной схеме: связи на контурах находятся как сильно связные компоненты графа, а передаточная функция разомкнутого контура строится по изменённой схеме как L(s) = −T(s). Реализованы расчёт частот среза и переворота фазы с уточнением методом Брента, запасов устойчивости и числа обходов критической точки с корректным учётом интеграторов и неустойчивых объектов.</w:t>
+        <w:t xml:space="preserve">Разработан алгоритм, который разрывает контур в выбранной связи схемы любой сложности: связи, лежащие на контурах, находятся автоматически, а передаточная функция разомкнутого контура строится по изменённой схеме как </w:t>
+      </w:r>
+      <m:oMath xmlns:a="http://schemas.openxmlformats.org/drawingml/2006/main" xmlns:pic="http://schemas.openxmlformats.org/drawingml/2006/picture">
+        <m:r>
+          <w:rPr>
+            <w:rFonts w:ascii="Cambria Math" w:hAnsi="Cambria Math" w:cs="Cambria Math"/>
+            <w:sz w:val="28"/>
+            <w:szCs w:val="28"/>
+          </w:rPr>
+          <m:t>L</m:t>
+        </m:r>
+        <m:d>
+          <m:dPr>
+            <m:begChr m:val="("/>
+            <m:endChr m:val=")"/>
+            <m:sepChr m:val=""/>
+            <m:grow/>
+          </m:dPr>
+          <m:e>
+            <m:r>
+              <w:rPr>
+                <w:rFonts w:ascii="Cambria Math" w:hAnsi="Cambria Math" w:cs="Cambria Math"/>
+                <w:sz w:val="28"/>
+                <w:szCs w:val="28"/>
+              </w:rPr>
+              <m:t>s</m:t>
+            </m:r>
+          </m:e>
+        </m:d>
+        <m:r>
+          <m:rPr>
+            <m:sty m:val="p"/>
+          </m:rPr>
+          <w:rPr>
+            <w:rFonts w:ascii="Cambria Math" w:hAnsi="Cambria Math" w:cs="Cambria Math"/>
+            <w:sz w:val="28"/>
+            <w:szCs w:val="28"/>
+          </w:rPr>
+          <m:t>=</m:t>
+        </m:r>
+        <m:r>
+          <m:rPr>
+            <m:sty m:val="p"/>
+          </m:rPr>
+          <w:rPr>
+            <w:rFonts w:ascii="Cambria Math" w:hAnsi="Cambria Math" w:cs="Cambria Math"/>
+            <w:sz w:val="28"/>
+            <w:szCs w:val="28"/>
+          </w:rPr>
+          <m:t>−</m:t>
+        </m:r>
+        <m:r>
+          <w:rPr>
+            <w:rFonts w:ascii="Cambria Math" w:hAnsi="Cambria Math" w:cs="Cambria Math"/>
+            <w:sz w:val="28"/>
+            <w:szCs w:val="28"/>
+          </w:rPr>
+          <m:t>T</m:t>
+        </m:r>
+        <m:d>
+          <m:dPr>
+            <m:begChr m:val="("/>
+            <m:endChr m:val=")"/>
+            <m:sepChr m:val=""/>
+            <m:grow/>
+          </m:dPr>
+          <m:e>
+            <m:r>
+              <w:rPr>
+                <w:rFonts w:ascii="Cambria Math" w:hAnsi="Cambria Math" w:cs="Cambria Math"/>
+                <w:sz w:val="28"/>
+                <w:szCs w:val="28"/>
+              </w:rPr>
+              <m:t>s</m:t>
+            </m:r>
+          </m:e>
+        </m:d>
+      </m:oMath>
+      <w:r>
+        <w:rPr>
+          <w:rFonts w:ascii="Times New Roman" w:hAnsi="Times New Roman" w:cs="Times New Roman" w:eastAsia="Times New Roman"/>
+          <w:b w:val="0"/>
+          <w:i w:val="0"/>
+          <w:sz w:val="28"/>
+          <w:u w:val="none"/>
+        </w:rPr>
+        <w:t>. Реализован расчёт частот среза и переворота фазы, запасов устойчивости и числа обходов точки −1, в том числе для схем с интеграторами и с неустойчивым объектом.</w:t>
       </w:r>
     </w:p>
     <w:p>
@@ -11983,7 +18795,7 @@
           <w:sz w:val="28"/>
           <w:u w:val="none"/>
         </w:rPr>
-        <w:t>Модуль реализован в серверной части и во вкладке «Частоты» веб-интерфейса: пользователь выбирает место разреза, видит его на схеме, годограф Найквиста, ЛАЧХ и ЛФЧХ, запасы и вывод о устойчивости.</w:t>
+        <w:t>Модуль встроен в серверную часть и во вкладку «Частоты» веб-интерфейса. Пользователь выбирает место разрыва, видит его на схеме, годограф Найквиста, ЛАЧХ и ЛФЧХ, запасы устойчивости и вывод об устойчивости.</w:t>
       </w:r>
     </w:p>
     <w:p>
@@ -12001,7 +18813,7 @@
           <w:sz w:val="28"/>
           <w:u w:val="none"/>
         </w:rPr>
-        <w:t>Проверка на контурах с аналитическими решениями показала совпадение запаса по амплитуде и частоты переворота фазы до шестого знака, запаса по фазе — до тысячных долей градуса. Вывод критерия Найквиста во всех случаях совпал с критерием Гурвица и с полюсами замкнутой системы, а запасы не зависят от места разреза.</w:t>
+        <w:t>Проверка на контурах с известным решением показала совпадение запаса по амплитуде и частоты переворота фазы с формулами до шестого знака, запаса по фазе — до тысячных долей градуса. Вывод критерия Найквиста во всех случаях совпал с критерием Гурвица и с полюсами замкнутой системы, а запасы не зависят от места разрыва.</w:t>
       </w:r>
     </w:p>
     <w:p>
@@ -12201,7 +19013,7 @@
           <w:sz w:val="28"/>
           <w:u w:val="none"/>
         </w:rPr>
-        <w:t>Листинг 1 – Размыкание контура и реализация канала через разрез (app/analysis/loop.py)</w:t>
+        <w:t>Листинг 1 – Разрыв контура и модель передачи через разрыв (app/analysis/loop.py)</w:t>
       </w:r>
     </w:p>
     <w:p>
